--- a/output/source-notes.docx
+++ b/output/source-notes.docx
@@ -28,7 +28,7 @@
           <w:sz w:val="22"/>
           <w:rtl/>
         </w:rPr>
-        <w:t>בקריאה המלאה של החוברת נמצאו מקומות שבהם הטקסט עצמו אינו תקין, כגון סוגריים שנפתחו ולא נסגרו ורווח לפני פיסוק. לא שיניתי תוכן. מי שרוצה יתקן במקור וישלח שוב, והחוברת תיבנה מחדש. מספרי העמודים הם לפי מספור החוברת.</w:t>
+        <w:t>בקריאה המלאה של החוברת נמצאו מקומות שבהם הטקסט עצמו אינו תקין, כגון סוגריים שנפתחו ולא נסגרו. רווחים שהוקלדו לפני סימני פיסוק תוקנו בחוברת. סוגריים לא מאוזנים לא תוקנו (להתעלם בשלב זה) ולא שיניתי תוכן. מי שרוצה יתקן במקור וישלח שוב, והחוברת תיבנה מחדש. מספרי העמודים הם לפי מספור החוברת.</w:t>
       </w:r>
     </w:p>
     <w:tbl>
@@ -1610,92 +1610,6 @@
                 <w:sz w:val="20"/>
                 <w:rtl/>
               </w:rPr>
-              <w:t>185</w:t>
-            </w:r>
-          </w:p>
-        </w:tc>
-        <w:tc>
-          <w:tcPr>
-            <w:tcW w:type="dxa" w:w="2835"/>
-          </w:tcPr>
-          <w:p>
-            <w:pPr>
-              <w:bidi/>
-              <w:jc w:val="right"/>
-            </w:pPr>
-            <w:r/>
-            <w:r>
-              <w:rPr>
-                <w:rFonts w:ascii="David" w:hAnsi="David" w:cs="David"/>
-                <w:b w:val="0"/>
-                <w:sz w:val="20"/>
-                <w:rtl/>
-              </w:rPr>
-              <w:t>בענין ברכות קר״ש</w:t>
-            </w:r>
-          </w:p>
-        </w:tc>
-        <w:tc>
-          <w:tcPr>
-            <w:tcW w:type="dxa" w:w="2268"/>
-          </w:tcPr>
-          <w:p>
-            <w:pPr>
-              <w:bidi/>
-              <w:jc w:val="right"/>
-            </w:pPr>
-            <w:r/>
-            <w:r>
-              <w:rPr>
-                <w:rFonts w:ascii="David" w:hAnsi="David" w:cs="David"/>
-                <w:b w:val="0"/>
-                <w:sz w:val="20"/>
-                <w:rtl/>
-              </w:rPr>
-              <w:t>רווח לפני סימן פיסוק</w:t>
-            </w:r>
-          </w:p>
-        </w:tc>
-        <w:tc>
-          <w:tcPr>
-            <w:tcW w:type="dxa" w:w="3798"/>
-          </w:tcPr>
-          <w:p>
-            <w:pPr>
-              <w:bidi/>
-              <w:jc w:val="right"/>
-            </w:pPr>
-            <w:r/>
-            <w:r>
-              <w:rPr>
-                <w:rFonts w:ascii="David" w:hAnsi="David" w:cs="David"/>
-                <w:b w:val="0"/>
-                <w:sz w:val="20"/>
-                <w:rtl/>
-              </w:rPr>
-              <w:t>… ארוכה עיין רש״י ותוס׳ שם על המשנה .] לכך זהו הטעם שהיתה הו,א שנימא …</w:t>
-            </w:r>
-          </w:p>
-        </w:tc>
-      </w:tr>
-      <w:tr>
-        <w:tc>
-          <w:tcPr>
-            <w:tcW w:type="dxa" w:w="850"/>
-          </w:tcPr>
-          <w:p>
-            <w:pPr>
-              <w:bidi/>
-              <w:jc w:val="right"/>
-            </w:pPr>
-            <w:r/>
-            <w:r>
-              <w:rPr>
-                <w:rFonts w:ascii="David" w:hAnsi="David" w:cs="David"/>
-                <w:b w:val="0"/>
-                <w:sz w:val="20"/>
-                <w:rtl/>
-              </w:rPr>
               <w:t>190</w:t>
             </w:r>
           </w:p>
@@ -2103,93 +2017,7 @@
                 <w:sz w:val="20"/>
                 <w:rtl/>
               </w:rPr>
-              <w:t>… כתב שם המהרש״א בחידושי אגדות .] לבאר שיש לאמר שמה שמצינו הכא על …</w:t>
-            </w:r>
-          </w:p>
-        </w:tc>
-      </w:tr>
-      <w:tr>
-        <w:tc>
-          <w:tcPr>
-            <w:tcW w:type="dxa" w:w="850"/>
-          </w:tcPr>
-          <w:p>
-            <w:pPr>
-              <w:bidi/>
-              <w:jc w:val="right"/>
-            </w:pPr>
-            <w:r/>
-            <w:r>
-              <w:rPr>
-                <w:rFonts w:ascii="David" w:hAnsi="David" w:cs="David"/>
-                <w:b w:val="0"/>
-                <w:sz w:val="20"/>
-                <w:rtl/>
-              </w:rPr>
-              <w:t>200</w:t>
-            </w:r>
-          </w:p>
-        </w:tc>
-        <w:tc>
-          <w:tcPr>
-            <w:tcW w:type="dxa" w:w="2835"/>
-          </w:tcPr>
-          <w:p>
-            <w:pPr>
-              <w:bidi/>
-              <w:jc w:val="right"/>
-            </w:pPr>
-            <w:r/>
-            <w:r>
-              <w:rPr>
-                <w:rFonts w:ascii="David" w:hAnsi="David" w:cs="David"/>
-                <w:b w:val="0"/>
-                <w:sz w:val="20"/>
-                <w:rtl/>
-              </w:rPr>
-              <w:t>ענין הכוונה בקר״ש וענין המסירות נפש בקר״ש</w:t>
-            </w:r>
-          </w:p>
-        </w:tc>
-        <w:tc>
-          <w:tcPr>
-            <w:tcW w:type="dxa" w:w="2268"/>
-          </w:tcPr>
-          <w:p>
-            <w:pPr>
-              <w:bidi/>
-              <w:jc w:val="right"/>
-            </w:pPr>
-            <w:r/>
-            <w:r>
-              <w:rPr>
-                <w:rFonts w:ascii="David" w:hAnsi="David" w:cs="David"/>
-                <w:b w:val="0"/>
-                <w:sz w:val="20"/>
-                <w:rtl/>
-              </w:rPr>
-              <w:t>רווח לפני סימן פיסוק</w:t>
-            </w:r>
-          </w:p>
-        </w:tc>
-        <w:tc>
-          <w:tcPr>
-            <w:tcW w:type="dxa" w:w="3798"/>
-          </w:tcPr>
-          <w:p>
-            <w:pPr>
-              <w:bidi/>
-              <w:jc w:val="right"/>
-            </w:pPr>
-            <w:r/>
-            <w:r>
-              <w:rPr>
-                <w:rFonts w:ascii="David" w:hAnsi="David" w:cs="David"/>
-                <w:b w:val="0"/>
-                <w:sz w:val="20"/>
-                <w:rtl/>
-              </w:rPr>
-              <w:t>והנה כתב שם המהרש״א בחידושי אגדות .] לבאר שיש לאמר שמה שמצינו הכא על …</w:t>
+              <w:t>והנה כתב שם המהרש״א בחידושי אגדות.] לבאר שיש לאמר שמה שמצינו הכא על …</w:t>
             </w:r>
           </w:p>
         </w:tc>
@@ -2276,92 +2104,6 @@
                 <w:rtl/>
               </w:rPr>
               <w:t>וכמו שאנו מוצאים בגמ׳ ביומא לט.] ראש בית אב אומר לו אישי כ״ג הגבה …</w:t>
-            </w:r>
-          </w:p>
-        </w:tc>
-      </w:tr>
-      <w:tr>
-        <w:tc>
-          <w:tcPr>
-            <w:tcW w:type="dxa" w:w="850"/>
-          </w:tcPr>
-          <w:p>
-            <w:pPr>
-              <w:bidi/>
-              <w:jc w:val="right"/>
-            </w:pPr>
-            <w:r/>
-            <w:r>
-              <w:rPr>
-                <w:rFonts w:ascii="David" w:hAnsi="David" w:cs="David"/>
-                <w:b w:val="0"/>
-                <w:sz w:val="20"/>
-                <w:rtl/>
-              </w:rPr>
-              <w:t>200</w:t>
-            </w:r>
-          </w:p>
-        </w:tc>
-        <w:tc>
-          <w:tcPr>
-            <w:tcW w:type="dxa" w:w="2835"/>
-          </w:tcPr>
-          <w:p>
-            <w:pPr>
-              <w:bidi/>
-              <w:jc w:val="right"/>
-            </w:pPr>
-            <w:r/>
-            <w:r>
-              <w:rPr>
-                <w:rFonts w:ascii="David" w:hAnsi="David" w:cs="David"/>
-                <w:b w:val="0"/>
-                <w:sz w:val="20"/>
-                <w:rtl/>
-              </w:rPr>
-              <w:t>ענין הכוונה בקר״ש וענין המסירות נפש בקר״ש</w:t>
-            </w:r>
-          </w:p>
-        </w:tc>
-        <w:tc>
-          <w:tcPr>
-            <w:tcW w:type="dxa" w:w="2268"/>
-          </w:tcPr>
-          <w:p>
-            <w:pPr>
-              <w:bidi/>
-              <w:jc w:val="right"/>
-            </w:pPr>
-            <w:r/>
-            <w:r>
-              <w:rPr>
-                <w:rFonts w:ascii="David" w:hAnsi="David" w:cs="David"/>
-                <w:b w:val="0"/>
-                <w:sz w:val="20"/>
-                <w:rtl/>
-              </w:rPr>
-              <w:t>רווח לפני סימן פיסוק</w:t>
-            </w:r>
-          </w:p>
-        </w:tc>
-        <w:tc>
-          <w:tcPr>
-            <w:tcW w:type="dxa" w:w="3798"/>
-          </w:tcPr>
-          <w:p>
-            <w:pPr>
-              <w:bidi/>
-              <w:jc w:val="right"/>
-            </w:pPr>
-            <w:r/>
-            <w:r>
-              <w:rPr>
-                <w:rFonts w:ascii="David" w:hAnsi="David" w:cs="David"/>
-                <w:b w:val="0"/>
-                <w:sz w:val="20"/>
-                <w:rtl/>
-              </w:rPr>
-              <w:t>… להקשות לפי מה שכתב הטור הכא [סא .ג] שהביא מי שאומר לאמר ״קל מלך …</w:t>
             </w:r>
           </w:p>
         </w:tc>
@@ -2598,92 +2340,6 @@
                 <w:sz w:val="20"/>
                 <w:rtl/>
               </w:rPr>
-              <w:t>רווח לפני סימן פיסוק</w:t>
-            </w:r>
-          </w:p>
-        </w:tc>
-        <w:tc>
-          <w:tcPr>
-            <w:tcW w:type="dxa" w:w="3798"/>
-          </w:tcPr>
-          <w:p>
-            <w:pPr>
-              <w:bidi/>
-              <w:jc w:val="right"/>
-            </w:pPr>
-            <w:r/>
-            <w:r>
-              <w:rPr>
-                <w:rFonts w:ascii="David" w:hAnsi="David" w:cs="David"/>
-                <w:b w:val="0"/>
-                <w:sz w:val="20"/>
-                <w:rtl/>
-              </w:rPr>
-              <w:t>… לקמן שאסור וכ״ש אמת תרי זימני ... וכל מי שאינו עושה כן [היינו …</w:t>
-            </w:r>
-          </w:p>
-        </w:tc>
-      </w:tr>
-      <w:tr>
-        <w:tc>
-          <w:tcPr>
-            <w:tcW w:type="dxa" w:w="850"/>
-          </w:tcPr>
-          <w:p>
-            <w:pPr>
-              <w:bidi/>
-              <w:jc w:val="right"/>
-            </w:pPr>
-            <w:r/>
-            <w:r>
-              <w:rPr>
-                <w:rFonts w:ascii="David" w:hAnsi="David" w:cs="David"/>
-                <w:b w:val="0"/>
-                <w:sz w:val="20"/>
-                <w:rtl/>
-              </w:rPr>
-              <w:t>200</w:t>
-            </w:r>
-          </w:p>
-        </w:tc>
-        <w:tc>
-          <w:tcPr>
-            <w:tcW w:type="dxa" w:w="2835"/>
-          </w:tcPr>
-          <w:p>
-            <w:pPr>
-              <w:bidi/>
-              <w:jc w:val="right"/>
-            </w:pPr>
-            <w:r/>
-            <w:r>
-              <w:rPr>
-                <w:rFonts w:ascii="David" w:hAnsi="David" w:cs="David"/>
-                <w:b w:val="0"/>
-                <w:sz w:val="20"/>
-                <w:rtl/>
-              </w:rPr>
-              <w:t>ענין הכוונה בקר״ש וענין המסירות נפש בקר״ש</w:t>
-            </w:r>
-          </w:p>
-        </w:tc>
-        <w:tc>
-          <w:tcPr>
-            <w:tcW w:type="dxa" w:w="2268"/>
-          </w:tcPr>
-          <w:p>
-            <w:pPr>
-              <w:bidi/>
-              <w:jc w:val="right"/>
-            </w:pPr>
-            <w:r/>
-            <w:r>
-              <w:rPr>
-                <w:rFonts w:ascii="David" w:hAnsi="David" w:cs="David"/>
-                <w:b w:val="0"/>
-                <w:sz w:val="20"/>
-                <w:rtl/>
-              </w:rPr>
               <w:t>סוגריים מרובעים [ ] לא מאוזנים</w:t>
             </w:r>
           </w:p>
@@ -2791,93 +2447,7 @@
                 <w:sz w:val="20"/>
                 <w:rtl/>
               </w:rPr>
-              <w:t>… כתב שם המהרש״א בחידושי אגדות .] לבאר שיש</w:t>
-            </w:r>
-          </w:p>
-        </w:tc>
-      </w:tr>
-      <w:tr>
-        <w:tc>
-          <w:tcPr>
-            <w:tcW w:type="dxa" w:w="850"/>
-          </w:tcPr>
-          <w:p>
-            <w:pPr>
-              <w:bidi/>
-              <w:jc w:val="right"/>
-            </w:pPr>
-            <w:r/>
-            <w:r>
-              <w:rPr>
-                <w:rFonts w:ascii="David" w:hAnsi="David" w:cs="David"/>
-                <w:b w:val="0"/>
-                <w:sz w:val="20"/>
-                <w:rtl/>
-              </w:rPr>
-              <w:t>211</w:t>
-            </w:r>
-          </w:p>
-        </w:tc>
-        <w:tc>
-          <w:tcPr>
-            <w:tcW w:type="dxa" w:w="2835"/>
-          </w:tcPr>
-          <w:p>
-            <w:pPr>
-              <w:bidi/>
-              <w:jc w:val="right"/>
-            </w:pPr>
-            <w:r/>
-            <w:r>
-              <w:rPr>
-                <w:rFonts w:ascii="David" w:hAnsi="David" w:cs="David"/>
-                <w:b w:val="0"/>
-                <w:sz w:val="20"/>
-                <w:rtl/>
-              </w:rPr>
-              <w:t>בענין אמירת ברוך שם כבוד מלכותו לעולם ועד</w:t>
-            </w:r>
-          </w:p>
-        </w:tc>
-        <w:tc>
-          <w:tcPr>
-            <w:tcW w:type="dxa" w:w="2268"/>
-          </w:tcPr>
-          <w:p>
-            <w:pPr>
-              <w:bidi/>
-              <w:jc w:val="right"/>
-            </w:pPr>
-            <w:r/>
-            <w:r>
-              <w:rPr>
-                <w:rFonts w:ascii="David" w:hAnsi="David" w:cs="David"/>
-                <w:b w:val="0"/>
-                <w:sz w:val="20"/>
-                <w:rtl/>
-              </w:rPr>
-              <w:t>רווח לפני סימן פיסוק</w:t>
-            </w:r>
-          </w:p>
-        </w:tc>
-        <w:tc>
-          <w:tcPr>
-            <w:tcW w:type="dxa" w:w="3798"/>
-          </w:tcPr>
-          <w:p>
-            <w:pPr>
-              <w:bidi/>
-              <w:jc w:val="right"/>
-            </w:pPr>
-            <w:r/>
-            <w:r>
-              <w:rPr>
-                <w:rFonts w:ascii="David" w:hAnsi="David" w:cs="David"/>
-                <w:b w:val="0"/>
-                <w:sz w:val="20"/>
-                <w:rtl/>
-              </w:rPr>
-              <w:t>והנה כתב שם המהרש״א בחידושי אגדות .] לבאר שיש</w:t>
+              <w:t>והנה כתב שם המהרש״א בחידושי אגדות.] לבאר שיש</w:t>
             </w:r>
           </w:p>
         </w:tc>
@@ -2964,92 +2534,6 @@
                 <w:rtl/>
               </w:rPr>
               <w:t>וכמו שאנו מוצאים בגמ׳ ביומא לט.] ראש בית אב אומר לו אישי כ״ג הגבה …</w:t>
-            </w:r>
-          </w:p>
-        </w:tc>
-      </w:tr>
-      <w:tr>
-        <w:tc>
-          <w:tcPr>
-            <w:tcW w:type="dxa" w:w="850"/>
-          </w:tcPr>
-          <w:p>
-            <w:pPr>
-              <w:bidi/>
-              <w:jc w:val="right"/>
-            </w:pPr>
-            <w:r/>
-            <w:r>
-              <w:rPr>
-                <w:rFonts w:ascii="David" w:hAnsi="David" w:cs="David"/>
-                <w:b w:val="0"/>
-                <w:sz w:val="20"/>
-                <w:rtl/>
-              </w:rPr>
-              <w:t>211</w:t>
-            </w:r>
-          </w:p>
-        </w:tc>
-        <w:tc>
-          <w:tcPr>
-            <w:tcW w:type="dxa" w:w="2835"/>
-          </w:tcPr>
-          <w:p>
-            <w:pPr>
-              <w:bidi/>
-              <w:jc w:val="right"/>
-            </w:pPr>
-            <w:r/>
-            <w:r>
-              <w:rPr>
-                <w:rFonts w:ascii="David" w:hAnsi="David" w:cs="David"/>
-                <w:b w:val="0"/>
-                <w:sz w:val="20"/>
-                <w:rtl/>
-              </w:rPr>
-              <w:t>בענין אמירת ברוך שם כבוד מלכותו לעולם ועד</w:t>
-            </w:r>
-          </w:p>
-        </w:tc>
-        <w:tc>
-          <w:tcPr>
-            <w:tcW w:type="dxa" w:w="2268"/>
-          </w:tcPr>
-          <w:p>
-            <w:pPr>
-              <w:bidi/>
-              <w:jc w:val="right"/>
-            </w:pPr>
-            <w:r/>
-            <w:r>
-              <w:rPr>
-                <w:rFonts w:ascii="David" w:hAnsi="David" w:cs="David"/>
-                <w:b w:val="0"/>
-                <w:sz w:val="20"/>
-                <w:rtl/>
-              </w:rPr>
-              <w:t>רווח לפני סימן פיסוק</w:t>
-            </w:r>
-          </w:p>
-        </w:tc>
-        <w:tc>
-          <w:tcPr>
-            <w:tcW w:type="dxa" w:w="3798"/>
-          </w:tcPr>
-          <w:p>
-            <w:pPr>
-              <w:bidi/>
-              <w:jc w:val="right"/>
-            </w:pPr>
-            <w:r/>
-            <w:r>
-              <w:rPr>
-                <w:rFonts w:ascii="David" w:hAnsi="David" w:cs="David"/>
-                <w:b w:val="0"/>
-                <w:sz w:val="20"/>
-                <w:rtl/>
-              </w:rPr>
-              <w:t>… על הצל״ח לפי מה שכתב הטור הכא [סא .ג] שהביא מי שאומר לאמר ״קל מלך …</w:t>
             </w:r>
           </w:p>
         </w:tc>
@@ -3716,92 +3200,6 @@
                 <w:sz w:val="20"/>
                 <w:rtl/>
               </w:rPr>
-              <w:t>רווח לפני סימן פיסוק</w:t>
-            </w:r>
-          </w:p>
-        </w:tc>
-        <w:tc>
-          <w:tcPr>
-            <w:tcW w:type="dxa" w:w="3798"/>
-          </w:tcPr>
-          <w:p>
-            <w:pPr>
-              <w:bidi/>
-              <w:jc w:val="right"/>
-            </w:pPr>
-            <w:r/>
-            <w:r>
-              <w:rPr>
-                <w:rFonts w:ascii="David" w:hAnsi="David" w:cs="David"/>
-                <w:b w:val="0"/>
-                <w:sz w:val="20"/>
-                <w:rtl/>
-              </w:rPr>
-              <w:t>… ה׳ הוא האלהים [מלכים א׳ יח לט .] כיון שמצינו שהפסוק כופל אותו אין …</w:t>
-            </w:r>
-          </w:p>
-        </w:tc>
-      </w:tr>
-      <w:tr>
-        <w:tc>
-          <w:tcPr>
-            <w:tcW w:type="dxa" w:w="850"/>
-          </w:tcPr>
-          <w:p>
-            <w:pPr>
-              <w:bidi/>
-              <w:jc w:val="right"/>
-            </w:pPr>
-            <w:r/>
-            <w:r>
-              <w:rPr>
-                <w:rFonts w:ascii="David" w:hAnsi="David" w:cs="David"/>
-                <w:b w:val="0"/>
-                <w:sz w:val="20"/>
-                <w:rtl/>
-              </w:rPr>
-              <w:t>216</w:t>
-            </w:r>
-          </w:p>
-        </w:tc>
-        <w:tc>
-          <w:tcPr>
-            <w:tcW w:type="dxa" w:w="2835"/>
-          </w:tcPr>
-          <w:p>
-            <w:pPr>
-              <w:bidi/>
-              <w:jc w:val="right"/>
-            </w:pPr>
-            <w:r/>
-            <w:r>
-              <w:rPr>
-                <w:rFonts w:ascii="David" w:hAnsi="David" w:cs="David"/>
-                <w:b w:val="0"/>
-                <w:sz w:val="20"/>
-                <w:rtl/>
-              </w:rPr>
-              <w:t>בענין כפילת שמע שמע</w:t>
-            </w:r>
-          </w:p>
-        </w:tc>
-        <w:tc>
-          <w:tcPr>
-            <w:tcW w:type="dxa" w:w="2268"/>
-          </w:tcPr>
-          <w:p>
-            <w:pPr>
-              <w:bidi/>
-              <w:jc w:val="right"/>
-            </w:pPr>
-            <w:r/>
-            <w:r>
-              <w:rPr>
-                <w:rFonts w:ascii="David" w:hAnsi="David" w:cs="David"/>
-                <w:b w:val="0"/>
-                <w:sz w:val="20"/>
-                <w:rtl/>
-              </w:rPr>
               <w:t>סוגריים מרובעים [ ] לא מאוזנים</w:t>
             </w:r>
           </w:p>

--- a/output/source-notes.docx
+++ b/output/source-notes.docx
@@ -148,7 +148,7 @@
                 <w:sz w:val="20"/>
                 <w:rtl/>
               </w:rPr>
-              <w:t>9</w:t>
+              <w:t>8</w:t>
             </w:r>
           </w:p>
         </w:tc>
@@ -234,7 +234,7 @@
                 <w:sz w:val="20"/>
                 <w:rtl/>
               </w:rPr>
-              <w:t>17</w:t>
+              <w:t>16</w:t>
             </w:r>
           </w:p>
         </w:tc>
@@ -320,7 +320,7 @@
                 <w:sz w:val="20"/>
                 <w:rtl/>
               </w:rPr>
-              <w:t>46</w:t>
+              <w:t>45</w:t>
             </w:r>
           </w:p>
         </w:tc>
@@ -406,7 +406,7 @@
                 <w:sz w:val="20"/>
                 <w:rtl/>
               </w:rPr>
-              <w:t>86</w:t>
+              <w:t>83</w:t>
             </w:r>
           </w:p>
         </w:tc>
@@ -492,7 +492,7 @@
                 <w:sz w:val="20"/>
                 <w:rtl/>
               </w:rPr>
-              <w:t>94</w:t>
+              <w:t>91</w:t>
             </w:r>
           </w:p>
         </w:tc>
@@ -578,7 +578,7 @@
                 <w:sz w:val="20"/>
                 <w:rtl/>
               </w:rPr>
-              <w:t>94</w:t>
+              <w:t>91</w:t>
             </w:r>
           </w:p>
         </w:tc>
@@ -664,7 +664,7 @@
                 <w:sz w:val="20"/>
                 <w:rtl/>
               </w:rPr>
-              <w:t>94</w:t>
+              <w:t>91</w:t>
             </w:r>
           </w:p>
         </w:tc>
@@ -750,7 +750,7 @@
                 <w:sz w:val="20"/>
                 <w:rtl/>
               </w:rPr>
-              <w:t>94</w:t>
+              <w:t>91</w:t>
             </w:r>
           </w:p>
         </w:tc>
@@ -836,7 +836,7 @@
                 <w:sz w:val="20"/>
                 <w:rtl/>
               </w:rPr>
-              <w:t>94</w:t>
+              <w:t>91</w:t>
             </w:r>
           </w:p>
         </w:tc>
@@ -922,7 +922,7 @@
                 <w:sz w:val="20"/>
                 <w:rtl/>
               </w:rPr>
-              <w:t>94</w:t>
+              <w:t>91</w:t>
             </w:r>
           </w:p>
         </w:tc>
@@ -1008,7 +1008,7 @@
                 <w:sz w:val="20"/>
                 <w:rtl/>
               </w:rPr>
-              <w:t>94</w:t>
+              <w:t>91</w:t>
             </w:r>
           </w:p>
         </w:tc>
@@ -1094,7 +1094,7 @@
                 <w:sz w:val="20"/>
                 <w:rtl/>
               </w:rPr>
-              <w:t>94</w:t>
+              <w:t>91</w:t>
             </w:r>
           </w:p>
         </w:tc>
@@ -1180,7 +1180,7 @@
                 <w:sz w:val="20"/>
                 <w:rtl/>
               </w:rPr>
-              <w:t>94</w:t>
+              <w:t>91</w:t>
             </w:r>
           </w:p>
         </w:tc>
@@ -1266,7 +1266,7 @@
                 <w:sz w:val="20"/>
                 <w:rtl/>
               </w:rPr>
-              <w:t>94</w:t>
+              <w:t>91</w:t>
             </w:r>
           </w:p>
         </w:tc>
@@ -1352,7 +1352,7 @@
                 <w:sz w:val="20"/>
                 <w:rtl/>
               </w:rPr>
-              <w:t>94</w:t>
+              <w:t>91</w:t>
             </w:r>
           </w:p>
         </w:tc>
@@ -1438,7 +1438,7 @@
                 <w:sz w:val="20"/>
                 <w:rtl/>
               </w:rPr>
-              <w:t>94</w:t>
+              <w:t>91</w:t>
             </w:r>
           </w:p>
         </w:tc>
@@ -1524,7 +1524,7 @@
                 <w:sz w:val="20"/>
                 <w:rtl/>
               </w:rPr>
-              <w:t>94</w:t>
+              <w:t>91</w:t>
             </w:r>
           </w:p>
         </w:tc>
@@ -1610,7 +1610,7 @@
                 <w:sz w:val="20"/>
                 <w:rtl/>
               </w:rPr>
-              <w:t>94</w:t>
+              <w:t>91</w:t>
             </w:r>
           </w:p>
         </w:tc>
@@ -1696,7 +1696,7 @@
                 <w:sz w:val="20"/>
                 <w:rtl/>
               </w:rPr>
-              <w:t>94</w:t>
+              <w:t>91</w:t>
             </w:r>
           </w:p>
         </w:tc>
@@ -1782,7 +1782,7 @@
                 <w:sz w:val="20"/>
                 <w:rtl/>
               </w:rPr>
-              <w:t>94</w:t>
+              <w:t>91</w:t>
             </w:r>
           </w:p>
         </w:tc>
@@ -1868,7 +1868,7 @@
                 <w:sz w:val="20"/>
                 <w:rtl/>
               </w:rPr>
-              <w:t>94</w:t>
+              <w:t>91</w:t>
             </w:r>
           </w:p>
         </w:tc>
@@ -1954,7 +1954,7 @@
                 <w:sz w:val="20"/>
                 <w:rtl/>
               </w:rPr>
-              <w:t>94</w:t>
+              <w:t>91</w:t>
             </w:r>
           </w:p>
         </w:tc>
@@ -2040,7 +2040,7 @@
                 <w:sz w:val="20"/>
                 <w:rtl/>
               </w:rPr>
-              <w:t>94</w:t>
+              <w:t>91</w:t>
             </w:r>
           </w:p>
         </w:tc>
@@ -2126,7 +2126,7 @@
                 <w:sz w:val="20"/>
                 <w:rtl/>
               </w:rPr>
-              <w:t>94</w:t>
+              <w:t>91</w:t>
             </w:r>
           </w:p>
         </w:tc>
@@ -2212,7 +2212,7 @@
                 <w:sz w:val="20"/>
                 <w:rtl/>
               </w:rPr>
-              <w:t>94</w:t>
+              <w:t>91</w:t>
             </w:r>
           </w:p>
         </w:tc>
@@ -2298,7 +2298,7 @@
                 <w:sz w:val="20"/>
                 <w:rtl/>
               </w:rPr>
-              <w:t>94</w:t>
+              <w:t>91</w:t>
             </w:r>
           </w:p>
         </w:tc>
@@ -2384,7 +2384,7 @@
                 <w:sz w:val="20"/>
                 <w:rtl/>
               </w:rPr>
-              <w:t>138</w:t>
+              <w:t>132</w:t>
             </w:r>
           </w:p>
         </w:tc>
@@ -2470,7 +2470,7 @@
                 <w:sz w:val="20"/>
                 <w:rtl/>
               </w:rPr>
-              <w:t>150</w:t>
+              <w:t>143</w:t>
             </w:r>
           </w:p>
         </w:tc>
@@ -2556,7 +2556,7 @@
                 <w:sz w:val="20"/>
                 <w:rtl/>
               </w:rPr>
-              <w:t>150</w:t>
+              <w:t>143</w:t>
             </w:r>
           </w:p>
         </w:tc>
@@ -2642,7 +2642,7 @@
                 <w:sz w:val="20"/>
                 <w:rtl/>
               </w:rPr>
-              <w:t>150</w:t>
+              <w:t>143</w:t>
             </w:r>
           </w:p>
         </w:tc>
@@ -2728,7 +2728,7 @@
                 <w:sz w:val="20"/>
                 <w:rtl/>
               </w:rPr>
-              <w:t>150</w:t>
+              <w:t>143</w:t>
             </w:r>
           </w:p>
         </w:tc>
@@ -2814,7 +2814,7 @@
                 <w:sz w:val="20"/>
                 <w:rtl/>
               </w:rPr>
-              <w:t>150</w:t>
+              <w:t>143</w:t>
             </w:r>
           </w:p>
         </w:tc>
@@ -2900,7 +2900,7 @@
                 <w:sz w:val="20"/>
                 <w:rtl/>
               </w:rPr>
-              <w:t>167</w:t>
+              <w:t>159</w:t>
             </w:r>
           </w:p>
         </w:tc>
@@ -2986,7 +2986,7 @@
                 <w:sz w:val="20"/>
                 <w:rtl/>
               </w:rPr>
-              <w:t>167</w:t>
+              <w:t>159</w:t>
             </w:r>
           </w:p>
         </w:tc>
@@ -3072,7 +3072,7 @@
                 <w:sz w:val="20"/>
                 <w:rtl/>
               </w:rPr>
-              <w:t>167</w:t>
+              <w:t>159</w:t>
             </w:r>
           </w:p>
         </w:tc>
@@ -3158,7 +3158,7 @@
                 <w:sz w:val="20"/>
                 <w:rtl/>
               </w:rPr>
-              <w:t>167</w:t>
+              <w:t>159</w:t>
             </w:r>
           </w:p>
         </w:tc>
@@ -3244,7 +3244,7 @@
                 <w:sz w:val="20"/>
                 <w:rtl/>
               </w:rPr>
-              <w:t>167</w:t>
+              <w:t>159</w:t>
             </w:r>
           </w:p>
         </w:tc>
@@ -3330,7 +3330,7 @@
                 <w:sz w:val="20"/>
                 <w:rtl/>
               </w:rPr>
-              <w:t>171</w:t>
+              <w:t>163</w:t>
             </w:r>
           </w:p>
         </w:tc>
@@ -3416,7 +3416,7 @@
                 <w:sz w:val="20"/>
                 <w:rtl/>
               </w:rPr>
-              <w:t>195</w:t>
+              <w:t>187</w:t>
             </w:r>
           </w:p>
         </w:tc>
@@ -3502,7 +3502,7 @@
                 <w:sz w:val="20"/>
                 <w:rtl/>
               </w:rPr>
-              <w:t>195</w:t>
+              <w:t>187</w:t>
             </w:r>
           </w:p>
         </w:tc>
@@ -3588,7 +3588,7 @@
                 <w:sz w:val="20"/>
                 <w:rtl/>
               </w:rPr>
-              <w:t>231</w:t>
+              <w:t>222</w:t>
             </w:r>
           </w:p>
         </w:tc>
@@ -3674,7 +3674,7 @@
                 <w:sz w:val="20"/>
                 <w:rtl/>
               </w:rPr>
-              <w:t>243</w:t>
+              <w:t>234</w:t>
             </w:r>
           </w:p>
         </w:tc>
@@ -3760,7 +3760,7 @@
                 <w:sz w:val="20"/>
                 <w:rtl/>
               </w:rPr>
-              <w:t>243</w:t>
+              <w:t>234</w:t>
             </w:r>
           </w:p>
         </w:tc>
@@ -3846,7 +3846,7 @@
                 <w:sz w:val="20"/>
                 <w:rtl/>
               </w:rPr>
-              <w:t>267</w:t>
+              <w:t>257</w:t>
             </w:r>
           </w:p>
         </w:tc>
@@ -3932,7 +3932,7 @@
                 <w:sz w:val="20"/>
                 <w:rtl/>
               </w:rPr>
-              <w:t>278</w:t>
+              <w:t>268</w:t>
             </w:r>
           </w:p>
         </w:tc>
@@ -4018,7 +4018,7 @@
                 <w:sz w:val="20"/>
                 <w:rtl/>
               </w:rPr>
-              <w:t>282</w:t>
+              <w:t>272</w:t>
             </w:r>
           </w:p>
         </w:tc>
@@ -4104,7 +4104,7 @@
                 <w:sz w:val="20"/>
                 <w:rtl/>
               </w:rPr>
-              <w:t>298</w:t>
+              <w:t>288</w:t>
             </w:r>
           </w:p>
         </w:tc>
@@ -4190,7 +4190,7 @@
                 <w:sz w:val="20"/>
                 <w:rtl/>
               </w:rPr>
-              <w:t>298</w:t>
+              <w:t>288</w:t>
             </w:r>
           </w:p>
         </w:tc>
@@ -4276,7 +4276,7 @@
                 <w:sz w:val="20"/>
                 <w:rtl/>
               </w:rPr>
-              <w:t>298</w:t>
+              <w:t>288</w:t>
             </w:r>
           </w:p>
         </w:tc>
@@ -4362,7 +4362,7 @@
                 <w:sz w:val="20"/>
                 <w:rtl/>
               </w:rPr>
-              <w:t>331</w:t>
+              <w:t>320</w:t>
             </w:r>
           </w:p>
         </w:tc>
@@ -4448,7 +4448,7 @@
                 <w:sz w:val="20"/>
                 <w:rtl/>
               </w:rPr>
-              <w:t>340</w:t>
+              <w:t>328</w:t>
             </w:r>
           </w:p>
         </w:tc>
@@ -4534,7 +4534,7 @@
                 <w:sz w:val="20"/>
                 <w:rtl/>
               </w:rPr>
-              <w:t>340</w:t>
+              <w:t>328</w:t>
             </w:r>
           </w:p>
         </w:tc>
@@ -4620,7 +4620,7 @@
                 <w:sz w:val="20"/>
                 <w:rtl/>
               </w:rPr>
-              <w:t>340</w:t>
+              <w:t>328</w:t>
             </w:r>
           </w:p>
         </w:tc>
@@ -4706,7 +4706,7 @@
                 <w:sz w:val="20"/>
                 <w:rtl/>
               </w:rPr>
-              <w:t>340</w:t>
+              <w:t>328</w:t>
             </w:r>
           </w:p>
         </w:tc>
@@ -4792,7 +4792,7 @@
                 <w:sz w:val="20"/>
                 <w:rtl/>
               </w:rPr>
-              <w:t>340</w:t>
+              <w:t>328</w:t>
             </w:r>
           </w:p>
         </w:tc>
@@ -4878,7 +4878,7 @@
                 <w:sz w:val="20"/>
                 <w:rtl/>
               </w:rPr>
-              <w:t>340</w:t>
+              <w:t>328</w:t>
             </w:r>
           </w:p>
         </w:tc>
@@ -4964,7 +4964,7 @@
                 <w:sz w:val="20"/>
                 <w:rtl/>
               </w:rPr>
-              <w:t>340</w:t>
+              <w:t>328</w:t>
             </w:r>
           </w:p>
         </w:tc>
@@ -5050,7 +5050,7 @@
                 <w:sz w:val="20"/>
                 <w:rtl/>
               </w:rPr>
-              <w:t>346</w:t>
+              <w:t>334</w:t>
             </w:r>
           </w:p>
         </w:tc>
@@ -5136,7 +5136,7 @@
                 <w:sz w:val="20"/>
                 <w:rtl/>
               </w:rPr>
-              <w:t>346</w:t>
+              <w:t>334</w:t>
             </w:r>
           </w:p>
         </w:tc>
@@ -5222,7 +5222,7 @@
                 <w:sz w:val="20"/>
                 <w:rtl/>
               </w:rPr>
-              <w:t>346</w:t>
+              <w:t>334</w:t>
             </w:r>
           </w:p>
         </w:tc>
@@ -5308,7 +5308,7 @@
                 <w:sz w:val="20"/>
                 <w:rtl/>
               </w:rPr>
-              <w:t>358</w:t>
+              <w:t>345</w:t>
             </w:r>
           </w:p>
         </w:tc>
@@ -5394,7 +5394,7 @@
                 <w:sz w:val="20"/>
                 <w:rtl/>
               </w:rPr>
-              <w:t>358</w:t>
+              <w:t>345</w:t>
             </w:r>
           </w:p>
         </w:tc>
@@ -5480,7 +5480,7 @@
                 <w:sz w:val="20"/>
                 <w:rtl/>
               </w:rPr>
-              <w:t>358</w:t>
+              <w:t>345</w:t>
             </w:r>
           </w:p>
         </w:tc>
@@ -5566,7 +5566,7 @@
                 <w:sz w:val="20"/>
                 <w:rtl/>
               </w:rPr>
-              <w:t>358</w:t>
+              <w:t>345</w:t>
             </w:r>
           </w:p>
         </w:tc>
@@ -5652,7 +5652,7 @@
                 <w:sz w:val="20"/>
                 <w:rtl/>
               </w:rPr>
-              <w:t>358</w:t>
+              <w:t>345</w:t>
             </w:r>
           </w:p>
         </w:tc>
@@ -5738,7 +5738,7 @@
                 <w:sz w:val="20"/>
                 <w:rtl/>
               </w:rPr>
-              <w:t>358</w:t>
+              <w:t>345</w:t>
             </w:r>
           </w:p>
         </w:tc>
@@ -5824,7 +5824,7 @@
                 <w:sz w:val="20"/>
                 <w:rtl/>
               </w:rPr>
-              <w:t>358</w:t>
+              <w:t>345</w:t>
             </w:r>
           </w:p>
         </w:tc>
@@ -5910,7 +5910,7 @@
                 <w:sz w:val="20"/>
                 <w:rtl/>
               </w:rPr>
-              <w:t>358</w:t>
+              <w:t>345</w:t>
             </w:r>
           </w:p>
         </w:tc>
@@ -5996,7 +5996,7 @@
                 <w:sz w:val="20"/>
                 <w:rtl/>
               </w:rPr>
-              <w:t>358</w:t>
+              <w:t>345</w:t>
             </w:r>
           </w:p>
         </w:tc>
@@ -6082,7 +6082,7 @@
                 <w:sz w:val="20"/>
                 <w:rtl/>
               </w:rPr>
-              <w:t>358</w:t>
+              <w:t>345</w:t>
             </w:r>
           </w:p>
         </w:tc>
@@ -6168,7 +6168,7 @@
                 <w:sz w:val="20"/>
                 <w:rtl/>
               </w:rPr>
-              <w:t>358</w:t>
+              <w:t>345</w:t>
             </w:r>
           </w:p>
         </w:tc>
@@ -6254,7 +6254,7 @@
                 <w:sz w:val="20"/>
                 <w:rtl/>
               </w:rPr>
-              <w:t>358</w:t>
+              <w:t>345</w:t>
             </w:r>
           </w:p>
         </w:tc>
@@ -6340,7 +6340,7 @@
                 <w:sz w:val="20"/>
                 <w:rtl/>
               </w:rPr>
-              <w:t>358</w:t>
+              <w:t>345</w:t>
             </w:r>
           </w:p>
         </w:tc>
@@ -6426,7 +6426,7 @@
                 <w:sz w:val="20"/>
                 <w:rtl/>
               </w:rPr>
-              <w:t>358</w:t>
+              <w:t>345</w:t>
             </w:r>
           </w:p>
         </w:tc>
@@ -6512,7 +6512,7 @@
                 <w:sz w:val="20"/>
                 <w:rtl/>
               </w:rPr>
-              <w:t>358</w:t>
+              <w:t>345</w:t>
             </w:r>
           </w:p>
         </w:tc>
@@ -6598,7 +6598,7 @@
                 <w:sz w:val="20"/>
                 <w:rtl/>
               </w:rPr>
-              <w:t>358</w:t>
+              <w:t>345</w:t>
             </w:r>
           </w:p>
         </w:tc>
@@ -6684,7 +6684,7 @@
                 <w:sz w:val="20"/>
                 <w:rtl/>
               </w:rPr>
-              <w:t>358</w:t>
+              <w:t>345</w:t>
             </w:r>
           </w:p>
         </w:tc>
@@ -6770,7 +6770,7 @@
                 <w:sz w:val="20"/>
                 <w:rtl/>
               </w:rPr>
-              <w:t>358</w:t>
+              <w:t>345</w:t>
             </w:r>
           </w:p>
         </w:tc>
@@ -6856,7 +6856,7 @@
                 <w:sz w:val="20"/>
                 <w:rtl/>
               </w:rPr>
-              <w:t>358</w:t>
+              <w:t>345</w:t>
             </w:r>
           </w:p>
         </w:tc>
@@ -6942,7 +6942,7 @@
                 <w:sz w:val="20"/>
                 <w:rtl/>
               </w:rPr>
-              <w:t>358</w:t>
+              <w:t>345</w:t>
             </w:r>
           </w:p>
         </w:tc>
@@ -7028,7 +7028,7 @@
                 <w:sz w:val="20"/>
                 <w:rtl/>
               </w:rPr>
-              <w:t>358</w:t>
+              <w:t>345</w:t>
             </w:r>
           </w:p>
         </w:tc>
@@ -7114,7 +7114,7 @@
                 <w:sz w:val="20"/>
                 <w:rtl/>
               </w:rPr>
-              <w:t>358</w:t>
+              <w:t>345</w:t>
             </w:r>
           </w:p>
         </w:tc>
@@ -7200,7 +7200,7 @@
                 <w:sz w:val="20"/>
                 <w:rtl/>
               </w:rPr>
-              <w:t>358</w:t>
+              <w:t>345</w:t>
             </w:r>
           </w:p>
         </w:tc>
@@ -7286,7 +7286,7 @@
                 <w:sz w:val="20"/>
                 <w:rtl/>
               </w:rPr>
-              <w:t>358</w:t>
+              <w:t>345</w:t>
             </w:r>
           </w:p>
         </w:tc>
@@ -7372,7 +7372,7 @@
                 <w:sz w:val="20"/>
                 <w:rtl/>
               </w:rPr>
-              <w:t>358</w:t>
+              <w:t>345</w:t>
             </w:r>
           </w:p>
         </w:tc>
@@ -7458,7 +7458,7 @@
                 <w:sz w:val="20"/>
                 <w:rtl/>
               </w:rPr>
-              <w:t>358</w:t>
+              <w:t>345</w:t>
             </w:r>
           </w:p>
         </w:tc>
@@ -7544,7 +7544,7 @@
                 <w:sz w:val="20"/>
                 <w:rtl/>
               </w:rPr>
-              <w:t>358</w:t>
+              <w:t>345</w:t>
             </w:r>
           </w:p>
         </w:tc>
@@ -7630,7 +7630,7 @@
                 <w:sz w:val="20"/>
                 <w:rtl/>
               </w:rPr>
-              <w:t>358</w:t>
+              <w:t>345</w:t>
             </w:r>
           </w:p>
         </w:tc>
@@ -7716,7 +7716,7 @@
                 <w:sz w:val="20"/>
                 <w:rtl/>
               </w:rPr>
-              <w:t>373</w:t>
+              <w:t>359</w:t>
             </w:r>
           </w:p>
         </w:tc>
@@ -7802,7 +7802,7 @@
                 <w:sz w:val="20"/>
                 <w:rtl/>
               </w:rPr>
-              <w:t>373</w:t>
+              <w:t>359</w:t>
             </w:r>
           </w:p>
         </w:tc>
@@ -7888,7 +7888,7 @@
                 <w:sz w:val="20"/>
                 <w:rtl/>
               </w:rPr>
-              <w:t>373</w:t>
+              <w:t>359</w:t>
             </w:r>
           </w:p>
         </w:tc>
@@ -7974,7 +7974,7 @@
                 <w:sz w:val="20"/>
                 <w:rtl/>
               </w:rPr>
-              <w:t>373</w:t>
+              <w:t>359</w:t>
             </w:r>
           </w:p>
         </w:tc>
@@ -8060,7 +8060,7 @@
                 <w:sz w:val="20"/>
                 <w:rtl/>
               </w:rPr>
-              <w:t>373</w:t>
+              <w:t>359</w:t>
             </w:r>
           </w:p>
         </w:tc>
@@ -8146,7 +8146,7 @@
                 <w:sz w:val="20"/>
                 <w:rtl/>
               </w:rPr>
-              <w:t>373</w:t>
+              <w:t>359</w:t>
             </w:r>
           </w:p>
         </w:tc>
@@ -8232,7 +8232,7 @@
                 <w:sz w:val="20"/>
                 <w:rtl/>
               </w:rPr>
-              <w:t>373</w:t>
+              <w:t>359</w:t>
             </w:r>
           </w:p>
         </w:tc>
@@ -8318,7 +8318,7 @@
                 <w:sz w:val="20"/>
                 <w:rtl/>
               </w:rPr>
-              <w:t>373</w:t>
+              <w:t>359</w:t>
             </w:r>
           </w:p>
         </w:tc>
@@ -8404,7 +8404,7 @@
                 <w:sz w:val="20"/>
                 <w:rtl/>
               </w:rPr>
-              <w:t>373</w:t>
+              <w:t>359</w:t>
             </w:r>
           </w:p>
         </w:tc>
@@ -8490,7 +8490,7 @@
                 <w:sz w:val="20"/>
                 <w:rtl/>
               </w:rPr>
-              <w:t>373</w:t>
+              <w:t>359</w:t>
             </w:r>
           </w:p>
         </w:tc>
@@ -8576,7 +8576,7 @@
                 <w:sz w:val="20"/>
                 <w:rtl/>
               </w:rPr>
-              <w:t>373</w:t>
+              <w:t>359</w:t>
             </w:r>
           </w:p>
         </w:tc>
@@ -8662,7 +8662,7 @@
                 <w:sz w:val="20"/>
                 <w:rtl/>
               </w:rPr>
-              <w:t>373</w:t>
+              <w:t>359</w:t>
             </w:r>
           </w:p>
         </w:tc>
@@ -8748,7 +8748,7 @@
                 <w:sz w:val="20"/>
                 <w:rtl/>
               </w:rPr>
-              <w:t>373</w:t>
+              <w:t>359</w:t>
             </w:r>
           </w:p>
         </w:tc>
@@ -8834,7 +8834,7 @@
                 <w:sz w:val="20"/>
                 <w:rtl/>
               </w:rPr>
-              <w:t>373</w:t>
+              <w:t>359</w:t>
             </w:r>
           </w:p>
         </w:tc>
@@ -8920,7 +8920,7 @@
                 <w:sz w:val="20"/>
                 <w:rtl/>
               </w:rPr>
-              <w:t>373</w:t>
+              <w:t>359</w:t>
             </w:r>
           </w:p>
         </w:tc>
@@ -9006,7 +9006,7 @@
                 <w:sz w:val="20"/>
                 <w:rtl/>
               </w:rPr>
-              <w:t>373</w:t>
+              <w:t>359</w:t>
             </w:r>
           </w:p>
         </w:tc>
@@ -9092,7 +9092,7 @@
                 <w:sz w:val="20"/>
                 <w:rtl/>
               </w:rPr>
-              <w:t>373</w:t>
+              <w:t>359</w:t>
             </w:r>
           </w:p>
         </w:tc>
@@ -9178,7 +9178,7 @@
                 <w:sz w:val="20"/>
                 <w:rtl/>
               </w:rPr>
-              <w:t>373</w:t>
+              <w:t>359</w:t>
             </w:r>
           </w:p>
         </w:tc>
@@ -9264,7 +9264,7 @@
                 <w:sz w:val="20"/>
                 <w:rtl/>
               </w:rPr>
-              <w:t>373</w:t>
+              <w:t>359</w:t>
             </w:r>
           </w:p>
         </w:tc>
@@ -9350,7 +9350,7 @@
                 <w:sz w:val="20"/>
                 <w:rtl/>
               </w:rPr>
-              <w:t>392</w:t>
+              <w:t>377</w:t>
             </w:r>
           </w:p>
         </w:tc>
@@ -9436,7 +9436,7 @@
                 <w:sz w:val="20"/>
                 <w:rtl/>
               </w:rPr>
-              <w:t>392</w:t>
+              <w:t>377</w:t>
             </w:r>
           </w:p>
         </w:tc>
@@ -9522,7 +9522,7 @@
                 <w:sz w:val="20"/>
                 <w:rtl/>
               </w:rPr>
-              <w:t>392</w:t>
+              <w:t>377</w:t>
             </w:r>
           </w:p>
         </w:tc>
@@ -9608,7 +9608,7 @@
                 <w:sz w:val="20"/>
                 <w:rtl/>
               </w:rPr>
-              <w:t>392</w:t>
+              <w:t>377</w:t>
             </w:r>
           </w:p>
         </w:tc>
@@ -9694,7 +9694,7 @@
                 <w:sz w:val="20"/>
                 <w:rtl/>
               </w:rPr>
-              <w:t>399</w:t>
+              <w:t>384</w:t>
             </w:r>
           </w:p>
         </w:tc>
@@ -9780,7 +9780,7 @@
                 <w:sz w:val="20"/>
                 <w:rtl/>
               </w:rPr>
-              <w:t>431</w:t>
+              <w:t>415</w:t>
             </w:r>
           </w:p>
         </w:tc>
@@ -9866,7 +9866,7 @@
                 <w:sz w:val="20"/>
                 <w:rtl/>
               </w:rPr>
-              <w:t>431</w:t>
+              <w:t>415</w:t>
             </w:r>
           </w:p>
         </w:tc>
@@ -9952,7 +9952,7 @@
                 <w:sz w:val="20"/>
                 <w:rtl/>
               </w:rPr>
-              <w:t>431</w:t>
+              <w:t>415</w:t>
             </w:r>
           </w:p>
         </w:tc>
@@ -10038,7 +10038,7 @@
                 <w:sz w:val="20"/>
                 <w:rtl/>
               </w:rPr>
-              <w:t>431</w:t>
+              <w:t>415</w:t>
             </w:r>
           </w:p>
         </w:tc>
@@ -10124,7 +10124,7 @@
                 <w:sz w:val="20"/>
                 <w:rtl/>
               </w:rPr>
-              <w:t>431</w:t>
+              <w:t>415</w:t>
             </w:r>
           </w:p>
         </w:tc>
@@ -10210,7 +10210,7 @@
                 <w:sz w:val="20"/>
                 <w:rtl/>
               </w:rPr>
-              <w:t>431</w:t>
+              <w:t>415</w:t>
             </w:r>
           </w:p>
         </w:tc>
@@ -10296,7 +10296,7 @@
                 <w:sz w:val="20"/>
                 <w:rtl/>
               </w:rPr>
-              <w:t>431</w:t>
+              <w:t>415</w:t>
             </w:r>
           </w:p>
         </w:tc>
@@ -10382,7 +10382,7 @@
                 <w:sz w:val="20"/>
                 <w:rtl/>
               </w:rPr>
-              <w:t>431</w:t>
+              <w:t>415</w:t>
             </w:r>
           </w:p>
         </w:tc>
@@ -10468,7 +10468,7 @@
                 <w:sz w:val="20"/>
                 <w:rtl/>
               </w:rPr>
-              <w:t>431</w:t>
+              <w:t>415</w:t>
             </w:r>
           </w:p>
         </w:tc>
@@ -10554,7 +10554,7 @@
                 <w:sz w:val="20"/>
                 <w:rtl/>
               </w:rPr>
-              <w:t>431</w:t>
+              <w:t>415</w:t>
             </w:r>
           </w:p>
         </w:tc>
@@ -10640,7 +10640,7 @@
                 <w:sz w:val="20"/>
                 <w:rtl/>
               </w:rPr>
-              <w:t>431</w:t>
+              <w:t>415</w:t>
             </w:r>
           </w:p>
         </w:tc>
@@ -10726,7 +10726,7 @@
                 <w:sz w:val="20"/>
                 <w:rtl/>
               </w:rPr>
-              <w:t>431</w:t>
+              <w:t>415</w:t>
             </w:r>
           </w:p>
         </w:tc>
@@ -10812,7 +10812,7 @@
                 <w:sz w:val="20"/>
                 <w:rtl/>
               </w:rPr>
-              <w:t>431</w:t>
+              <w:t>415</w:t>
             </w:r>
           </w:p>
         </w:tc>
@@ -10898,7 +10898,7 @@
                 <w:sz w:val="20"/>
                 <w:rtl/>
               </w:rPr>
-              <w:t>431</w:t>
+              <w:t>415</w:t>
             </w:r>
           </w:p>
         </w:tc>
@@ -10984,7 +10984,7 @@
                 <w:sz w:val="20"/>
                 <w:rtl/>
               </w:rPr>
-              <w:t>431</w:t>
+              <w:t>415</w:t>
             </w:r>
           </w:p>
         </w:tc>
@@ -11070,7 +11070,7 @@
                 <w:sz w:val="20"/>
                 <w:rtl/>
               </w:rPr>
-              <w:t>431</w:t>
+              <w:t>415</w:t>
             </w:r>
           </w:p>
         </w:tc>
@@ -11156,7 +11156,7 @@
                 <w:sz w:val="20"/>
                 <w:rtl/>
               </w:rPr>
-              <w:t>431</w:t>
+              <w:t>415</w:t>
             </w:r>
           </w:p>
         </w:tc>
@@ -11242,7 +11242,7 @@
                 <w:sz w:val="20"/>
                 <w:rtl/>
               </w:rPr>
-              <w:t>431</w:t>
+              <w:t>415</w:t>
             </w:r>
           </w:p>
         </w:tc>
@@ -11328,7 +11328,7 @@
                 <w:sz w:val="20"/>
                 <w:rtl/>
               </w:rPr>
-              <w:t>431</w:t>
+              <w:t>415</w:t>
             </w:r>
           </w:p>
         </w:tc>
@@ -11414,7 +11414,7 @@
                 <w:sz w:val="20"/>
                 <w:rtl/>
               </w:rPr>
-              <w:t>431</w:t>
+              <w:t>415</w:t>
             </w:r>
           </w:p>
         </w:tc>
@@ -11500,7 +11500,7 @@
                 <w:sz w:val="20"/>
                 <w:rtl/>
               </w:rPr>
-              <w:t>431</w:t>
+              <w:t>415</w:t>
             </w:r>
           </w:p>
         </w:tc>
@@ -11586,7 +11586,7 @@
                 <w:sz w:val="20"/>
                 <w:rtl/>
               </w:rPr>
-              <w:t>431</w:t>
+              <w:t>415</w:t>
             </w:r>
           </w:p>
         </w:tc>
@@ -11672,7 +11672,7 @@
                 <w:sz w:val="20"/>
                 <w:rtl/>
               </w:rPr>
-              <w:t>431</w:t>
+              <w:t>415</w:t>
             </w:r>
           </w:p>
         </w:tc>
@@ -11758,7 +11758,7 @@
                 <w:sz w:val="20"/>
                 <w:rtl/>
               </w:rPr>
-              <w:t>431</w:t>
+              <w:t>415</w:t>
             </w:r>
           </w:p>
         </w:tc>
@@ -11844,7 +11844,7 @@
                 <w:sz w:val="20"/>
                 <w:rtl/>
               </w:rPr>
-              <w:t>431</w:t>
+              <w:t>415</w:t>
             </w:r>
           </w:p>
         </w:tc>
@@ -11930,7 +11930,7 @@
                 <w:sz w:val="20"/>
                 <w:rtl/>
               </w:rPr>
-              <w:t>431</w:t>
+              <w:t>415</w:t>
             </w:r>
           </w:p>
         </w:tc>
@@ -12016,7 +12016,7 @@
                 <w:sz w:val="20"/>
                 <w:rtl/>
               </w:rPr>
-              <w:t>431</w:t>
+              <w:t>415</w:t>
             </w:r>
           </w:p>
         </w:tc>
@@ -12102,7 +12102,7 @@
                 <w:sz w:val="20"/>
                 <w:rtl/>
               </w:rPr>
-              <w:t>431</w:t>
+              <w:t>415</w:t>
             </w:r>
           </w:p>
         </w:tc>
@@ -12188,7 +12188,7 @@
                 <w:sz w:val="20"/>
                 <w:rtl/>
               </w:rPr>
-              <w:t>431</w:t>
+              <w:t>415</w:t>
             </w:r>
           </w:p>
         </w:tc>
@@ -12274,7 +12274,7 @@
                 <w:sz w:val="20"/>
                 <w:rtl/>
               </w:rPr>
-              <w:t>431</w:t>
+              <w:t>415</w:t>
             </w:r>
           </w:p>
         </w:tc>
@@ -12360,7 +12360,7 @@
                 <w:sz w:val="20"/>
                 <w:rtl/>
               </w:rPr>
-              <w:t>431</w:t>
+              <w:t>415</w:t>
             </w:r>
           </w:p>
         </w:tc>
@@ -12446,7 +12446,7 @@
                 <w:sz w:val="20"/>
                 <w:rtl/>
               </w:rPr>
-              <w:t>431</w:t>
+              <w:t>415</w:t>
             </w:r>
           </w:p>
         </w:tc>
@@ -12532,7 +12532,7 @@
                 <w:sz w:val="20"/>
                 <w:rtl/>
               </w:rPr>
-              <w:t>431</w:t>
+              <w:t>415</w:t>
             </w:r>
           </w:p>
         </w:tc>
@@ -12618,7 +12618,7 @@
                 <w:sz w:val="20"/>
                 <w:rtl/>
               </w:rPr>
-              <w:t>431</w:t>
+              <w:t>415</w:t>
             </w:r>
           </w:p>
         </w:tc>
@@ -12704,7 +12704,7 @@
                 <w:sz w:val="20"/>
                 <w:rtl/>
               </w:rPr>
-              <w:t>431</w:t>
+              <w:t>415</w:t>
             </w:r>
           </w:p>
         </w:tc>
@@ -12790,7 +12790,7 @@
                 <w:sz w:val="20"/>
                 <w:rtl/>
               </w:rPr>
-              <w:t>431</w:t>
+              <w:t>415</w:t>
             </w:r>
           </w:p>
         </w:tc>
@@ -12876,7 +12876,7 @@
                 <w:sz w:val="20"/>
                 <w:rtl/>
               </w:rPr>
-              <w:t>431</w:t>
+              <w:t>415</w:t>
             </w:r>
           </w:p>
         </w:tc>
@@ -12962,7 +12962,7 @@
                 <w:sz w:val="20"/>
                 <w:rtl/>
               </w:rPr>
-              <w:t>431</w:t>
+              <w:t>415</w:t>
             </w:r>
           </w:p>
         </w:tc>
@@ -13048,7 +13048,7 @@
                 <w:sz w:val="20"/>
                 <w:rtl/>
               </w:rPr>
-              <w:t>444</w:t>
+              <w:t>428</w:t>
             </w:r>
           </w:p>
         </w:tc>
@@ -13134,7 +13134,7 @@
                 <w:sz w:val="20"/>
                 <w:rtl/>
               </w:rPr>
-              <w:t>448</w:t>
+              <w:t>432</w:t>
             </w:r>
           </w:p>
         </w:tc>
@@ -13220,7 +13220,7 @@
                 <w:sz w:val="20"/>
                 <w:rtl/>
               </w:rPr>
-              <w:t>448</w:t>
+              <w:t>432</w:t>
             </w:r>
           </w:p>
         </w:tc>
@@ -13306,7 +13306,7 @@
                 <w:sz w:val="20"/>
                 <w:rtl/>
               </w:rPr>
-              <w:t>448</w:t>
+              <w:t>432</w:t>
             </w:r>
           </w:p>
         </w:tc>
@@ -13392,7 +13392,7 @@
                 <w:sz w:val="20"/>
                 <w:rtl/>
               </w:rPr>
-              <w:t>448</w:t>
+              <w:t>432</w:t>
             </w:r>
           </w:p>
         </w:tc>
@@ -13478,7 +13478,7 @@
                 <w:sz w:val="20"/>
                 <w:rtl/>
               </w:rPr>
-              <w:t>448</w:t>
+              <w:t>432</w:t>
             </w:r>
           </w:p>
         </w:tc>
@@ -13564,7 +13564,7 @@
                 <w:sz w:val="20"/>
                 <w:rtl/>
               </w:rPr>
-              <w:t>448</w:t>
+              <w:t>432</w:t>
             </w:r>
           </w:p>
         </w:tc>
@@ -13650,7 +13650,7 @@
                 <w:sz w:val="20"/>
                 <w:rtl/>
               </w:rPr>
-              <w:t>448</w:t>
+              <w:t>432</w:t>
             </w:r>
           </w:p>
         </w:tc>
@@ -13736,7 +13736,7 @@
                 <w:sz w:val="20"/>
                 <w:rtl/>
               </w:rPr>
-              <w:t>448</w:t>
+              <w:t>432</w:t>
             </w:r>
           </w:p>
         </w:tc>
@@ -13822,7 +13822,7 @@
                 <w:sz w:val="20"/>
                 <w:rtl/>
               </w:rPr>
-              <w:t>448</w:t>
+              <w:t>432</w:t>
             </w:r>
           </w:p>
         </w:tc>
@@ -13908,7 +13908,7 @@
                 <w:sz w:val="20"/>
                 <w:rtl/>
               </w:rPr>
-              <w:t>448</w:t>
+              <w:t>432</w:t>
             </w:r>
           </w:p>
         </w:tc>
@@ -13994,7 +13994,7 @@
                 <w:sz w:val="20"/>
                 <w:rtl/>
               </w:rPr>
-              <w:t>448</w:t>
+              <w:t>432</w:t>
             </w:r>
           </w:p>
         </w:tc>
@@ -14080,7 +14080,7 @@
                 <w:sz w:val="20"/>
                 <w:rtl/>
               </w:rPr>
-              <w:t>448</w:t>
+              <w:t>432</w:t>
             </w:r>
           </w:p>
         </w:tc>
@@ -14166,7 +14166,7 @@
                 <w:sz w:val="20"/>
                 <w:rtl/>
               </w:rPr>
-              <w:t>448</w:t>
+              <w:t>432</w:t>
             </w:r>
           </w:p>
         </w:tc>
@@ -14252,7 +14252,7 @@
                 <w:sz w:val="20"/>
                 <w:rtl/>
               </w:rPr>
-              <w:t>448</w:t>
+              <w:t>432</w:t>
             </w:r>
           </w:p>
         </w:tc>
@@ -14338,7 +14338,7 @@
                 <w:sz w:val="20"/>
                 <w:rtl/>
               </w:rPr>
-              <w:t>448</w:t>
+              <w:t>432</w:t>
             </w:r>
           </w:p>
         </w:tc>
@@ -14424,7 +14424,7 @@
                 <w:sz w:val="20"/>
                 <w:rtl/>
               </w:rPr>
-              <w:t>448</w:t>
+              <w:t>432</w:t>
             </w:r>
           </w:p>
         </w:tc>
@@ -14510,7 +14510,7 @@
                 <w:sz w:val="20"/>
                 <w:rtl/>
               </w:rPr>
-              <w:t>448</w:t>
+              <w:t>432</w:t>
             </w:r>
           </w:p>
         </w:tc>
@@ -14596,7 +14596,7 @@
                 <w:sz w:val="20"/>
                 <w:rtl/>
               </w:rPr>
-              <w:t>448</w:t>
+              <w:t>432</w:t>
             </w:r>
           </w:p>
         </w:tc>
@@ -14682,7 +14682,7 @@
                 <w:sz w:val="20"/>
                 <w:rtl/>
               </w:rPr>
-              <w:t>448</w:t>
+              <w:t>432</w:t>
             </w:r>
           </w:p>
         </w:tc>
@@ -14768,7 +14768,7 @@
                 <w:sz w:val="20"/>
                 <w:rtl/>
               </w:rPr>
-              <w:t>448</w:t>
+              <w:t>432</w:t>
             </w:r>
           </w:p>
         </w:tc>
@@ -14854,7 +14854,7 @@
                 <w:sz w:val="20"/>
                 <w:rtl/>
               </w:rPr>
-              <w:t>448</w:t>
+              <w:t>432</w:t>
             </w:r>
           </w:p>
         </w:tc>
@@ -14940,7 +14940,7 @@
                 <w:sz w:val="20"/>
                 <w:rtl/>
               </w:rPr>
-              <w:t>448</w:t>
+              <w:t>432</w:t>
             </w:r>
           </w:p>
         </w:tc>
@@ -15026,7 +15026,7 @@
                 <w:sz w:val="20"/>
                 <w:rtl/>
               </w:rPr>
-              <w:t>448</w:t>
+              <w:t>432</w:t>
             </w:r>
           </w:p>
         </w:tc>
@@ -15112,7 +15112,7 @@
                 <w:sz w:val="20"/>
                 <w:rtl/>
               </w:rPr>
-              <w:t>506</w:t>
+              <w:t>487</w:t>
             </w:r>
           </w:p>
         </w:tc>
@@ -15198,7 +15198,7 @@
                 <w:sz w:val="20"/>
                 <w:rtl/>
               </w:rPr>
-              <w:t>506</w:t>
+              <w:t>487</w:t>
             </w:r>
           </w:p>
         </w:tc>
@@ -15284,7 +15284,7 @@
                 <w:sz w:val="20"/>
                 <w:rtl/>
               </w:rPr>
-              <w:t>506</w:t>
+              <w:t>487</w:t>
             </w:r>
           </w:p>
         </w:tc>
@@ -15370,7 +15370,7 @@
                 <w:sz w:val="20"/>
                 <w:rtl/>
               </w:rPr>
-              <w:t>506</w:t>
+              <w:t>487</w:t>
             </w:r>
           </w:p>
         </w:tc>
@@ -15456,7 +15456,7 @@
                 <w:sz w:val="20"/>
                 <w:rtl/>
               </w:rPr>
-              <w:t>506</w:t>
+              <w:t>487</w:t>
             </w:r>
           </w:p>
         </w:tc>
@@ -15542,7 +15542,7 @@
                 <w:sz w:val="20"/>
                 <w:rtl/>
               </w:rPr>
-              <w:t>506</w:t>
+              <w:t>487</w:t>
             </w:r>
           </w:p>
         </w:tc>
@@ -15628,7 +15628,7 @@
                 <w:sz w:val="20"/>
                 <w:rtl/>
               </w:rPr>
-              <w:t>506</w:t>
+              <w:t>487</w:t>
             </w:r>
           </w:p>
         </w:tc>
@@ -15714,7 +15714,7 @@
                 <w:sz w:val="20"/>
                 <w:rtl/>
               </w:rPr>
-              <w:t>506</w:t>
+              <w:t>487</w:t>
             </w:r>
           </w:p>
         </w:tc>
@@ -15800,7 +15800,7 @@
                 <w:sz w:val="20"/>
                 <w:rtl/>
               </w:rPr>
-              <w:t>517</w:t>
+              <w:t>497</w:t>
             </w:r>
           </w:p>
         </w:tc>
@@ -15886,7 +15886,7 @@
                 <w:sz w:val="20"/>
                 <w:rtl/>
               </w:rPr>
-              <w:t>517</w:t>
+              <w:t>497</w:t>
             </w:r>
           </w:p>
         </w:tc>
@@ -15972,7 +15972,7 @@
                 <w:sz w:val="20"/>
                 <w:rtl/>
               </w:rPr>
-              <w:t>517</w:t>
+              <w:t>497</w:t>
             </w:r>
           </w:p>
         </w:tc>
@@ -16058,7 +16058,7 @@
                 <w:sz w:val="20"/>
                 <w:rtl/>
               </w:rPr>
-              <w:t>517</w:t>
+              <w:t>497</w:t>
             </w:r>
           </w:p>
         </w:tc>
@@ -16144,7 +16144,7 @@
                 <w:sz w:val="20"/>
                 <w:rtl/>
               </w:rPr>
-              <w:t>517</w:t>
+              <w:t>497</w:t>
             </w:r>
           </w:p>
         </w:tc>
@@ -16230,7 +16230,7 @@
                 <w:sz w:val="20"/>
                 <w:rtl/>
               </w:rPr>
-              <w:t>517</w:t>
+              <w:t>497</w:t>
             </w:r>
           </w:p>
         </w:tc>
@@ -16316,7 +16316,7 @@
                 <w:sz w:val="20"/>
                 <w:rtl/>
               </w:rPr>
-              <w:t>517</w:t>
+              <w:t>497</w:t>
             </w:r>
           </w:p>
         </w:tc>
@@ -16402,7 +16402,7 @@
                 <w:sz w:val="20"/>
                 <w:rtl/>
               </w:rPr>
-              <w:t>517</w:t>
+              <w:t>497</w:t>
             </w:r>
           </w:p>
         </w:tc>
@@ -16488,7 +16488,7 @@
                 <w:sz w:val="20"/>
                 <w:rtl/>
               </w:rPr>
-              <w:t>517</w:t>
+              <w:t>497</w:t>
             </w:r>
           </w:p>
         </w:tc>
@@ -16574,7 +16574,7 @@
                 <w:sz w:val="20"/>
                 <w:rtl/>
               </w:rPr>
-              <w:t>517</w:t>
+              <w:t>497</w:t>
             </w:r>
           </w:p>
         </w:tc>
@@ -16660,7 +16660,7 @@
                 <w:sz w:val="20"/>
                 <w:rtl/>
               </w:rPr>
-              <w:t>517</w:t>
+              <w:t>497</w:t>
             </w:r>
           </w:p>
         </w:tc>
@@ -16746,7 +16746,7 @@
                 <w:sz w:val="20"/>
                 <w:rtl/>
               </w:rPr>
-              <w:t>521</w:t>
+              <w:t>500</w:t>
             </w:r>
           </w:p>
         </w:tc>
@@ -16832,7 +16832,7 @@
                 <w:sz w:val="20"/>
                 <w:rtl/>
               </w:rPr>
-              <w:t>521</w:t>
+              <w:t>500</w:t>
             </w:r>
           </w:p>
         </w:tc>
@@ -16918,7 +16918,7 @@
                 <w:sz w:val="20"/>
                 <w:rtl/>
               </w:rPr>
-              <w:t>521</w:t>
+              <w:t>500</w:t>
             </w:r>
           </w:p>
         </w:tc>
@@ -17004,7 +17004,7 @@
                 <w:sz w:val="20"/>
                 <w:rtl/>
               </w:rPr>
-              <w:t>521</w:t>
+              <w:t>500</w:t>
             </w:r>
           </w:p>
         </w:tc>
@@ -17090,7 +17090,7 @@
                 <w:sz w:val="20"/>
                 <w:rtl/>
               </w:rPr>
-              <w:t>521</w:t>
+              <w:t>500</w:t>
             </w:r>
           </w:p>
         </w:tc>
@@ -17176,7 +17176,7 @@
                 <w:sz w:val="20"/>
                 <w:rtl/>
               </w:rPr>
-              <w:t>521</w:t>
+              <w:t>500</w:t>
             </w:r>
           </w:p>
         </w:tc>
@@ -17262,7 +17262,7 @@
                 <w:sz w:val="20"/>
                 <w:rtl/>
               </w:rPr>
-              <w:t>521</w:t>
+              <w:t>500</w:t>
             </w:r>
           </w:p>
         </w:tc>
@@ -17348,7 +17348,7 @@
                 <w:sz w:val="20"/>
                 <w:rtl/>
               </w:rPr>
-              <w:t>526</w:t>
+              <w:t>505</w:t>
             </w:r>
           </w:p>
         </w:tc>
@@ -17434,7 +17434,7 @@
                 <w:sz w:val="20"/>
                 <w:rtl/>
               </w:rPr>
-              <w:t>526</w:t>
+              <w:t>505</w:t>
             </w:r>
           </w:p>
         </w:tc>
@@ -17520,7 +17520,7 @@
                 <w:sz w:val="20"/>
                 <w:rtl/>
               </w:rPr>
-              <w:t>526</w:t>
+              <w:t>505</w:t>
             </w:r>
           </w:p>
         </w:tc>
@@ -17606,7 +17606,7 @@
                 <w:sz w:val="20"/>
                 <w:rtl/>
               </w:rPr>
-              <w:t>526</w:t>
+              <w:t>505</w:t>
             </w:r>
           </w:p>
         </w:tc>
@@ -17692,7 +17692,7 @@
                 <w:sz w:val="20"/>
                 <w:rtl/>
               </w:rPr>
-              <w:t>526</w:t>
+              <w:t>505</w:t>
             </w:r>
           </w:p>
         </w:tc>
@@ -17778,7 +17778,7 @@
                 <w:sz w:val="20"/>
                 <w:rtl/>
               </w:rPr>
-              <w:t>526</w:t>
+              <w:t>505</w:t>
             </w:r>
           </w:p>
         </w:tc>
@@ -17864,7 +17864,7 @@
                 <w:sz w:val="20"/>
                 <w:rtl/>
               </w:rPr>
-              <w:t>526</w:t>
+              <w:t>505</w:t>
             </w:r>
           </w:p>
         </w:tc>
@@ -17950,7 +17950,7 @@
                 <w:sz w:val="20"/>
                 <w:rtl/>
               </w:rPr>
-              <w:t>526</w:t>
+              <w:t>505</w:t>
             </w:r>
           </w:p>
         </w:tc>
@@ -18036,7 +18036,7 @@
                 <w:sz w:val="20"/>
                 <w:rtl/>
               </w:rPr>
-              <w:t>526</w:t>
+              <w:t>505</w:t>
             </w:r>
           </w:p>
         </w:tc>
@@ -18122,7 +18122,7 @@
                 <w:sz w:val="20"/>
                 <w:rtl/>
               </w:rPr>
-              <w:t>539</w:t>
+              <w:t>517</w:t>
             </w:r>
           </w:p>
         </w:tc>
@@ -18208,7 +18208,7 @@
                 <w:sz w:val="20"/>
                 <w:rtl/>
               </w:rPr>
-              <w:t>539</w:t>
+              <w:t>517</w:t>
             </w:r>
           </w:p>
         </w:tc>
@@ -18294,7 +18294,7 @@
                 <w:sz w:val="20"/>
                 <w:rtl/>
               </w:rPr>
-              <w:t>539</w:t>
+              <w:t>517</w:t>
             </w:r>
           </w:p>
         </w:tc>
@@ -18380,7 +18380,7 @@
                 <w:sz w:val="20"/>
                 <w:rtl/>
               </w:rPr>
-              <w:t>539</w:t>
+              <w:t>517</w:t>
             </w:r>
           </w:p>
         </w:tc>
@@ -18466,7 +18466,7 @@
                 <w:sz w:val="20"/>
                 <w:rtl/>
               </w:rPr>
-              <w:t>549</w:t>
+              <w:t>527</w:t>
             </w:r>
           </w:p>
         </w:tc>
@@ -18552,7 +18552,7 @@
                 <w:sz w:val="20"/>
                 <w:rtl/>
               </w:rPr>
-              <w:t>552</w:t>
+              <w:t>530</w:t>
             </w:r>
           </w:p>
         </w:tc>
@@ -18638,7 +18638,7 @@
                 <w:sz w:val="20"/>
                 <w:rtl/>
               </w:rPr>
-              <w:t>588</w:t>
+              <w:t>564</w:t>
             </w:r>
           </w:p>
         </w:tc>

--- a/output/source-notes.docx
+++ b/output/source-notes.docx
@@ -406,7 +406,7 @@
                 <w:sz w:val="20"/>
                 <w:rtl/>
               </w:rPr>
-              <w:t>83</w:t>
+              <w:t>82</w:t>
             </w:r>
           </w:p>
         </w:tc>
@@ -492,7 +492,7 @@
                 <w:sz w:val="20"/>
                 <w:rtl/>
               </w:rPr>
-              <w:t>91</w:t>
+              <w:t>90</w:t>
             </w:r>
           </w:p>
         </w:tc>
@@ -578,7 +578,7 @@
                 <w:sz w:val="20"/>
                 <w:rtl/>
               </w:rPr>
-              <w:t>91</w:t>
+              <w:t>90</w:t>
             </w:r>
           </w:p>
         </w:tc>
@@ -664,7 +664,7 @@
                 <w:sz w:val="20"/>
                 <w:rtl/>
               </w:rPr>
-              <w:t>91</w:t>
+              <w:t>90</w:t>
             </w:r>
           </w:p>
         </w:tc>
@@ -750,7 +750,7 @@
                 <w:sz w:val="20"/>
                 <w:rtl/>
               </w:rPr>
-              <w:t>91</w:t>
+              <w:t>90</w:t>
             </w:r>
           </w:p>
         </w:tc>
@@ -836,7 +836,7 @@
                 <w:sz w:val="20"/>
                 <w:rtl/>
               </w:rPr>
-              <w:t>91</w:t>
+              <w:t>90</w:t>
             </w:r>
           </w:p>
         </w:tc>
@@ -922,7 +922,7 @@
                 <w:sz w:val="20"/>
                 <w:rtl/>
               </w:rPr>
-              <w:t>91</w:t>
+              <w:t>90</w:t>
             </w:r>
           </w:p>
         </w:tc>
@@ -1008,7 +1008,7 @@
                 <w:sz w:val="20"/>
                 <w:rtl/>
               </w:rPr>
-              <w:t>91</w:t>
+              <w:t>90</w:t>
             </w:r>
           </w:p>
         </w:tc>
@@ -1094,7 +1094,7 @@
                 <w:sz w:val="20"/>
                 <w:rtl/>
               </w:rPr>
-              <w:t>91</w:t>
+              <w:t>90</w:t>
             </w:r>
           </w:p>
         </w:tc>
@@ -1180,7 +1180,7 @@
                 <w:sz w:val="20"/>
                 <w:rtl/>
               </w:rPr>
-              <w:t>91</w:t>
+              <w:t>90</w:t>
             </w:r>
           </w:p>
         </w:tc>
@@ -1266,7 +1266,7 @@
                 <w:sz w:val="20"/>
                 <w:rtl/>
               </w:rPr>
-              <w:t>91</w:t>
+              <w:t>90</w:t>
             </w:r>
           </w:p>
         </w:tc>
@@ -1352,7 +1352,7 @@
                 <w:sz w:val="20"/>
                 <w:rtl/>
               </w:rPr>
-              <w:t>91</w:t>
+              <w:t>90</w:t>
             </w:r>
           </w:p>
         </w:tc>
@@ -1438,7 +1438,7 @@
                 <w:sz w:val="20"/>
                 <w:rtl/>
               </w:rPr>
-              <w:t>91</w:t>
+              <w:t>90</w:t>
             </w:r>
           </w:p>
         </w:tc>
@@ -1524,7 +1524,7 @@
                 <w:sz w:val="20"/>
                 <w:rtl/>
               </w:rPr>
-              <w:t>91</w:t>
+              <w:t>90</w:t>
             </w:r>
           </w:p>
         </w:tc>
@@ -1610,7 +1610,7 @@
                 <w:sz w:val="20"/>
                 <w:rtl/>
               </w:rPr>
-              <w:t>91</w:t>
+              <w:t>90</w:t>
             </w:r>
           </w:p>
         </w:tc>
@@ -1696,7 +1696,7 @@
                 <w:sz w:val="20"/>
                 <w:rtl/>
               </w:rPr>
-              <w:t>91</w:t>
+              <w:t>90</w:t>
             </w:r>
           </w:p>
         </w:tc>
@@ -1782,7 +1782,7 @@
                 <w:sz w:val="20"/>
                 <w:rtl/>
               </w:rPr>
-              <w:t>91</w:t>
+              <w:t>90</w:t>
             </w:r>
           </w:p>
         </w:tc>
@@ -1868,7 +1868,7 @@
                 <w:sz w:val="20"/>
                 <w:rtl/>
               </w:rPr>
-              <w:t>91</w:t>
+              <w:t>90</w:t>
             </w:r>
           </w:p>
         </w:tc>
@@ -1954,7 +1954,7 @@
                 <w:sz w:val="20"/>
                 <w:rtl/>
               </w:rPr>
-              <w:t>91</w:t>
+              <w:t>90</w:t>
             </w:r>
           </w:p>
         </w:tc>
@@ -2040,7 +2040,7 @@
                 <w:sz w:val="20"/>
                 <w:rtl/>
               </w:rPr>
-              <w:t>91</w:t>
+              <w:t>90</w:t>
             </w:r>
           </w:p>
         </w:tc>
@@ -2126,7 +2126,7 @@
                 <w:sz w:val="20"/>
                 <w:rtl/>
               </w:rPr>
-              <w:t>91</w:t>
+              <w:t>90</w:t>
             </w:r>
           </w:p>
         </w:tc>
@@ -2212,7 +2212,7 @@
                 <w:sz w:val="20"/>
                 <w:rtl/>
               </w:rPr>
-              <w:t>91</w:t>
+              <w:t>90</w:t>
             </w:r>
           </w:p>
         </w:tc>
@@ -2298,7 +2298,7 @@
                 <w:sz w:val="20"/>
                 <w:rtl/>
               </w:rPr>
-              <w:t>91</w:t>
+              <w:t>90</w:t>
             </w:r>
           </w:p>
         </w:tc>
@@ -2384,7 +2384,7 @@
                 <w:sz w:val="20"/>
                 <w:rtl/>
               </w:rPr>
-              <w:t>132</w:t>
+              <w:t>130</w:t>
             </w:r>
           </w:p>
         </w:tc>
@@ -2470,7 +2470,7 @@
                 <w:sz w:val="20"/>
                 <w:rtl/>
               </w:rPr>
-              <w:t>143</w:t>
+              <w:t>141</w:t>
             </w:r>
           </w:p>
         </w:tc>
@@ -2556,7 +2556,7 @@
                 <w:sz w:val="20"/>
                 <w:rtl/>
               </w:rPr>
-              <w:t>143</w:t>
+              <w:t>141</w:t>
             </w:r>
           </w:p>
         </w:tc>
@@ -2642,7 +2642,7 @@
                 <w:sz w:val="20"/>
                 <w:rtl/>
               </w:rPr>
-              <w:t>143</w:t>
+              <w:t>141</w:t>
             </w:r>
           </w:p>
         </w:tc>
@@ -2728,7 +2728,7 @@
                 <w:sz w:val="20"/>
                 <w:rtl/>
               </w:rPr>
-              <w:t>143</w:t>
+              <w:t>141</w:t>
             </w:r>
           </w:p>
         </w:tc>
@@ -2814,7 +2814,7 @@
                 <w:sz w:val="20"/>
                 <w:rtl/>
               </w:rPr>
-              <w:t>143</w:t>
+              <w:t>141</w:t>
             </w:r>
           </w:p>
         </w:tc>
@@ -2900,7 +2900,7 @@
                 <w:sz w:val="20"/>
                 <w:rtl/>
               </w:rPr>
-              <w:t>159</w:t>
+              <w:t>157</w:t>
             </w:r>
           </w:p>
         </w:tc>
@@ -2986,7 +2986,7 @@
                 <w:sz w:val="20"/>
                 <w:rtl/>
               </w:rPr>
-              <w:t>159</w:t>
+              <w:t>157</w:t>
             </w:r>
           </w:p>
         </w:tc>
@@ -3072,7 +3072,7 @@
                 <w:sz w:val="20"/>
                 <w:rtl/>
               </w:rPr>
-              <w:t>159</w:t>
+              <w:t>157</w:t>
             </w:r>
           </w:p>
         </w:tc>
@@ -3158,7 +3158,7 @@
                 <w:sz w:val="20"/>
                 <w:rtl/>
               </w:rPr>
-              <w:t>159</w:t>
+              <w:t>157</w:t>
             </w:r>
           </w:p>
         </w:tc>
@@ -3244,7 +3244,7 @@
                 <w:sz w:val="20"/>
                 <w:rtl/>
               </w:rPr>
-              <w:t>159</w:t>
+              <w:t>157</w:t>
             </w:r>
           </w:p>
         </w:tc>
@@ -3330,7 +3330,7 @@
                 <w:sz w:val="20"/>
                 <w:rtl/>
               </w:rPr>
-              <w:t>163</w:t>
+              <w:t>161</w:t>
             </w:r>
           </w:p>
         </w:tc>
@@ -3416,7 +3416,7 @@
                 <w:sz w:val="20"/>
                 <w:rtl/>
               </w:rPr>
-              <w:t>187</w:t>
+              <w:t>185</w:t>
             </w:r>
           </w:p>
         </w:tc>
@@ -3502,7 +3502,7 @@
                 <w:sz w:val="20"/>
                 <w:rtl/>
               </w:rPr>
-              <w:t>187</w:t>
+              <w:t>185</w:t>
             </w:r>
           </w:p>
         </w:tc>
@@ -3588,7 +3588,7 @@
                 <w:sz w:val="20"/>
                 <w:rtl/>
               </w:rPr>
-              <w:t>222</w:t>
+              <w:t>220</w:t>
             </w:r>
           </w:p>
         </w:tc>
@@ -3674,7 +3674,7 @@
                 <w:sz w:val="20"/>
                 <w:rtl/>
               </w:rPr>
-              <w:t>234</w:t>
+              <w:t>232</w:t>
             </w:r>
           </w:p>
         </w:tc>
@@ -3760,7 +3760,7 @@
                 <w:sz w:val="20"/>
                 <w:rtl/>
               </w:rPr>
-              <w:t>234</w:t>
+              <w:t>232</w:t>
             </w:r>
           </w:p>
         </w:tc>
@@ -3846,7 +3846,7 @@
                 <w:sz w:val="20"/>
                 <w:rtl/>
               </w:rPr>
-              <w:t>257</w:t>
+              <w:t>255</w:t>
             </w:r>
           </w:p>
         </w:tc>
@@ -3932,7 +3932,7 @@
                 <w:sz w:val="20"/>
                 <w:rtl/>
               </w:rPr>
-              <w:t>268</w:t>
+              <w:t>266</w:t>
             </w:r>
           </w:p>
         </w:tc>
@@ -4018,7 +4018,7 @@
                 <w:sz w:val="20"/>
                 <w:rtl/>
               </w:rPr>
-              <w:t>272</w:t>
+              <w:t>270</w:t>
             </w:r>
           </w:p>
         </w:tc>
@@ -4104,7 +4104,7 @@
                 <w:sz w:val="20"/>
                 <w:rtl/>
               </w:rPr>
-              <w:t>288</w:t>
+              <w:t>285</w:t>
             </w:r>
           </w:p>
         </w:tc>
@@ -4190,7 +4190,7 @@
                 <w:sz w:val="20"/>
                 <w:rtl/>
               </w:rPr>
-              <w:t>288</w:t>
+              <w:t>285</w:t>
             </w:r>
           </w:p>
         </w:tc>
@@ -4276,7 +4276,7 @@
                 <w:sz w:val="20"/>
                 <w:rtl/>
               </w:rPr>
-              <w:t>288</w:t>
+              <w:t>285</w:t>
             </w:r>
           </w:p>
         </w:tc>
@@ -4362,7 +4362,7 @@
                 <w:sz w:val="20"/>
                 <w:rtl/>
               </w:rPr>
-              <w:t>320</w:t>
+              <w:t>317</w:t>
             </w:r>
           </w:p>
         </w:tc>
@@ -4448,7 +4448,7 @@
                 <w:sz w:val="20"/>
                 <w:rtl/>
               </w:rPr>
-              <w:t>328</w:t>
+              <w:t>325</w:t>
             </w:r>
           </w:p>
         </w:tc>
@@ -4534,7 +4534,7 @@
                 <w:sz w:val="20"/>
                 <w:rtl/>
               </w:rPr>
-              <w:t>328</w:t>
+              <w:t>325</w:t>
             </w:r>
           </w:p>
         </w:tc>
@@ -4620,7 +4620,7 @@
                 <w:sz w:val="20"/>
                 <w:rtl/>
               </w:rPr>
-              <w:t>328</w:t>
+              <w:t>325</w:t>
             </w:r>
           </w:p>
         </w:tc>
@@ -4706,7 +4706,7 @@
                 <w:sz w:val="20"/>
                 <w:rtl/>
               </w:rPr>
-              <w:t>328</w:t>
+              <w:t>325</w:t>
             </w:r>
           </w:p>
         </w:tc>
@@ -4792,7 +4792,7 @@
                 <w:sz w:val="20"/>
                 <w:rtl/>
               </w:rPr>
-              <w:t>328</w:t>
+              <w:t>325</w:t>
             </w:r>
           </w:p>
         </w:tc>
@@ -4878,7 +4878,7 @@
                 <w:sz w:val="20"/>
                 <w:rtl/>
               </w:rPr>
-              <w:t>328</w:t>
+              <w:t>325</w:t>
             </w:r>
           </w:p>
         </w:tc>
@@ -4964,7 +4964,7 @@
                 <w:sz w:val="20"/>
                 <w:rtl/>
               </w:rPr>
-              <w:t>328</w:t>
+              <w:t>325</w:t>
             </w:r>
           </w:p>
         </w:tc>
@@ -5050,7 +5050,7 @@
                 <w:sz w:val="20"/>
                 <w:rtl/>
               </w:rPr>
-              <w:t>334</w:t>
+              <w:t>331</w:t>
             </w:r>
           </w:p>
         </w:tc>
@@ -5136,7 +5136,7 @@
                 <w:sz w:val="20"/>
                 <w:rtl/>
               </w:rPr>
-              <w:t>334</w:t>
+              <w:t>331</w:t>
             </w:r>
           </w:p>
         </w:tc>
@@ -5222,7 +5222,7 @@
                 <w:sz w:val="20"/>
                 <w:rtl/>
               </w:rPr>
-              <w:t>334</w:t>
+              <w:t>331</w:t>
             </w:r>
           </w:p>
         </w:tc>
@@ -5308,7 +5308,7 @@
                 <w:sz w:val="20"/>
                 <w:rtl/>
               </w:rPr>
-              <w:t>345</w:t>
+              <w:t>342</w:t>
             </w:r>
           </w:p>
         </w:tc>
@@ -5394,7 +5394,7 @@
                 <w:sz w:val="20"/>
                 <w:rtl/>
               </w:rPr>
-              <w:t>345</w:t>
+              <w:t>342</w:t>
             </w:r>
           </w:p>
         </w:tc>
@@ -5480,7 +5480,7 @@
                 <w:sz w:val="20"/>
                 <w:rtl/>
               </w:rPr>
-              <w:t>345</w:t>
+              <w:t>342</w:t>
             </w:r>
           </w:p>
         </w:tc>
@@ -5566,7 +5566,7 @@
                 <w:sz w:val="20"/>
                 <w:rtl/>
               </w:rPr>
-              <w:t>345</w:t>
+              <w:t>342</w:t>
             </w:r>
           </w:p>
         </w:tc>
@@ -5652,7 +5652,7 @@
                 <w:sz w:val="20"/>
                 <w:rtl/>
               </w:rPr>
-              <w:t>345</w:t>
+              <w:t>342</w:t>
             </w:r>
           </w:p>
         </w:tc>
@@ -5738,7 +5738,7 @@
                 <w:sz w:val="20"/>
                 <w:rtl/>
               </w:rPr>
-              <w:t>345</w:t>
+              <w:t>342</w:t>
             </w:r>
           </w:p>
         </w:tc>
@@ -5824,7 +5824,7 @@
                 <w:sz w:val="20"/>
                 <w:rtl/>
               </w:rPr>
-              <w:t>345</w:t>
+              <w:t>342</w:t>
             </w:r>
           </w:p>
         </w:tc>
@@ -5910,7 +5910,7 @@
                 <w:sz w:val="20"/>
                 <w:rtl/>
               </w:rPr>
-              <w:t>345</w:t>
+              <w:t>342</w:t>
             </w:r>
           </w:p>
         </w:tc>
@@ -5996,7 +5996,7 @@
                 <w:sz w:val="20"/>
                 <w:rtl/>
               </w:rPr>
-              <w:t>345</w:t>
+              <w:t>342</w:t>
             </w:r>
           </w:p>
         </w:tc>
@@ -6082,7 +6082,7 @@
                 <w:sz w:val="20"/>
                 <w:rtl/>
               </w:rPr>
-              <w:t>345</w:t>
+              <w:t>342</w:t>
             </w:r>
           </w:p>
         </w:tc>
@@ -6168,7 +6168,7 @@
                 <w:sz w:val="20"/>
                 <w:rtl/>
               </w:rPr>
-              <w:t>345</w:t>
+              <w:t>342</w:t>
             </w:r>
           </w:p>
         </w:tc>
@@ -6254,7 +6254,7 @@
                 <w:sz w:val="20"/>
                 <w:rtl/>
               </w:rPr>
-              <w:t>345</w:t>
+              <w:t>342</w:t>
             </w:r>
           </w:p>
         </w:tc>
@@ -6340,7 +6340,7 @@
                 <w:sz w:val="20"/>
                 <w:rtl/>
               </w:rPr>
-              <w:t>345</w:t>
+              <w:t>342</w:t>
             </w:r>
           </w:p>
         </w:tc>
@@ -6426,7 +6426,7 @@
                 <w:sz w:val="20"/>
                 <w:rtl/>
               </w:rPr>
-              <w:t>345</w:t>
+              <w:t>342</w:t>
             </w:r>
           </w:p>
         </w:tc>
@@ -6512,7 +6512,7 @@
                 <w:sz w:val="20"/>
                 <w:rtl/>
               </w:rPr>
-              <w:t>345</w:t>
+              <w:t>342</w:t>
             </w:r>
           </w:p>
         </w:tc>
@@ -6598,7 +6598,7 @@
                 <w:sz w:val="20"/>
                 <w:rtl/>
               </w:rPr>
-              <w:t>345</w:t>
+              <w:t>342</w:t>
             </w:r>
           </w:p>
         </w:tc>
@@ -6684,7 +6684,7 @@
                 <w:sz w:val="20"/>
                 <w:rtl/>
               </w:rPr>
-              <w:t>345</w:t>
+              <w:t>342</w:t>
             </w:r>
           </w:p>
         </w:tc>
@@ -6770,7 +6770,7 @@
                 <w:sz w:val="20"/>
                 <w:rtl/>
               </w:rPr>
-              <w:t>345</w:t>
+              <w:t>342</w:t>
             </w:r>
           </w:p>
         </w:tc>
@@ -6856,7 +6856,7 @@
                 <w:sz w:val="20"/>
                 <w:rtl/>
               </w:rPr>
-              <w:t>345</w:t>
+              <w:t>342</w:t>
             </w:r>
           </w:p>
         </w:tc>
@@ -6942,7 +6942,7 @@
                 <w:sz w:val="20"/>
                 <w:rtl/>
               </w:rPr>
-              <w:t>345</w:t>
+              <w:t>342</w:t>
             </w:r>
           </w:p>
         </w:tc>
@@ -7028,7 +7028,7 @@
                 <w:sz w:val="20"/>
                 <w:rtl/>
               </w:rPr>
-              <w:t>345</w:t>
+              <w:t>342</w:t>
             </w:r>
           </w:p>
         </w:tc>
@@ -7114,7 +7114,7 @@
                 <w:sz w:val="20"/>
                 <w:rtl/>
               </w:rPr>
-              <w:t>345</w:t>
+              <w:t>342</w:t>
             </w:r>
           </w:p>
         </w:tc>
@@ -7200,7 +7200,7 @@
                 <w:sz w:val="20"/>
                 <w:rtl/>
               </w:rPr>
-              <w:t>345</w:t>
+              <w:t>342</w:t>
             </w:r>
           </w:p>
         </w:tc>
@@ -7286,7 +7286,7 @@
                 <w:sz w:val="20"/>
                 <w:rtl/>
               </w:rPr>
-              <w:t>345</w:t>
+              <w:t>342</w:t>
             </w:r>
           </w:p>
         </w:tc>
@@ -7372,7 +7372,7 @@
                 <w:sz w:val="20"/>
                 <w:rtl/>
               </w:rPr>
-              <w:t>345</w:t>
+              <w:t>342</w:t>
             </w:r>
           </w:p>
         </w:tc>
@@ -7458,7 +7458,7 @@
                 <w:sz w:val="20"/>
                 <w:rtl/>
               </w:rPr>
-              <w:t>345</w:t>
+              <w:t>342</w:t>
             </w:r>
           </w:p>
         </w:tc>
@@ -7544,7 +7544,7 @@
                 <w:sz w:val="20"/>
                 <w:rtl/>
               </w:rPr>
-              <w:t>345</w:t>
+              <w:t>342</w:t>
             </w:r>
           </w:p>
         </w:tc>
@@ -7630,7 +7630,7 @@
                 <w:sz w:val="20"/>
                 <w:rtl/>
               </w:rPr>
-              <w:t>345</w:t>
+              <w:t>342</w:t>
             </w:r>
           </w:p>
         </w:tc>
@@ -7716,7 +7716,7 @@
                 <w:sz w:val="20"/>
                 <w:rtl/>
               </w:rPr>
-              <w:t>359</w:t>
+              <w:t>356</w:t>
             </w:r>
           </w:p>
         </w:tc>
@@ -7802,7 +7802,7 @@
                 <w:sz w:val="20"/>
                 <w:rtl/>
               </w:rPr>
-              <w:t>359</w:t>
+              <w:t>356</w:t>
             </w:r>
           </w:p>
         </w:tc>
@@ -7888,7 +7888,7 @@
                 <w:sz w:val="20"/>
                 <w:rtl/>
               </w:rPr>
-              <w:t>359</w:t>
+              <w:t>356</w:t>
             </w:r>
           </w:p>
         </w:tc>
@@ -7974,7 +7974,7 @@
                 <w:sz w:val="20"/>
                 <w:rtl/>
               </w:rPr>
-              <w:t>359</w:t>
+              <w:t>356</w:t>
             </w:r>
           </w:p>
         </w:tc>
@@ -8060,7 +8060,7 @@
                 <w:sz w:val="20"/>
                 <w:rtl/>
               </w:rPr>
-              <w:t>359</w:t>
+              <w:t>356</w:t>
             </w:r>
           </w:p>
         </w:tc>
@@ -8146,7 +8146,7 @@
                 <w:sz w:val="20"/>
                 <w:rtl/>
               </w:rPr>
-              <w:t>359</w:t>
+              <w:t>356</w:t>
             </w:r>
           </w:p>
         </w:tc>
@@ -8232,7 +8232,7 @@
                 <w:sz w:val="20"/>
                 <w:rtl/>
               </w:rPr>
-              <w:t>359</w:t>
+              <w:t>356</w:t>
             </w:r>
           </w:p>
         </w:tc>
@@ -8318,7 +8318,7 @@
                 <w:sz w:val="20"/>
                 <w:rtl/>
               </w:rPr>
-              <w:t>359</w:t>
+              <w:t>356</w:t>
             </w:r>
           </w:p>
         </w:tc>
@@ -8404,7 +8404,7 @@
                 <w:sz w:val="20"/>
                 <w:rtl/>
               </w:rPr>
-              <w:t>359</w:t>
+              <w:t>356</w:t>
             </w:r>
           </w:p>
         </w:tc>
@@ -8490,7 +8490,7 @@
                 <w:sz w:val="20"/>
                 <w:rtl/>
               </w:rPr>
-              <w:t>359</w:t>
+              <w:t>356</w:t>
             </w:r>
           </w:p>
         </w:tc>
@@ -8576,7 +8576,7 @@
                 <w:sz w:val="20"/>
                 <w:rtl/>
               </w:rPr>
-              <w:t>359</w:t>
+              <w:t>356</w:t>
             </w:r>
           </w:p>
         </w:tc>
@@ -8662,7 +8662,7 @@
                 <w:sz w:val="20"/>
                 <w:rtl/>
               </w:rPr>
-              <w:t>359</w:t>
+              <w:t>356</w:t>
             </w:r>
           </w:p>
         </w:tc>
@@ -8748,7 +8748,7 @@
                 <w:sz w:val="20"/>
                 <w:rtl/>
               </w:rPr>
-              <w:t>359</w:t>
+              <w:t>356</w:t>
             </w:r>
           </w:p>
         </w:tc>
@@ -8834,7 +8834,7 @@
                 <w:sz w:val="20"/>
                 <w:rtl/>
               </w:rPr>
-              <w:t>359</w:t>
+              <w:t>356</w:t>
             </w:r>
           </w:p>
         </w:tc>
@@ -8920,7 +8920,7 @@
                 <w:sz w:val="20"/>
                 <w:rtl/>
               </w:rPr>
-              <w:t>359</w:t>
+              <w:t>356</w:t>
             </w:r>
           </w:p>
         </w:tc>
@@ -9006,7 +9006,7 @@
                 <w:sz w:val="20"/>
                 <w:rtl/>
               </w:rPr>
-              <w:t>359</w:t>
+              <w:t>356</w:t>
             </w:r>
           </w:p>
         </w:tc>
@@ -9092,7 +9092,7 @@
                 <w:sz w:val="20"/>
                 <w:rtl/>
               </w:rPr>
-              <w:t>359</w:t>
+              <w:t>356</w:t>
             </w:r>
           </w:p>
         </w:tc>
@@ -9178,7 +9178,7 @@
                 <w:sz w:val="20"/>
                 <w:rtl/>
               </w:rPr>
-              <w:t>359</w:t>
+              <w:t>356</w:t>
             </w:r>
           </w:p>
         </w:tc>
@@ -9264,7 +9264,7 @@
                 <w:sz w:val="20"/>
                 <w:rtl/>
               </w:rPr>
-              <w:t>359</w:t>
+              <w:t>356</w:t>
             </w:r>
           </w:p>
         </w:tc>
@@ -9350,7 +9350,7 @@
                 <w:sz w:val="20"/>
                 <w:rtl/>
               </w:rPr>
-              <w:t>377</w:t>
+              <w:t>373</w:t>
             </w:r>
           </w:p>
         </w:tc>
@@ -9436,7 +9436,7 @@
                 <w:sz w:val="20"/>
                 <w:rtl/>
               </w:rPr>
-              <w:t>377</w:t>
+              <w:t>373</w:t>
             </w:r>
           </w:p>
         </w:tc>
@@ -9522,7 +9522,7 @@
                 <w:sz w:val="20"/>
                 <w:rtl/>
               </w:rPr>
-              <w:t>377</w:t>
+              <w:t>373</w:t>
             </w:r>
           </w:p>
         </w:tc>
@@ -9608,7 +9608,7 @@
                 <w:sz w:val="20"/>
                 <w:rtl/>
               </w:rPr>
-              <w:t>377</w:t>
+              <w:t>373</w:t>
             </w:r>
           </w:p>
         </w:tc>
@@ -9694,7 +9694,7 @@
                 <w:sz w:val="20"/>
                 <w:rtl/>
               </w:rPr>
-              <w:t>384</w:t>
+              <w:t>380</w:t>
             </w:r>
           </w:p>
         </w:tc>
@@ -9780,7 +9780,7 @@
                 <w:sz w:val="20"/>
                 <w:rtl/>
               </w:rPr>
-              <w:t>415</w:t>
+              <w:t>411</w:t>
             </w:r>
           </w:p>
         </w:tc>
@@ -9866,7 +9866,7 @@
                 <w:sz w:val="20"/>
                 <w:rtl/>
               </w:rPr>
-              <w:t>415</w:t>
+              <w:t>411</w:t>
             </w:r>
           </w:p>
         </w:tc>
@@ -9952,7 +9952,7 @@
                 <w:sz w:val="20"/>
                 <w:rtl/>
               </w:rPr>
-              <w:t>415</w:t>
+              <w:t>411</w:t>
             </w:r>
           </w:p>
         </w:tc>
@@ -10038,7 +10038,7 @@
                 <w:sz w:val="20"/>
                 <w:rtl/>
               </w:rPr>
-              <w:t>415</w:t>
+              <w:t>411</w:t>
             </w:r>
           </w:p>
         </w:tc>
@@ -10124,7 +10124,7 @@
                 <w:sz w:val="20"/>
                 <w:rtl/>
               </w:rPr>
-              <w:t>415</w:t>
+              <w:t>411</w:t>
             </w:r>
           </w:p>
         </w:tc>
@@ -10210,7 +10210,7 @@
                 <w:sz w:val="20"/>
                 <w:rtl/>
               </w:rPr>
-              <w:t>415</w:t>
+              <w:t>411</w:t>
             </w:r>
           </w:p>
         </w:tc>
@@ -10296,7 +10296,7 @@
                 <w:sz w:val="20"/>
                 <w:rtl/>
               </w:rPr>
-              <w:t>415</w:t>
+              <w:t>411</w:t>
             </w:r>
           </w:p>
         </w:tc>
@@ -10382,7 +10382,7 @@
                 <w:sz w:val="20"/>
                 <w:rtl/>
               </w:rPr>
-              <w:t>415</w:t>
+              <w:t>411</w:t>
             </w:r>
           </w:p>
         </w:tc>
@@ -10468,7 +10468,7 @@
                 <w:sz w:val="20"/>
                 <w:rtl/>
               </w:rPr>
-              <w:t>415</w:t>
+              <w:t>411</w:t>
             </w:r>
           </w:p>
         </w:tc>
@@ -10554,7 +10554,7 @@
                 <w:sz w:val="20"/>
                 <w:rtl/>
               </w:rPr>
-              <w:t>415</w:t>
+              <w:t>411</w:t>
             </w:r>
           </w:p>
         </w:tc>
@@ -10640,7 +10640,7 @@
                 <w:sz w:val="20"/>
                 <w:rtl/>
               </w:rPr>
-              <w:t>415</w:t>
+              <w:t>411</w:t>
             </w:r>
           </w:p>
         </w:tc>
@@ -10726,7 +10726,7 @@
                 <w:sz w:val="20"/>
                 <w:rtl/>
               </w:rPr>
-              <w:t>415</w:t>
+              <w:t>411</w:t>
             </w:r>
           </w:p>
         </w:tc>
@@ -10812,7 +10812,7 @@
                 <w:sz w:val="20"/>
                 <w:rtl/>
               </w:rPr>
-              <w:t>415</w:t>
+              <w:t>411</w:t>
             </w:r>
           </w:p>
         </w:tc>
@@ -10898,7 +10898,7 @@
                 <w:sz w:val="20"/>
                 <w:rtl/>
               </w:rPr>
-              <w:t>415</w:t>
+              <w:t>411</w:t>
             </w:r>
           </w:p>
         </w:tc>
@@ -10984,7 +10984,7 @@
                 <w:sz w:val="20"/>
                 <w:rtl/>
               </w:rPr>
-              <w:t>415</w:t>
+              <w:t>411</w:t>
             </w:r>
           </w:p>
         </w:tc>
@@ -11070,7 +11070,7 @@
                 <w:sz w:val="20"/>
                 <w:rtl/>
               </w:rPr>
-              <w:t>415</w:t>
+              <w:t>411</w:t>
             </w:r>
           </w:p>
         </w:tc>
@@ -11156,7 +11156,7 @@
                 <w:sz w:val="20"/>
                 <w:rtl/>
               </w:rPr>
-              <w:t>415</w:t>
+              <w:t>411</w:t>
             </w:r>
           </w:p>
         </w:tc>
@@ -11242,7 +11242,7 @@
                 <w:sz w:val="20"/>
                 <w:rtl/>
               </w:rPr>
-              <w:t>415</w:t>
+              <w:t>411</w:t>
             </w:r>
           </w:p>
         </w:tc>
@@ -11328,7 +11328,7 @@
                 <w:sz w:val="20"/>
                 <w:rtl/>
               </w:rPr>
-              <w:t>415</w:t>
+              <w:t>411</w:t>
             </w:r>
           </w:p>
         </w:tc>
@@ -11414,7 +11414,7 @@
                 <w:sz w:val="20"/>
                 <w:rtl/>
               </w:rPr>
-              <w:t>415</w:t>
+              <w:t>411</w:t>
             </w:r>
           </w:p>
         </w:tc>
@@ -11500,7 +11500,7 @@
                 <w:sz w:val="20"/>
                 <w:rtl/>
               </w:rPr>
-              <w:t>415</w:t>
+              <w:t>411</w:t>
             </w:r>
           </w:p>
         </w:tc>
@@ -11586,7 +11586,7 @@
                 <w:sz w:val="20"/>
                 <w:rtl/>
               </w:rPr>
-              <w:t>415</w:t>
+              <w:t>411</w:t>
             </w:r>
           </w:p>
         </w:tc>
@@ -11672,7 +11672,7 @@
                 <w:sz w:val="20"/>
                 <w:rtl/>
               </w:rPr>
-              <w:t>415</w:t>
+              <w:t>411</w:t>
             </w:r>
           </w:p>
         </w:tc>
@@ -11758,7 +11758,7 @@
                 <w:sz w:val="20"/>
                 <w:rtl/>
               </w:rPr>
-              <w:t>415</w:t>
+              <w:t>411</w:t>
             </w:r>
           </w:p>
         </w:tc>
@@ -11844,7 +11844,7 @@
                 <w:sz w:val="20"/>
                 <w:rtl/>
               </w:rPr>
-              <w:t>415</w:t>
+              <w:t>411</w:t>
             </w:r>
           </w:p>
         </w:tc>
@@ -11930,7 +11930,7 @@
                 <w:sz w:val="20"/>
                 <w:rtl/>
               </w:rPr>
-              <w:t>415</w:t>
+              <w:t>411</w:t>
             </w:r>
           </w:p>
         </w:tc>
@@ -12016,7 +12016,7 @@
                 <w:sz w:val="20"/>
                 <w:rtl/>
               </w:rPr>
-              <w:t>415</w:t>
+              <w:t>411</w:t>
             </w:r>
           </w:p>
         </w:tc>
@@ -12102,7 +12102,7 @@
                 <w:sz w:val="20"/>
                 <w:rtl/>
               </w:rPr>
-              <w:t>415</w:t>
+              <w:t>411</w:t>
             </w:r>
           </w:p>
         </w:tc>
@@ -12188,7 +12188,7 @@
                 <w:sz w:val="20"/>
                 <w:rtl/>
               </w:rPr>
-              <w:t>415</w:t>
+              <w:t>411</w:t>
             </w:r>
           </w:p>
         </w:tc>
@@ -12274,7 +12274,7 @@
                 <w:sz w:val="20"/>
                 <w:rtl/>
               </w:rPr>
-              <w:t>415</w:t>
+              <w:t>411</w:t>
             </w:r>
           </w:p>
         </w:tc>
@@ -12360,7 +12360,7 @@
                 <w:sz w:val="20"/>
                 <w:rtl/>
               </w:rPr>
-              <w:t>415</w:t>
+              <w:t>411</w:t>
             </w:r>
           </w:p>
         </w:tc>
@@ -12446,7 +12446,7 @@
                 <w:sz w:val="20"/>
                 <w:rtl/>
               </w:rPr>
-              <w:t>415</w:t>
+              <w:t>411</w:t>
             </w:r>
           </w:p>
         </w:tc>
@@ -12532,7 +12532,7 @@
                 <w:sz w:val="20"/>
                 <w:rtl/>
               </w:rPr>
-              <w:t>415</w:t>
+              <w:t>411</w:t>
             </w:r>
           </w:p>
         </w:tc>
@@ -12618,7 +12618,7 @@
                 <w:sz w:val="20"/>
                 <w:rtl/>
               </w:rPr>
-              <w:t>415</w:t>
+              <w:t>411</w:t>
             </w:r>
           </w:p>
         </w:tc>
@@ -12704,7 +12704,7 @@
                 <w:sz w:val="20"/>
                 <w:rtl/>
               </w:rPr>
-              <w:t>415</w:t>
+              <w:t>411</w:t>
             </w:r>
           </w:p>
         </w:tc>
@@ -12790,7 +12790,7 @@
                 <w:sz w:val="20"/>
                 <w:rtl/>
               </w:rPr>
-              <w:t>415</w:t>
+              <w:t>411</w:t>
             </w:r>
           </w:p>
         </w:tc>
@@ -12876,7 +12876,7 @@
                 <w:sz w:val="20"/>
                 <w:rtl/>
               </w:rPr>
-              <w:t>415</w:t>
+              <w:t>411</w:t>
             </w:r>
           </w:p>
         </w:tc>
@@ -12962,7 +12962,7 @@
                 <w:sz w:val="20"/>
                 <w:rtl/>
               </w:rPr>
-              <w:t>415</w:t>
+              <w:t>411</w:t>
             </w:r>
           </w:p>
         </w:tc>
@@ -13048,7 +13048,7 @@
                 <w:sz w:val="20"/>
                 <w:rtl/>
               </w:rPr>
-              <w:t>428</w:t>
+              <w:t>424</w:t>
             </w:r>
           </w:p>
         </w:tc>
@@ -13134,7 +13134,7 @@
                 <w:sz w:val="20"/>
                 <w:rtl/>
               </w:rPr>
-              <w:t>432</w:t>
+              <w:t>428</w:t>
             </w:r>
           </w:p>
         </w:tc>
@@ -13220,7 +13220,7 @@
                 <w:sz w:val="20"/>
                 <w:rtl/>
               </w:rPr>
-              <w:t>432</w:t>
+              <w:t>428</w:t>
             </w:r>
           </w:p>
         </w:tc>
@@ -13306,7 +13306,7 @@
                 <w:sz w:val="20"/>
                 <w:rtl/>
               </w:rPr>
-              <w:t>432</w:t>
+              <w:t>428</w:t>
             </w:r>
           </w:p>
         </w:tc>
@@ -13392,7 +13392,7 @@
                 <w:sz w:val="20"/>
                 <w:rtl/>
               </w:rPr>
-              <w:t>432</w:t>
+              <w:t>428</w:t>
             </w:r>
           </w:p>
         </w:tc>
@@ -13478,7 +13478,7 @@
                 <w:sz w:val="20"/>
                 <w:rtl/>
               </w:rPr>
-              <w:t>432</w:t>
+              <w:t>428</w:t>
             </w:r>
           </w:p>
         </w:tc>
@@ -13564,7 +13564,7 @@
                 <w:sz w:val="20"/>
                 <w:rtl/>
               </w:rPr>
-              <w:t>432</w:t>
+              <w:t>428</w:t>
             </w:r>
           </w:p>
         </w:tc>
@@ -13650,7 +13650,7 @@
                 <w:sz w:val="20"/>
                 <w:rtl/>
               </w:rPr>
-              <w:t>432</w:t>
+              <w:t>428</w:t>
             </w:r>
           </w:p>
         </w:tc>
@@ -13736,7 +13736,7 @@
                 <w:sz w:val="20"/>
                 <w:rtl/>
               </w:rPr>
-              <w:t>432</w:t>
+              <w:t>428</w:t>
             </w:r>
           </w:p>
         </w:tc>
@@ -13822,7 +13822,7 @@
                 <w:sz w:val="20"/>
                 <w:rtl/>
               </w:rPr>
-              <w:t>432</w:t>
+              <w:t>428</w:t>
             </w:r>
           </w:p>
         </w:tc>
@@ -13908,7 +13908,7 @@
                 <w:sz w:val="20"/>
                 <w:rtl/>
               </w:rPr>
-              <w:t>432</w:t>
+              <w:t>428</w:t>
             </w:r>
           </w:p>
         </w:tc>
@@ -13994,7 +13994,7 @@
                 <w:sz w:val="20"/>
                 <w:rtl/>
               </w:rPr>
-              <w:t>432</w:t>
+              <w:t>428</w:t>
             </w:r>
           </w:p>
         </w:tc>
@@ -14080,7 +14080,7 @@
                 <w:sz w:val="20"/>
                 <w:rtl/>
               </w:rPr>
-              <w:t>432</w:t>
+              <w:t>428</w:t>
             </w:r>
           </w:p>
         </w:tc>
@@ -14166,7 +14166,7 @@
                 <w:sz w:val="20"/>
                 <w:rtl/>
               </w:rPr>
-              <w:t>432</w:t>
+              <w:t>428</w:t>
             </w:r>
           </w:p>
         </w:tc>
@@ -14252,7 +14252,7 @@
                 <w:sz w:val="20"/>
                 <w:rtl/>
               </w:rPr>
-              <w:t>432</w:t>
+              <w:t>428</w:t>
             </w:r>
           </w:p>
         </w:tc>
@@ -14338,7 +14338,7 @@
                 <w:sz w:val="20"/>
                 <w:rtl/>
               </w:rPr>
-              <w:t>432</w:t>
+              <w:t>428</w:t>
             </w:r>
           </w:p>
         </w:tc>
@@ -14424,7 +14424,7 @@
                 <w:sz w:val="20"/>
                 <w:rtl/>
               </w:rPr>
-              <w:t>432</w:t>
+              <w:t>428</w:t>
             </w:r>
           </w:p>
         </w:tc>
@@ -14510,7 +14510,7 @@
                 <w:sz w:val="20"/>
                 <w:rtl/>
               </w:rPr>
-              <w:t>432</w:t>
+              <w:t>428</w:t>
             </w:r>
           </w:p>
         </w:tc>
@@ -14596,7 +14596,7 @@
                 <w:sz w:val="20"/>
                 <w:rtl/>
               </w:rPr>
-              <w:t>432</w:t>
+              <w:t>428</w:t>
             </w:r>
           </w:p>
         </w:tc>
@@ -14682,7 +14682,7 @@
                 <w:sz w:val="20"/>
                 <w:rtl/>
               </w:rPr>
-              <w:t>432</w:t>
+              <w:t>428</w:t>
             </w:r>
           </w:p>
         </w:tc>
@@ -14768,7 +14768,7 @@
                 <w:sz w:val="20"/>
                 <w:rtl/>
               </w:rPr>
-              <w:t>432</w:t>
+              <w:t>428</w:t>
             </w:r>
           </w:p>
         </w:tc>
@@ -14854,7 +14854,7 @@
                 <w:sz w:val="20"/>
                 <w:rtl/>
               </w:rPr>
-              <w:t>432</w:t>
+              <w:t>428</w:t>
             </w:r>
           </w:p>
         </w:tc>
@@ -14940,7 +14940,7 @@
                 <w:sz w:val="20"/>
                 <w:rtl/>
               </w:rPr>
-              <w:t>432</w:t>
+              <w:t>428</w:t>
             </w:r>
           </w:p>
         </w:tc>
@@ -15026,7 +15026,7 @@
                 <w:sz w:val="20"/>
                 <w:rtl/>
               </w:rPr>
-              <w:t>432</w:t>
+              <w:t>428</w:t>
             </w:r>
           </w:p>
         </w:tc>
@@ -15112,7 +15112,7 @@
                 <w:sz w:val="20"/>
                 <w:rtl/>
               </w:rPr>
-              <w:t>487</w:t>
+              <w:t>482</w:t>
             </w:r>
           </w:p>
         </w:tc>
@@ -15198,7 +15198,7 @@
                 <w:sz w:val="20"/>
                 <w:rtl/>
               </w:rPr>
-              <w:t>487</w:t>
+              <w:t>482</w:t>
             </w:r>
           </w:p>
         </w:tc>
@@ -15284,7 +15284,7 @@
                 <w:sz w:val="20"/>
                 <w:rtl/>
               </w:rPr>
-              <w:t>487</w:t>
+              <w:t>482</w:t>
             </w:r>
           </w:p>
         </w:tc>
@@ -15370,7 +15370,7 @@
                 <w:sz w:val="20"/>
                 <w:rtl/>
               </w:rPr>
-              <w:t>487</w:t>
+              <w:t>482</w:t>
             </w:r>
           </w:p>
         </w:tc>
@@ -15456,7 +15456,7 @@
                 <w:sz w:val="20"/>
                 <w:rtl/>
               </w:rPr>
-              <w:t>487</w:t>
+              <w:t>482</w:t>
             </w:r>
           </w:p>
         </w:tc>
@@ -15542,7 +15542,7 @@
                 <w:sz w:val="20"/>
                 <w:rtl/>
               </w:rPr>
-              <w:t>487</w:t>
+              <w:t>482</w:t>
             </w:r>
           </w:p>
         </w:tc>
@@ -15628,7 +15628,7 @@
                 <w:sz w:val="20"/>
                 <w:rtl/>
               </w:rPr>
-              <w:t>487</w:t>
+              <w:t>482</w:t>
             </w:r>
           </w:p>
         </w:tc>
@@ -15714,7 +15714,7 @@
                 <w:sz w:val="20"/>
                 <w:rtl/>
               </w:rPr>
-              <w:t>487</w:t>
+              <w:t>482</w:t>
             </w:r>
           </w:p>
         </w:tc>
@@ -15800,7 +15800,7 @@
                 <w:sz w:val="20"/>
                 <w:rtl/>
               </w:rPr>
-              <w:t>497</w:t>
+              <w:t>492</w:t>
             </w:r>
           </w:p>
         </w:tc>
@@ -15886,7 +15886,7 @@
                 <w:sz w:val="20"/>
                 <w:rtl/>
               </w:rPr>
-              <w:t>497</w:t>
+              <w:t>492</w:t>
             </w:r>
           </w:p>
         </w:tc>
@@ -15972,7 +15972,7 @@
                 <w:sz w:val="20"/>
                 <w:rtl/>
               </w:rPr>
-              <w:t>497</w:t>
+              <w:t>492</w:t>
             </w:r>
           </w:p>
         </w:tc>
@@ -16058,7 +16058,7 @@
                 <w:sz w:val="20"/>
                 <w:rtl/>
               </w:rPr>
-              <w:t>497</w:t>
+              <w:t>492</w:t>
             </w:r>
           </w:p>
         </w:tc>
@@ -16144,7 +16144,7 @@
                 <w:sz w:val="20"/>
                 <w:rtl/>
               </w:rPr>
-              <w:t>497</w:t>
+              <w:t>492</w:t>
             </w:r>
           </w:p>
         </w:tc>
@@ -16230,7 +16230,7 @@
                 <w:sz w:val="20"/>
                 <w:rtl/>
               </w:rPr>
-              <w:t>497</w:t>
+              <w:t>492</w:t>
             </w:r>
           </w:p>
         </w:tc>
@@ -16316,7 +16316,7 @@
                 <w:sz w:val="20"/>
                 <w:rtl/>
               </w:rPr>
-              <w:t>497</w:t>
+              <w:t>492</w:t>
             </w:r>
           </w:p>
         </w:tc>
@@ -16402,7 +16402,7 @@
                 <w:sz w:val="20"/>
                 <w:rtl/>
               </w:rPr>
-              <w:t>497</w:t>
+              <w:t>492</w:t>
             </w:r>
           </w:p>
         </w:tc>
@@ -16488,7 +16488,7 @@
                 <w:sz w:val="20"/>
                 <w:rtl/>
               </w:rPr>
-              <w:t>497</w:t>
+              <w:t>492</w:t>
             </w:r>
           </w:p>
         </w:tc>
@@ -16574,7 +16574,7 @@
                 <w:sz w:val="20"/>
                 <w:rtl/>
               </w:rPr>
-              <w:t>497</w:t>
+              <w:t>492</w:t>
             </w:r>
           </w:p>
         </w:tc>
@@ -16660,7 +16660,7 @@
                 <w:sz w:val="20"/>
                 <w:rtl/>
               </w:rPr>
-              <w:t>497</w:t>
+              <w:t>492</w:t>
             </w:r>
           </w:p>
         </w:tc>
@@ -16746,7 +16746,7 @@
                 <w:sz w:val="20"/>
                 <w:rtl/>
               </w:rPr>
-              <w:t>500</w:t>
+              <w:t>495</w:t>
             </w:r>
           </w:p>
         </w:tc>
@@ -16832,7 +16832,7 @@
                 <w:sz w:val="20"/>
                 <w:rtl/>
               </w:rPr>
-              <w:t>500</w:t>
+              <w:t>495</w:t>
             </w:r>
           </w:p>
         </w:tc>
@@ -16918,7 +16918,7 @@
                 <w:sz w:val="20"/>
                 <w:rtl/>
               </w:rPr>
-              <w:t>500</w:t>
+              <w:t>495</w:t>
             </w:r>
           </w:p>
         </w:tc>
@@ -17004,7 +17004,7 @@
                 <w:sz w:val="20"/>
                 <w:rtl/>
               </w:rPr>
-              <w:t>500</w:t>
+              <w:t>495</w:t>
             </w:r>
           </w:p>
         </w:tc>
@@ -17090,7 +17090,7 @@
                 <w:sz w:val="20"/>
                 <w:rtl/>
               </w:rPr>
-              <w:t>500</w:t>
+              <w:t>495</w:t>
             </w:r>
           </w:p>
         </w:tc>
@@ -17176,7 +17176,7 @@
                 <w:sz w:val="20"/>
                 <w:rtl/>
               </w:rPr>
-              <w:t>500</w:t>
+              <w:t>495</w:t>
             </w:r>
           </w:p>
         </w:tc>
@@ -17262,7 +17262,7 @@
                 <w:sz w:val="20"/>
                 <w:rtl/>
               </w:rPr>
-              <w:t>500</w:t>
+              <w:t>495</w:t>
             </w:r>
           </w:p>
         </w:tc>
@@ -17348,7 +17348,7 @@
                 <w:sz w:val="20"/>
                 <w:rtl/>
               </w:rPr>
-              <w:t>505</w:t>
+              <w:t>500</w:t>
             </w:r>
           </w:p>
         </w:tc>
@@ -17434,7 +17434,7 @@
                 <w:sz w:val="20"/>
                 <w:rtl/>
               </w:rPr>
-              <w:t>505</w:t>
+              <w:t>500</w:t>
             </w:r>
           </w:p>
         </w:tc>
@@ -17520,7 +17520,7 @@
                 <w:sz w:val="20"/>
                 <w:rtl/>
               </w:rPr>
-              <w:t>505</w:t>
+              <w:t>500</w:t>
             </w:r>
           </w:p>
         </w:tc>
@@ -17606,7 +17606,7 @@
                 <w:sz w:val="20"/>
                 <w:rtl/>
               </w:rPr>
-              <w:t>505</w:t>
+              <w:t>500</w:t>
             </w:r>
           </w:p>
         </w:tc>
@@ -17692,7 +17692,7 @@
                 <w:sz w:val="20"/>
                 <w:rtl/>
               </w:rPr>
-              <w:t>505</w:t>
+              <w:t>500</w:t>
             </w:r>
           </w:p>
         </w:tc>
@@ -17778,7 +17778,7 @@
                 <w:sz w:val="20"/>
                 <w:rtl/>
               </w:rPr>
-              <w:t>505</w:t>
+              <w:t>500</w:t>
             </w:r>
           </w:p>
         </w:tc>
@@ -17864,7 +17864,7 @@
                 <w:sz w:val="20"/>
                 <w:rtl/>
               </w:rPr>
-              <w:t>505</w:t>
+              <w:t>500</w:t>
             </w:r>
           </w:p>
         </w:tc>
@@ -17950,7 +17950,7 @@
                 <w:sz w:val="20"/>
                 <w:rtl/>
               </w:rPr>
-              <w:t>505</w:t>
+              <w:t>500</w:t>
             </w:r>
           </w:p>
         </w:tc>
@@ -18036,7 +18036,7 @@
                 <w:sz w:val="20"/>
                 <w:rtl/>
               </w:rPr>
-              <w:t>505</w:t>
+              <w:t>500</w:t>
             </w:r>
           </w:p>
         </w:tc>
@@ -18122,7 +18122,7 @@
                 <w:sz w:val="20"/>
                 <w:rtl/>
               </w:rPr>
-              <w:t>517</w:t>
+              <w:t>512</w:t>
             </w:r>
           </w:p>
         </w:tc>
@@ -18208,7 +18208,7 @@
                 <w:sz w:val="20"/>
                 <w:rtl/>
               </w:rPr>
-              <w:t>517</w:t>
+              <w:t>512</w:t>
             </w:r>
           </w:p>
         </w:tc>
@@ -18294,7 +18294,7 @@
                 <w:sz w:val="20"/>
                 <w:rtl/>
               </w:rPr>
-              <w:t>517</w:t>
+              <w:t>512</w:t>
             </w:r>
           </w:p>
         </w:tc>
@@ -18380,7 +18380,7 @@
                 <w:sz w:val="20"/>
                 <w:rtl/>
               </w:rPr>
-              <w:t>517</w:t>
+              <w:t>512</w:t>
             </w:r>
           </w:p>
         </w:tc>
@@ -18466,7 +18466,7 @@
                 <w:sz w:val="20"/>
                 <w:rtl/>
               </w:rPr>
-              <w:t>527</w:t>
+              <w:t>522</w:t>
             </w:r>
           </w:p>
         </w:tc>
@@ -18552,7 +18552,7 @@
                 <w:sz w:val="20"/>
                 <w:rtl/>
               </w:rPr>
-              <w:t>530</w:t>
+              <w:t>525</w:t>
             </w:r>
           </w:p>
         </w:tc>
@@ -18638,7 +18638,7 @@
                 <w:sz w:val="20"/>
                 <w:rtl/>
               </w:rPr>
-              <w:t>564</w:t>
+              <w:t>559</w:t>
             </w:r>
           </w:p>
         </w:tc>

--- a/output/source-notes.docx
+++ b/output/source-notes.docx
@@ -3846,7 +3846,7 @@
                 <w:sz w:val="20"/>
                 <w:rtl/>
               </w:rPr>
-              <w:t>255</w:t>
+              <w:t>256</w:t>
             </w:r>
           </w:p>
         </w:tc>
@@ -3932,7 +3932,7 @@
                 <w:sz w:val="20"/>
                 <w:rtl/>
               </w:rPr>
-              <w:t>266</w:t>
+              <w:t>267</w:t>
             </w:r>
           </w:p>
         </w:tc>
@@ -4018,7 +4018,7 @@
                 <w:sz w:val="20"/>
                 <w:rtl/>
               </w:rPr>
-              <w:t>270</w:t>
+              <w:t>271</w:t>
             </w:r>
           </w:p>
         </w:tc>
@@ -4104,7 +4104,7 @@
                 <w:sz w:val="20"/>
                 <w:rtl/>
               </w:rPr>
-              <w:t>285</w:t>
+              <w:t>286</w:t>
             </w:r>
           </w:p>
         </w:tc>
@@ -4190,7 +4190,7 @@
                 <w:sz w:val="20"/>
                 <w:rtl/>
               </w:rPr>
-              <w:t>285</w:t>
+              <w:t>286</w:t>
             </w:r>
           </w:p>
         </w:tc>
@@ -4276,7 +4276,7 @@
                 <w:sz w:val="20"/>
                 <w:rtl/>
               </w:rPr>
-              <w:t>285</w:t>
+              <w:t>286</w:t>
             </w:r>
           </w:p>
         </w:tc>
@@ -4362,7 +4362,7 @@
                 <w:sz w:val="20"/>
                 <w:rtl/>
               </w:rPr>
-              <w:t>317</w:t>
+              <w:t>318</w:t>
             </w:r>
           </w:p>
         </w:tc>
@@ -4448,7 +4448,7 @@
                 <w:sz w:val="20"/>
                 <w:rtl/>
               </w:rPr>
-              <w:t>325</w:t>
+              <w:t>326</w:t>
             </w:r>
           </w:p>
         </w:tc>
@@ -4534,7 +4534,7 @@
                 <w:sz w:val="20"/>
                 <w:rtl/>
               </w:rPr>
-              <w:t>325</w:t>
+              <w:t>326</w:t>
             </w:r>
           </w:p>
         </w:tc>
@@ -4620,7 +4620,7 @@
                 <w:sz w:val="20"/>
                 <w:rtl/>
               </w:rPr>
-              <w:t>325</w:t>
+              <w:t>326</w:t>
             </w:r>
           </w:p>
         </w:tc>
@@ -4706,7 +4706,7 @@
                 <w:sz w:val="20"/>
                 <w:rtl/>
               </w:rPr>
-              <w:t>325</w:t>
+              <w:t>326</w:t>
             </w:r>
           </w:p>
         </w:tc>
@@ -4792,7 +4792,7 @@
                 <w:sz w:val="20"/>
                 <w:rtl/>
               </w:rPr>
-              <w:t>325</w:t>
+              <w:t>326</w:t>
             </w:r>
           </w:p>
         </w:tc>
@@ -4878,7 +4878,7 @@
                 <w:sz w:val="20"/>
                 <w:rtl/>
               </w:rPr>
-              <w:t>325</w:t>
+              <w:t>326</w:t>
             </w:r>
           </w:p>
         </w:tc>
@@ -4964,7 +4964,7 @@
                 <w:sz w:val="20"/>
                 <w:rtl/>
               </w:rPr>
-              <w:t>325</w:t>
+              <w:t>326</w:t>
             </w:r>
           </w:p>
         </w:tc>
@@ -5050,7 +5050,7 @@
                 <w:sz w:val="20"/>
                 <w:rtl/>
               </w:rPr>
-              <w:t>331</w:t>
+              <w:t>332</w:t>
             </w:r>
           </w:p>
         </w:tc>
@@ -5136,7 +5136,7 @@
                 <w:sz w:val="20"/>
                 <w:rtl/>
               </w:rPr>
-              <w:t>331</w:t>
+              <w:t>332</w:t>
             </w:r>
           </w:p>
         </w:tc>
@@ -5222,7 +5222,7 @@
                 <w:sz w:val="20"/>
                 <w:rtl/>
               </w:rPr>
-              <w:t>331</w:t>
+              <w:t>332</w:t>
             </w:r>
           </w:p>
         </w:tc>
@@ -5308,7 +5308,7 @@
                 <w:sz w:val="20"/>
                 <w:rtl/>
               </w:rPr>
-              <w:t>342</w:t>
+              <w:t>343</w:t>
             </w:r>
           </w:p>
         </w:tc>
@@ -5394,7 +5394,7 @@
                 <w:sz w:val="20"/>
                 <w:rtl/>
               </w:rPr>
-              <w:t>342</w:t>
+              <w:t>343</w:t>
             </w:r>
           </w:p>
         </w:tc>
@@ -5480,7 +5480,7 @@
                 <w:sz w:val="20"/>
                 <w:rtl/>
               </w:rPr>
-              <w:t>342</w:t>
+              <w:t>343</w:t>
             </w:r>
           </w:p>
         </w:tc>
@@ -5566,7 +5566,7 @@
                 <w:sz w:val="20"/>
                 <w:rtl/>
               </w:rPr>
-              <w:t>342</w:t>
+              <w:t>343</w:t>
             </w:r>
           </w:p>
         </w:tc>
@@ -5652,7 +5652,7 @@
                 <w:sz w:val="20"/>
                 <w:rtl/>
               </w:rPr>
-              <w:t>342</w:t>
+              <w:t>343</w:t>
             </w:r>
           </w:p>
         </w:tc>
@@ -5738,7 +5738,7 @@
                 <w:sz w:val="20"/>
                 <w:rtl/>
               </w:rPr>
-              <w:t>342</w:t>
+              <w:t>343</w:t>
             </w:r>
           </w:p>
         </w:tc>
@@ -5824,7 +5824,7 @@
                 <w:sz w:val="20"/>
                 <w:rtl/>
               </w:rPr>
-              <w:t>342</w:t>
+              <w:t>343</w:t>
             </w:r>
           </w:p>
         </w:tc>
@@ -5910,7 +5910,7 @@
                 <w:sz w:val="20"/>
                 <w:rtl/>
               </w:rPr>
-              <w:t>342</w:t>
+              <w:t>343</w:t>
             </w:r>
           </w:p>
         </w:tc>
@@ -5996,7 +5996,7 @@
                 <w:sz w:val="20"/>
                 <w:rtl/>
               </w:rPr>
-              <w:t>342</w:t>
+              <w:t>343</w:t>
             </w:r>
           </w:p>
         </w:tc>
@@ -6082,7 +6082,7 @@
                 <w:sz w:val="20"/>
                 <w:rtl/>
               </w:rPr>
-              <w:t>342</w:t>
+              <w:t>343</w:t>
             </w:r>
           </w:p>
         </w:tc>
@@ -6168,7 +6168,7 @@
                 <w:sz w:val="20"/>
                 <w:rtl/>
               </w:rPr>
-              <w:t>342</w:t>
+              <w:t>343</w:t>
             </w:r>
           </w:p>
         </w:tc>
@@ -6254,7 +6254,7 @@
                 <w:sz w:val="20"/>
                 <w:rtl/>
               </w:rPr>
-              <w:t>342</w:t>
+              <w:t>343</w:t>
             </w:r>
           </w:p>
         </w:tc>
@@ -6340,7 +6340,7 @@
                 <w:sz w:val="20"/>
                 <w:rtl/>
               </w:rPr>
-              <w:t>342</w:t>
+              <w:t>343</w:t>
             </w:r>
           </w:p>
         </w:tc>
@@ -6426,7 +6426,7 @@
                 <w:sz w:val="20"/>
                 <w:rtl/>
               </w:rPr>
-              <w:t>342</w:t>
+              <w:t>343</w:t>
             </w:r>
           </w:p>
         </w:tc>
@@ -6512,7 +6512,7 @@
                 <w:sz w:val="20"/>
                 <w:rtl/>
               </w:rPr>
-              <w:t>342</w:t>
+              <w:t>343</w:t>
             </w:r>
           </w:p>
         </w:tc>
@@ -6598,7 +6598,7 @@
                 <w:sz w:val="20"/>
                 <w:rtl/>
               </w:rPr>
-              <w:t>342</w:t>
+              <w:t>343</w:t>
             </w:r>
           </w:p>
         </w:tc>
@@ -6684,7 +6684,7 @@
                 <w:sz w:val="20"/>
                 <w:rtl/>
               </w:rPr>
-              <w:t>342</w:t>
+              <w:t>343</w:t>
             </w:r>
           </w:p>
         </w:tc>
@@ -6770,7 +6770,7 @@
                 <w:sz w:val="20"/>
                 <w:rtl/>
               </w:rPr>
-              <w:t>342</w:t>
+              <w:t>343</w:t>
             </w:r>
           </w:p>
         </w:tc>
@@ -6856,7 +6856,7 @@
                 <w:sz w:val="20"/>
                 <w:rtl/>
               </w:rPr>
-              <w:t>342</w:t>
+              <w:t>343</w:t>
             </w:r>
           </w:p>
         </w:tc>
@@ -6942,7 +6942,7 @@
                 <w:sz w:val="20"/>
                 <w:rtl/>
               </w:rPr>
-              <w:t>342</w:t>
+              <w:t>343</w:t>
             </w:r>
           </w:p>
         </w:tc>
@@ -7028,7 +7028,7 @@
                 <w:sz w:val="20"/>
                 <w:rtl/>
               </w:rPr>
-              <w:t>342</w:t>
+              <w:t>343</w:t>
             </w:r>
           </w:p>
         </w:tc>
@@ -7114,7 +7114,7 @@
                 <w:sz w:val="20"/>
                 <w:rtl/>
               </w:rPr>
-              <w:t>342</w:t>
+              <w:t>343</w:t>
             </w:r>
           </w:p>
         </w:tc>
@@ -7200,7 +7200,7 @@
                 <w:sz w:val="20"/>
                 <w:rtl/>
               </w:rPr>
-              <w:t>342</w:t>
+              <w:t>343</w:t>
             </w:r>
           </w:p>
         </w:tc>
@@ -7286,7 +7286,7 @@
                 <w:sz w:val="20"/>
                 <w:rtl/>
               </w:rPr>
-              <w:t>342</w:t>
+              <w:t>343</w:t>
             </w:r>
           </w:p>
         </w:tc>
@@ -7372,7 +7372,7 @@
                 <w:sz w:val="20"/>
                 <w:rtl/>
               </w:rPr>
-              <w:t>342</w:t>
+              <w:t>343</w:t>
             </w:r>
           </w:p>
         </w:tc>
@@ -7458,7 +7458,7 @@
                 <w:sz w:val="20"/>
                 <w:rtl/>
               </w:rPr>
-              <w:t>342</w:t>
+              <w:t>343</w:t>
             </w:r>
           </w:p>
         </w:tc>
@@ -7544,7 +7544,7 @@
                 <w:sz w:val="20"/>
                 <w:rtl/>
               </w:rPr>
-              <w:t>342</w:t>
+              <w:t>343</w:t>
             </w:r>
           </w:p>
         </w:tc>
@@ -7630,7 +7630,7 @@
                 <w:sz w:val="20"/>
                 <w:rtl/>
               </w:rPr>
-              <w:t>342</w:t>
+              <w:t>343</w:t>
             </w:r>
           </w:p>
         </w:tc>
@@ -7716,7 +7716,7 @@
                 <w:sz w:val="20"/>
                 <w:rtl/>
               </w:rPr>
-              <w:t>356</w:t>
+              <w:t>357</w:t>
             </w:r>
           </w:p>
         </w:tc>
@@ -7802,7 +7802,7 @@
                 <w:sz w:val="20"/>
                 <w:rtl/>
               </w:rPr>
-              <w:t>356</w:t>
+              <w:t>357</w:t>
             </w:r>
           </w:p>
         </w:tc>
@@ -7888,7 +7888,7 @@
                 <w:sz w:val="20"/>
                 <w:rtl/>
               </w:rPr>
-              <w:t>356</w:t>
+              <w:t>357</w:t>
             </w:r>
           </w:p>
         </w:tc>
@@ -7974,7 +7974,7 @@
                 <w:sz w:val="20"/>
                 <w:rtl/>
               </w:rPr>
-              <w:t>356</w:t>
+              <w:t>357</w:t>
             </w:r>
           </w:p>
         </w:tc>
@@ -8060,7 +8060,7 @@
                 <w:sz w:val="20"/>
                 <w:rtl/>
               </w:rPr>
-              <w:t>356</w:t>
+              <w:t>357</w:t>
             </w:r>
           </w:p>
         </w:tc>
@@ -8146,7 +8146,7 @@
                 <w:sz w:val="20"/>
                 <w:rtl/>
               </w:rPr>
-              <w:t>356</w:t>
+              <w:t>357</w:t>
             </w:r>
           </w:p>
         </w:tc>
@@ -8232,7 +8232,7 @@
                 <w:sz w:val="20"/>
                 <w:rtl/>
               </w:rPr>
-              <w:t>356</w:t>
+              <w:t>357</w:t>
             </w:r>
           </w:p>
         </w:tc>
@@ -8318,7 +8318,7 @@
                 <w:sz w:val="20"/>
                 <w:rtl/>
               </w:rPr>
-              <w:t>356</w:t>
+              <w:t>357</w:t>
             </w:r>
           </w:p>
         </w:tc>
@@ -8404,7 +8404,7 @@
                 <w:sz w:val="20"/>
                 <w:rtl/>
               </w:rPr>
-              <w:t>356</w:t>
+              <w:t>357</w:t>
             </w:r>
           </w:p>
         </w:tc>
@@ -8490,7 +8490,7 @@
                 <w:sz w:val="20"/>
                 <w:rtl/>
               </w:rPr>
-              <w:t>356</w:t>
+              <w:t>357</w:t>
             </w:r>
           </w:p>
         </w:tc>
@@ -8576,7 +8576,7 @@
                 <w:sz w:val="20"/>
                 <w:rtl/>
               </w:rPr>
-              <w:t>356</w:t>
+              <w:t>357</w:t>
             </w:r>
           </w:p>
         </w:tc>
@@ -8662,7 +8662,7 @@
                 <w:sz w:val="20"/>
                 <w:rtl/>
               </w:rPr>
-              <w:t>356</w:t>
+              <w:t>357</w:t>
             </w:r>
           </w:p>
         </w:tc>
@@ -8748,7 +8748,7 @@
                 <w:sz w:val="20"/>
                 <w:rtl/>
               </w:rPr>
-              <w:t>356</w:t>
+              <w:t>357</w:t>
             </w:r>
           </w:p>
         </w:tc>
@@ -8834,7 +8834,7 @@
                 <w:sz w:val="20"/>
                 <w:rtl/>
               </w:rPr>
-              <w:t>356</w:t>
+              <w:t>357</w:t>
             </w:r>
           </w:p>
         </w:tc>
@@ -8920,7 +8920,7 @@
                 <w:sz w:val="20"/>
                 <w:rtl/>
               </w:rPr>
-              <w:t>356</w:t>
+              <w:t>357</w:t>
             </w:r>
           </w:p>
         </w:tc>
@@ -9006,7 +9006,7 @@
                 <w:sz w:val="20"/>
                 <w:rtl/>
               </w:rPr>
-              <w:t>356</w:t>
+              <w:t>357</w:t>
             </w:r>
           </w:p>
         </w:tc>
@@ -9092,7 +9092,7 @@
                 <w:sz w:val="20"/>
                 <w:rtl/>
               </w:rPr>
-              <w:t>356</w:t>
+              <w:t>357</w:t>
             </w:r>
           </w:p>
         </w:tc>
@@ -9178,7 +9178,7 @@
                 <w:sz w:val="20"/>
                 <w:rtl/>
               </w:rPr>
-              <w:t>356</w:t>
+              <w:t>357</w:t>
             </w:r>
           </w:p>
         </w:tc>
@@ -9264,7 +9264,7 @@
                 <w:sz w:val="20"/>
                 <w:rtl/>
               </w:rPr>
-              <w:t>356</w:t>
+              <w:t>357</w:t>
             </w:r>
           </w:p>
         </w:tc>
@@ -9350,7 +9350,7 @@
                 <w:sz w:val="20"/>
                 <w:rtl/>
               </w:rPr>
-              <w:t>373</w:t>
+              <w:t>374</w:t>
             </w:r>
           </w:p>
         </w:tc>
@@ -9436,7 +9436,7 @@
                 <w:sz w:val="20"/>
                 <w:rtl/>
               </w:rPr>
-              <w:t>373</w:t>
+              <w:t>374</w:t>
             </w:r>
           </w:p>
         </w:tc>
@@ -9522,7 +9522,7 @@
                 <w:sz w:val="20"/>
                 <w:rtl/>
               </w:rPr>
-              <w:t>373</w:t>
+              <w:t>374</w:t>
             </w:r>
           </w:p>
         </w:tc>
@@ -9608,7 +9608,7 @@
                 <w:sz w:val="20"/>
                 <w:rtl/>
               </w:rPr>
-              <w:t>373</w:t>
+              <w:t>374</w:t>
             </w:r>
           </w:p>
         </w:tc>
@@ -9694,7 +9694,7 @@
                 <w:sz w:val="20"/>
                 <w:rtl/>
               </w:rPr>
-              <w:t>380</w:t>
+              <w:t>381</w:t>
             </w:r>
           </w:p>
         </w:tc>
@@ -9780,7 +9780,7 @@
                 <w:sz w:val="20"/>
                 <w:rtl/>
               </w:rPr>
-              <w:t>411</w:t>
+              <w:t>412</w:t>
             </w:r>
           </w:p>
         </w:tc>
@@ -9866,7 +9866,7 @@
                 <w:sz w:val="20"/>
                 <w:rtl/>
               </w:rPr>
-              <w:t>411</w:t>
+              <w:t>412</w:t>
             </w:r>
           </w:p>
         </w:tc>
@@ -9952,7 +9952,7 @@
                 <w:sz w:val="20"/>
                 <w:rtl/>
               </w:rPr>
-              <w:t>411</w:t>
+              <w:t>412</w:t>
             </w:r>
           </w:p>
         </w:tc>
@@ -10038,7 +10038,7 @@
                 <w:sz w:val="20"/>
                 <w:rtl/>
               </w:rPr>
-              <w:t>411</w:t>
+              <w:t>412</w:t>
             </w:r>
           </w:p>
         </w:tc>
@@ -10124,7 +10124,7 @@
                 <w:sz w:val="20"/>
                 <w:rtl/>
               </w:rPr>
-              <w:t>411</w:t>
+              <w:t>412</w:t>
             </w:r>
           </w:p>
         </w:tc>
@@ -10210,7 +10210,7 @@
                 <w:sz w:val="20"/>
                 <w:rtl/>
               </w:rPr>
-              <w:t>411</w:t>
+              <w:t>412</w:t>
             </w:r>
           </w:p>
         </w:tc>
@@ -10296,7 +10296,7 @@
                 <w:sz w:val="20"/>
                 <w:rtl/>
               </w:rPr>
-              <w:t>411</w:t>
+              <w:t>412</w:t>
             </w:r>
           </w:p>
         </w:tc>
@@ -10382,7 +10382,7 @@
                 <w:sz w:val="20"/>
                 <w:rtl/>
               </w:rPr>
-              <w:t>411</w:t>
+              <w:t>412</w:t>
             </w:r>
           </w:p>
         </w:tc>
@@ -10468,7 +10468,7 @@
                 <w:sz w:val="20"/>
                 <w:rtl/>
               </w:rPr>
-              <w:t>411</w:t>
+              <w:t>412</w:t>
             </w:r>
           </w:p>
         </w:tc>
@@ -10554,7 +10554,7 @@
                 <w:sz w:val="20"/>
                 <w:rtl/>
               </w:rPr>
-              <w:t>411</w:t>
+              <w:t>412</w:t>
             </w:r>
           </w:p>
         </w:tc>
@@ -10640,7 +10640,7 @@
                 <w:sz w:val="20"/>
                 <w:rtl/>
               </w:rPr>
-              <w:t>411</w:t>
+              <w:t>412</w:t>
             </w:r>
           </w:p>
         </w:tc>
@@ -10726,7 +10726,7 @@
                 <w:sz w:val="20"/>
                 <w:rtl/>
               </w:rPr>
-              <w:t>411</w:t>
+              <w:t>412</w:t>
             </w:r>
           </w:p>
         </w:tc>
@@ -10812,7 +10812,7 @@
                 <w:sz w:val="20"/>
                 <w:rtl/>
               </w:rPr>
-              <w:t>411</w:t>
+              <w:t>412</w:t>
             </w:r>
           </w:p>
         </w:tc>
@@ -10898,7 +10898,7 @@
                 <w:sz w:val="20"/>
                 <w:rtl/>
               </w:rPr>
-              <w:t>411</w:t>
+              <w:t>412</w:t>
             </w:r>
           </w:p>
         </w:tc>
@@ -10984,7 +10984,7 @@
                 <w:sz w:val="20"/>
                 <w:rtl/>
               </w:rPr>
-              <w:t>411</w:t>
+              <w:t>412</w:t>
             </w:r>
           </w:p>
         </w:tc>
@@ -11070,7 +11070,7 @@
                 <w:sz w:val="20"/>
                 <w:rtl/>
               </w:rPr>
-              <w:t>411</w:t>
+              <w:t>412</w:t>
             </w:r>
           </w:p>
         </w:tc>
@@ -11156,7 +11156,7 @@
                 <w:sz w:val="20"/>
                 <w:rtl/>
               </w:rPr>
-              <w:t>411</w:t>
+              <w:t>412</w:t>
             </w:r>
           </w:p>
         </w:tc>
@@ -11242,7 +11242,7 @@
                 <w:sz w:val="20"/>
                 <w:rtl/>
               </w:rPr>
-              <w:t>411</w:t>
+              <w:t>412</w:t>
             </w:r>
           </w:p>
         </w:tc>
@@ -11328,7 +11328,7 @@
                 <w:sz w:val="20"/>
                 <w:rtl/>
               </w:rPr>
-              <w:t>411</w:t>
+              <w:t>412</w:t>
             </w:r>
           </w:p>
         </w:tc>
@@ -11414,7 +11414,7 @@
                 <w:sz w:val="20"/>
                 <w:rtl/>
               </w:rPr>
-              <w:t>411</w:t>
+              <w:t>412</w:t>
             </w:r>
           </w:p>
         </w:tc>
@@ -11500,7 +11500,7 @@
                 <w:sz w:val="20"/>
                 <w:rtl/>
               </w:rPr>
-              <w:t>411</w:t>
+              <w:t>412</w:t>
             </w:r>
           </w:p>
         </w:tc>
@@ -11586,7 +11586,7 @@
                 <w:sz w:val="20"/>
                 <w:rtl/>
               </w:rPr>
-              <w:t>411</w:t>
+              <w:t>412</w:t>
             </w:r>
           </w:p>
         </w:tc>
@@ -11672,7 +11672,7 @@
                 <w:sz w:val="20"/>
                 <w:rtl/>
               </w:rPr>
-              <w:t>411</w:t>
+              <w:t>412</w:t>
             </w:r>
           </w:p>
         </w:tc>
@@ -11758,7 +11758,7 @@
                 <w:sz w:val="20"/>
                 <w:rtl/>
               </w:rPr>
-              <w:t>411</w:t>
+              <w:t>412</w:t>
             </w:r>
           </w:p>
         </w:tc>
@@ -11844,7 +11844,7 @@
                 <w:sz w:val="20"/>
                 <w:rtl/>
               </w:rPr>
-              <w:t>411</w:t>
+              <w:t>412</w:t>
             </w:r>
           </w:p>
         </w:tc>
@@ -11930,7 +11930,7 @@
                 <w:sz w:val="20"/>
                 <w:rtl/>
               </w:rPr>
-              <w:t>411</w:t>
+              <w:t>412</w:t>
             </w:r>
           </w:p>
         </w:tc>
@@ -12016,7 +12016,7 @@
                 <w:sz w:val="20"/>
                 <w:rtl/>
               </w:rPr>
-              <w:t>411</w:t>
+              <w:t>412</w:t>
             </w:r>
           </w:p>
         </w:tc>
@@ -12102,7 +12102,7 @@
                 <w:sz w:val="20"/>
                 <w:rtl/>
               </w:rPr>
-              <w:t>411</w:t>
+              <w:t>412</w:t>
             </w:r>
           </w:p>
         </w:tc>
@@ -12188,7 +12188,7 @@
                 <w:sz w:val="20"/>
                 <w:rtl/>
               </w:rPr>
-              <w:t>411</w:t>
+              <w:t>412</w:t>
             </w:r>
           </w:p>
         </w:tc>
@@ -12274,7 +12274,7 @@
                 <w:sz w:val="20"/>
                 <w:rtl/>
               </w:rPr>
-              <w:t>411</w:t>
+              <w:t>412</w:t>
             </w:r>
           </w:p>
         </w:tc>
@@ -12360,7 +12360,7 @@
                 <w:sz w:val="20"/>
                 <w:rtl/>
               </w:rPr>
-              <w:t>411</w:t>
+              <w:t>412</w:t>
             </w:r>
           </w:p>
         </w:tc>
@@ -12446,7 +12446,7 @@
                 <w:sz w:val="20"/>
                 <w:rtl/>
               </w:rPr>
-              <w:t>411</w:t>
+              <w:t>412</w:t>
             </w:r>
           </w:p>
         </w:tc>
@@ -12532,7 +12532,7 @@
                 <w:sz w:val="20"/>
                 <w:rtl/>
               </w:rPr>
-              <w:t>411</w:t>
+              <w:t>412</w:t>
             </w:r>
           </w:p>
         </w:tc>
@@ -12618,7 +12618,7 @@
                 <w:sz w:val="20"/>
                 <w:rtl/>
               </w:rPr>
-              <w:t>411</w:t>
+              <w:t>412</w:t>
             </w:r>
           </w:p>
         </w:tc>
@@ -12704,7 +12704,7 @@
                 <w:sz w:val="20"/>
                 <w:rtl/>
               </w:rPr>
-              <w:t>411</w:t>
+              <w:t>412</w:t>
             </w:r>
           </w:p>
         </w:tc>
@@ -12790,7 +12790,7 @@
                 <w:sz w:val="20"/>
                 <w:rtl/>
               </w:rPr>
-              <w:t>411</w:t>
+              <w:t>412</w:t>
             </w:r>
           </w:p>
         </w:tc>
@@ -12876,7 +12876,7 @@
                 <w:sz w:val="20"/>
                 <w:rtl/>
               </w:rPr>
-              <w:t>411</w:t>
+              <w:t>412</w:t>
             </w:r>
           </w:p>
         </w:tc>
@@ -12962,7 +12962,7 @@
                 <w:sz w:val="20"/>
                 <w:rtl/>
               </w:rPr>
-              <w:t>411</w:t>
+              <w:t>412</w:t>
             </w:r>
           </w:p>
         </w:tc>
@@ -13048,7 +13048,7 @@
                 <w:sz w:val="20"/>
                 <w:rtl/>
               </w:rPr>
-              <w:t>424</w:t>
+              <w:t>425</w:t>
             </w:r>
           </w:p>
         </w:tc>
@@ -13134,7 +13134,7 @@
                 <w:sz w:val="20"/>
                 <w:rtl/>
               </w:rPr>
-              <w:t>428</w:t>
+              <w:t>429</w:t>
             </w:r>
           </w:p>
         </w:tc>
@@ -13220,7 +13220,7 @@
                 <w:sz w:val="20"/>
                 <w:rtl/>
               </w:rPr>
-              <w:t>428</w:t>
+              <w:t>429</w:t>
             </w:r>
           </w:p>
         </w:tc>
@@ -13306,7 +13306,7 @@
                 <w:sz w:val="20"/>
                 <w:rtl/>
               </w:rPr>
-              <w:t>428</w:t>
+              <w:t>429</w:t>
             </w:r>
           </w:p>
         </w:tc>
@@ -13392,7 +13392,7 @@
                 <w:sz w:val="20"/>
                 <w:rtl/>
               </w:rPr>
-              <w:t>428</w:t>
+              <w:t>429</w:t>
             </w:r>
           </w:p>
         </w:tc>
@@ -13478,7 +13478,7 @@
                 <w:sz w:val="20"/>
                 <w:rtl/>
               </w:rPr>
-              <w:t>428</w:t>
+              <w:t>429</w:t>
             </w:r>
           </w:p>
         </w:tc>
@@ -13564,7 +13564,7 @@
                 <w:sz w:val="20"/>
                 <w:rtl/>
               </w:rPr>
-              <w:t>428</w:t>
+              <w:t>429</w:t>
             </w:r>
           </w:p>
         </w:tc>
@@ -13650,7 +13650,7 @@
                 <w:sz w:val="20"/>
                 <w:rtl/>
               </w:rPr>
-              <w:t>428</w:t>
+              <w:t>429</w:t>
             </w:r>
           </w:p>
         </w:tc>
@@ -13736,7 +13736,7 @@
                 <w:sz w:val="20"/>
                 <w:rtl/>
               </w:rPr>
-              <w:t>428</w:t>
+              <w:t>429</w:t>
             </w:r>
           </w:p>
         </w:tc>
@@ -13822,7 +13822,7 @@
                 <w:sz w:val="20"/>
                 <w:rtl/>
               </w:rPr>
-              <w:t>428</w:t>
+              <w:t>429</w:t>
             </w:r>
           </w:p>
         </w:tc>
@@ -13908,7 +13908,7 @@
                 <w:sz w:val="20"/>
                 <w:rtl/>
               </w:rPr>
-              <w:t>428</w:t>
+              <w:t>429</w:t>
             </w:r>
           </w:p>
         </w:tc>
@@ -13994,7 +13994,7 @@
                 <w:sz w:val="20"/>
                 <w:rtl/>
               </w:rPr>
-              <w:t>428</w:t>
+              <w:t>429</w:t>
             </w:r>
           </w:p>
         </w:tc>
@@ -14080,7 +14080,7 @@
                 <w:sz w:val="20"/>
                 <w:rtl/>
               </w:rPr>
-              <w:t>428</w:t>
+              <w:t>429</w:t>
             </w:r>
           </w:p>
         </w:tc>
@@ -14166,7 +14166,7 @@
                 <w:sz w:val="20"/>
                 <w:rtl/>
               </w:rPr>
-              <w:t>428</w:t>
+              <w:t>429</w:t>
             </w:r>
           </w:p>
         </w:tc>
@@ -14252,7 +14252,7 @@
                 <w:sz w:val="20"/>
                 <w:rtl/>
               </w:rPr>
-              <w:t>428</w:t>
+              <w:t>429</w:t>
             </w:r>
           </w:p>
         </w:tc>
@@ -14338,7 +14338,7 @@
                 <w:sz w:val="20"/>
                 <w:rtl/>
               </w:rPr>
-              <w:t>428</w:t>
+              <w:t>429</w:t>
             </w:r>
           </w:p>
         </w:tc>
@@ -14424,7 +14424,7 @@
                 <w:sz w:val="20"/>
                 <w:rtl/>
               </w:rPr>
-              <w:t>428</w:t>
+              <w:t>429</w:t>
             </w:r>
           </w:p>
         </w:tc>
@@ -14510,7 +14510,7 @@
                 <w:sz w:val="20"/>
                 <w:rtl/>
               </w:rPr>
-              <w:t>428</w:t>
+              <w:t>429</w:t>
             </w:r>
           </w:p>
         </w:tc>
@@ -14596,7 +14596,7 @@
                 <w:sz w:val="20"/>
                 <w:rtl/>
               </w:rPr>
-              <w:t>428</w:t>
+              <w:t>429</w:t>
             </w:r>
           </w:p>
         </w:tc>
@@ -14682,7 +14682,7 @@
                 <w:sz w:val="20"/>
                 <w:rtl/>
               </w:rPr>
-              <w:t>428</w:t>
+              <w:t>429</w:t>
             </w:r>
           </w:p>
         </w:tc>
@@ -14768,7 +14768,7 @@
                 <w:sz w:val="20"/>
                 <w:rtl/>
               </w:rPr>
-              <w:t>428</w:t>
+              <w:t>429</w:t>
             </w:r>
           </w:p>
         </w:tc>
@@ -14854,7 +14854,7 @@
                 <w:sz w:val="20"/>
                 <w:rtl/>
               </w:rPr>
-              <w:t>428</w:t>
+              <w:t>429</w:t>
             </w:r>
           </w:p>
         </w:tc>
@@ -14940,7 +14940,7 @@
                 <w:sz w:val="20"/>
                 <w:rtl/>
               </w:rPr>
-              <w:t>428</w:t>
+              <w:t>429</w:t>
             </w:r>
           </w:p>
         </w:tc>
@@ -15026,7 +15026,7 @@
                 <w:sz w:val="20"/>
                 <w:rtl/>
               </w:rPr>
-              <w:t>428</w:t>
+              <w:t>429</w:t>
             </w:r>
           </w:p>
         </w:tc>
@@ -15112,7 +15112,7 @@
                 <w:sz w:val="20"/>
                 <w:rtl/>
               </w:rPr>
-              <w:t>482</w:t>
+              <w:t>483</w:t>
             </w:r>
           </w:p>
         </w:tc>
@@ -15198,7 +15198,7 @@
                 <w:sz w:val="20"/>
                 <w:rtl/>
               </w:rPr>
-              <w:t>482</w:t>
+              <w:t>483</w:t>
             </w:r>
           </w:p>
         </w:tc>
@@ -15284,7 +15284,7 @@
                 <w:sz w:val="20"/>
                 <w:rtl/>
               </w:rPr>
-              <w:t>482</w:t>
+              <w:t>483</w:t>
             </w:r>
           </w:p>
         </w:tc>
@@ -15370,7 +15370,7 @@
                 <w:sz w:val="20"/>
                 <w:rtl/>
               </w:rPr>
-              <w:t>482</w:t>
+              <w:t>483</w:t>
             </w:r>
           </w:p>
         </w:tc>
@@ -15456,7 +15456,7 @@
                 <w:sz w:val="20"/>
                 <w:rtl/>
               </w:rPr>
-              <w:t>482</w:t>
+              <w:t>483</w:t>
             </w:r>
           </w:p>
         </w:tc>
@@ -15542,7 +15542,7 @@
                 <w:sz w:val="20"/>
                 <w:rtl/>
               </w:rPr>
-              <w:t>482</w:t>
+              <w:t>483</w:t>
             </w:r>
           </w:p>
         </w:tc>
@@ -15628,7 +15628,7 @@
                 <w:sz w:val="20"/>
                 <w:rtl/>
               </w:rPr>
-              <w:t>482</w:t>
+              <w:t>483</w:t>
             </w:r>
           </w:p>
         </w:tc>
@@ -15714,7 +15714,7 @@
                 <w:sz w:val="20"/>
                 <w:rtl/>
               </w:rPr>
-              <w:t>482</w:t>
+              <w:t>483</w:t>
             </w:r>
           </w:p>
         </w:tc>
@@ -15800,7 +15800,7 @@
                 <w:sz w:val="20"/>
                 <w:rtl/>
               </w:rPr>
-              <w:t>492</w:t>
+              <w:t>494</w:t>
             </w:r>
           </w:p>
         </w:tc>
@@ -15886,7 +15886,7 @@
                 <w:sz w:val="20"/>
                 <w:rtl/>
               </w:rPr>
-              <w:t>492</w:t>
+              <w:t>494</w:t>
             </w:r>
           </w:p>
         </w:tc>
@@ -15972,7 +15972,7 @@
                 <w:sz w:val="20"/>
                 <w:rtl/>
               </w:rPr>
-              <w:t>492</w:t>
+              <w:t>494</w:t>
             </w:r>
           </w:p>
         </w:tc>
@@ -16058,7 +16058,7 @@
                 <w:sz w:val="20"/>
                 <w:rtl/>
               </w:rPr>
-              <w:t>492</w:t>
+              <w:t>494</w:t>
             </w:r>
           </w:p>
         </w:tc>
@@ -16144,7 +16144,7 @@
                 <w:sz w:val="20"/>
                 <w:rtl/>
               </w:rPr>
-              <w:t>492</w:t>
+              <w:t>494</w:t>
             </w:r>
           </w:p>
         </w:tc>
@@ -16230,7 +16230,7 @@
                 <w:sz w:val="20"/>
                 <w:rtl/>
               </w:rPr>
-              <w:t>492</w:t>
+              <w:t>494</w:t>
             </w:r>
           </w:p>
         </w:tc>
@@ -16316,7 +16316,7 @@
                 <w:sz w:val="20"/>
                 <w:rtl/>
               </w:rPr>
-              <w:t>492</w:t>
+              <w:t>494</w:t>
             </w:r>
           </w:p>
         </w:tc>
@@ -16402,7 +16402,7 @@
                 <w:sz w:val="20"/>
                 <w:rtl/>
               </w:rPr>
-              <w:t>492</w:t>
+              <w:t>494</w:t>
             </w:r>
           </w:p>
         </w:tc>
@@ -16488,7 +16488,7 @@
                 <w:sz w:val="20"/>
                 <w:rtl/>
               </w:rPr>
-              <w:t>492</w:t>
+              <w:t>494</w:t>
             </w:r>
           </w:p>
         </w:tc>
@@ -16574,7 +16574,7 @@
                 <w:sz w:val="20"/>
                 <w:rtl/>
               </w:rPr>
-              <w:t>492</w:t>
+              <w:t>494</w:t>
             </w:r>
           </w:p>
         </w:tc>
@@ -16660,7 +16660,7 @@
                 <w:sz w:val="20"/>
                 <w:rtl/>
               </w:rPr>
-              <w:t>492</w:t>
+              <w:t>494</w:t>
             </w:r>
           </w:p>
         </w:tc>
@@ -16746,7 +16746,7 @@
                 <w:sz w:val="20"/>
                 <w:rtl/>
               </w:rPr>
-              <w:t>495</w:t>
+              <w:t>497</w:t>
             </w:r>
           </w:p>
         </w:tc>
@@ -16832,7 +16832,7 @@
                 <w:sz w:val="20"/>
                 <w:rtl/>
               </w:rPr>
-              <w:t>495</w:t>
+              <w:t>497</w:t>
             </w:r>
           </w:p>
         </w:tc>
@@ -16918,7 +16918,7 @@
                 <w:sz w:val="20"/>
                 <w:rtl/>
               </w:rPr>
-              <w:t>495</w:t>
+              <w:t>497</w:t>
             </w:r>
           </w:p>
         </w:tc>
@@ -17004,7 +17004,7 @@
                 <w:sz w:val="20"/>
                 <w:rtl/>
               </w:rPr>
-              <w:t>495</w:t>
+              <w:t>497</w:t>
             </w:r>
           </w:p>
         </w:tc>
@@ -17090,7 +17090,7 @@
                 <w:sz w:val="20"/>
                 <w:rtl/>
               </w:rPr>
-              <w:t>495</w:t>
+              <w:t>497</w:t>
             </w:r>
           </w:p>
         </w:tc>
@@ -17176,7 +17176,7 @@
                 <w:sz w:val="20"/>
                 <w:rtl/>
               </w:rPr>
-              <w:t>495</w:t>
+              <w:t>497</w:t>
             </w:r>
           </w:p>
         </w:tc>
@@ -17262,7 +17262,7 @@
                 <w:sz w:val="20"/>
                 <w:rtl/>
               </w:rPr>
-              <w:t>495</w:t>
+              <w:t>497</w:t>
             </w:r>
           </w:p>
         </w:tc>
@@ -17348,7 +17348,7 @@
                 <w:sz w:val="20"/>
                 <w:rtl/>
               </w:rPr>
-              <w:t>500</w:t>
+              <w:t>502</w:t>
             </w:r>
           </w:p>
         </w:tc>
@@ -17434,7 +17434,7 @@
                 <w:sz w:val="20"/>
                 <w:rtl/>
               </w:rPr>
-              <w:t>500</w:t>
+              <w:t>502</w:t>
             </w:r>
           </w:p>
         </w:tc>
@@ -17520,7 +17520,7 @@
                 <w:sz w:val="20"/>
                 <w:rtl/>
               </w:rPr>
-              <w:t>500</w:t>
+              <w:t>502</w:t>
             </w:r>
           </w:p>
         </w:tc>
@@ -17606,7 +17606,7 @@
                 <w:sz w:val="20"/>
                 <w:rtl/>
               </w:rPr>
-              <w:t>500</w:t>
+              <w:t>502</w:t>
             </w:r>
           </w:p>
         </w:tc>
@@ -17692,7 +17692,7 @@
                 <w:sz w:val="20"/>
                 <w:rtl/>
               </w:rPr>
-              <w:t>500</w:t>
+              <w:t>502</w:t>
             </w:r>
           </w:p>
         </w:tc>
@@ -17778,7 +17778,7 @@
                 <w:sz w:val="20"/>
                 <w:rtl/>
               </w:rPr>
-              <w:t>500</w:t>
+              <w:t>502</w:t>
             </w:r>
           </w:p>
         </w:tc>
@@ -17864,7 +17864,7 @@
                 <w:sz w:val="20"/>
                 <w:rtl/>
               </w:rPr>
-              <w:t>500</w:t>
+              <w:t>502</w:t>
             </w:r>
           </w:p>
         </w:tc>
@@ -17950,7 +17950,7 @@
                 <w:sz w:val="20"/>
                 <w:rtl/>
               </w:rPr>
-              <w:t>500</w:t>
+              <w:t>502</w:t>
             </w:r>
           </w:p>
         </w:tc>
@@ -18036,7 +18036,7 @@
                 <w:sz w:val="20"/>
                 <w:rtl/>
               </w:rPr>
-              <w:t>500</w:t>
+              <w:t>502</w:t>
             </w:r>
           </w:p>
         </w:tc>
@@ -18122,7 +18122,7 @@
                 <w:sz w:val="20"/>
                 <w:rtl/>
               </w:rPr>
-              <w:t>512</w:t>
+              <w:t>514</w:t>
             </w:r>
           </w:p>
         </w:tc>
@@ -18208,7 +18208,7 @@
                 <w:sz w:val="20"/>
                 <w:rtl/>
               </w:rPr>
-              <w:t>512</w:t>
+              <w:t>514</w:t>
             </w:r>
           </w:p>
         </w:tc>
@@ -18294,7 +18294,7 @@
                 <w:sz w:val="20"/>
                 <w:rtl/>
               </w:rPr>
-              <w:t>512</w:t>
+              <w:t>514</w:t>
             </w:r>
           </w:p>
         </w:tc>
@@ -18380,7 +18380,7 @@
                 <w:sz w:val="20"/>
                 <w:rtl/>
               </w:rPr>
-              <w:t>512</w:t>
+              <w:t>514</w:t>
             </w:r>
           </w:p>
         </w:tc>
@@ -18466,7 +18466,7 @@
                 <w:sz w:val="20"/>
                 <w:rtl/>
               </w:rPr>
-              <w:t>522</w:t>
+              <w:t>524</w:t>
             </w:r>
           </w:p>
         </w:tc>
@@ -18552,7 +18552,7 @@
                 <w:sz w:val="20"/>
                 <w:rtl/>
               </w:rPr>
-              <w:t>525</w:t>
+              <w:t>527</w:t>
             </w:r>
           </w:p>
         </w:tc>
@@ -18638,7 +18638,7 @@
                 <w:sz w:val="20"/>
                 <w:rtl/>
               </w:rPr>
-              <w:t>559</w:t>
+              <w:t>561</w:t>
             </w:r>
           </w:p>
         </w:tc>

--- a/output/source-notes.docx
+++ b/output/source-notes.docx
@@ -3846,7 +3846,7 @@
                 <w:sz w:val="20"/>
                 <w:rtl/>
               </w:rPr>
-              <w:t>256</w:t>
+              <w:t>255</w:t>
             </w:r>
           </w:p>
         </w:tc>
@@ -3932,7 +3932,7 @@
                 <w:sz w:val="20"/>
                 <w:rtl/>
               </w:rPr>
-              <w:t>267</w:t>
+              <w:t>266</w:t>
             </w:r>
           </w:p>
         </w:tc>
@@ -4018,7 +4018,7 @@
                 <w:sz w:val="20"/>
                 <w:rtl/>
               </w:rPr>
-              <w:t>271</w:t>
+              <w:t>270</w:t>
             </w:r>
           </w:p>
         </w:tc>
@@ -4104,7 +4104,7 @@
                 <w:sz w:val="20"/>
                 <w:rtl/>
               </w:rPr>
-              <w:t>286</w:t>
+              <w:t>285</w:t>
             </w:r>
           </w:p>
         </w:tc>
@@ -4190,7 +4190,7 @@
                 <w:sz w:val="20"/>
                 <w:rtl/>
               </w:rPr>
-              <w:t>286</w:t>
+              <w:t>285</w:t>
             </w:r>
           </w:p>
         </w:tc>
@@ -4276,7 +4276,7 @@
                 <w:sz w:val="20"/>
                 <w:rtl/>
               </w:rPr>
-              <w:t>286</w:t>
+              <w:t>285</w:t>
             </w:r>
           </w:p>
         </w:tc>
@@ -4362,7 +4362,7 @@
                 <w:sz w:val="20"/>
                 <w:rtl/>
               </w:rPr>
-              <w:t>318</w:t>
+              <w:t>317</w:t>
             </w:r>
           </w:p>
         </w:tc>
@@ -4448,7 +4448,7 @@
                 <w:sz w:val="20"/>
                 <w:rtl/>
               </w:rPr>
-              <w:t>326</w:t>
+              <w:t>325</w:t>
             </w:r>
           </w:p>
         </w:tc>
@@ -4534,7 +4534,7 @@
                 <w:sz w:val="20"/>
                 <w:rtl/>
               </w:rPr>
-              <w:t>326</w:t>
+              <w:t>325</w:t>
             </w:r>
           </w:p>
         </w:tc>
@@ -4620,7 +4620,7 @@
                 <w:sz w:val="20"/>
                 <w:rtl/>
               </w:rPr>
-              <w:t>326</w:t>
+              <w:t>325</w:t>
             </w:r>
           </w:p>
         </w:tc>
@@ -4706,7 +4706,7 @@
                 <w:sz w:val="20"/>
                 <w:rtl/>
               </w:rPr>
-              <w:t>326</w:t>
+              <w:t>325</w:t>
             </w:r>
           </w:p>
         </w:tc>
@@ -4792,7 +4792,7 @@
                 <w:sz w:val="20"/>
                 <w:rtl/>
               </w:rPr>
-              <w:t>326</w:t>
+              <w:t>325</w:t>
             </w:r>
           </w:p>
         </w:tc>
@@ -4878,7 +4878,7 @@
                 <w:sz w:val="20"/>
                 <w:rtl/>
               </w:rPr>
-              <w:t>326</w:t>
+              <w:t>325</w:t>
             </w:r>
           </w:p>
         </w:tc>
@@ -4964,7 +4964,7 @@
                 <w:sz w:val="20"/>
                 <w:rtl/>
               </w:rPr>
-              <w:t>326</w:t>
+              <w:t>325</w:t>
             </w:r>
           </w:p>
         </w:tc>
@@ -5050,7 +5050,7 @@
                 <w:sz w:val="20"/>
                 <w:rtl/>
               </w:rPr>
-              <w:t>332</w:t>
+              <w:t>331</w:t>
             </w:r>
           </w:p>
         </w:tc>
@@ -5136,7 +5136,7 @@
                 <w:sz w:val="20"/>
                 <w:rtl/>
               </w:rPr>
-              <w:t>332</w:t>
+              <w:t>331</w:t>
             </w:r>
           </w:p>
         </w:tc>
@@ -5222,7 +5222,7 @@
                 <w:sz w:val="20"/>
                 <w:rtl/>
               </w:rPr>
-              <w:t>332</w:t>
+              <w:t>331</w:t>
             </w:r>
           </w:p>
         </w:tc>
@@ -5308,7 +5308,7 @@
                 <w:sz w:val="20"/>
                 <w:rtl/>
               </w:rPr>
-              <w:t>343</w:t>
+              <w:t>342</w:t>
             </w:r>
           </w:p>
         </w:tc>
@@ -5394,7 +5394,7 @@
                 <w:sz w:val="20"/>
                 <w:rtl/>
               </w:rPr>
-              <w:t>343</w:t>
+              <w:t>342</w:t>
             </w:r>
           </w:p>
         </w:tc>
@@ -5480,7 +5480,7 @@
                 <w:sz w:val="20"/>
                 <w:rtl/>
               </w:rPr>
-              <w:t>343</w:t>
+              <w:t>342</w:t>
             </w:r>
           </w:p>
         </w:tc>
@@ -5566,7 +5566,7 @@
                 <w:sz w:val="20"/>
                 <w:rtl/>
               </w:rPr>
-              <w:t>343</w:t>
+              <w:t>342</w:t>
             </w:r>
           </w:p>
         </w:tc>
@@ -5652,7 +5652,7 @@
                 <w:sz w:val="20"/>
                 <w:rtl/>
               </w:rPr>
-              <w:t>343</w:t>
+              <w:t>342</w:t>
             </w:r>
           </w:p>
         </w:tc>
@@ -5738,7 +5738,7 @@
                 <w:sz w:val="20"/>
                 <w:rtl/>
               </w:rPr>
-              <w:t>343</w:t>
+              <w:t>342</w:t>
             </w:r>
           </w:p>
         </w:tc>
@@ -5824,7 +5824,7 @@
                 <w:sz w:val="20"/>
                 <w:rtl/>
               </w:rPr>
-              <w:t>343</w:t>
+              <w:t>342</w:t>
             </w:r>
           </w:p>
         </w:tc>
@@ -5910,7 +5910,7 @@
                 <w:sz w:val="20"/>
                 <w:rtl/>
               </w:rPr>
-              <w:t>343</w:t>
+              <w:t>342</w:t>
             </w:r>
           </w:p>
         </w:tc>
@@ -5996,7 +5996,7 @@
                 <w:sz w:val="20"/>
                 <w:rtl/>
               </w:rPr>
-              <w:t>343</w:t>
+              <w:t>342</w:t>
             </w:r>
           </w:p>
         </w:tc>
@@ -6082,7 +6082,7 @@
                 <w:sz w:val="20"/>
                 <w:rtl/>
               </w:rPr>
-              <w:t>343</w:t>
+              <w:t>342</w:t>
             </w:r>
           </w:p>
         </w:tc>
@@ -6168,7 +6168,7 @@
                 <w:sz w:val="20"/>
                 <w:rtl/>
               </w:rPr>
-              <w:t>343</w:t>
+              <w:t>342</w:t>
             </w:r>
           </w:p>
         </w:tc>
@@ -6254,7 +6254,7 @@
                 <w:sz w:val="20"/>
                 <w:rtl/>
               </w:rPr>
-              <w:t>343</w:t>
+              <w:t>342</w:t>
             </w:r>
           </w:p>
         </w:tc>
@@ -6340,7 +6340,7 @@
                 <w:sz w:val="20"/>
                 <w:rtl/>
               </w:rPr>
-              <w:t>343</w:t>
+              <w:t>342</w:t>
             </w:r>
           </w:p>
         </w:tc>
@@ -6426,7 +6426,7 @@
                 <w:sz w:val="20"/>
                 <w:rtl/>
               </w:rPr>
-              <w:t>343</w:t>
+              <w:t>342</w:t>
             </w:r>
           </w:p>
         </w:tc>
@@ -6512,7 +6512,7 @@
                 <w:sz w:val="20"/>
                 <w:rtl/>
               </w:rPr>
-              <w:t>343</w:t>
+              <w:t>342</w:t>
             </w:r>
           </w:p>
         </w:tc>
@@ -6598,7 +6598,7 @@
                 <w:sz w:val="20"/>
                 <w:rtl/>
               </w:rPr>
-              <w:t>343</w:t>
+              <w:t>342</w:t>
             </w:r>
           </w:p>
         </w:tc>
@@ -6684,7 +6684,7 @@
                 <w:sz w:val="20"/>
                 <w:rtl/>
               </w:rPr>
-              <w:t>343</w:t>
+              <w:t>342</w:t>
             </w:r>
           </w:p>
         </w:tc>
@@ -6770,7 +6770,7 @@
                 <w:sz w:val="20"/>
                 <w:rtl/>
               </w:rPr>
-              <w:t>343</w:t>
+              <w:t>342</w:t>
             </w:r>
           </w:p>
         </w:tc>
@@ -6856,7 +6856,7 @@
                 <w:sz w:val="20"/>
                 <w:rtl/>
               </w:rPr>
-              <w:t>343</w:t>
+              <w:t>342</w:t>
             </w:r>
           </w:p>
         </w:tc>
@@ -6942,7 +6942,7 @@
                 <w:sz w:val="20"/>
                 <w:rtl/>
               </w:rPr>
-              <w:t>343</w:t>
+              <w:t>342</w:t>
             </w:r>
           </w:p>
         </w:tc>
@@ -7028,7 +7028,7 @@
                 <w:sz w:val="20"/>
                 <w:rtl/>
               </w:rPr>
-              <w:t>343</w:t>
+              <w:t>342</w:t>
             </w:r>
           </w:p>
         </w:tc>
@@ -7114,7 +7114,7 @@
                 <w:sz w:val="20"/>
                 <w:rtl/>
               </w:rPr>
-              <w:t>343</w:t>
+              <w:t>342</w:t>
             </w:r>
           </w:p>
         </w:tc>
@@ -7200,7 +7200,7 @@
                 <w:sz w:val="20"/>
                 <w:rtl/>
               </w:rPr>
-              <w:t>343</w:t>
+              <w:t>342</w:t>
             </w:r>
           </w:p>
         </w:tc>
@@ -7286,7 +7286,7 @@
                 <w:sz w:val="20"/>
                 <w:rtl/>
               </w:rPr>
-              <w:t>343</w:t>
+              <w:t>342</w:t>
             </w:r>
           </w:p>
         </w:tc>
@@ -7372,7 +7372,7 @@
                 <w:sz w:val="20"/>
                 <w:rtl/>
               </w:rPr>
-              <w:t>343</w:t>
+              <w:t>342</w:t>
             </w:r>
           </w:p>
         </w:tc>
@@ -7458,7 +7458,7 @@
                 <w:sz w:val="20"/>
                 <w:rtl/>
               </w:rPr>
-              <w:t>343</w:t>
+              <w:t>342</w:t>
             </w:r>
           </w:p>
         </w:tc>
@@ -7544,7 +7544,7 @@
                 <w:sz w:val="20"/>
                 <w:rtl/>
               </w:rPr>
-              <w:t>343</w:t>
+              <w:t>342</w:t>
             </w:r>
           </w:p>
         </w:tc>
@@ -7630,7 +7630,7 @@
                 <w:sz w:val="20"/>
                 <w:rtl/>
               </w:rPr>
-              <w:t>343</w:t>
+              <w:t>342</w:t>
             </w:r>
           </w:p>
         </w:tc>
@@ -7716,7 +7716,7 @@
                 <w:sz w:val="20"/>
                 <w:rtl/>
               </w:rPr>
-              <w:t>357</w:t>
+              <w:t>356</w:t>
             </w:r>
           </w:p>
         </w:tc>
@@ -7802,7 +7802,7 @@
                 <w:sz w:val="20"/>
                 <w:rtl/>
               </w:rPr>
-              <w:t>357</w:t>
+              <w:t>356</w:t>
             </w:r>
           </w:p>
         </w:tc>
@@ -7888,7 +7888,7 @@
                 <w:sz w:val="20"/>
                 <w:rtl/>
               </w:rPr>
-              <w:t>357</w:t>
+              <w:t>356</w:t>
             </w:r>
           </w:p>
         </w:tc>
@@ -7974,7 +7974,7 @@
                 <w:sz w:val="20"/>
                 <w:rtl/>
               </w:rPr>
-              <w:t>357</w:t>
+              <w:t>356</w:t>
             </w:r>
           </w:p>
         </w:tc>
@@ -8060,7 +8060,7 @@
                 <w:sz w:val="20"/>
                 <w:rtl/>
               </w:rPr>
-              <w:t>357</w:t>
+              <w:t>356</w:t>
             </w:r>
           </w:p>
         </w:tc>
@@ -8146,7 +8146,7 @@
                 <w:sz w:val="20"/>
                 <w:rtl/>
               </w:rPr>
-              <w:t>357</w:t>
+              <w:t>356</w:t>
             </w:r>
           </w:p>
         </w:tc>
@@ -8232,7 +8232,7 @@
                 <w:sz w:val="20"/>
                 <w:rtl/>
               </w:rPr>
-              <w:t>357</w:t>
+              <w:t>356</w:t>
             </w:r>
           </w:p>
         </w:tc>
@@ -8318,7 +8318,7 @@
                 <w:sz w:val="20"/>
                 <w:rtl/>
               </w:rPr>
-              <w:t>357</w:t>
+              <w:t>356</w:t>
             </w:r>
           </w:p>
         </w:tc>
@@ -8404,7 +8404,7 @@
                 <w:sz w:val="20"/>
                 <w:rtl/>
               </w:rPr>
-              <w:t>357</w:t>
+              <w:t>356</w:t>
             </w:r>
           </w:p>
         </w:tc>
@@ -8490,7 +8490,7 @@
                 <w:sz w:val="20"/>
                 <w:rtl/>
               </w:rPr>
-              <w:t>357</w:t>
+              <w:t>356</w:t>
             </w:r>
           </w:p>
         </w:tc>
@@ -8576,7 +8576,7 @@
                 <w:sz w:val="20"/>
                 <w:rtl/>
               </w:rPr>
-              <w:t>357</w:t>
+              <w:t>356</w:t>
             </w:r>
           </w:p>
         </w:tc>
@@ -8662,7 +8662,7 @@
                 <w:sz w:val="20"/>
                 <w:rtl/>
               </w:rPr>
-              <w:t>357</w:t>
+              <w:t>356</w:t>
             </w:r>
           </w:p>
         </w:tc>
@@ -8748,7 +8748,7 @@
                 <w:sz w:val="20"/>
                 <w:rtl/>
               </w:rPr>
-              <w:t>357</w:t>
+              <w:t>356</w:t>
             </w:r>
           </w:p>
         </w:tc>
@@ -8834,7 +8834,7 @@
                 <w:sz w:val="20"/>
                 <w:rtl/>
               </w:rPr>
-              <w:t>357</w:t>
+              <w:t>356</w:t>
             </w:r>
           </w:p>
         </w:tc>
@@ -8920,7 +8920,7 @@
                 <w:sz w:val="20"/>
                 <w:rtl/>
               </w:rPr>
-              <w:t>357</w:t>
+              <w:t>356</w:t>
             </w:r>
           </w:p>
         </w:tc>
@@ -9006,7 +9006,7 @@
                 <w:sz w:val="20"/>
                 <w:rtl/>
               </w:rPr>
-              <w:t>357</w:t>
+              <w:t>356</w:t>
             </w:r>
           </w:p>
         </w:tc>
@@ -9092,7 +9092,7 @@
                 <w:sz w:val="20"/>
                 <w:rtl/>
               </w:rPr>
-              <w:t>357</w:t>
+              <w:t>356</w:t>
             </w:r>
           </w:p>
         </w:tc>
@@ -9178,7 +9178,7 @@
                 <w:sz w:val="20"/>
                 <w:rtl/>
               </w:rPr>
-              <w:t>357</w:t>
+              <w:t>356</w:t>
             </w:r>
           </w:p>
         </w:tc>
@@ -9264,7 +9264,7 @@
                 <w:sz w:val="20"/>
                 <w:rtl/>
               </w:rPr>
-              <w:t>357</w:t>
+              <w:t>356</w:t>
             </w:r>
           </w:p>
         </w:tc>
@@ -9350,7 +9350,7 @@
                 <w:sz w:val="20"/>
                 <w:rtl/>
               </w:rPr>
-              <w:t>374</w:t>
+              <w:t>373</w:t>
             </w:r>
           </w:p>
         </w:tc>
@@ -9436,7 +9436,7 @@
                 <w:sz w:val="20"/>
                 <w:rtl/>
               </w:rPr>
-              <w:t>374</w:t>
+              <w:t>373</w:t>
             </w:r>
           </w:p>
         </w:tc>
@@ -9522,7 +9522,7 @@
                 <w:sz w:val="20"/>
                 <w:rtl/>
               </w:rPr>
-              <w:t>374</w:t>
+              <w:t>373</w:t>
             </w:r>
           </w:p>
         </w:tc>
@@ -9608,7 +9608,7 @@
                 <w:sz w:val="20"/>
                 <w:rtl/>
               </w:rPr>
-              <w:t>374</w:t>
+              <w:t>373</w:t>
             </w:r>
           </w:p>
         </w:tc>
@@ -9694,7 +9694,7 @@
                 <w:sz w:val="20"/>
                 <w:rtl/>
               </w:rPr>
-              <w:t>381</w:t>
+              <w:t>380</w:t>
             </w:r>
           </w:p>
         </w:tc>
@@ -9780,7 +9780,7 @@
                 <w:sz w:val="20"/>
                 <w:rtl/>
               </w:rPr>
-              <w:t>412</w:t>
+              <w:t>411</w:t>
             </w:r>
           </w:p>
         </w:tc>
@@ -9866,7 +9866,7 @@
                 <w:sz w:val="20"/>
                 <w:rtl/>
               </w:rPr>
-              <w:t>412</w:t>
+              <w:t>411</w:t>
             </w:r>
           </w:p>
         </w:tc>
@@ -9952,7 +9952,7 @@
                 <w:sz w:val="20"/>
                 <w:rtl/>
               </w:rPr>
-              <w:t>412</w:t>
+              <w:t>411</w:t>
             </w:r>
           </w:p>
         </w:tc>
@@ -10038,7 +10038,7 @@
                 <w:sz w:val="20"/>
                 <w:rtl/>
               </w:rPr>
-              <w:t>412</w:t>
+              <w:t>411</w:t>
             </w:r>
           </w:p>
         </w:tc>
@@ -10124,7 +10124,7 @@
                 <w:sz w:val="20"/>
                 <w:rtl/>
               </w:rPr>
-              <w:t>412</w:t>
+              <w:t>411</w:t>
             </w:r>
           </w:p>
         </w:tc>
@@ -10210,7 +10210,7 @@
                 <w:sz w:val="20"/>
                 <w:rtl/>
               </w:rPr>
-              <w:t>412</w:t>
+              <w:t>411</w:t>
             </w:r>
           </w:p>
         </w:tc>
@@ -10296,7 +10296,7 @@
                 <w:sz w:val="20"/>
                 <w:rtl/>
               </w:rPr>
-              <w:t>412</w:t>
+              <w:t>411</w:t>
             </w:r>
           </w:p>
         </w:tc>
@@ -10382,7 +10382,7 @@
                 <w:sz w:val="20"/>
                 <w:rtl/>
               </w:rPr>
-              <w:t>412</w:t>
+              <w:t>411</w:t>
             </w:r>
           </w:p>
         </w:tc>
@@ -10468,7 +10468,7 @@
                 <w:sz w:val="20"/>
                 <w:rtl/>
               </w:rPr>
-              <w:t>412</w:t>
+              <w:t>411</w:t>
             </w:r>
           </w:p>
         </w:tc>
@@ -10554,7 +10554,7 @@
                 <w:sz w:val="20"/>
                 <w:rtl/>
               </w:rPr>
-              <w:t>412</w:t>
+              <w:t>411</w:t>
             </w:r>
           </w:p>
         </w:tc>
@@ -10640,7 +10640,7 @@
                 <w:sz w:val="20"/>
                 <w:rtl/>
               </w:rPr>
-              <w:t>412</w:t>
+              <w:t>411</w:t>
             </w:r>
           </w:p>
         </w:tc>
@@ -10726,7 +10726,7 @@
                 <w:sz w:val="20"/>
                 <w:rtl/>
               </w:rPr>
-              <w:t>412</w:t>
+              <w:t>411</w:t>
             </w:r>
           </w:p>
         </w:tc>
@@ -10812,7 +10812,7 @@
                 <w:sz w:val="20"/>
                 <w:rtl/>
               </w:rPr>
-              <w:t>412</w:t>
+              <w:t>411</w:t>
             </w:r>
           </w:p>
         </w:tc>
@@ -10898,7 +10898,7 @@
                 <w:sz w:val="20"/>
                 <w:rtl/>
               </w:rPr>
-              <w:t>412</w:t>
+              <w:t>411</w:t>
             </w:r>
           </w:p>
         </w:tc>
@@ -10984,7 +10984,7 @@
                 <w:sz w:val="20"/>
                 <w:rtl/>
               </w:rPr>
-              <w:t>412</w:t>
+              <w:t>411</w:t>
             </w:r>
           </w:p>
         </w:tc>
@@ -11070,7 +11070,7 @@
                 <w:sz w:val="20"/>
                 <w:rtl/>
               </w:rPr>
-              <w:t>412</w:t>
+              <w:t>411</w:t>
             </w:r>
           </w:p>
         </w:tc>
@@ -11156,7 +11156,7 @@
                 <w:sz w:val="20"/>
                 <w:rtl/>
               </w:rPr>
-              <w:t>412</w:t>
+              <w:t>411</w:t>
             </w:r>
           </w:p>
         </w:tc>
@@ -11242,7 +11242,7 @@
                 <w:sz w:val="20"/>
                 <w:rtl/>
               </w:rPr>
-              <w:t>412</w:t>
+              <w:t>411</w:t>
             </w:r>
           </w:p>
         </w:tc>
@@ -11328,7 +11328,7 @@
                 <w:sz w:val="20"/>
                 <w:rtl/>
               </w:rPr>
-              <w:t>412</w:t>
+              <w:t>411</w:t>
             </w:r>
           </w:p>
         </w:tc>
@@ -11414,7 +11414,7 @@
                 <w:sz w:val="20"/>
                 <w:rtl/>
               </w:rPr>
-              <w:t>412</w:t>
+              <w:t>411</w:t>
             </w:r>
           </w:p>
         </w:tc>
@@ -11500,7 +11500,7 @@
                 <w:sz w:val="20"/>
                 <w:rtl/>
               </w:rPr>
-              <w:t>412</w:t>
+              <w:t>411</w:t>
             </w:r>
           </w:p>
         </w:tc>
@@ -11586,7 +11586,7 @@
                 <w:sz w:val="20"/>
                 <w:rtl/>
               </w:rPr>
-              <w:t>412</w:t>
+              <w:t>411</w:t>
             </w:r>
           </w:p>
         </w:tc>
@@ -11672,7 +11672,7 @@
                 <w:sz w:val="20"/>
                 <w:rtl/>
               </w:rPr>
-              <w:t>412</w:t>
+              <w:t>411</w:t>
             </w:r>
           </w:p>
         </w:tc>
@@ -11758,7 +11758,7 @@
                 <w:sz w:val="20"/>
                 <w:rtl/>
               </w:rPr>
-              <w:t>412</w:t>
+              <w:t>411</w:t>
             </w:r>
           </w:p>
         </w:tc>
@@ -11844,7 +11844,7 @@
                 <w:sz w:val="20"/>
                 <w:rtl/>
               </w:rPr>
-              <w:t>412</w:t>
+              <w:t>411</w:t>
             </w:r>
           </w:p>
         </w:tc>
@@ -11930,7 +11930,7 @@
                 <w:sz w:val="20"/>
                 <w:rtl/>
               </w:rPr>
-              <w:t>412</w:t>
+              <w:t>411</w:t>
             </w:r>
           </w:p>
         </w:tc>
@@ -12016,7 +12016,7 @@
                 <w:sz w:val="20"/>
                 <w:rtl/>
               </w:rPr>
-              <w:t>412</w:t>
+              <w:t>411</w:t>
             </w:r>
           </w:p>
         </w:tc>
@@ -12102,7 +12102,7 @@
                 <w:sz w:val="20"/>
                 <w:rtl/>
               </w:rPr>
-              <w:t>412</w:t>
+              <w:t>411</w:t>
             </w:r>
           </w:p>
         </w:tc>
@@ -12188,7 +12188,7 @@
                 <w:sz w:val="20"/>
                 <w:rtl/>
               </w:rPr>
-              <w:t>412</w:t>
+              <w:t>411</w:t>
             </w:r>
           </w:p>
         </w:tc>
@@ -12274,7 +12274,7 @@
                 <w:sz w:val="20"/>
                 <w:rtl/>
               </w:rPr>
-              <w:t>412</w:t>
+              <w:t>411</w:t>
             </w:r>
           </w:p>
         </w:tc>
@@ -12360,7 +12360,7 @@
                 <w:sz w:val="20"/>
                 <w:rtl/>
               </w:rPr>
-              <w:t>412</w:t>
+              <w:t>411</w:t>
             </w:r>
           </w:p>
         </w:tc>
@@ -12446,7 +12446,7 @@
                 <w:sz w:val="20"/>
                 <w:rtl/>
               </w:rPr>
-              <w:t>412</w:t>
+              <w:t>411</w:t>
             </w:r>
           </w:p>
         </w:tc>
@@ -12532,7 +12532,7 @@
                 <w:sz w:val="20"/>
                 <w:rtl/>
               </w:rPr>
-              <w:t>412</w:t>
+              <w:t>411</w:t>
             </w:r>
           </w:p>
         </w:tc>
@@ -12618,7 +12618,7 @@
                 <w:sz w:val="20"/>
                 <w:rtl/>
               </w:rPr>
-              <w:t>412</w:t>
+              <w:t>411</w:t>
             </w:r>
           </w:p>
         </w:tc>
@@ -12704,7 +12704,7 @@
                 <w:sz w:val="20"/>
                 <w:rtl/>
               </w:rPr>
-              <w:t>412</w:t>
+              <w:t>411</w:t>
             </w:r>
           </w:p>
         </w:tc>
@@ -12790,7 +12790,7 @@
                 <w:sz w:val="20"/>
                 <w:rtl/>
               </w:rPr>
-              <w:t>412</w:t>
+              <w:t>411</w:t>
             </w:r>
           </w:p>
         </w:tc>
@@ -12876,7 +12876,7 @@
                 <w:sz w:val="20"/>
                 <w:rtl/>
               </w:rPr>
-              <w:t>412</w:t>
+              <w:t>411</w:t>
             </w:r>
           </w:p>
         </w:tc>
@@ -12962,7 +12962,7 @@
                 <w:sz w:val="20"/>
                 <w:rtl/>
               </w:rPr>
-              <w:t>412</w:t>
+              <w:t>411</w:t>
             </w:r>
           </w:p>
         </w:tc>
@@ -13048,7 +13048,7 @@
                 <w:sz w:val="20"/>
                 <w:rtl/>
               </w:rPr>
-              <w:t>425</w:t>
+              <w:t>424</w:t>
             </w:r>
           </w:p>
         </w:tc>
@@ -13134,7 +13134,7 @@
                 <w:sz w:val="20"/>
                 <w:rtl/>
               </w:rPr>
-              <w:t>429</w:t>
+              <w:t>428</w:t>
             </w:r>
           </w:p>
         </w:tc>
@@ -13220,7 +13220,7 @@
                 <w:sz w:val="20"/>
                 <w:rtl/>
               </w:rPr>
-              <w:t>429</w:t>
+              <w:t>428</w:t>
             </w:r>
           </w:p>
         </w:tc>
@@ -13306,7 +13306,7 @@
                 <w:sz w:val="20"/>
                 <w:rtl/>
               </w:rPr>
-              <w:t>429</w:t>
+              <w:t>428</w:t>
             </w:r>
           </w:p>
         </w:tc>
@@ -13392,7 +13392,7 @@
                 <w:sz w:val="20"/>
                 <w:rtl/>
               </w:rPr>
-              <w:t>429</w:t>
+              <w:t>428</w:t>
             </w:r>
           </w:p>
         </w:tc>
@@ -13478,7 +13478,7 @@
                 <w:sz w:val="20"/>
                 <w:rtl/>
               </w:rPr>
-              <w:t>429</w:t>
+              <w:t>428</w:t>
             </w:r>
           </w:p>
         </w:tc>
@@ -13564,7 +13564,7 @@
                 <w:sz w:val="20"/>
                 <w:rtl/>
               </w:rPr>
-              <w:t>429</w:t>
+              <w:t>428</w:t>
             </w:r>
           </w:p>
         </w:tc>
@@ -13650,7 +13650,7 @@
                 <w:sz w:val="20"/>
                 <w:rtl/>
               </w:rPr>
-              <w:t>429</w:t>
+              <w:t>428</w:t>
             </w:r>
           </w:p>
         </w:tc>
@@ -13736,7 +13736,7 @@
                 <w:sz w:val="20"/>
                 <w:rtl/>
               </w:rPr>
-              <w:t>429</w:t>
+              <w:t>428</w:t>
             </w:r>
           </w:p>
         </w:tc>
@@ -13822,7 +13822,7 @@
                 <w:sz w:val="20"/>
                 <w:rtl/>
               </w:rPr>
-              <w:t>429</w:t>
+              <w:t>428</w:t>
             </w:r>
           </w:p>
         </w:tc>
@@ -13908,7 +13908,7 @@
                 <w:sz w:val="20"/>
                 <w:rtl/>
               </w:rPr>
-              <w:t>429</w:t>
+              <w:t>428</w:t>
             </w:r>
           </w:p>
         </w:tc>
@@ -13994,7 +13994,7 @@
                 <w:sz w:val="20"/>
                 <w:rtl/>
               </w:rPr>
-              <w:t>429</w:t>
+              <w:t>428</w:t>
             </w:r>
           </w:p>
         </w:tc>
@@ -14080,7 +14080,7 @@
                 <w:sz w:val="20"/>
                 <w:rtl/>
               </w:rPr>
-              <w:t>429</w:t>
+              <w:t>428</w:t>
             </w:r>
           </w:p>
         </w:tc>
@@ -14166,7 +14166,7 @@
                 <w:sz w:val="20"/>
                 <w:rtl/>
               </w:rPr>
-              <w:t>429</w:t>
+              <w:t>428</w:t>
             </w:r>
           </w:p>
         </w:tc>
@@ -14252,7 +14252,7 @@
                 <w:sz w:val="20"/>
                 <w:rtl/>
               </w:rPr>
-              <w:t>429</w:t>
+              <w:t>428</w:t>
             </w:r>
           </w:p>
         </w:tc>
@@ -14338,7 +14338,7 @@
                 <w:sz w:val="20"/>
                 <w:rtl/>
               </w:rPr>
-              <w:t>429</w:t>
+              <w:t>428</w:t>
             </w:r>
           </w:p>
         </w:tc>
@@ -14424,7 +14424,7 @@
                 <w:sz w:val="20"/>
                 <w:rtl/>
               </w:rPr>
-              <w:t>429</w:t>
+              <w:t>428</w:t>
             </w:r>
           </w:p>
         </w:tc>
@@ -14510,7 +14510,7 @@
                 <w:sz w:val="20"/>
                 <w:rtl/>
               </w:rPr>
-              <w:t>429</w:t>
+              <w:t>428</w:t>
             </w:r>
           </w:p>
         </w:tc>
@@ -14596,7 +14596,7 @@
                 <w:sz w:val="20"/>
                 <w:rtl/>
               </w:rPr>
-              <w:t>429</w:t>
+              <w:t>428</w:t>
             </w:r>
           </w:p>
         </w:tc>
@@ -14682,7 +14682,7 @@
                 <w:sz w:val="20"/>
                 <w:rtl/>
               </w:rPr>
-              <w:t>429</w:t>
+              <w:t>428</w:t>
             </w:r>
           </w:p>
         </w:tc>
@@ -14768,7 +14768,7 @@
                 <w:sz w:val="20"/>
                 <w:rtl/>
               </w:rPr>
-              <w:t>429</w:t>
+              <w:t>428</w:t>
             </w:r>
           </w:p>
         </w:tc>
@@ -14854,7 +14854,7 @@
                 <w:sz w:val="20"/>
                 <w:rtl/>
               </w:rPr>
-              <w:t>429</w:t>
+              <w:t>428</w:t>
             </w:r>
           </w:p>
         </w:tc>
@@ -14940,7 +14940,7 @@
                 <w:sz w:val="20"/>
                 <w:rtl/>
               </w:rPr>
-              <w:t>429</w:t>
+              <w:t>428</w:t>
             </w:r>
           </w:p>
         </w:tc>
@@ -15026,7 +15026,7 @@
                 <w:sz w:val="20"/>
                 <w:rtl/>
               </w:rPr>
-              <w:t>429</w:t>
+              <w:t>428</w:t>
             </w:r>
           </w:p>
         </w:tc>
@@ -15112,7 +15112,7 @@
                 <w:sz w:val="20"/>
                 <w:rtl/>
               </w:rPr>
-              <w:t>483</w:t>
+              <w:t>482</w:t>
             </w:r>
           </w:p>
         </w:tc>
@@ -15198,7 +15198,7 @@
                 <w:sz w:val="20"/>
                 <w:rtl/>
               </w:rPr>
-              <w:t>483</w:t>
+              <w:t>482</w:t>
             </w:r>
           </w:p>
         </w:tc>
@@ -15284,7 +15284,7 @@
                 <w:sz w:val="20"/>
                 <w:rtl/>
               </w:rPr>
-              <w:t>483</w:t>
+              <w:t>482</w:t>
             </w:r>
           </w:p>
         </w:tc>
@@ -15370,7 +15370,7 @@
                 <w:sz w:val="20"/>
                 <w:rtl/>
               </w:rPr>
-              <w:t>483</w:t>
+              <w:t>482</w:t>
             </w:r>
           </w:p>
         </w:tc>
@@ -15456,7 +15456,7 @@
                 <w:sz w:val="20"/>
                 <w:rtl/>
               </w:rPr>
-              <w:t>483</w:t>
+              <w:t>482</w:t>
             </w:r>
           </w:p>
         </w:tc>
@@ -15542,7 +15542,7 @@
                 <w:sz w:val="20"/>
                 <w:rtl/>
               </w:rPr>
-              <w:t>483</w:t>
+              <w:t>482</w:t>
             </w:r>
           </w:p>
         </w:tc>
@@ -15628,7 +15628,7 @@
                 <w:sz w:val="20"/>
                 <w:rtl/>
               </w:rPr>
-              <w:t>483</w:t>
+              <w:t>482</w:t>
             </w:r>
           </w:p>
         </w:tc>
@@ -15714,7 +15714,7 @@
                 <w:sz w:val="20"/>
                 <w:rtl/>
               </w:rPr>
-              <w:t>483</w:t>
+              <w:t>482</w:t>
             </w:r>
           </w:p>
         </w:tc>
@@ -15800,7 +15800,7 @@
                 <w:sz w:val="20"/>
                 <w:rtl/>
               </w:rPr>
-              <w:t>494</w:t>
+              <w:t>492</w:t>
             </w:r>
           </w:p>
         </w:tc>
@@ -15886,7 +15886,7 @@
                 <w:sz w:val="20"/>
                 <w:rtl/>
               </w:rPr>
-              <w:t>494</w:t>
+              <w:t>492</w:t>
             </w:r>
           </w:p>
         </w:tc>
@@ -15972,7 +15972,7 @@
                 <w:sz w:val="20"/>
                 <w:rtl/>
               </w:rPr>
-              <w:t>494</w:t>
+              <w:t>492</w:t>
             </w:r>
           </w:p>
         </w:tc>
@@ -16058,7 +16058,7 @@
                 <w:sz w:val="20"/>
                 <w:rtl/>
               </w:rPr>
-              <w:t>494</w:t>
+              <w:t>492</w:t>
             </w:r>
           </w:p>
         </w:tc>
@@ -16144,7 +16144,7 @@
                 <w:sz w:val="20"/>
                 <w:rtl/>
               </w:rPr>
-              <w:t>494</w:t>
+              <w:t>492</w:t>
             </w:r>
           </w:p>
         </w:tc>
@@ -16230,7 +16230,7 @@
                 <w:sz w:val="20"/>
                 <w:rtl/>
               </w:rPr>
-              <w:t>494</w:t>
+              <w:t>492</w:t>
             </w:r>
           </w:p>
         </w:tc>
@@ -16316,7 +16316,7 @@
                 <w:sz w:val="20"/>
                 <w:rtl/>
               </w:rPr>
-              <w:t>494</w:t>
+              <w:t>492</w:t>
             </w:r>
           </w:p>
         </w:tc>
@@ -16402,7 +16402,7 @@
                 <w:sz w:val="20"/>
                 <w:rtl/>
               </w:rPr>
-              <w:t>494</w:t>
+              <w:t>492</w:t>
             </w:r>
           </w:p>
         </w:tc>
@@ -16488,7 +16488,7 @@
                 <w:sz w:val="20"/>
                 <w:rtl/>
               </w:rPr>
-              <w:t>494</w:t>
+              <w:t>492</w:t>
             </w:r>
           </w:p>
         </w:tc>
@@ -16574,7 +16574,7 @@
                 <w:sz w:val="20"/>
                 <w:rtl/>
               </w:rPr>
-              <w:t>494</w:t>
+              <w:t>492</w:t>
             </w:r>
           </w:p>
         </w:tc>
@@ -16660,7 +16660,7 @@
                 <w:sz w:val="20"/>
                 <w:rtl/>
               </w:rPr>
-              <w:t>494</w:t>
+              <w:t>492</w:t>
             </w:r>
           </w:p>
         </w:tc>
@@ -16746,7 +16746,7 @@
                 <w:sz w:val="20"/>
                 <w:rtl/>
               </w:rPr>
-              <w:t>497</w:t>
+              <w:t>495</w:t>
             </w:r>
           </w:p>
         </w:tc>
@@ -16832,7 +16832,7 @@
                 <w:sz w:val="20"/>
                 <w:rtl/>
               </w:rPr>
-              <w:t>497</w:t>
+              <w:t>495</w:t>
             </w:r>
           </w:p>
         </w:tc>
@@ -16918,7 +16918,7 @@
                 <w:sz w:val="20"/>
                 <w:rtl/>
               </w:rPr>
-              <w:t>497</w:t>
+              <w:t>495</w:t>
             </w:r>
           </w:p>
         </w:tc>
@@ -17004,7 +17004,7 @@
                 <w:sz w:val="20"/>
                 <w:rtl/>
               </w:rPr>
-              <w:t>497</w:t>
+              <w:t>495</w:t>
             </w:r>
           </w:p>
         </w:tc>
@@ -17090,7 +17090,7 @@
                 <w:sz w:val="20"/>
                 <w:rtl/>
               </w:rPr>
-              <w:t>497</w:t>
+              <w:t>495</w:t>
             </w:r>
           </w:p>
         </w:tc>
@@ -17176,7 +17176,7 @@
                 <w:sz w:val="20"/>
                 <w:rtl/>
               </w:rPr>
-              <w:t>497</w:t>
+              <w:t>495</w:t>
             </w:r>
           </w:p>
         </w:tc>
@@ -17262,7 +17262,7 @@
                 <w:sz w:val="20"/>
                 <w:rtl/>
               </w:rPr>
-              <w:t>497</w:t>
+              <w:t>495</w:t>
             </w:r>
           </w:p>
         </w:tc>
@@ -17348,7 +17348,7 @@
                 <w:sz w:val="20"/>
                 <w:rtl/>
               </w:rPr>
-              <w:t>502</w:t>
+              <w:t>500</w:t>
             </w:r>
           </w:p>
         </w:tc>
@@ -17434,7 +17434,7 @@
                 <w:sz w:val="20"/>
                 <w:rtl/>
               </w:rPr>
-              <w:t>502</w:t>
+              <w:t>500</w:t>
             </w:r>
           </w:p>
         </w:tc>
@@ -17520,7 +17520,7 @@
                 <w:sz w:val="20"/>
                 <w:rtl/>
               </w:rPr>
-              <w:t>502</w:t>
+              <w:t>500</w:t>
             </w:r>
           </w:p>
         </w:tc>
@@ -17606,7 +17606,7 @@
                 <w:sz w:val="20"/>
                 <w:rtl/>
               </w:rPr>
-              <w:t>502</w:t>
+              <w:t>500</w:t>
             </w:r>
           </w:p>
         </w:tc>
@@ -17692,7 +17692,7 @@
                 <w:sz w:val="20"/>
                 <w:rtl/>
               </w:rPr>
-              <w:t>502</w:t>
+              <w:t>500</w:t>
             </w:r>
           </w:p>
         </w:tc>
@@ -17778,7 +17778,7 @@
                 <w:sz w:val="20"/>
                 <w:rtl/>
               </w:rPr>
-              <w:t>502</w:t>
+              <w:t>500</w:t>
             </w:r>
           </w:p>
         </w:tc>
@@ -17864,7 +17864,7 @@
                 <w:sz w:val="20"/>
                 <w:rtl/>
               </w:rPr>
-              <w:t>502</w:t>
+              <w:t>500</w:t>
             </w:r>
           </w:p>
         </w:tc>
@@ -17950,7 +17950,7 @@
                 <w:sz w:val="20"/>
                 <w:rtl/>
               </w:rPr>
-              <w:t>502</w:t>
+              <w:t>500</w:t>
             </w:r>
           </w:p>
         </w:tc>
@@ -18036,7 +18036,7 @@
                 <w:sz w:val="20"/>
                 <w:rtl/>
               </w:rPr>
-              <w:t>502</w:t>
+              <w:t>500</w:t>
             </w:r>
           </w:p>
         </w:tc>
@@ -18122,7 +18122,7 @@
                 <w:sz w:val="20"/>
                 <w:rtl/>
               </w:rPr>
-              <w:t>514</w:t>
+              <w:t>512</w:t>
             </w:r>
           </w:p>
         </w:tc>
@@ -18208,7 +18208,7 @@
                 <w:sz w:val="20"/>
                 <w:rtl/>
               </w:rPr>
-              <w:t>514</w:t>
+              <w:t>512</w:t>
             </w:r>
           </w:p>
         </w:tc>
@@ -18294,7 +18294,7 @@
                 <w:sz w:val="20"/>
                 <w:rtl/>
               </w:rPr>
-              <w:t>514</w:t>
+              <w:t>512</w:t>
             </w:r>
           </w:p>
         </w:tc>
@@ -18380,7 +18380,7 @@
                 <w:sz w:val="20"/>
                 <w:rtl/>
               </w:rPr>
-              <w:t>514</w:t>
+              <w:t>512</w:t>
             </w:r>
           </w:p>
         </w:tc>
@@ -18466,7 +18466,7 @@
                 <w:sz w:val="20"/>
                 <w:rtl/>
               </w:rPr>
-              <w:t>524</w:t>
+              <w:t>522</w:t>
             </w:r>
           </w:p>
         </w:tc>
@@ -18552,7 +18552,7 @@
                 <w:sz w:val="20"/>
                 <w:rtl/>
               </w:rPr>
-              <w:t>527</w:t>
+              <w:t>525</w:t>
             </w:r>
           </w:p>
         </w:tc>
@@ -18638,7 +18638,7 @@
                 <w:sz w:val="20"/>
                 <w:rtl/>
               </w:rPr>
-              <w:t>561</w:t>
+              <w:t>559</w:t>
             </w:r>
           </w:p>
         </w:tc>

--- a/output/source-notes.docx
+++ b/output/source-notes.docx
@@ -148,7 +148,7 @@
                 <w:sz w:val="20"/>
                 <w:rtl/>
               </w:rPr>
-              <w:t>8</w:t>
+              <w:t>15</w:t>
             </w:r>
           </w:p>
         </w:tc>
@@ -234,7 +234,7 @@
                 <w:sz w:val="20"/>
                 <w:rtl/>
               </w:rPr>
-              <w:t>16</w:t>
+              <w:t>19</w:t>
             </w:r>
           </w:p>
         </w:tc>
@@ -320,7 +320,7 @@
                 <w:sz w:val="20"/>
                 <w:rtl/>
               </w:rPr>
-              <w:t>45</w:t>
+              <w:t>51</w:t>
             </w:r>
           </w:p>
         </w:tc>
@@ -406,7 +406,7 @@
                 <w:sz w:val="20"/>
                 <w:rtl/>
               </w:rPr>
-              <w:t>82</w:t>
+              <w:t>78</w:t>
             </w:r>
           </w:p>
         </w:tc>
@@ -427,7 +427,7 @@
                 <w:sz w:val="20"/>
                 <w:rtl/>
               </w:rPr>
-              <w:t>דין כוונת הברכות</w:t>
+              <w:t>הזכרת השם</w:t>
             </w:r>
           </w:p>
         </w:tc>
@@ -469,7 +469,7 @@
                 <w:sz w:val="20"/>
                 <w:rtl/>
               </w:rPr>
-              <w:t>… ובאלוקים שהוא בעל הכוחות כולם. [המצוה השישית ולא תתורו. וכתב שם …</w:t>
+              <w:t>א]. איתא בפסחים [נ.] וכן הוא …</w:t>
             </w:r>
           </w:p>
         </w:tc>
@@ -492,7 +492,7 @@
                 <w:sz w:val="20"/>
                 <w:rtl/>
               </w:rPr>
-              <w:t>90</w:t>
+              <w:t>78</w:t>
             </w:r>
           </w:p>
         </w:tc>
@@ -555,7 +555,7 @@
                 <w:sz w:val="20"/>
                 <w:rtl/>
               </w:rPr>
-              <w:t>א]. איתא בפסחים [נ.] וכן הוא …</w:t>
+              <w:t>ב.] ובעצם המח׳ עמד הגרי״ז [שם על …</w:t>
             </w:r>
           </w:p>
         </w:tc>
@@ -578,7 +578,7 @@
                 <w:sz w:val="20"/>
                 <w:rtl/>
               </w:rPr>
-              <w:t>90</w:t>
+              <w:t>78</w:t>
             </w:r>
           </w:p>
         </w:tc>
@@ -641,7 +641,7 @@
                 <w:sz w:val="20"/>
                 <w:rtl/>
               </w:rPr>
-              <w:t>ב.] ובעצם המח׳ עמד הגרי״ז [שם על …</w:t>
+              <w:t>ג.] אמנם נראה שאין ביאור זה - דשם …</w:t>
             </w:r>
           </w:p>
         </w:tc>
@@ -664,7 +664,7 @@
                 <w:sz w:val="20"/>
                 <w:rtl/>
               </w:rPr>
-              <w:t>90</w:t>
+              <w:t>78</w:t>
             </w:r>
           </w:p>
         </w:tc>
@@ -727,7 +727,7 @@
                 <w:sz w:val="20"/>
                 <w:rtl/>
               </w:rPr>
-              <w:t>ג.] אמנם נראה שאין ביאור זה - דשם …</w:t>
+              <w:t>ד.] ונראה לדון כאן בכמה נפק״מ בעיקר …</w:t>
             </w:r>
           </w:p>
         </w:tc>
@@ -750,7 +750,7 @@
                 <w:sz w:val="20"/>
                 <w:rtl/>
               </w:rPr>
-              <w:t>90</w:t>
+              <w:t>78</w:t>
             </w:r>
           </w:p>
         </w:tc>
@@ -813,7 +813,7 @@
                 <w:sz w:val="20"/>
                 <w:rtl/>
               </w:rPr>
-              <w:t>ד.] ונראה לדון כאן בכמה נפק״מ בעיקר …</w:t>
+              <w:t>ה.] עיין אגרות משה [או״ח ה. ה, אות …</w:t>
             </w:r>
           </w:p>
         </w:tc>
@@ -836,7 +836,7 @@
                 <w:sz w:val="20"/>
                 <w:rtl/>
               </w:rPr>
-              <w:t>90</w:t>
+              <w:t>78</w:t>
             </w:r>
           </w:p>
         </w:tc>
@@ -899,7 +899,7 @@
                 <w:sz w:val="20"/>
                 <w:rtl/>
               </w:rPr>
-              <w:t>ה.] עיין אגרות משה [או״ח ה. ה, אות …</w:t>
+              <w:t>… ״והגאון מורנו הרב יונתן אייבשיץ [חידושי ר׳ יהונתן על מסכת ברכות …</w:t>
             </w:r>
           </w:p>
         </w:tc>
@@ -922,7 +922,7 @@
                 <w:sz w:val="20"/>
                 <w:rtl/>
               </w:rPr>
-              <w:t>90</w:t>
+              <w:t>78</w:t>
             </w:r>
           </w:p>
         </w:tc>
@@ -985,7 +985,7 @@
                 <w:sz w:val="20"/>
                 <w:rtl/>
               </w:rPr>
-              <w:t>… ״והגאון מורנו הרב יונתן אייבשיץ [חידושי ר׳ יהונתן על מסכת ברכות …</w:t>
+              <w:t>ו.] והנה ראיתי רבים וטובים שהתקשו בכל …</w:t>
             </w:r>
           </w:p>
         </w:tc>
@@ -1008,7 +1008,7 @@
                 <w:sz w:val="20"/>
                 <w:rtl/>
               </w:rPr>
-              <w:t>90</w:t>
+              <w:t>78</w:t>
             </w:r>
           </w:p>
         </w:tc>
@@ -1071,7 +1071,7 @@
                 <w:sz w:val="20"/>
                 <w:rtl/>
               </w:rPr>
-              <w:t>ו.] והנה ראיתי רבים וטובים שהתקשו בכל …</w:t>
+              <w:t>… טהור מרעיא מהימנא פינחס דף רכט.] וזה לשונו ואמר קודשא בריך הוא מאן …</w:t>
             </w:r>
           </w:p>
         </w:tc>
@@ -1094,7 +1094,7 @@
                 <w:sz w:val="20"/>
                 <w:rtl/>
               </w:rPr>
-              <w:t>90</w:t>
+              <w:t>78</w:t>
             </w:r>
           </w:p>
         </w:tc>
@@ -1157,7 +1157,7 @@
                 <w:sz w:val="20"/>
                 <w:rtl/>
               </w:rPr>
-              <w:t>… טהור מרעיא מהימנא פינחס דף רכט.] וזה לשונו ואמר קודשא בריך הוא מאן …</w:t>
+              <w:t>… הענין ביאר בהרחבה  הרב בן איש חי [בספרו אדרת אליהו פרשת תצוה עה״פ …</w:t>
             </w:r>
           </w:p>
         </w:tc>
@@ -1180,7 +1180,7 @@
                 <w:sz w:val="20"/>
                 <w:rtl/>
               </w:rPr>
-              <w:t>90</w:t>
+              <w:t>78</w:t>
             </w:r>
           </w:p>
         </w:tc>
@@ -1243,7 +1243,7 @@
                 <w:sz w:val="20"/>
                 <w:rtl/>
               </w:rPr>
-              <w:t>… הענין ביאר בהרחבה  הרב בן איש חי [בספרו אדרת אליהו פרשת תצוה עה״פ …</w:t>
+              <w:t>א.] כתב הטור [סי׳ ה] ״ויכון בברכותיו …</w:t>
             </w:r>
           </w:p>
         </w:tc>
@@ -1266,7 +1266,7 @@
                 <w:sz w:val="20"/>
                 <w:rtl/>
               </w:rPr>
-              <w:t>90</w:t>
+              <w:t>78</w:t>
             </w:r>
           </w:p>
         </w:tc>
@@ -1329,7 +1329,7 @@
                 <w:sz w:val="20"/>
                 <w:rtl/>
               </w:rPr>
-              <w:t>א.] כתב הטור [סי׳ ה] ״ויכון בברכותיו …</w:t>
+              <w:t>ב.] הנה מלשון הטור והשו״ע מבואר לכאו׳ …</w:t>
             </w:r>
           </w:p>
         </w:tc>
@@ -1352,7 +1352,7 @@
                 <w:sz w:val="20"/>
                 <w:rtl/>
               </w:rPr>
-              <w:t>90</w:t>
+              <w:t>78</w:t>
             </w:r>
           </w:p>
         </w:tc>
@@ -1415,7 +1415,7 @@
                 <w:sz w:val="20"/>
                 <w:rtl/>
               </w:rPr>
-              <w:t>ב.] הנה מלשון הטור והשו״ע מבואר לכאו׳ …</w:t>
+              <w:t>ג.] והנה נראה דבאמת מה שקשה כ״כ לכוין …</w:t>
             </w:r>
           </w:p>
         </w:tc>
@@ -1438,7 +1438,7 @@
                 <w:sz w:val="20"/>
                 <w:rtl/>
               </w:rPr>
-              <w:t>90</w:t>
+              <w:t>78</w:t>
             </w:r>
           </w:p>
         </w:tc>
@@ -1501,7 +1501,7 @@
                 <w:sz w:val="20"/>
                 <w:rtl/>
               </w:rPr>
-              <w:t>ג.] והנה נראה דבאמת מה שקשה כ״כ לכוין …</w:t>
+              <w:t>ד.] בענין ביאור שם אלוקים, עיין במה …</w:t>
             </w:r>
           </w:p>
         </w:tc>
@@ -1524,7 +1524,7 @@
                 <w:sz w:val="20"/>
                 <w:rtl/>
               </w:rPr>
-              <w:t>90</w:t>
+              <w:t>78</w:t>
             </w:r>
           </w:p>
         </w:tc>
@@ -1587,7 +1587,7 @@
                 <w:sz w:val="20"/>
                 <w:rtl/>
               </w:rPr>
-              <w:t>ד.] בענין ביאור שם אלוקים, עיין במה …</w:t>
+              <w:t>ה.] ויש להוסיף כאן לתועלת המעיינים ב׳ …</w:t>
             </w:r>
           </w:p>
         </w:tc>
@@ -1610,7 +1610,7 @@
                 <w:sz w:val="20"/>
                 <w:rtl/>
               </w:rPr>
-              <w:t>90</w:t>
+              <w:t>78</w:t>
             </w:r>
           </w:p>
         </w:tc>
@@ -1673,7 +1673,7 @@
                 <w:sz w:val="20"/>
                 <w:rtl/>
               </w:rPr>
-              <w:t>ה.] ויש להוסיף כאן לתועלת המעיינים ב׳ …</w:t>
+              <w:t>א] יזהר ככל האפשר לכוון בכל השמות …</w:t>
             </w:r>
           </w:p>
         </w:tc>
@@ -1696,7 +1696,7 @@
                 <w:sz w:val="20"/>
                 <w:rtl/>
               </w:rPr>
-              <w:t>90</w:t>
+              <w:t>78</w:t>
             </w:r>
           </w:p>
         </w:tc>
@@ -1759,7 +1759,7 @@
                 <w:sz w:val="20"/>
                 <w:rtl/>
               </w:rPr>
-              <w:t>א] יזהר ככל האפשר לכוון בכל השמות …</w:t>
+              <w:t>ב.] בקר״ש וכן בברכה הראשונה שבתפלה …</w:t>
             </w:r>
           </w:p>
         </w:tc>
@@ -1782,7 +1782,7 @@
                 <w:sz w:val="20"/>
                 <w:rtl/>
               </w:rPr>
-              <w:t>90</w:t>
+              <w:t>78</w:t>
             </w:r>
           </w:p>
         </w:tc>
@@ -1845,7 +1845,7 @@
                 <w:sz w:val="20"/>
                 <w:rtl/>
               </w:rPr>
-              <w:t>ב.] בקר״ש וכן בברכה הראשונה שבתפלה …</w:t>
+              <w:t>ג.] והנה לכתחילה חייב להחמיר בזה …</w:t>
             </w:r>
           </w:p>
         </w:tc>
@@ -1868,7 +1868,7 @@
                 <w:sz w:val="20"/>
                 <w:rtl/>
               </w:rPr>
-              <w:t>90</w:t>
+              <w:t>78</w:t>
             </w:r>
           </w:p>
         </w:tc>
@@ -1931,7 +1931,7 @@
                 <w:sz w:val="20"/>
                 <w:rtl/>
               </w:rPr>
-              <w:t>ג.] והנה לכתחילה חייב להחמיר בזה …</w:t>
+              <w:t>ד] התבאר לעיל דלענין הכוונה בברכות, …</w:t>
             </w:r>
           </w:p>
         </w:tc>
@@ -1954,7 +1954,7 @@
                 <w:sz w:val="20"/>
                 <w:rtl/>
               </w:rPr>
-              <w:t>90</w:t>
+              <w:t>78</w:t>
             </w:r>
           </w:p>
         </w:tc>
@@ -2017,7 +2017,7 @@
                 <w:sz w:val="20"/>
                 <w:rtl/>
               </w:rPr>
-              <w:t>ד] התבאר לעיל דלענין הכוונה בברכות, …</w:t>
+              <w:t>ה] הנה מלבד מה שנתבאר שצריך אדם …</w:t>
             </w:r>
           </w:p>
         </w:tc>
@@ -2040,7 +2040,7 @@
                 <w:sz w:val="20"/>
                 <w:rtl/>
               </w:rPr>
-              <w:t>90</w:t>
+              <w:t>78</w:t>
             </w:r>
           </w:p>
         </w:tc>
@@ -2103,7 +2103,7 @@
                 <w:sz w:val="20"/>
                 <w:rtl/>
               </w:rPr>
-              <w:t>ה] הנה מלבד מה שנתבאר שצריך אדם …</w:t>
+              <w:t>א.] איתא במנחות [מג:] ׳תניא היה רבי …</w:t>
             </w:r>
           </w:p>
         </w:tc>
@@ -2126,7 +2126,7 @@
                 <w:sz w:val="20"/>
                 <w:rtl/>
               </w:rPr>
-              <w:t>90</w:t>
+              <w:t>78</w:t>
             </w:r>
           </w:p>
         </w:tc>
@@ -2189,7 +2189,7 @@
                 <w:sz w:val="20"/>
                 <w:rtl/>
               </w:rPr>
-              <w:t>א.] איתא במנחות [מג:] ׳תניא היה רבי …</w:t>
+              <w:t>ב.] איתא במדרש שוחר טוב; [מזמור צא, …</w:t>
             </w:r>
           </w:p>
         </w:tc>
@@ -2212,7 +2212,7 @@
                 <w:sz w:val="20"/>
                 <w:rtl/>
               </w:rPr>
-              <w:t>90</w:t>
+              <w:t>78</w:t>
             </w:r>
           </w:p>
         </w:tc>
@@ -2275,7 +2275,7 @@
                 <w:sz w:val="20"/>
                 <w:rtl/>
               </w:rPr>
-              <w:t>ב.] איתא במדרש שוחר טוב; [מזמור צא, …</w:t>
+              <w:t>… אף יותר מן הדיבור וההזכרה בפיו, [עיין בזה ביומא כט. ׳הרהורי עבירה׳ …</w:t>
             </w:r>
           </w:p>
         </w:tc>
@@ -2298,7 +2298,7 @@
                 <w:sz w:val="20"/>
                 <w:rtl/>
               </w:rPr>
-              <w:t>90</w:t>
+              <w:t>122</w:t>
             </w:r>
           </w:p>
         </w:tc>
@@ -2319,7 +2319,7 @@
                 <w:sz w:val="20"/>
                 <w:rtl/>
               </w:rPr>
-              <w:t>הזכרת השם</w:t>
+              <w:t>דין כוונת הברכות</w:t>
             </w:r>
           </w:p>
         </w:tc>
@@ -2361,7 +2361,7 @@
                 <w:sz w:val="20"/>
                 <w:rtl/>
               </w:rPr>
-              <w:t>… אף יותר מן הדיבור וההזכרה בפיו, [עיין בזה ביומא כט. ׳הרהורי עבירה׳ …</w:t>
+              <w:t>… ובאלוקים שהוא בעל הכוחות כולם. [המצוה השישית ולא תתורו. וכתב שם …</w:t>
             </w:r>
           </w:p>
         </w:tc>
@@ -2384,7 +2384,7 @@
                 <w:sz w:val="20"/>
                 <w:rtl/>
               </w:rPr>
-              <w:t>130</w:t>
+              <w:t>133</w:t>
             </w:r>
           </w:p>
         </w:tc>
@@ -2470,7 +2470,7 @@
                 <w:sz w:val="20"/>
                 <w:rtl/>
               </w:rPr>
-              <w:t>141</w:t>
+              <w:t>144</w:t>
             </w:r>
           </w:p>
         </w:tc>
@@ -2556,7 +2556,7 @@
                 <w:sz w:val="20"/>
                 <w:rtl/>
               </w:rPr>
-              <w:t>141</w:t>
+              <w:t>144</w:t>
             </w:r>
           </w:p>
         </w:tc>
@@ -2642,7 +2642,7 @@
                 <w:sz w:val="20"/>
                 <w:rtl/>
               </w:rPr>
-              <w:t>141</w:t>
+              <w:t>144</w:t>
             </w:r>
           </w:p>
         </w:tc>
@@ -2728,7 +2728,7 @@
                 <w:sz w:val="20"/>
                 <w:rtl/>
               </w:rPr>
-              <w:t>141</w:t>
+              <w:t>144</w:t>
             </w:r>
           </w:p>
         </w:tc>
@@ -2814,7 +2814,7 @@
                 <w:sz w:val="20"/>
                 <w:rtl/>
               </w:rPr>
-              <w:t>141</w:t>
+              <w:t>144</w:t>
             </w:r>
           </w:p>
         </w:tc>
@@ -2900,7 +2900,7 @@
                 <w:sz w:val="20"/>
                 <w:rtl/>
               </w:rPr>
-              <w:t>157</w:t>
+              <w:t>155</w:t>
             </w:r>
           </w:p>
         </w:tc>
@@ -2986,7 +2986,7 @@
                 <w:sz w:val="20"/>
                 <w:rtl/>
               </w:rPr>
-              <w:t>157</w:t>
+              <w:t>155</w:t>
             </w:r>
           </w:p>
         </w:tc>
@@ -3072,7 +3072,7 @@
                 <w:sz w:val="20"/>
                 <w:rtl/>
               </w:rPr>
-              <w:t>157</w:t>
+              <w:t>155</w:t>
             </w:r>
           </w:p>
         </w:tc>
@@ -3158,7 +3158,7 @@
                 <w:sz w:val="20"/>
                 <w:rtl/>
               </w:rPr>
-              <w:t>157</w:t>
+              <w:t>155</w:t>
             </w:r>
           </w:p>
         </w:tc>
@@ -3244,7 +3244,7 @@
                 <w:sz w:val="20"/>
                 <w:rtl/>
               </w:rPr>
-              <w:t>157</w:t>
+              <w:t>155</w:t>
             </w:r>
           </w:p>
         </w:tc>
@@ -3330,7 +3330,7 @@
                 <w:sz w:val="20"/>
                 <w:rtl/>
               </w:rPr>
-              <w:t>161</w:t>
+              <w:t>164</w:t>
             </w:r>
           </w:p>
         </w:tc>
@@ -3416,7 +3416,7 @@
                 <w:sz w:val="20"/>
                 <w:rtl/>
               </w:rPr>
-              <w:t>185</w:t>
+              <w:t>188</w:t>
             </w:r>
           </w:p>
         </w:tc>
@@ -3502,7 +3502,7 @@
                 <w:sz w:val="20"/>
                 <w:rtl/>
               </w:rPr>
-              <w:t>185</w:t>
+              <w:t>188</w:t>
             </w:r>
           </w:p>
         </w:tc>
@@ -3588,7 +3588,7 @@
                 <w:sz w:val="20"/>
                 <w:rtl/>
               </w:rPr>
-              <w:t>220</w:t>
+              <w:t>223</w:t>
             </w:r>
           </w:p>
         </w:tc>
@@ -3674,7 +3674,7 @@
                 <w:sz w:val="20"/>
                 <w:rtl/>
               </w:rPr>
-              <w:t>232</w:t>
+              <w:t>235</w:t>
             </w:r>
           </w:p>
         </w:tc>
@@ -3760,7 +3760,7 @@
                 <w:sz w:val="20"/>
                 <w:rtl/>
               </w:rPr>
-              <w:t>232</w:t>
+              <w:t>235</w:t>
             </w:r>
           </w:p>
         </w:tc>
@@ -3846,7 +3846,7 @@
                 <w:sz w:val="20"/>
                 <w:rtl/>
               </w:rPr>
-              <w:t>255</w:t>
+              <w:t>258</w:t>
             </w:r>
           </w:p>
         </w:tc>
@@ -3932,7 +3932,7 @@
                 <w:sz w:val="20"/>
                 <w:rtl/>
               </w:rPr>
-              <w:t>266</w:t>
+              <w:t>269</w:t>
             </w:r>
           </w:p>
         </w:tc>
@@ -4018,7 +4018,7 @@
                 <w:sz w:val="20"/>
                 <w:rtl/>
               </w:rPr>
-              <w:t>270</w:t>
+              <w:t>273</w:t>
             </w:r>
           </w:p>
         </w:tc>
@@ -4104,7 +4104,7 @@
                 <w:sz w:val="20"/>
                 <w:rtl/>
               </w:rPr>
-              <w:t>285</w:t>
+              <w:t>288</w:t>
             </w:r>
           </w:p>
         </w:tc>
@@ -4190,7 +4190,7 @@
                 <w:sz w:val="20"/>
                 <w:rtl/>
               </w:rPr>
-              <w:t>285</w:t>
+              <w:t>288</w:t>
             </w:r>
           </w:p>
         </w:tc>
@@ -4276,7 +4276,7 @@
                 <w:sz w:val="20"/>
                 <w:rtl/>
               </w:rPr>
-              <w:t>285</w:t>
+              <w:t>288</w:t>
             </w:r>
           </w:p>
         </w:tc>
@@ -4362,7 +4362,7 @@
                 <w:sz w:val="20"/>
                 <w:rtl/>
               </w:rPr>
-              <w:t>317</w:t>
+              <w:t>307</w:t>
             </w:r>
           </w:p>
         </w:tc>
@@ -4448,7 +4448,7 @@
                 <w:sz w:val="20"/>
                 <w:rtl/>
               </w:rPr>
-              <w:t>325</w:t>
+              <w:t>328</w:t>
             </w:r>
           </w:p>
         </w:tc>
@@ -4534,7 +4534,7 @@
                 <w:sz w:val="20"/>
                 <w:rtl/>
               </w:rPr>
-              <w:t>325</w:t>
+              <w:t>328</w:t>
             </w:r>
           </w:p>
         </w:tc>
@@ -4620,7 +4620,7 @@
                 <w:sz w:val="20"/>
                 <w:rtl/>
               </w:rPr>
-              <w:t>325</w:t>
+              <w:t>328</w:t>
             </w:r>
           </w:p>
         </w:tc>
@@ -4706,7 +4706,7 @@
                 <w:sz w:val="20"/>
                 <w:rtl/>
               </w:rPr>
-              <w:t>325</w:t>
+              <w:t>328</w:t>
             </w:r>
           </w:p>
         </w:tc>
@@ -4792,7 +4792,7 @@
                 <w:sz w:val="20"/>
                 <w:rtl/>
               </w:rPr>
-              <w:t>325</w:t>
+              <w:t>328</w:t>
             </w:r>
           </w:p>
         </w:tc>
@@ -4878,7 +4878,7 @@
                 <w:sz w:val="20"/>
                 <w:rtl/>
               </w:rPr>
-              <w:t>325</w:t>
+              <w:t>328</w:t>
             </w:r>
           </w:p>
         </w:tc>
@@ -4964,7 +4964,7 @@
                 <w:sz w:val="20"/>
                 <w:rtl/>
               </w:rPr>
-              <w:t>325</w:t>
+              <w:t>328</w:t>
             </w:r>
           </w:p>
         </w:tc>
@@ -5050,7 +5050,7 @@
                 <w:sz w:val="20"/>
                 <w:rtl/>
               </w:rPr>
-              <w:t>331</w:t>
+              <w:t>334</w:t>
             </w:r>
           </w:p>
         </w:tc>
@@ -5136,7 +5136,7 @@
                 <w:sz w:val="20"/>
                 <w:rtl/>
               </w:rPr>
-              <w:t>331</w:t>
+              <w:t>334</w:t>
             </w:r>
           </w:p>
         </w:tc>
@@ -5222,7 +5222,7 @@
                 <w:sz w:val="20"/>
                 <w:rtl/>
               </w:rPr>
-              <w:t>331</w:t>
+              <w:t>334</w:t>
             </w:r>
           </w:p>
         </w:tc>
@@ -5308,7 +5308,7 @@
                 <w:sz w:val="20"/>
                 <w:rtl/>
               </w:rPr>
-              <w:t>342</w:t>
+              <w:t>345</w:t>
             </w:r>
           </w:p>
         </w:tc>
@@ -5394,7 +5394,7 @@
                 <w:sz w:val="20"/>
                 <w:rtl/>
               </w:rPr>
-              <w:t>342</w:t>
+              <w:t>345</w:t>
             </w:r>
           </w:p>
         </w:tc>
@@ -5480,7 +5480,7 @@
                 <w:sz w:val="20"/>
                 <w:rtl/>
               </w:rPr>
-              <w:t>342</w:t>
+              <w:t>345</w:t>
             </w:r>
           </w:p>
         </w:tc>
@@ -5566,7 +5566,7 @@
                 <w:sz w:val="20"/>
                 <w:rtl/>
               </w:rPr>
-              <w:t>342</w:t>
+              <w:t>345</w:t>
             </w:r>
           </w:p>
         </w:tc>
@@ -5652,7 +5652,7 @@
                 <w:sz w:val="20"/>
                 <w:rtl/>
               </w:rPr>
-              <w:t>342</w:t>
+              <w:t>345</w:t>
             </w:r>
           </w:p>
         </w:tc>
@@ -5738,7 +5738,7 @@
                 <w:sz w:val="20"/>
                 <w:rtl/>
               </w:rPr>
-              <w:t>342</w:t>
+              <w:t>345</w:t>
             </w:r>
           </w:p>
         </w:tc>
@@ -5824,7 +5824,7 @@
                 <w:sz w:val="20"/>
                 <w:rtl/>
               </w:rPr>
-              <w:t>342</w:t>
+              <w:t>345</w:t>
             </w:r>
           </w:p>
         </w:tc>
@@ -5910,7 +5910,7 @@
                 <w:sz w:val="20"/>
                 <w:rtl/>
               </w:rPr>
-              <w:t>342</w:t>
+              <w:t>345</w:t>
             </w:r>
           </w:p>
         </w:tc>
@@ -5996,7 +5996,7 @@
                 <w:sz w:val="20"/>
                 <w:rtl/>
               </w:rPr>
-              <w:t>342</w:t>
+              <w:t>345</w:t>
             </w:r>
           </w:p>
         </w:tc>
@@ -6082,7 +6082,7 @@
                 <w:sz w:val="20"/>
                 <w:rtl/>
               </w:rPr>
-              <w:t>342</w:t>
+              <w:t>345</w:t>
             </w:r>
           </w:p>
         </w:tc>
@@ -6168,7 +6168,7 @@
                 <w:sz w:val="20"/>
                 <w:rtl/>
               </w:rPr>
-              <w:t>342</w:t>
+              <w:t>345</w:t>
             </w:r>
           </w:p>
         </w:tc>
@@ -6254,7 +6254,7 @@
                 <w:sz w:val="20"/>
                 <w:rtl/>
               </w:rPr>
-              <w:t>342</w:t>
+              <w:t>345</w:t>
             </w:r>
           </w:p>
         </w:tc>
@@ -6340,7 +6340,7 @@
                 <w:sz w:val="20"/>
                 <w:rtl/>
               </w:rPr>
-              <w:t>342</w:t>
+              <w:t>345</w:t>
             </w:r>
           </w:p>
         </w:tc>
@@ -6426,7 +6426,7 @@
                 <w:sz w:val="20"/>
                 <w:rtl/>
               </w:rPr>
-              <w:t>342</w:t>
+              <w:t>345</w:t>
             </w:r>
           </w:p>
         </w:tc>
@@ -6512,7 +6512,7 @@
                 <w:sz w:val="20"/>
                 <w:rtl/>
               </w:rPr>
-              <w:t>342</w:t>
+              <w:t>345</w:t>
             </w:r>
           </w:p>
         </w:tc>
@@ -6598,7 +6598,7 @@
                 <w:sz w:val="20"/>
                 <w:rtl/>
               </w:rPr>
-              <w:t>342</w:t>
+              <w:t>345</w:t>
             </w:r>
           </w:p>
         </w:tc>
@@ -6684,7 +6684,7 @@
                 <w:sz w:val="20"/>
                 <w:rtl/>
               </w:rPr>
-              <w:t>342</w:t>
+              <w:t>345</w:t>
             </w:r>
           </w:p>
         </w:tc>
@@ -6770,7 +6770,7 @@
                 <w:sz w:val="20"/>
                 <w:rtl/>
               </w:rPr>
-              <w:t>342</w:t>
+              <w:t>345</w:t>
             </w:r>
           </w:p>
         </w:tc>
@@ -6856,7 +6856,7 @@
                 <w:sz w:val="20"/>
                 <w:rtl/>
               </w:rPr>
-              <w:t>342</w:t>
+              <w:t>345</w:t>
             </w:r>
           </w:p>
         </w:tc>
@@ -6942,7 +6942,7 @@
                 <w:sz w:val="20"/>
                 <w:rtl/>
               </w:rPr>
-              <w:t>342</w:t>
+              <w:t>345</w:t>
             </w:r>
           </w:p>
         </w:tc>
@@ -7028,7 +7028,7 @@
                 <w:sz w:val="20"/>
                 <w:rtl/>
               </w:rPr>
-              <w:t>342</w:t>
+              <w:t>345</w:t>
             </w:r>
           </w:p>
         </w:tc>
@@ -7114,7 +7114,7 @@
                 <w:sz w:val="20"/>
                 <w:rtl/>
               </w:rPr>
-              <w:t>342</w:t>
+              <w:t>345</w:t>
             </w:r>
           </w:p>
         </w:tc>
@@ -7200,7 +7200,7 @@
                 <w:sz w:val="20"/>
                 <w:rtl/>
               </w:rPr>
-              <w:t>342</w:t>
+              <w:t>345</w:t>
             </w:r>
           </w:p>
         </w:tc>
@@ -7286,7 +7286,7 @@
                 <w:sz w:val="20"/>
                 <w:rtl/>
               </w:rPr>
-              <w:t>342</w:t>
+              <w:t>345</w:t>
             </w:r>
           </w:p>
         </w:tc>
@@ -7372,7 +7372,7 @@
                 <w:sz w:val="20"/>
                 <w:rtl/>
               </w:rPr>
-              <w:t>342</w:t>
+              <w:t>345</w:t>
             </w:r>
           </w:p>
         </w:tc>
@@ -7458,7 +7458,7 @@
                 <w:sz w:val="20"/>
                 <w:rtl/>
               </w:rPr>
-              <w:t>342</w:t>
+              <w:t>345</w:t>
             </w:r>
           </w:p>
         </w:tc>
@@ -7544,7 +7544,7 @@
                 <w:sz w:val="20"/>
                 <w:rtl/>
               </w:rPr>
-              <w:t>342</w:t>
+              <w:t>345</w:t>
             </w:r>
           </w:p>
         </w:tc>
@@ -7630,7 +7630,7 @@
                 <w:sz w:val="20"/>
                 <w:rtl/>
               </w:rPr>
-              <w:t>342</w:t>
+              <w:t>345</w:t>
             </w:r>
           </w:p>
         </w:tc>
@@ -7716,7 +7716,7 @@
                 <w:sz w:val="20"/>
                 <w:rtl/>
               </w:rPr>
-              <w:t>356</w:t>
+              <w:t>359</w:t>
             </w:r>
           </w:p>
         </w:tc>
@@ -7802,7 +7802,7 @@
                 <w:sz w:val="20"/>
                 <w:rtl/>
               </w:rPr>
-              <w:t>356</w:t>
+              <w:t>359</w:t>
             </w:r>
           </w:p>
         </w:tc>
@@ -7888,7 +7888,7 @@
                 <w:sz w:val="20"/>
                 <w:rtl/>
               </w:rPr>
-              <w:t>356</w:t>
+              <w:t>359</w:t>
             </w:r>
           </w:p>
         </w:tc>
@@ -7974,7 +7974,7 @@
                 <w:sz w:val="20"/>
                 <w:rtl/>
               </w:rPr>
-              <w:t>356</w:t>
+              <w:t>359</w:t>
             </w:r>
           </w:p>
         </w:tc>
@@ -8060,7 +8060,7 @@
                 <w:sz w:val="20"/>
                 <w:rtl/>
               </w:rPr>
-              <w:t>356</w:t>
+              <w:t>359</w:t>
             </w:r>
           </w:p>
         </w:tc>
@@ -8146,7 +8146,7 @@
                 <w:sz w:val="20"/>
                 <w:rtl/>
               </w:rPr>
-              <w:t>356</w:t>
+              <w:t>359</w:t>
             </w:r>
           </w:p>
         </w:tc>
@@ -8232,7 +8232,7 @@
                 <w:sz w:val="20"/>
                 <w:rtl/>
               </w:rPr>
-              <w:t>356</w:t>
+              <w:t>359</w:t>
             </w:r>
           </w:p>
         </w:tc>
@@ -8318,7 +8318,7 @@
                 <w:sz w:val="20"/>
                 <w:rtl/>
               </w:rPr>
-              <w:t>356</w:t>
+              <w:t>359</w:t>
             </w:r>
           </w:p>
         </w:tc>
@@ -8404,7 +8404,7 @@
                 <w:sz w:val="20"/>
                 <w:rtl/>
               </w:rPr>
-              <w:t>356</w:t>
+              <w:t>359</w:t>
             </w:r>
           </w:p>
         </w:tc>
@@ -8490,7 +8490,7 @@
                 <w:sz w:val="20"/>
                 <w:rtl/>
               </w:rPr>
-              <w:t>356</w:t>
+              <w:t>359</w:t>
             </w:r>
           </w:p>
         </w:tc>
@@ -8576,7 +8576,7 @@
                 <w:sz w:val="20"/>
                 <w:rtl/>
               </w:rPr>
-              <w:t>356</w:t>
+              <w:t>359</w:t>
             </w:r>
           </w:p>
         </w:tc>
@@ -8662,7 +8662,7 @@
                 <w:sz w:val="20"/>
                 <w:rtl/>
               </w:rPr>
-              <w:t>356</w:t>
+              <w:t>359</w:t>
             </w:r>
           </w:p>
         </w:tc>
@@ -8748,7 +8748,7 @@
                 <w:sz w:val="20"/>
                 <w:rtl/>
               </w:rPr>
-              <w:t>356</w:t>
+              <w:t>359</w:t>
             </w:r>
           </w:p>
         </w:tc>
@@ -8834,7 +8834,7 @@
                 <w:sz w:val="20"/>
                 <w:rtl/>
               </w:rPr>
-              <w:t>356</w:t>
+              <w:t>359</w:t>
             </w:r>
           </w:p>
         </w:tc>
@@ -8920,7 +8920,7 @@
                 <w:sz w:val="20"/>
                 <w:rtl/>
               </w:rPr>
-              <w:t>356</w:t>
+              <w:t>359</w:t>
             </w:r>
           </w:p>
         </w:tc>
@@ -9006,7 +9006,7 @@
                 <w:sz w:val="20"/>
                 <w:rtl/>
               </w:rPr>
-              <w:t>356</w:t>
+              <w:t>359</w:t>
             </w:r>
           </w:p>
         </w:tc>
@@ -9092,7 +9092,7 @@
                 <w:sz w:val="20"/>
                 <w:rtl/>
               </w:rPr>
-              <w:t>356</w:t>
+              <w:t>359</w:t>
             </w:r>
           </w:p>
         </w:tc>
@@ -9178,7 +9178,7 @@
                 <w:sz w:val="20"/>
                 <w:rtl/>
               </w:rPr>
-              <w:t>356</w:t>
+              <w:t>359</w:t>
             </w:r>
           </w:p>
         </w:tc>
@@ -9264,7 +9264,7 @@
                 <w:sz w:val="20"/>
                 <w:rtl/>
               </w:rPr>
-              <w:t>356</w:t>
+              <w:t>359</w:t>
             </w:r>
           </w:p>
         </w:tc>
@@ -9350,7 +9350,7 @@
                 <w:sz w:val="20"/>
                 <w:rtl/>
               </w:rPr>
-              <w:t>373</w:t>
+              <w:t>376</w:t>
             </w:r>
           </w:p>
         </w:tc>
@@ -9436,7 +9436,7 @@
                 <w:sz w:val="20"/>
                 <w:rtl/>
               </w:rPr>
-              <w:t>373</w:t>
+              <w:t>376</w:t>
             </w:r>
           </w:p>
         </w:tc>
@@ -9522,7 +9522,7 @@
                 <w:sz w:val="20"/>
                 <w:rtl/>
               </w:rPr>
-              <w:t>373</w:t>
+              <w:t>376</w:t>
             </w:r>
           </w:p>
         </w:tc>
@@ -9608,7 +9608,7 @@
                 <w:sz w:val="20"/>
                 <w:rtl/>
               </w:rPr>
-              <w:t>373</w:t>
+              <w:t>376</w:t>
             </w:r>
           </w:p>
         </w:tc>
@@ -9694,7 +9694,7 @@
                 <w:sz w:val="20"/>
                 <w:rtl/>
               </w:rPr>
-              <w:t>380</w:t>
+              <w:t>383</w:t>
             </w:r>
           </w:p>
         </w:tc>
@@ -9780,7 +9780,7 @@
                 <w:sz w:val="20"/>
                 <w:rtl/>
               </w:rPr>
-              <w:t>411</w:t>
+              <w:t>401</w:t>
             </w:r>
           </w:p>
         </w:tc>
@@ -9801,7 +9801,7 @@
                 <w:sz w:val="20"/>
                 <w:rtl/>
               </w:rPr>
-              <w:t>בענין אם השומע ברכה מאחר יש לו לחוש דיצא יד״ח</w:t>
+              <w:t>עיקרי הדברים לספר בענין מצוות צריכות כוונה</w:t>
             </w:r>
           </w:p>
         </w:tc>
@@ -9822,7 +9822,7 @@
                 <w:sz w:val="20"/>
                 <w:rtl/>
               </w:rPr>
-              <w:t>סוגריים עגולים ( ) לא מאוזנים</w:t>
+              <w:t>סוגריים מרובעים [ ] לא מאוזנים</w:t>
             </w:r>
           </w:p>
         </w:tc>
@@ -9843,7 +9843,7 @@
                 <w:sz w:val="20"/>
                 <w:rtl/>
               </w:rPr>
-              <w:t>א) כ׳ הטור בסי׳ רי״ג אין המברך מוציא …</w:t>
+              <w:t>… ושורש הסוגיה מבואר בר״ה כח. כט.] ששם בעיקר אנו מוצאים מח׳ יסודית …</w:t>
             </w:r>
           </w:p>
         </w:tc>
@@ -9866,7 +9866,7 @@
                 <w:sz w:val="20"/>
                 <w:rtl/>
               </w:rPr>
-              <w:t>411</w:t>
+              <w:t>401</w:t>
             </w:r>
           </w:p>
         </w:tc>
@@ -9887,7 +9887,7 @@
                 <w:sz w:val="20"/>
                 <w:rtl/>
               </w:rPr>
-              <w:t>בענין אם השומע ברכה מאחר יש לו לחוש דיצא יד״ח</w:t>
+              <w:t>עיקרי הדברים לספר בענין מצוות צריכות כוונה</w:t>
             </w:r>
           </w:p>
         </w:tc>
@@ -9929,7 +9929,7 @@
                 <w:sz w:val="20"/>
                 <w:rtl/>
               </w:rPr>
-              <w:t>ב) והקשה הפרישה דבסי׳ קצ״ג ס״א הביא …</w:t>
+              <w:t>… דברי ר׳ זירא משום דס״ל דהכי הלכתא( אף על גב דרבה ורבא והנך דשלחו …</w:t>
             </w:r>
           </w:p>
         </w:tc>
@@ -9952,7 +9952,7 @@
                 <w:sz w:val="20"/>
                 <w:rtl/>
               </w:rPr>
-              <w:t>411</w:t>
+              <w:t>401</w:t>
             </w:r>
           </w:p>
         </w:tc>
@@ -9973,7 +9973,7 @@
                 <w:sz w:val="20"/>
                 <w:rtl/>
               </w:rPr>
-              <w:t>בענין אם השומע ברכה מאחר יש לו לחוש דיצא יד״ח</w:t>
+              <w:t>עיקרי הדברים לספר בענין מצוות צריכות כוונה</w:t>
             </w:r>
           </w:p>
         </w:tc>
@@ -9994,7 +9994,7 @@
                 <w:sz w:val="20"/>
                 <w:rtl/>
               </w:rPr>
-              <w:t>סוגריים עגולים ( ) לא מאוזנים</w:t>
+              <w:t>סוגריים מרובעים [ ] לא מאוזנים</w:t>
             </w:r>
           </w:p>
         </w:tc>
@@ -10015,7 +10015,7 @@
                 <w:sz w:val="20"/>
                 <w:rtl/>
               </w:rPr>
-              <w:t>ג) והנה יל״ד מה כוונת הסמ״ג דבעי …</w:t>
+              <w:t>… לגופה כמבואר בגמ׳ בשבת כט: ועוד.] שנח׳ שם ר״י ור״ש גבי הדין של …</w:t>
             </w:r>
           </w:p>
         </w:tc>
@@ -10038,7 +10038,7 @@
                 <w:sz w:val="20"/>
                 <w:rtl/>
               </w:rPr>
-              <w:t>411</w:t>
+              <w:t>401</w:t>
             </w:r>
           </w:p>
         </w:tc>
@@ -10059,7 +10059,7 @@
                 <w:sz w:val="20"/>
                 <w:rtl/>
               </w:rPr>
-              <w:t>בענין אם השומע ברכה מאחר יש לו לחוש דיצא יד״ח</w:t>
+              <w:t>עיקרי הדברים לספר בענין מצוות צריכות כוונה</w:t>
             </w:r>
           </w:p>
         </w:tc>
@@ -10080,7 +10080,7 @@
                 <w:sz w:val="20"/>
                 <w:rtl/>
               </w:rPr>
-              <w:t>סוגריים עגולים ( ) לא מאוזנים</w:t>
+              <w:t>סוגריים מרובעים [ ] לא מאוזנים</w:t>
             </w:r>
           </w:p>
         </w:tc>
@@ -10101,7 +10101,7 @@
                 <w:sz w:val="20"/>
                 <w:rtl/>
               </w:rPr>
-              <w:t>ד) אבל יש לתמוה בהבנה זו דמה שייך …</w:t>
+              <w:t>… שאיתא בדברי חז״ל באיזהו מקומן [שבת [לג:] ירושלמי שביעית [ט.א] …</w:t>
             </w:r>
           </w:p>
         </w:tc>
@@ -10124,7 +10124,7 @@
                 <w:sz w:val="20"/>
                 <w:rtl/>
               </w:rPr>
-              <w:t>411</w:t>
+              <w:t>401</w:t>
             </w:r>
           </w:p>
         </w:tc>
@@ -10145,7 +10145,7 @@
                 <w:sz w:val="20"/>
                 <w:rtl/>
               </w:rPr>
-              <w:t>בענין אם השומע ברכה מאחר יש לו לחוש דיצא יד״ח</w:t>
+              <w:t>עיקרי הדברים לספר בענין מצוות צריכות כוונה</w:t>
             </w:r>
           </w:p>
         </w:tc>
@@ -10166,7 +10166,7 @@
                 <w:sz w:val="20"/>
                 <w:rtl/>
               </w:rPr>
-              <w:t>סוגריים עגולים ( ) לא מאוזנים</w:t>
+              <w:t>סוגריים מרובעים [ ] לא מאוזנים</w:t>
             </w:r>
           </w:p>
         </w:tc>
@@ -10187,7 +10187,7 @@
                 <w:sz w:val="20"/>
                 <w:rtl/>
               </w:rPr>
-              <w:t>ה) עכ״פ אם כוונת הסמ״ג הוא רק דבעי׳ …</w:t>
+              <w:t>… שהוא כלל לא שיבח את מעשיהם הללו [ועיין נמי עוד בענין זה בע״ז [ג:]</w:t>
             </w:r>
           </w:p>
         </w:tc>
@@ -10210,7 +10210,7 @@
                 <w:sz w:val="20"/>
                 <w:rtl/>
               </w:rPr>
-              <w:t>411</w:t>
+              <w:t>401</w:t>
             </w:r>
           </w:p>
         </w:tc>
@@ -10231,7 +10231,7 @@
                 <w:sz w:val="20"/>
                 <w:rtl/>
               </w:rPr>
-              <w:t>בענין אם השומע ברכה מאחר יש לו לחוש דיצא יד״ח</w:t>
+              <w:t>עיקרי הדברים לספר בענין מצוות צריכות כוונה</w:t>
             </w:r>
           </w:p>
         </w:tc>
@@ -10252,7 +10252,7 @@
                 <w:sz w:val="20"/>
                 <w:rtl/>
               </w:rPr>
-              <w:t>סוגריים עגולים ( ) לא מאוזנים</w:t>
+              <w:t>סוגריים מרובעים [ ] לא מאוזנים</w:t>
             </w:r>
           </w:p>
         </w:tc>
@@ -10273,7 +10273,7 @@
                 <w:sz w:val="20"/>
                 <w:rtl/>
               </w:rPr>
-              <w:t>ו) אשר נת׳ לעת עתה לכאו׳ הוא דלמ״ד …</w:t>
+              <w:t>… סימן ט. להרב אברהם יהודה שווארץ] שאכן למא״ד מצות אי״צ כוונה אנו …</w:t>
             </w:r>
           </w:p>
         </w:tc>
@@ -10296,7 +10296,7 @@
                 <w:sz w:val="20"/>
                 <w:rtl/>
               </w:rPr>
-              <w:t>411</w:t>
+              <w:t>401</w:t>
             </w:r>
           </w:p>
         </w:tc>
@@ -10317,7 +10317,7 @@
                 <w:sz w:val="20"/>
                 <w:rtl/>
               </w:rPr>
-              <w:t>בענין אם השומע ברכה מאחר יש לו לחוש דיצא יד״ח</w:t>
+              <w:t>עיקרי הדברים לספר בענין מצוות צריכות כוונה</w:t>
             </w:r>
           </w:p>
         </w:tc>
@@ -10359,7 +10359,7 @@
                 <w:sz w:val="20"/>
                 <w:rtl/>
               </w:rPr>
-              <w:t>ז) בב״י סי׳ תפ״ט הביא מתשו׳ הרשב״א …</w:t>
+              <w:t>… דברי ר׳ זירא משום דס״ל דהכי הלכתא( אף על גב דרבה ורבא והנך דשלחו …</w:t>
             </w:r>
           </w:p>
         </w:tc>
@@ -10382,7 +10382,7 @@
                 <w:sz w:val="20"/>
                 <w:rtl/>
               </w:rPr>
-              <w:t>411</w:t>
+              <w:t>401</w:t>
             </w:r>
           </w:p>
         </w:tc>
@@ -10403,7 +10403,7 @@
                 <w:sz w:val="20"/>
                 <w:rtl/>
               </w:rPr>
-              <w:t>בענין אם השומע ברכה מאחר יש לו לחוש דיצא יד״ח</w:t>
+              <w:t>עיקרי הדברים לספר בענין מצוות צריכות כוונה</w:t>
             </w:r>
           </w:p>
         </w:tc>
@@ -10424,7 +10424,7 @@
                 <w:sz w:val="20"/>
                 <w:rtl/>
               </w:rPr>
-              <w:t>סוגריים עגולים ( ) לא מאוזנים</w:t>
+              <w:t>סוגריים מרובעים [ ] לא מאוזנים</w:t>
             </w:r>
           </w:p>
         </w:tc>
@@ -10445,7 +10445,7 @@
                 <w:sz w:val="20"/>
                 <w:rtl/>
               </w:rPr>
-              <w:t>ח) ונראה להתבונן מעט במקור הסוג׳ …</w:t>
+              <w:t>… בדברי הרשב״א ברוכת יג: ד״ה שמע.] שהוא נמי עמד על עיקר הדבר בביאור …</w:t>
             </w:r>
           </w:p>
         </w:tc>
@@ -10468,7 +10468,7 @@
                 <w:sz w:val="20"/>
                 <w:rtl/>
               </w:rPr>
-              <w:t>411</w:t>
+              <w:t>401</w:t>
             </w:r>
           </w:p>
         </w:tc>
@@ -10489,7 +10489,7 @@
                 <w:sz w:val="20"/>
                 <w:rtl/>
               </w:rPr>
-              <w:t>בענין אם השומע ברכה מאחר יש לו לחוש דיצא יד״ח</w:t>
+              <w:t>עיקרי הדברים לספר בענין מצוות צריכות כוונה</w:t>
             </w:r>
           </w:p>
         </w:tc>
@@ -10510,7 +10510,7 @@
                 <w:sz w:val="20"/>
                 <w:rtl/>
               </w:rPr>
-              <w:t>סוגריים עגולים ( ) לא מאוזנים</w:t>
+              <w:t>סוגריים מרובעים [ ] לא מאוזנים</w:t>
             </w:r>
           </w:p>
         </w:tc>
@@ -10531,7 +10531,7 @@
                 <w:sz w:val="20"/>
                 <w:rtl/>
               </w:rPr>
-              <w:t>ט) ובהמשך הסוג׳ התם, איתא, א״ל ר׳ …</w:t>
+              <w:t>וכן ראיתי בחידשוי הרשב״ץ ]הנד״מ ע״י מכון אהבת שלום ברכת יג. …</w:t>
             </w:r>
           </w:p>
         </w:tc>
@@ -10554,7 +10554,7 @@
                 <w:sz w:val="20"/>
                 <w:rtl/>
               </w:rPr>
-              <w:t>411</w:t>
+              <w:t>401</w:t>
             </w:r>
           </w:p>
         </w:tc>
@@ -10575,7 +10575,7 @@
                 <w:sz w:val="20"/>
                 <w:rtl/>
               </w:rPr>
-              <w:t>בענין אם השומע ברכה מאחר יש לו לחוש דיצא יד״ח</w:t>
+              <w:t>עיקרי הדברים לספר בענין מצוות צריכות כוונה</w:t>
             </w:r>
           </w:p>
         </w:tc>
@@ -10596,7 +10596,7 @@
                 <w:sz w:val="20"/>
                 <w:rtl/>
               </w:rPr>
-              <w:t>סוגריים עגולים ( ) לא מאוזנים</w:t>
+              <w:t>סוגריים מרובעים [ ] לא מאוזנים</w:t>
             </w:r>
           </w:p>
         </w:tc>
@@ -10617,7 +10617,7 @@
                 <w:sz w:val="20"/>
                 <w:rtl/>
               </w:rPr>
-              <w:t>י) והנה הרי״ף הביא בהלכותיו הא דר״ז …</w:t>
+              <w:t>… שאז אכן מודה הרמב״ם שצריך כוונה. [ובעיקר מה שיש לדון בדבריו של הר״ן …</w:t>
             </w:r>
           </w:p>
         </w:tc>
@@ -10640,7 +10640,7 @@
                 <w:sz w:val="20"/>
                 <w:rtl/>
               </w:rPr>
-              <w:t>411</w:t>
+              <w:t>401</w:t>
             </w:r>
           </w:p>
         </w:tc>
@@ -10661,7 +10661,7 @@
                 <w:sz w:val="20"/>
                 <w:rtl/>
               </w:rPr>
-              <w:t>בענין אם השומע ברכה מאחר יש לו לחוש דיצא יד״ח</w:t>
+              <w:t>עיקרי הדברים לספר בענין מצוות צריכות כוונה</w:t>
             </w:r>
           </w:p>
         </w:tc>
@@ -10682,7 +10682,7 @@
                 <w:sz w:val="20"/>
                 <w:rtl/>
               </w:rPr>
-              <w:t>סוגריים עגולים ( ) לא מאוזנים</w:t>
+              <w:t>סוגריים מרובעים [ ] לא מאוזנים</w:t>
             </w:r>
           </w:p>
         </w:tc>
@@ -10703,7 +10703,7 @@
                 <w:sz w:val="20"/>
                 <w:rtl/>
               </w:rPr>
-              <w:t>יא) מבו׳ דיש ראשונים שנקטו בדעת ר׳ …</w:t>
+              <w:t>… אי״צ כוונה וכמו שכתב בברכות יג.] ובר״ה כח.] שלהלכה מצות אי״צ כוונה …</w:t>
             </w:r>
           </w:p>
         </w:tc>
@@ -10726,7 +10726,7 @@
                 <w:sz w:val="20"/>
                 <w:rtl/>
               </w:rPr>
-              <w:t>411</w:t>
+              <w:t>401</w:t>
             </w:r>
           </w:p>
         </w:tc>
@@ -10747,7 +10747,7 @@
                 <w:sz w:val="20"/>
                 <w:rtl/>
               </w:rPr>
-              <w:t>בענין אם השומע ברכה מאחר יש לו לחוש דיצא יד״ח</w:t>
+              <w:t>עיקרי הדברים לספר בענין מצוות צריכות כוונה</w:t>
             </w:r>
           </w:p>
         </w:tc>
@@ -10768,7 +10768,7 @@
                 <w:sz w:val="20"/>
                 <w:rtl/>
               </w:rPr>
-              <w:t>סוגריים עגולים ( ) לא מאוזנים</w:t>
+              <w:t>סוגריים מרובעים [ ] לא מאוזנים</w:t>
             </w:r>
           </w:p>
         </w:tc>
@@ -10789,7 +10789,7 @@
                 <w:sz w:val="20"/>
                 <w:rtl/>
               </w:rPr>
-              <w:t>יב) והנה מבו׳ בגמ׳ דאם סבור דחמור …</w:t>
+              <w:t>… ממה שאנו מוצאים במשנה במגילה יח.] ונפסק ברמב״ם מגילה [פרק ב. ה.] …</w:t>
             </w:r>
           </w:p>
         </w:tc>
@@ -10812,7 +10812,7 @@
                 <w:sz w:val="20"/>
                 <w:rtl/>
               </w:rPr>
-              <w:t>411</w:t>
+              <w:t>401</w:t>
             </w:r>
           </w:p>
         </w:tc>
@@ -10833,7 +10833,7 @@
                 <w:sz w:val="20"/>
                 <w:rtl/>
               </w:rPr>
-              <w:t>בענין אם השומע ברכה מאחר יש לו לחוש דיצא יד״ח</w:t>
+              <w:t>עיקרי הדברים לספר בענין מצוות צריכות כוונה</w:t>
             </w:r>
           </w:p>
         </w:tc>
@@ -10875,7 +10875,7 @@
                 <w:sz w:val="20"/>
                 <w:rtl/>
               </w:rPr>
-              <w:t>יג) אשר לפי הנ״ל י״ל ג״כ בשומע דאם …</w:t>
+              <w:t>… דברי ר׳ זירא משום דס״ל דהכי הלכתא( אף על גב דרבה ורבא והנך דשלחו …</w:t>
             </w:r>
           </w:p>
         </w:tc>
@@ -10898,7 +10898,7 @@
                 <w:sz w:val="20"/>
                 <w:rtl/>
               </w:rPr>
-              <w:t>411</w:t>
+              <w:t>401</w:t>
             </w:r>
           </w:p>
         </w:tc>
@@ -10919,7 +10919,7 @@
                 <w:sz w:val="20"/>
                 <w:rtl/>
               </w:rPr>
-              <w:t>בענין אם השומע ברכה מאחר יש לו לחוש דיצא יד״ח</w:t>
+              <w:t>עיקרי הדברים לספר בענין מצוות צריכות כוונה</w:t>
             </w:r>
           </w:p>
         </w:tc>
@@ -10940,7 +10940,7 @@
                 <w:sz w:val="20"/>
                 <w:rtl/>
               </w:rPr>
-              <w:t>סוגריים עגולים ( ) לא מאוזנים</w:t>
+              <w:t>סוגריים מרובעים [ ] לא מאוזנים</w:t>
             </w:r>
           </w:p>
         </w:tc>
@@ -10961,7 +10961,7 @@
                 <w:sz w:val="20"/>
                 <w:rtl/>
               </w:rPr>
-              <w:t>יד) ונסכם הדברים שעד עתה נת׳ דיש …</w:t>
+              <w:t>וכן ראיתי בחידשוי הרשב״ץ ]הנד״מ ע״י מכון אהבת שלון ברכת יג. …</w:t>
             </w:r>
           </w:p>
         </w:tc>
@@ -10984,7 +10984,7 @@
                 <w:sz w:val="20"/>
                 <w:rtl/>
               </w:rPr>
-              <w:t>411</w:t>
+              <w:t>401</w:t>
             </w:r>
           </w:p>
         </w:tc>
@@ -11005,7 +11005,7 @@
                 <w:sz w:val="20"/>
                 <w:rtl/>
               </w:rPr>
-              <w:t>בענין אם השומע ברכה מאחר יש לו לחוש דיצא יד״ח</w:t>
+              <w:t>עיקרי הדברים לספר בענין מצוות צריכות כוונה</w:t>
             </w:r>
           </w:p>
         </w:tc>
@@ -11026,7 +11026,7 @@
                 <w:sz w:val="20"/>
                 <w:rtl/>
               </w:rPr>
-              <w:t>סוגריים עגולים ( ) לא מאוזנים</w:t>
+              <w:t>סוגריים מרובעים [ ] לא מאוזנים</w:t>
             </w:r>
           </w:p>
         </w:tc>
@@ -11047,7 +11047,7 @@
                 <w:sz w:val="20"/>
                 <w:rtl/>
               </w:rPr>
-              <w:t>טו) והבעה״מ פליג על דעה זו וס״ל דודאי …</w:t>
+              <w:t>… בדברי הרשב״ם בסויגה בפסחים שם קיד:] וז״ל מצוה להביא כרפס כלומר מצוה …</w:t>
             </w:r>
           </w:p>
         </w:tc>
@@ -11070,7 +11070,7 @@
                 <w:sz w:val="20"/>
                 <w:rtl/>
               </w:rPr>
-              <w:t>411</w:t>
+              <w:t>401</w:t>
             </w:r>
           </w:p>
         </w:tc>
@@ -11091,7 +11091,7 @@
                 <w:sz w:val="20"/>
                 <w:rtl/>
               </w:rPr>
-              <w:t>בענין אם השומע ברכה מאחר יש לו לחוש דיצא יד״ח</w:t>
+              <w:t>עיקרי הדברים לספר בענין מצוות צריכות כוונה</w:t>
             </w:r>
           </w:p>
         </w:tc>
@@ -11133,7 +11133,7 @@
                 <w:sz w:val="20"/>
                 <w:rtl/>
               </w:rPr>
-              <w:t>… לרבים מהראשונים] והוכיח זה מתרתי א] אם מצוות אי״צ כוונה לא יתכן דבעי …</w:t>
+              <w:t>הנה לכאו׳ מתבאר מדברי ה״ר יונה [בסדר ליל פסח הנד״מ במכון אופק</w:t>
             </w:r>
           </w:p>
         </w:tc>
@@ -11156,7 +11156,7 @@
                 <w:sz w:val="20"/>
                 <w:rtl/>
               </w:rPr>
-              <w:t>411</w:t>
+              <w:t>401</w:t>
             </w:r>
           </w:p>
         </w:tc>
@@ -11177,7 +11177,7 @@
                 <w:sz w:val="20"/>
                 <w:rtl/>
               </w:rPr>
-              <w:t>בענין אם השומע ברכה מאחר יש לו לחוש דיצא יד״ח</w:t>
+              <w:t>עיקרי הדברים לספר בענין מצוות צריכות כוונה</w:t>
             </w:r>
           </w:p>
         </w:tc>
@@ -11198,7 +11198,7 @@
                 <w:sz w:val="20"/>
                 <w:rtl/>
               </w:rPr>
-              <w:t>סוגריים עגולים ( ) לא מאוזנים</w:t>
+              <w:t>סוגריים מרובעים [ ] לא מאוזנים</w:t>
             </w:r>
           </w:p>
         </w:tc>
@@ -11219,7 +11219,7 @@
                 <w:sz w:val="20"/>
                 <w:rtl/>
               </w:rPr>
-              <w:t>טז) עלה בידינו א] הא פשיטא דלמ״ד …</w:t>
+              <w:t>… על כך ממה שמבואר גבי ספירת העומר [שפסק השו״ע [תפט.ד.] מי ששואל אותו …</w:t>
             </w:r>
           </w:p>
         </w:tc>
@@ -11242,7 +11242,7 @@
                 <w:sz w:val="20"/>
                 <w:rtl/>
               </w:rPr>
-              <w:t>411</w:t>
+              <w:t>401</w:t>
             </w:r>
           </w:p>
         </w:tc>
@@ -11263,7 +11263,7 @@
                 <w:sz w:val="20"/>
                 <w:rtl/>
               </w:rPr>
-              <w:t>בענין אם השומע ברכה מאחר יש לו לחוש דיצא יד״ח</w:t>
+              <w:t>עיקרי הדברים לספר בענין מצוות צריכות כוונה</w:t>
             </w:r>
           </w:p>
         </w:tc>
@@ -11305,7 +11305,7 @@
                 <w:sz w:val="20"/>
                 <w:rtl/>
               </w:rPr>
-              <w:t>טז) עלה בידינו א] הא פשיטא דלמ״ד מצוות צריכות כוונה …</w:t>
+              <w:t>… והרי השו״ע עצמו [ס.ד] תקפט. יא.] פסק שמצות צריכות כוונה ולמה הכא …</w:t>
             </w:r>
           </w:p>
         </w:tc>
@@ -11328,7 +11328,7 @@
                 <w:sz w:val="20"/>
                 <w:rtl/>
               </w:rPr>
-              <w:t>411</w:t>
+              <w:t>401</w:t>
             </w:r>
           </w:p>
         </w:tc>
@@ -11349,7 +11349,7 @@
                 <w:sz w:val="20"/>
                 <w:rtl/>
               </w:rPr>
-              <w:t>בענין אם השומע ברכה מאחר יש לו לחוש דיצא יד״ח</w:t>
+              <w:t>עיקרי הדברים לספר בענין מצוות צריכות כוונה</w:t>
             </w:r>
           </w:p>
         </w:tc>
@@ -11370,7 +11370,7 @@
                 <w:sz w:val="20"/>
                 <w:rtl/>
               </w:rPr>
-              <w:t>סוגריים עגולים ( ) לא מאוזנים</w:t>
+              <w:t>סוגריים מרובעים [ ] לא מאוזנים</w:t>
             </w:r>
           </w:p>
         </w:tc>
@@ -11391,7 +11391,7 @@
                 <w:sz w:val="20"/>
                 <w:rtl/>
               </w:rPr>
-              <w:t>יז) ומעתה נחזור לנידון השומע ברכה …</w:t>
+              <w:t>… על האבנ״ז בתושבה או״ח סימן ס.] וכ״כ להעיר נמי הגאון בעל הפני …</w:t>
             </w:r>
           </w:p>
         </w:tc>
@@ -11414,7 +11414,7 @@
                 <w:sz w:val="20"/>
                 <w:rtl/>
               </w:rPr>
-              <w:t>411</w:t>
+              <w:t>401</w:t>
             </w:r>
           </w:p>
         </w:tc>
@@ -11435,7 +11435,7 @@
                 <w:sz w:val="20"/>
                 <w:rtl/>
               </w:rPr>
-              <w:t>בענין אם השומע ברכה מאחר יש לו לחוש דיצא יד״ח</w:t>
+              <w:t>עיקרי הדברים לספר בענין מצוות צריכות כוונה</w:t>
             </w:r>
           </w:p>
         </w:tc>
@@ -11456,7 +11456,7 @@
                 <w:sz w:val="20"/>
                 <w:rtl/>
               </w:rPr>
-              <w:t>סוגריים עגולים ( ) לא מאוזנים</w:t>
+              <w:t>סוגריים מרובעים [ ] לא מאוזנים</w:t>
             </w:r>
           </w:p>
         </w:tc>
@@ -11477,7 +11477,7 @@
                 <w:sz w:val="20"/>
                 <w:rtl/>
               </w:rPr>
-              <w:t>יח) והנה באות א-ז הובא מהפוסקים דחששו …</w:t>
+              <w:t>… שם בתוס׳ בזבחים ב: ד״ה קיימי בי״ד] רק יעשה העבודה ולא יחשוב כלל ואני …</w:t>
             </w:r>
           </w:p>
         </w:tc>
@@ -11500,7 +11500,7 @@
                 <w:sz w:val="20"/>
                 <w:rtl/>
               </w:rPr>
-              <w:t>411</w:t>
+              <w:t>401</w:t>
             </w:r>
           </w:p>
         </w:tc>
@@ -11521,7 +11521,7 @@
                 <w:sz w:val="20"/>
                 <w:rtl/>
               </w:rPr>
-              <w:t>בענין אם השומע ברכה מאחר יש לו לחוש דיצא יד״ח</w:t>
+              <w:t>עיקרי הדברים לספר בענין מצוות צריכות כוונה</w:t>
             </w:r>
           </w:p>
         </w:tc>
@@ -11542,7 +11542,7 @@
                 <w:sz w:val="20"/>
                 <w:rtl/>
               </w:rPr>
-              <w:t>סוגריים עגולים ( ) לא מאוזנים</w:t>
+              <w:t>סוגריים מרובעים [ ] לא מאוזנים</w:t>
             </w:r>
           </w:p>
         </w:tc>
@@ -11563,7 +11563,7 @@
                 <w:sz w:val="20"/>
                 <w:rtl/>
               </w:rPr>
-              <w:t>יט) ובאות א-י הובאו ד׳ הטור והב״י …</w:t>
+              <w:t>… אחריני היא בפסחים קיד: ובר״ה כח:] אלא בין לרב ובין לר׳ יוחנן בלצאת …</w:t>
             </w:r>
           </w:p>
         </w:tc>
@@ -11586,7 +11586,7 @@
                 <w:sz w:val="20"/>
                 <w:rtl/>
               </w:rPr>
-              <w:t>411</w:t>
+              <w:t>401</w:t>
             </w:r>
           </w:p>
         </w:tc>
@@ -11607,7 +11607,7 @@
                 <w:sz w:val="20"/>
                 <w:rtl/>
               </w:rPr>
-              <w:t>בענין אם השומע ברכה מאחר יש לו לחוש דיצא יד״ח</w:t>
+              <w:t>עיקרי הדברים לספר בענין מצוות צריכות כוונה</w:t>
             </w:r>
           </w:p>
         </w:tc>
@@ -11628,7 +11628,7 @@
                 <w:sz w:val="20"/>
                 <w:rtl/>
               </w:rPr>
-              <w:t>סוגריים עגולים ( ) לא מאוזנים</w:t>
+              <w:t>סוגריים מרובעים [ ] לא מאוזנים</w:t>
             </w:r>
           </w:p>
         </w:tc>
@@ -11649,7 +11649,7 @@
                 <w:sz w:val="20"/>
                 <w:rtl/>
               </w:rPr>
-              <w:t>כ) הנה נתבאר באר היטב מחלוקת …</w:t>
+              <w:t>… קשורים שהרי מתבאר בסוגיה בר״ה שם] שאנו אומרים שאף למא״ד מצות אי״צ …</w:t>
             </w:r>
           </w:p>
         </w:tc>
@@ -11672,7 +11672,7 @@
                 <w:sz w:val="20"/>
                 <w:rtl/>
               </w:rPr>
-              <w:t>411</w:t>
+              <w:t>401</w:t>
             </w:r>
           </w:p>
         </w:tc>
@@ -11693,7 +11693,7 @@
                 <w:sz w:val="20"/>
                 <w:rtl/>
               </w:rPr>
-              <w:t>בענין אם השומע ברכה מאחר יש לו לחוש דיצא יד״ח</w:t>
+              <w:t>עיקרי הדברים לספר בענין מצוות צריכות כוונה</w:t>
             </w:r>
           </w:p>
         </w:tc>
@@ -11714,7 +11714,7 @@
                 <w:sz w:val="20"/>
                 <w:rtl/>
               </w:rPr>
-              <w:t>סוגריים עגולים ( ) לא מאוזנים</w:t>
+              <w:t>סוגריים מרובעים [ ] לא מאוזנים</w:t>
             </w:r>
           </w:p>
         </w:tc>
@@ -11735,7 +11735,7 @@
                 <w:sz w:val="20"/>
                 <w:rtl/>
               </w:rPr>
-              <w:t>כא) ובחזו״א הוכיח כצד ב׳ (וביאר זה …</w:t>
+              <w:t>… התוס׳ בשבת קיא: ד״ה טובלין כדרכן] שאנו דנים שגם למא״ד טבילה בזמנה …</w:t>
             </w:r>
           </w:p>
         </w:tc>
@@ -11758,7 +11758,7 @@
                 <w:sz w:val="20"/>
                 <w:rtl/>
               </w:rPr>
-              <w:t>411</w:t>
+              <w:t>467</w:t>
             </w:r>
           </w:p>
         </w:tc>
@@ -11821,7 +11821,7 @@
                 <w:sz w:val="20"/>
                 <w:rtl/>
               </w:rPr>
-              <w:t>כב) ומעתה נבוא לבי׳ השיטות, המהלך …</w:t>
+              <w:t>א) כ׳ הטור בסי׳ רי״ג אין המברך מוציא …</w:t>
             </w:r>
           </w:p>
         </w:tc>
@@ -11844,7 +11844,7 @@
                 <w:sz w:val="20"/>
                 <w:rtl/>
               </w:rPr>
-              <w:t>411</w:t>
+              <w:t>467</w:t>
             </w:r>
           </w:p>
         </w:tc>
@@ -11907,7 +11907,7 @@
                 <w:sz w:val="20"/>
                 <w:rtl/>
               </w:rPr>
-              <w:t>כג) ולמהלך דהסוג׳ אזיל כמ״ד מצוות …</w:t>
+              <w:t>ב) והקשה הפרישה דבסי׳ קצ״ג ס״א הביא …</w:t>
             </w:r>
           </w:p>
         </w:tc>
@@ -11930,7 +11930,7 @@
                 <w:sz w:val="20"/>
                 <w:rtl/>
               </w:rPr>
-              <w:t>411</w:t>
+              <w:t>467</w:t>
             </w:r>
           </w:p>
         </w:tc>
@@ -11993,7 +11993,7 @@
                 <w:sz w:val="20"/>
                 <w:rtl/>
               </w:rPr>
-              <w:t>כד) ויש לציין דבמלחמות מבו׳ צד נוסף …</w:t>
+              <w:t>ג) והנה יל״ד מה כוונת הסמ״ג דבעי …</w:t>
             </w:r>
           </w:p>
         </w:tc>
@@ -12016,7 +12016,7 @@
                 <w:sz w:val="20"/>
                 <w:rtl/>
               </w:rPr>
-              <w:t>411</w:t>
+              <w:t>467</w:t>
             </w:r>
           </w:p>
         </w:tc>
@@ -12079,7 +12079,7 @@
                 <w:sz w:val="20"/>
                 <w:rtl/>
               </w:rPr>
-              <w:t>כה) והנה נת׳ דיסוד הנידון דבכאן הוא …</w:t>
+              <w:t>ד) אבל יש לתמוה בהבנה זו דמה שייך …</w:t>
             </w:r>
           </w:p>
         </w:tc>
@@ -12102,7 +12102,7 @@
                 <w:sz w:val="20"/>
                 <w:rtl/>
               </w:rPr>
-              <w:t>411</w:t>
+              <w:t>467</w:t>
             </w:r>
           </w:p>
         </w:tc>
@@ -12165,7 +12165,7 @@
                 <w:sz w:val="20"/>
                 <w:rtl/>
               </w:rPr>
-              <w:t>… באבן האזל פ״ב מהלכות שופר ה״ד) שעמד בזה ומאחר שלא הבנתי כ״כ …</w:t>
+              <w:t>ה) עכ״פ אם כוונת הסמ״ג הוא רק דבעי׳ …</w:t>
             </w:r>
           </w:p>
         </w:tc>
@@ -12188,7 +12188,7 @@
                 <w:sz w:val="20"/>
                 <w:rtl/>
               </w:rPr>
-              <w:t>411</w:t>
+              <w:t>467</w:t>
             </w:r>
           </w:p>
         </w:tc>
@@ -12251,7 +12251,7 @@
                 <w:sz w:val="20"/>
                 <w:rtl/>
               </w:rPr>
-              <w:t>כו) וכעת נבוא לדון במשנ״ת לעיל בדין …</w:t>
+              <w:t>ו) אשר נת׳ לעת עתה לכאו׳ הוא דלמ״ד …</w:t>
             </w:r>
           </w:p>
         </w:tc>
@@ -12274,7 +12274,7 @@
                 <w:sz w:val="20"/>
                 <w:rtl/>
               </w:rPr>
-              <w:t>411</w:t>
+              <w:t>467</w:t>
             </w:r>
           </w:p>
         </w:tc>
@@ -12337,7 +12337,7 @@
                 <w:sz w:val="20"/>
                 <w:rtl/>
               </w:rPr>
-              <w:t>… ובכ״ז בשאר פרשיות יצא, וצ״ע בזה.)</w:t>
+              <w:t>ז) בב״י סי׳ תפ״ט הביא מתשו׳ הרשב״א …</w:t>
             </w:r>
           </w:p>
         </w:tc>
@@ -12360,7 +12360,7 @@
                 <w:sz w:val="20"/>
                 <w:rtl/>
               </w:rPr>
-              <w:t>411</w:t>
+              <w:t>467</w:t>
             </w:r>
           </w:p>
         </w:tc>
@@ -12423,7 +12423,7 @@
                 <w:sz w:val="20"/>
                 <w:rtl/>
               </w:rPr>
-              <w:t>כח) אחר דנת׳ אם המשמיע בעי כוונה …</w:t>
+              <w:t>ח) ונראה להתבונן מעט במקור הסוג׳ …</w:t>
             </w:r>
           </w:p>
         </w:tc>
@@ -12446,7 +12446,7 @@
                 <w:sz w:val="20"/>
                 <w:rtl/>
               </w:rPr>
-              <w:t>411</w:t>
+              <w:t>467</w:t>
             </w:r>
           </w:p>
         </w:tc>
@@ -12509,7 +12509,7 @@
                 <w:sz w:val="20"/>
                 <w:rtl/>
               </w:rPr>
-              <w:t>כט) כתב הב״י סי׳ ו׳ בשם האגור וז״ל …</w:t>
+              <w:t>ט) ובהמשך הסוג׳ התם, איתא, א״ל ר׳ …</w:t>
             </w:r>
           </w:p>
         </w:tc>
@@ -12532,7 +12532,7 @@
                 <w:sz w:val="20"/>
                 <w:rtl/>
               </w:rPr>
-              <w:t>411</w:t>
+              <w:t>467</w:t>
             </w:r>
           </w:p>
         </w:tc>
@@ -12595,7 +12595,7 @@
                 <w:sz w:val="20"/>
                 <w:rtl/>
               </w:rPr>
-              <w:t>ל) כתב הר״ן (ר״ה כט.) בשם הרבינו …</w:t>
+              <w:t>י) והנה הרי״ף הביא בהלכותיו הא דר״ז …</w:t>
             </w:r>
           </w:p>
         </w:tc>
@@ -12618,7 +12618,7 @@
                 <w:sz w:val="20"/>
                 <w:rtl/>
               </w:rPr>
-              <w:t>411</w:t>
+              <w:t>467</w:t>
             </w:r>
           </w:p>
         </w:tc>
@@ -12681,7 +12681,7 @@
                 <w:sz w:val="20"/>
                 <w:rtl/>
               </w:rPr>
-              <w:t>לא) ובסברת הדבר דבמכוון שלא לצאת לא …</w:t>
+              <w:t>יא) מבו׳ דיש ראשונים שנקטו בדעת ר׳ …</w:t>
             </w:r>
           </w:p>
         </w:tc>
@@ -12704,7 +12704,7 @@
                 <w:sz w:val="20"/>
                 <w:rtl/>
               </w:rPr>
-              <w:t>411</w:t>
+              <w:t>467</w:t>
             </w:r>
           </w:p>
         </w:tc>
@@ -12767,7 +12767,7 @@
                 <w:sz w:val="20"/>
                 <w:rtl/>
               </w:rPr>
-              <w:t>לב) והנה דין זה דבדעתו שלא לצאת נפסק …</w:t>
+              <w:t>יב) והנה מבו׳ בגמ׳ דאם סבור דחמור …</w:t>
             </w:r>
           </w:p>
         </w:tc>
@@ -12790,7 +12790,7 @@
                 <w:sz w:val="20"/>
                 <w:rtl/>
               </w:rPr>
-              <w:t>411</w:t>
+              <w:t>467</w:t>
             </w:r>
           </w:p>
         </w:tc>
@@ -12853,7 +12853,7 @@
                 <w:sz w:val="20"/>
                 <w:rtl/>
               </w:rPr>
-              <w:t>לג) וילה״ק על יסוד זה דהיכא דמוכח …</w:t>
+              <w:t>יג) אשר לפי הנ״ל י״ל ג״כ בשומע דאם …</w:t>
             </w:r>
           </w:p>
         </w:tc>
@@ -12876,7 +12876,7 @@
                 <w:sz w:val="20"/>
                 <w:rtl/>
               </w:rPr>
-              <w:t>411</w:t>
+              <w:t>467</w:t>
             </w:r>
           </w:p>
         </w:tc>
@@ -12939,7 +12939,7 @@
                 <w:sz w:val="20"/>
                 <w:rtl/>
               </w:rPr>
-              <w:t>לד) והנה לפי״ד המ״ב היה מקום להקל …</w:t>
+              <w:t>יד) ונסכם הדברים שעד עתה נת׳ דיש …</w:t>
             </w:r>
           </w:p>
         </w:tc>
@@ -12962,7 +12962,7 @@
                 <w:sz w:val="20"/>
                 <w:rtl/>
               </w:rPr>
-              <w:t>411</w:t>
+              <w:t>467</w:t>
             </w:r>
           </w:p>
         </w:tc>
@@ -13025,7 +13025,7 @@
                 <w:sz w:val="20"/>
                 <w:rtl/>
               </w:rPr>
-              <w:t>… שכבר יצא יד״ח וכן בברכת הנהנין א) עיקר הדין קיי״ל דמצוות צריכות …</w:t>
+              <w:t>טו) והבעה״מ פליג על דעה זו וס״ל דודאי …</w:t>
             </w:r>
           </w:p>
         </w:tc>
@@ -13048,7 +13048,7 @@
                 <w:sz w:val="20"/>
                 <w:rtl/>
               </w:rPr>
-              <w:t>424</w:t>
+              <w:t>467</w:t>
             </w:r>
           </w:p>
         </w:tc>
@@ -13069,7 +13069,7 @@
                 <w:sz w:val="20"/>
                 <w:rtl/>
               </w:rPr>
-              <w:t>אם בעת עשיית המצוה מכוון בעיקר לדבר אחר</w:t>
+              <w:t>בענין אם השומע ברכה מאחר יש לו לחוש דיצא יד״ח</w:t>
             </w:r>
           </w:p>
         </w:tc>
@@ -13111,7 +13111,7 @@
                 <w:sz w:val="20"/>
                 <w:rtl/>
               </w:rPr>
-              <w:t>… למימר דכוונתו לשניהם בשווה. עי״ש].</w:t>
+              <w:t>… לרבים מהראשונים] והוכיח זה מתרתי א] אם מצוות אי״צ כוונה לא יתכן דבעי …</w:t>
             </w:r>
           </w:p>
         </w:tc>
@@ -13134,7 +13134,7 @@
                 <w:sz w:val="20"/>
                 <w:rtl/>
               </w:rPr>
-              <w:t>428</w:t>
+              <w:t>467</w:t>
             </w:r>
           </w:p>
         </w:tc>
@@ -13155,7 +13155,7 @@
                 <w:sz w:val="20"/>
                 <w:rtl/>
               </w:rPr>
-              <w:t>עיקרי הדברים לספר בענין מצוות צריכות כוונה</w:t>
+              <w:t>בענין אם השומע ברכה מאחר יש לו לחוש דיצא יד״ח</w:t>
             </w:r>
           </w:p>
         </w:tc>
@@ -13176,7 +13176,7 @@
                 <w:sz w:val="20"/>
                 <w:rtl/>
               </w:rPr>
-              <w:t>סוגריים מרובעים [ ] לא מאוזנים</w:t>
+              <w:t>סוגריים עגולים ( ) לא מאוזנים</w:t>
             </w:r>
           </w:p>
         </w:tc>
@@ -13197,7 +13197,7 @@
                 <w:sz w:val="20"/>
                 <w:rtl/>
               </w:rPr>
-              <w:t>… ושורש הסוגיה מבואר בר״ה כח. כט.] ששם בעיקר אנו מוצאים מח׳ יסודית …</w:t>
+              <w:t>טז) עלה בידינו א] הא פשיטא דלמ״ד …</w:t>
             </w:r>
           </w:p>
         </w:tc>
@@ -13220,7 +13220,7 @@
                 <w:sz w:val="20"/>
                 <w:rtl/>
               </w:rPr>
-              <w:t>428</w:t>
+              <w:t>467</w:t>
             </w:r>
           </w:p>
         </w:tc>
@@ -13241,7 +13241,7 @@
                 <w:sz w:val="20"/>
                 <w:rtl/>
               </w:rPr>
-              <w:t>עיקרי הדברים לספר בענין מצוות צריכות כוונה</w:t>
+              <w:t>בענין אם השומע ברכה מאחר יש לו לחוש דיצא יד״ח</w:t>
             </w:r>
           </w:p>
         </w:tc>
@@ -13262,7 +13262,7 @@
                 <w:sz w:val="20"/>
                 <w:rtl/>
               </w:rPr>
-              <w:t>סוגריים עגולים ( ) לא מאוזנים</w:t>
+              <w:t>סוגריים מרובעים [ ] לא מאוזנים</w:t>
             </w:r>
           </w:p>
         </w:tc>
@@ -13283,7 +13283,7 @@
                 <w:sz w:val="20"/>
                 <w:rtl/>
               </w:rPr>
-              <w:t>… דברי ר׳ זירא משום דס״ל דהכי הלכתא( אף על גב דרבה ורבא והנך דשלחו …</w:t>
+              <w:t>טז) עלה בידינו א] הא פשיטא דלמ״ד מצוות צריכות כוונה …</w:t>
             </w:r>
           </w:p>
         </w:tc>
@@ -13306,7 +13306,7 @@
                 <w:sz w:val="20"/>
                 <w:rtl/>
               </w:rPr>
-              <w:t>428</w:t>
+              <w:t>467</w:t>
             </w:r>
           </w:p>
         </w:tc>
@@ -13327,7 +13327,7 @@
                 <w:sz w:val="20"/>
                 <w:rtl/>
               </w:rPr>
-              <w:t>עיקרי הדברים לספר בענין מצוות צריכות כוונה</w:t>
+              <w:t>בענין אם השומע ברכה מאחר יש לו לחוש דיצא יד״ח</w:t>
             </w:r>
           </w:p>
         </w:tc>
@@ -13348,7 +13348,7 @@
                 <w:sz w:val="20"/>
                 <w:rtl/>
               </w:rPr>
-              <w:t>סוגריים מרובעים [ ] לא מאוזנים</w:t>
+              <w:t>סוגריים עגולים ( ) לא מאוזנים</w:t>
             </w:r>
           </w:p>
         </w:tc>
@@ -13369,7 +13369,7 @@
                 <w:sz w:val="20"/>
                 <w:rtl/>
               </w:rPr>
-              <w:t>… לגופה כמבואר בגמ׳ בשבת כט: ועוד.] שנח׳ שם ר״י ור״ש גבי הדין של …</w:t>
+              <w:t>יז) ומעתה נחזור לנידון השומע ברכה …</w:t>
             </w:r>
           </w:p>
         </w:tc>
@@ -13392,7 +13392,7 @@
                 <w:sz w:val="20"/>
                 <w:rtl/>
               </w:rPr>
-              <w:t>428</w:t>
+              <w:t>467</w:t>
             </w:r>
           </w:p>
         </w:tc>
@@ -13413,7 +13413,7 @@
                 <w:sz w:val="20"/>
                 <w:rtl/>
               </w:rPr>
-              <w:t>עיקרי הדברים לספר בענין מצוות צריכות כוונה</w:t>
+              <w:t>בענין אם השומע ברכה מאחר יש לו לחוש דיצא יד״ח</w:t>
             </w:r>
           </w:p>
         </w:tc>
@@ -13434,7 +13434,7 @@
                 <w:sz w:val="20"/>
                 <w:rtl/>
               </w:rPr>
-              <w:t>סוגריים מרובעים [ ] לא מאוזנים</w:t>
+              <w:t>סוגריים עגולים ( ) לא מאוזנים</w:t>
             </w:r>
           </w:p>
         </w:tc>
@@ -13455,7 +13455,7 @@
                 <w:sz w:val="20"/>
                 <w:rtl/>
               </w:rPr>
-              <w:t>… שאיתא בדברי חז״ל באיזהו מקומן [שבת [לג:] ירושלמי שביעית [ט.א] …</w:t>
+              <w:t>יח) והנה באות א-ז הובא מהפוסקים דחששו …</w:t>
             </w:r>
           </w:p>
         </w:tc>
@@ -13478,7 +13478,7 @@
                 <w:sz w:val="20"/>
                 <w:rtl/>
               </w:rPr>
-              <w:t>428</w:t>
+              <w:t>467</w:t>
             </w:r>
           </w:p>
         </w:tc>
@@ -13499,7 +13499,7 @@
                 <w:sz w:val="20"/>
                 <w:rtl/>
               </w:rPr>
-              <w:t>עיקרי הדברים לספר בענין מצוות צריכות כוונה</w:t>
+              <w:t>בענין אם השומע ברכה מאחר יש לו לחוש דיצא יד״ח</w:t>
             </w:r>
           </w:p>
         </w:tc>
@@ -13520,7 +13520,7 @@
                 <w:sz w:val="20"/>
                 <w:rtl/>
               </w:rPr>
-              <w:t>סוגריים מרובעים [ ] לא מאוזנים</w:t>
+              <w:t>סוגריים עגולים ( ) לא מאוזנים</w:t>
             </w:r>
           </w:p>
         </w:tc>
@@ -13541,7 +13541,7 @@
                 <w:sz w:val="20"/>
                 <w:rtl/>
               </w:rPr>
-              <w:t>… שהוא כלל לא שיבח את מעשיהם הללו [ועיין נמי עוד בענין זה בע״ז [ג:]</w:t>
+              <w:t>יט) ובאות א-י הובאו ד׳ הטור והב״י …</w:t>
             </w:r>
           </w:p>
         </w:tc>
@@ -13564,7 +13564,7 @@
                 <w:sz w:val="20"/>
                 <w:rtl/>
               </w:rPr>
-              <w:t>428</w:t>
+              <w:t>467</w:t>
             </w:r>
           </w:p>
         </w:tc>
@@ -13585,7 +13585,7 @@
                 <w:sz w:val="20"/>
                 <w:rtl/>
               </w:rPr>
-              <w:t>עיקרי הדברים לספר בענין מצוות צריכות כוונה</w:t>
+              <w:t>בענין אם השומע ברכה מאחר יש לו לחוש דיצא יד״ח</w:t>
             </w:r>
           </w:p>
         </w:tc>
@@ -13606,7 +13606,7 @@
                 <w:sz w:val="20"/>
                 <w:rtl/>
               </w:rPr>
-              <w:t>סוגריים מרובעים [ ] לא מאוזנים</w:t>
+              <w:t>סוגריים עגולים ( ) לא מאוזנים</w:t>
             </w:r>
           </w:p>
         </w:tc>
@@ -13627,7 +13627,7 @@
                 <w:sz w:val="20"/>
                 <w:rtl/>
               </w:rPr>
-              <w:t>… סימן ט. להרב אברהם יהודה שווארץ] שאכן למא״ד מצות אי״צ כוונה אנו …</w:t>
+              <w:t>כ) הנה נתבאר באר היטב מחלוקת …</w:t>
             </w:r>
           </w:p>
         </w:tc>
@@ -13650,7 +13650,7 @@
                 <w:sz w:val="20"/>
                 <w:rtl/>
               </w:rPr>
-              <w:t>428</w:t>
+              <w:t>467</w:t>
             </w:r>
           </w:p>
         </w:tc>
@@ -13671,7 +13671,7 @@
                 <w:sz w:val="20"/>
                 <w:rtl/>
               </w:rPr>
-              <w:t>עיקרי הדברים לספר בענין מצוות צריכות כוונה</w:t>
+              <w:t>בענין אם השומע ברכה מאחר יש לו לחוש דיצא יד״ח</w:t>
             </w:r>
           </w:p>
         </w:tc>
@@ -13713,7 +13713,7 @@
                 <w:sz w:val="20"/>
                 <w:rtl/>
               </w:rPr>
-              <w:t>… דברי ר׳ זירא משום דס״ל דהכי הלכתא( אף על גב דרבה ורבא והנך דשלחו …</w:t>
+              <w:t>כא) ובחזו״א הוכיח כצד ב׳ (וביאר זה …</w:t>
             </w:r>
           </w:p>
         </w:tc>
@@ -13736,7 +13736,7 @@
                 <w:sz w:val="20"/>
                 <w:rtl/>
               </w:rPr>
-              <w:t>428</w:t>
+              <w:t>467</w:t>
             </w:r>
           </w:p>
         </w:tc>
@@ -13757,7 +13757,7 @@
                 <w:sz w:val="20"/>
                 <w:rtl/>
               </w:rPr>
-              <w:t>עיקרי הדברים לספר בענין מצוות צריכות כוונה</w:t>
+              <w:t>בענין אם השומע ברכה מאחר יש לו לחוש דיצא יד״ח</w:t>
             </w:r>
           </w:p>
         </w:tc>
@@ -13778,7 +13778,7 @@
                 <w:sz w:val="20"/>
                 <w:rtl/>
               </w:rPr>
-              <w:t>סוגריים מרובעים [ ] לא מאוזנים</w:t>
+              <w:t>סוגריים עגולים ( ) לא מאוזנים</w:t>
             </w:r>
           </w:p>
         </w:tc>
@@ -13799,7 +13799,7 @@
                 <w:sz w:val="20"/>
                 <w:rtl/>
               </w:rPr>
-              <w:t>… בדברי הרשב״א ברוכת יג: ד״ה שמע.] שהוא נמי עמד על עיקר הדבר בביאור …</w:t>
+              <w:t>כב) ומעתה נבוא לבי׳ השיטות, המהלך …</w:t>
             </w:r>
           </w:p>
         </w:tc>
@@ -13822,7 +13822,7 @@
                 <w:sz w:val="20"/>
                 <w:rtl/>
               </w:rPr>
-              <w:t>428</w:t>
+              <w:t>467</w:t>
             </w:r>
           </w:p>
         </w:tc>
@@ -13843,7 +13843,7 @@
                 <w:sz w:val="20"/>
                 <w:rtl/>
               </w:rPr>
-              <w:t>עיקרי הדברים לספר בענין מצוות צריכות כוונה</w:t>
+              <w:t>בענין אם השומע ברכה מאחר יש לו לחוש דיצא יד״ח</w:t>
             </w:r>
           </w:p>
         </w:tc>
@@ -13864,7 +13864,7 @@
                 <w:sz w:val="20"/>
                 <w:rtl/>
               </w:rPr>
-              <w:t>סוגריים מרובעים [ ] לא מאוזנים</w:t>
+              <w:t>סוגריים עגולים ( ) לא מאוזנים</w:t>
             </w:r>
           </w:p>
         </w:tc>
@@ -13885,7 +13885,7 @@
                 <w:sz w:val="20"/>
                 <w:rtl/>
               </w:rPr>
-              <w:t>וכן ראיתי בחידשוי הרשב״ץ ]הנד״מ ע״י מכון אהבת שלום ברכת יג. …</w:t>
+              <w:t>כג) ולמהלך דהסוג׳ אזיל כמ״ד מצוות …</w:t>
             </w:r>
           </w:p>
         </w:tc>
@@ -13908,7 +13908,7 @@
                 <w:sz w:val="20"/>
                 <w:rtl/>
               </w:rPr>
-              <w:t>428</w:t>
+              <w:t>467</w:t>
             </w:r>
           </w:p>
         </w:tc>
@@ -13929,7 +13929,7 @@
                 <w:sz w:val="20"/>
                 <w:rtl/>
               </w:rPr>
-              <w:t>עיקרי הדברים לספר בענין מצוות צריכות כוונה</w:t>
+              <w:t>בענין אם השומע ברכה מאחר יש לו לחוש דיצא יד״ח</w:t>
             </w:r>
           </w:p>
         </w:tc>
@@ -13950,7 +13950,7 @@
                 <w:sz w:val="20"/>
                 <w:rtl/>
               </w:rPr>
-              <w:t>סוגריים מרובעים [ ] לא מאוזנים</w:t>
+              <w:t>סוגריים עגולים ( ) לא מאוזנים</w:t>
             </w:r>
           </w:p>
         </w:tc>
@@ -13971,7 +13971,7 @@
                 <w:sz w:val="20"/>
                 <w:rtl/>
               </w:rPr>
-              <w:t>… שאז אכן מודה הרמב״ם שצריך כוונה. [ובעיקר מה שיש לדון בדבריו של הר״ן …</w:t>
+              <w:t>כד) ויש לציין דבמלחמות מבו׳ צד נוסף …</w:t>
             </w:r>
           </w:p>
         </w:tc>
@@ -13994,7 +13994,7 @@
                 <w:sz w:val="20"/>
                 <w:rtl/>
               </w:rPr>
-              <w:t>428</w:t>
+              <w:t>467</w:t>
             </w:r>
           </w:p>
         </w:tc>
@@ -14015,7 +14015,7 @@
                 <w:sz w:val="20"/>
                 <w:rtl/>
               </w:rPr>
-              <w:t>עיקרי הדברים לספר בענין מצוות צריכות כוונה</w:t>
+              <w:t>בענין אם השומע ברכה מאחר יש לו לחוש דיצא יד״ח</w:t>
             </w:r>
           </w:p>
         </w:tc>
@@ -14036,7 +14036,7 @@
                 <w:sz w:val="20"/>
                 <w:rtl/>
               </w:rPr>
-              <w:t>סוגריים מרובעים [ ] לא מאוזנים</w:t>
+              <w:t>סוגריים עגולים ( ) לא מאוזנים</w:t>
             </w:r>
           </w:p>
         </w:tc>
@@ -14057,7 +14057,7 @@
                 <w:sz w:val="20"/>
                 <w:rtl/>
               </w:rPr>
-              <w:t>… אי״צ כוונה וכמו שכתב בברכות יג.] ובר״ה כח.] שלהלכה מצות אי״צ כוונה …</w:t>
+              <w:t>כה) והנה נת׳ דיסוד הנידון דבכאן הוא …</w:t>
             </w:r>
           </w:p>
         </w:tc>
@@ -14080,7 +14080,7 @@
                 <w:sz w:val="20"/>
                 <w:rtl/>
               </w:rPr>
-              <w:t>428</w:t>
+              <w:t>467</w:t>
             </w:r>
           </w:p>
         </w:tc>
@@ -14101,7 +14101,7 @@
                 <w:sz w:val="20"/>
                 <w:rtl/>
               </w:rPr>
-              <w:t>עיקרי הדברים לספר בענין מצוות צריכות כוונה</w:t>
+              <w:t>בענין אם השומע ברכה מאחר יש לו לחוש דיצא יד״ח</w:t>
             </w:r>
           </w:p>
         </w:tc>
@@ -14122,7 +14122,7 @@
                 <w:sz w:val="20"/>
                 <w:rtl/>
               </w:rPr>
-              <w:t>סוגריים מרובעים [ ] לא מאוזנים</w:t>
+              <w:t>סוגריים עגולים ( ) לא מאוזנים</w:t>
             </w:r>
           </w:p>
         </w:tc>
@@ -14143,7 +14143,7 @@
                 <w:sz w:val="20"/>
                 <w:rtl/>
               </w:rPr>
-              <w:t>… ממה שאנו מוצאים במשנה במגילה יח.] ונפסק ברמב״ם מגילה [פרק ב. ה.] …</w:t>
+              <w:t>… באבן האזל פ״ב מהלכות שופר ה״ד) שעמד בזה ומאחר שלא הבנתי כ״כ …</w:t>
             </w:r>
           </w:p>
         </w:tc>
@@ -14166,7 +14166,7 @@
                 <w:sz w:val="20"/>
                 <w:rtl/>
               </w:rPr>
-              <w:t>428</w:t>
+              <w:t>467</w:t>
             </w:r>
           </w:p>
         </w:tc>
@@ -14187,7 +14187,7 @@
                 <w:sz w:val="20"/>
                 <w:rtl/>
               </w:rPr>
-              <w:t>עיקרי הדברים לספר בענין מצוות צריכות כוונה</w:t>
+              <w:t>בענין אם השומע ברכה מאחר יש לו לחוש דיצא יד״ח</w:t>
             </w:r>
           </w:p>
         </w:tc>
@@ -14229,7 +14229,7 @@
                 <w:sz w:val="20"/>
                 <w:rtl/>
               </w:rPr>
-              <w:t>… דברי ר׳ זירא משום דס״ל דהכי הלכתא( אף על גב דרבה ורבא והנך דשלחו …</w:t>
+              <w:t>כו) וכעת נבוא לדון במשנ״ת לעיל בדין …</w:t>
             </w:r>
           </w:p>
         </w:tc>
@@ -14252,7 +14252,7 @@
                 <w:sz w:val="20"/>
                 <w:rtl/>
               </w:rPr>
-              <w:t>428</w:t>
+              <w:t>467</w:t>
             </w:r>
           </w:p>
         </w:tc>
@@ -14273,7 +14273,7 @@
                 <w:sz w:val="20"/>
                 <w:rtl/>
               </w:rPr>
-              <w:t>עיקרי הדברים לספר בענין מצוות צריכות כוונה</w:t>
+              <w:t>בענין אם השומע ברכה מאחר יש לו לחוש דיצא יד״ח</w:t>
             </w:r>
           </w:p>
         </w:tc>
@@ -14294,7 +14294,7 @@
                 <w:sz w:val="20"/>
                 <w:rtl/>
               </w:rPr>
-              <w:t>סוגריים מרובעים [ ] לא מאוזנים</w:t>
+              <w:t>סוגריים עגולים ( ) לא מאוזנים</w:t>
             </w:r>
           </w:p>
         </w:tc>
@@ -14315,7 +14315,7 @@
                 <w:sz w:val="20"/>
                 <w:rtl/>
               </w:rPr>
-              <w:t>וכן ראיתי בחידשוי הרשב״ץ ]הנד״מ ע״י מכון אהבת שלון ברכת יג. …</w:t>
+              <w:t>… ובכ״ז בשאר פרשיות יצא, וצ״ע בזה.)</w:t>
             </w:r>
           </w:p>
         </w:tc>
@@ -14338,7 +14338,7 @@
                 <w:sz w:val="20"/>
                 <w:rtl/>
               </w:rPr>
-              <w:t>428</w:t>
+              <w:t>467</w:t>
             </w:r>
           </w:p>
         </w:tc>
@@ -14359,7 +14359,7 @@
                 <w:sz w:val="20"/>
                 <w:rtl/>
               </w:rPr>
-              <w:t>עיקרי הדברים לספר בענין מצוות צריכות כוונה</w:t>
+              <w:t>בענין אם השומע ברכה מאחר יש לו לחוש דיצא יד״ח</w:t>
             </w:r>
           </w:p>
         </w:tc>
@@ -14380,7 +14380,7 @@
                 <w:sz w:val="20"/>
                 <w:rtl/>
               </w:rPr>
-              <w:t>סוגריים מרובעים [ ] לא מאוזנים</w:t>
+              <w:t>סוגריים עגולים ( ) לא מאוזנים</w:t>
             </w:r>
           </w:p>
         </w:tc>
@@ -14401,7 +14401,7 @@
                 <w:sz w:val="20"/>
                 <w:rtl/>
               </w:rPr>
-              <w:t>… בדברי הרשב״ם בסויגה בפסחים שם קיד:] וז״ל מצוה להביא כרפס כלומר מצוה …</w:t>
+              <w:t>כח) אחר דנת׳ אם המשמיע בעי כוונה …</w:t>
             </w:r>
           </w:p>
         </w:tc>
@@ -14424,7 +14424,7 @@
                 <w:sz w:val="20"/>
                 <w:rtl/>
               </w:rPr>
-              <w:t>428</w:t>
+              <w:t>467</w:t>
             </w:r>
           </w:p>
         </w:tc>
@@ -14445,7 +14445,7 @@
                 <w:sz w:val="20"/>
                 <w:rtl/>
               </w:rPr>
-              <w:t>עיקרי הדברים לספר בענין מצוות צריכות כוונה</w:t>
+              <w:t>בענין אם השומע ברכה מאחר יש לו לחוש דיצא יד״ח</w:t>
             </w:r>
           </w:p>
         </w:tc>
@@ -14466,7 +14466,7 @@
                 <w:sz w:val="20"/>
                 <w:rtl/>
               </w:rPr>
-              <w:t>סוגריים מרובעים [ ] לא מאוזנים</w:t>
+              <w:t>סוגריים עגולים ( ) לא מאוזנים</w:t>
             </w:r>
           </w:p>
         </w:tc>
@@ -14487,7 +14487,7 @@
                 <w:sz w:val="20"/>
                 <w:rtl/>
               </w:rPr>
-              <w:t>הנה לכאו׳ מתבאר מדברי ה״ר יונה [בסדר ליל פסח הנד״מ במכון אופק</w:t>
+              <w:t>כט) כתב הב״י סי׳ ו׳ בשם האגור וז״ל …</w:t>
             </w:r>
           </w:p>
         </w:tc>
@@ -14510,7 +14510,7 @@
                 <w:sz w:val="20"/>
                 <w:rtl/>
               </w:rPr>
-              <w:t>428</w:t>
+              <w:t>467</w:t>
             </w:r>
           </w:p>
         </w:tc>
@@ -14531,7 +14531,7 @@
                 <w:sz w:val="20"/>
                 <w:rtl/>
               </w:rPr>
-              <w:t>עיקרי הדברים לספר בענין מצוות צריכות כוונה</w:t>
+              <w:t>בענין אם השומע ברכה מאחר יש לו לחוש דיצא יד״ח</w:t>
             </w:r>
           </w:p>
         </w:tc>
@@ -14552,7 +14552,7 @@
                 <w:sz w:val="20"/>
                 <w:rtl/>
               </w:rPr>
-              <w:t>סוגריים מרובעים [ ] לא מאוזנים</w:t>
+              <w:t>סוגריים עגולים ( ) לא מאוזנים</w:t>
             </w:r>
           </w:p>
         </w:tc>
@@ -14573,7 +14573,7 @@
                 <w:sz w:val="20"/>
                 <w:rtl/>
               </w:rPr>
-              <w:t>… על כך ממה שמבואר גבי ספירת העומר [שפסק השו״ע [תפט.ד.] מי ששואל אותו …</w:t>
+              <w:t>ל) כתב הר״ן (ר״ה כט.) בשם הרבינו …</w:t>
             </w:r>
           </w:p>
         </w:tc>
@@ -14596,7 +14596,7 @@
                 <w:sz w:val="20"/>
                 <w:rtl/>
               </w:rPr>
-              <w:t>428</w:t>
+              <w:t>467</w:t>
             </w:r>
           </w:p>
         </w:tc>
@@ -14617,7 +14617,7 @@
                 <w:sz w:val="20"/>
                 <w:rtl/>
               </w:rPr>
-              <w:t>עיקרי הדברים לספר בענין מצוות צריכות כוונה</w:t>
+              <w:t>בענין אם השומע ברכה מאחר יש לו לחוש דיצא יד״ח</w:t>
             </w:r>
           </w:p>
         </w:tc>
@@ -14638,7 +14638,7 @@
                 <w:sz w:val="20"/>
                 <w:rtl/>
               </w:rPr>
-              <w:t>סוגריים מרובעים [ ] לא מאוזנים</w:t>
+              <w:t>סוגריים עגולים ( ) לא מאוזנים</w:t>
             </w:r>
           </w:p>
         </w:tc>
@@ -14659,7 +14659,7 @@
                 <w:sz w:val="20"/>
                 <w:rtl/>
               </w:rPr>
-              <w:t>… והרי השו״ע עצמו [ס.ד] תקפט. יא.] פסק שמצות צריכות כוונה ולמה הכא …</w:t>
+              <w:t>לא) ובסברת הדבר דבמכוון שלא לצאת לא …</w:t>
             </w:r>
           </w:p>
         </w:tc>
@@ -14682,7 +14682,7 @@
                 <w:sz w:val="20"/>
                 <w:rtl/>
               </w:rPr>
-              <w:t>428</w:t>
+              <w:t>467</w:t>
             </w:r>
           </w:p>
         </w:tc>
@@ -14703,7 +14703,7 @@
                 <w:sz w:val="20"/>
                 <w:rtl/>
               </w:rPr>
-              <w:t>עיקרי הדברים לספר בענין מצוות צריכות כוונה</w:t>
+              <w:t>בענין אם השומע ברכה מאחר יש לו לחוש דיצא יד״ח</w:t>
             </w:r>
           </w:p>
         </w:tc>
@@ -14724,7 +14724,7 @@
                 <w:sz w:val="20"/>
                 <w:rtl/>
               </w:rPr>
-              <w:t>סוגריים מרובעים [ ] לא מאוזנים</w:t>
+              <w:t>סוגריים עגולים ( ) לא מאוזנים</w:t>
             </w:r>
           </w:p>
         </w:tc>
@@ -14745,7 +14745,7 @@
                 <w:sz w:val="20"/>
                 <w:rtl/>
               </w:rPr>
-              <w:t>… על האבנ״ז בתושבה או״ח סימן ס.] וכ״כ להעיר נמי הגאון בעל הפני …</w:t>
+              <w:t>לב) והנה דין זה דבדעתו שלא לצאת נפסק …</w:t>
             </w:r>
           </w:p>
         </w:tc>
@@ -14768,7 +14768,7 @@
                 <w:sz w:val="20"/>
                 <w:rtl/>
               </w:rPr>
-              <w:t>428</w:t>
+              <w:t>467</w:t>
             </w:r>
           </w:p>
         </w:tc>
@@ -14789,7 +14789,7 @@
                 <w:sz w:val="20"/>
                 <w:rtl/>
               </w:rPr>
-              <w:t>עיקרי הדברים לספר בענין מצוות צריכות כוונה</w:t>
+              <w:t>בענין אם השומע ברכה מאחר יש לו לחוש דיצא יד״ח</w:t>
             </w:r>
           </w:p>
         </w:tc>
@@ -14810,7 +14810,7 @@
                 <w:sz w:val="20"/>
                 <w:rtl/>
               </w:rPr>
-              <w:t>סוגריים מרובעים [ ] לא מאוזנים</w:t>
+              <w:t>סוגריים עגולים ( ) לא מאוזנים</w:t>
             </w:r>
           </w:p>
         </w:tc>
@@ -14831,7 +14831,7 @@
                 <w:sz w:val="20"/>
                 <w:rtl/>
               </w:rPr>
-              <w:t>… שם בתוס׳ בזבחים ב: ד״ה קיימי בי״ד] רק יעשה העבודה ולא יחשוב כלל ואני …</w:t>
+              <w:t>לג) וילה״ק על יסוד זה דהיכא דמוכח …</w:t>
             </w:r>
           </w:p>
         </w:tc>
@@ -14854,7 +14854,7 @@
                 <w:sz w:val="20"/>
                 <w:rtl/>
               </w:rPr>
-              <w:t>428</w:t>
+              <w:t>467</w:t>
             </w:r>
           </w:p>
         </w:tc>
@@ -14875,7 +14875,7 @@
                 <w:sz w:val="20"/>
                 <w:rtl/>
               </w:rPr>
-              <w:t>עיקרי הדברים לספר בענין מצוות צריכות כוונה</w:t>
+              <w:t>בענין אם השומע ברכה מאחר יש לו לחוש דיצא יד״ח</w:t>
             </w:r>
           </w:p>
         </w:tc>
@@ -14896,7 +14896,7 @@
                 <w:sz w:val="20"/>
                 <w:rtl/>
               </w:rPr>
-              <w:t>סוגריים מרובעים [ ] לא מאוזנים</w:t>
+              <w:t>סוגריים עגולים ( ) לא מאוזנים</w:t>
             </w:r>
           </w:p>
         </w:tc>
@@ -14917,7 +14917,7 @@
                 <w:sz w:val="20"/>
                 <w:rtl/>
               </w:rPr>
-              <w:t>… אחריני היא בפסחים קיד: ובר״ה כח:] אלא בין לרב ובין לר׳ יוחנן בלצאת …</w:t>
+              <w:t>לד) והנה לפי״ד המ״ב היה מקום להקל …</w:t>
             </w:r>
           </w:p>
         </w:tc>
@@ -14940,7 +14940,7 @@
                 <w:sz w:val="20"/>
                 <w:rtl/>
               </w:rPr>
-              <w:t>428</w:t>
+              <w:t>467</w:t>
             </w:r>
           </w:p>
         </w:tc>
@@ -14961,7 +14961,7 @@
                 <w:sz w:val="20"/>
                 <w:rtl/>
               </w:rPr>
-              <w:t>עיקרי הדברים לספר בענין מצוות צריכות כוונה</w:t>
+              <w:t>בענין אם השומע ברכה מאחר יש לו לחוש דיצא יד״ח</w:t>
             </w:r>
           </w:p>
         </w:tc>
@@ -14982,7 +14982,7 @@
                 <w:sz w:val="20"/>
                 <w:rtl/>
               </w:rPr>
-              <w:t>סוגריים מרובעים [ ] לא מאוזנים</w:t>
+              <w:t>סוגריים עגולים ( ) לא מאוזנים</w:t>
             </w:r>
           </w:p>
         </w:tc>
@@ -15003,7 +15003,7 @@
                 <w:sz w:val="20"/>
                 <w:rtl/>
               </w:rPr>
-              <w:t>… קשורים שהרי מתבאר בסוגיה בר״ה שם] שאנו אומרים שאף למא״ד מצות אי״צ …</w:t>
+              <w:t>… שכבר יצא יד״ח וכן בברכת הנהנין א) עיקר הדין קיי״ל דמצוות צריכות …</w:t>
             </w:r>
           </w:p>
         </w:tc>
@@ -15026,7 +15026,7 @@
                 <w:sz w:val="20"/>
                 <w:rtl/>
               </w:rPr>
-              <w:t>428</w:t>
+              <w:t>480</w:t>
             </w:r>
           </w:p>
         </w:tc>
@@ -15047,7 +15047,7 @@
                 <w:sz w:val="20"/>
                 <w:rtl/>
               </w:rPr>
-              <w:t>עיקרי הדברים לספר בענין מצוות צריכות כוונה</w:t>
+              <w:t>אם בעת עשיית המצוה מכוון בעיקר לדבר אחר</w:t>
             </w:r>
           </w:p>
         </w:tc>
@@ -15089,7 +15089,7 @@
                 <w:sz w:val="20"/>
                 <w:rtl/>
               </w:rPr>
-              <w:t>… התוס׳ בשבת קיא: ד״ה טובלין כדרכן] שאנו דנים שגם למא״ד טבילה בזמנה …</w:t>
+              <w:t>… למימר דכוונתו לשניהם בשווה. עי״ש].</w:t>
             </w:r>
           </w:p>
         </w:tc>
@@ -15112,7 +15112,7 @@
                 <w:sz w:val="20"/>
                 <w:rtl/>
               </w:rPr>
-              <w:t>482</w:t>
+              <w:t>485</w:t>
             </w:r>
           </w:p>
         </w:tc>
@@ -15198,7 +15198,7 @@
                 <w:sz w:val="20"/>
                 <w:rtl/>
               </w:rPr>
-              <w:t>482</w:t>
+              <w:t>485</w:t>
             </w:r>
           </w:p>
         </w:tc>
@@ -15284,7 +15284,7 @@
                 <w:sz w:val="20"/>
                 <w:rtl/>
               </w:rPr>
-              <w:t>482</w:t>
+              <w:t>485</w:t>
             </w:r>
           </w:p>
         </w:tc>
@@ -15370,7 +15370,7 @@
                 <w:sz w:val="20"/>
                 <w:rtl/>
               </w:rPr>
-              <w:t>482</w:t>
+              <w:t>485</w:t>
             </w:r>
           </w:p>
         </w:tc>
@@ -15456,7 +15456,7 @@
                 <w:sz w:val="20"/>
                 <w:rtl/>
               </w:rPr>
-              <w:t>482</w:t>
+              <w:t>485</w:t>
             </w:r>
           </w:p>
         </w:tc>
@@ -15542,7 +15542,7 @@
                 <w:sz w:val="20"/>
                 <w:rtl/>
               </w:rPr>
-              <w:t>482</w:t>
+              <w:t>485</w:t>
             </w:r>
           </w:p>
         </w:tc>
@@ -15628,7 +15628,7 @@
                 <w:sz w:val="20"/>
                 <w:rtl/>
               </w:rPr>
-              <w:t>482</w:t>
+              <w:t>485</w:t>
             </w:r>
           </w:p>
         </w:tc>
@@ -15714,7 +15714,7 @@
                 <w:sz w:val="20"/>
                 <w:rtl/>
               </w:rPr>
-              <w:t>482</w:t>
+              <w:t>485</w:t>
             </w:r>
           </w:p>
         </w:tc>
@@ -15800,7 +15800,7 @@
                 <w:sz w:val="20"/>
                 <w:rtl/>
               </w:rPr>
-              <w:t>492</w:t>
+              <w:t>495</w:t>
             </w:r>
           </w:p>
         </w:tc>
@@ -15886,7 +15886,7 @@
                 <w:sz w:val="20"/>
                 <w:rtl/>
               </w:rPr>
-              <w:t>492</w:t>
+              <w:t>495</w:t>
             </w:r>
           </w:p>
         </w:tc>
@@ -15972,7 +15972,7 @@
                 <w:sz w:val="20"/>
                 <w:rtl/>
               </w:rPr>
-              <w:t>492</w:t>
+              <w:t>495</w:t>
             </w:r>
           </w:p>
         </w:tc>
@@ -16058,7 +16058,7 @@
                 <w:sz w:val="20"/>
                 <w:rtl/>
               </w:rPr>
-              <w:t>492</w:t>
+              <w:t>495</w:t>
             </w:r>
           </w:p>
         </w:tc>
@@ -16144,7 +16144,7 @@
                 <w:sz w:val="20"/>
                 <w:rtl/>
               </w:rPr>
-              <w:t>492</w:t>
+              <w:t>495</w:t>
             </w:r>
           </w:p>
         </w:tc>
@@ -16230,7 +16230,7 @@
                 <w:sz w:val="20"/>
                 <w:rtl/>
               </w:rPr>
-              <w:t>492</w:t>
+              <w:t>495</w:t>
             </w:r>
           </w:p>
         </w:tc>
@@ -16316,7 +16316,7 @@
                 <w:sz w:val="20"/>
                 <w:rtl/>
               </w:rPr>
-              <w:t>492</w:t>
+              <w:t>495</w:t>
             </w:r>
           </w:p>
         </w:tc>
@@ -16402,7 +16402,7 @@
                 <w:sz w:val="20"/>
                 <w:rtl/>
               </w:rPr>
-              <w:t>492</w:t>
+              <w:t>495</w:t>
             </w:r>
           </w:p>
         </w:tc>
@@ -16488,7 +16488,7 @@
                 <w:sz w:val="20"/>
                 <w:rtl/>
               </w:rPr>
-              <w:t>492</w:t>
+              <w:t>495</w:t>
             </w:r>
           </w:p>
         </w:tc>
@@ -16574,7 +16574,7 @@
                 <w:sz w:val="20"/>
                 <w:rtl/>
               </w:rPr>
-              <w:t>492</w:t>
+              <w:t>495</w:t>
             </w:r>
           </w:p>
         </w:tc>
@@ -16660,7 +16660,7 @@
                 <w:sz w:val="20"/>
                 <w:rtl/>
               </w:rPr>
-              <w:t>492</w:t>
+              <w:t>495</w:t>
             </w:r>
           </w:p>
         </w:tc>
@@ -16746,7 +16746,7 @@
                 <w:sz w:val="20"/>
                 <w:rtl/>
               </w:rPr>
-              <w:t>495</w:t>
+              <w:t>498</w:t>
             </w:r>
           </w:p>
         </w:tc>
@@ -16832,7 +16832,7 @@
                 <w:sz w:val="20"/>
                 <w:rtl/>
               </w:rPr>
-              <w:t>495</w:t>
+              <w:t>498</w:t>
             </w:r>
           </w:p>
         </w:tc>
@@ -16918,7 +16918,7 @@
                 <w:sz w:val="20"/>
                 <w:rtl/>
               </w:rPr>
-              <w:t>495</w:t>
+              <w:t>498</w:t>
             </w:r>
           </w:p>
         </w:tc>
@@ -17004,7 +17004,7 @@
                 <w:sz w:val="20"/>
                 <w:rtl/>
               </w:rPr>
-              <w:t>495</w:t>
+              <w:t>498</w:t>
             </w:r>
           </w:p>
         </w:tc>
@@ -17090,7 +17090,7 @@
                 <w:sz w:val="20"/>
                 <w:rtl/>
               </w:rPr>
-              <w:t>495</w:t>
+              <w:t>498</w:t>
             </w:r>
           </w:p>
         </w:tc>
@@ -17176,7 +17176,7 @@
                 <w:sz w:val="20"/>
                 <w:rtl/>
               </w:rPr>
-              <w:t>495</w:t>
+              <w:t>498</w:t>
             </w:r>
           </w:p>
         </w:tc>
@@ -17262,7 +17262,7 @@
                 <w:sz w:val="20"/>
                 <w:rtl/>
               </w:rPr>
-              <w:t>495</w:t>
+              <w:t>498</w:t>
             </w:r>
           </w:p>
         </w:tc>
@@ -17348,7 +17348,7 @@
                 <w:sz w:val="20"/>
                 <w:rtl/>
               </w:rPr>
-              <w:t>500</w:t>
+              <w:t>503</w:t>
             </w:r>
           </w:p>
         </w:tc>
@@ -17434,7 +17434,7 @@
                 <w:sz w:val="20"/>
                 <w:rtl/>
               </w:rPr>
-              <w:t>500</w:t>
+              <w:t>503</w:t>
             </w:r>
           </w:p>
         </w:tc>
@@ -17520,7 +17520,7 @@
                 <w:sz w:val="20"/>
                 <w:rtl/>
               </w:rPr>
-              <w:t>500</w:t>
+              <w:t>503</w:t>
             </w:r>
           </w:p>
         </w:tc>
@@ -17606,7 +17606,7 @@
                 <w:sz w:val="20"/>
                 <w:rtl/>
               </w:rPr>
-              <w:t>500</w:t>
+              <w:t>503</w:t>
             </w:r>
           </w:p>
         </w:tc>
@@ -17692,7 +17692,7 @@
                 <w:sz w:val="20"/>
                 <w:rtl/>
               </w:rPr>
-              <w:t>500</w:t>
+              <w:t>503</w:t>
             </w:r>
           </w:p>
         </w:tc>
@@ -17778,7 +17778,7 @@
                 <w:sz w:val="20"/>
                 <w:rtl/>
               </w:rPr>
-              <w:t>500</w:t>
+              <w:t>503</w:t>
             </w:r>
           </w:p>
         </w:tc>
@@ -17864,7 +17864,7 @@
                 <w:sz w:val="20"/>
                 <w:rtl/>
               </w:rPr>
-              <w:t>500</w:t>
+              <w:t>503</w:t>
             </w:r>
           </w:p>
         </w:tc>
@@ -17950,7 +17950,7 @@
                 <w:sz w:val="20"/>
                 <w:rtl/>
               </w:rPr>
-              <w:t>500</w:t>
+              <w:t>503</w:t>
             </w:r>
           </w:p>
         </w:tc>
@@ -18036,7 +18036,7 @@
                 <w:sz w:val="20"/>
                 <w:rtl/>
               </w:rPr>
-              <w:t>500</w:t>
+              <w:t>503</w:t>
             </w:r>
           </w:p>
         </w:tc>
@@ -18122,7 +18122,7 @@
                 <w:sz w:val="20"/>
                 <w:rtl/>
               </w:rPr>
-              <w:t>512</w:t>
+              <w:t>515</w:t>
             </w:r>
           </w:p>
         </w:tc>
@@ -18208,7 +18208,7 @@
                 <w:sz w:val="20"/>
                 <w:rtl/>
               </w:rPr>
-              <w:t>512</w:t>
+              <w:t>515</w:t>
             </w:r>
           </w:p>
         </w:tc>
@@ -18294,7 +18294,7 @@
                 <w:sz w:val="20"/>
                 <w:rtl/>
               </w:rPr>
-              <w:t>512</w:t>
+              <w:t>515</w:t>
             </w:r>
           </w:p>
         </w:tc>
@@ -18380,7 +18380,7 @@
                 <w:sz w:val="20"/>
                 <w:rtl/>
               </w:rPr>
-              <w:t>512</w:t>
+              <w:t>515</w:t>
             </w:r>
           </w:p>
         </w:tc>
@@ -18466,7 +18466,7 @@
                 <w:sz w:val="20"/>
                 <w:rtl/>
               </w:rPr>
-              <w:t>522</w:t>
+              <w:t>525</w:t>
             </w:r>
           </w:p>
         </w:tc>
@@ -18552,7 +18552,7 @@
                 <w:sz w:val="20"/>
                 <w:rtl/>
               </w:rPr>
-              <w:t>525</w:t>
+              <w:t>528</w:t>
             </w:r>
           </w:p>
         </w:tc>
@@ -18638,7 +18638,7 @@
                 <w:sz w:val="20"/>
                 <w:rtl/>
               </w:rPr>
-              <w:t>559</w:t>
+              <w:t>562</w:t>
             </w:r>
           </w:p>
         </w:tc>

--- a/output/source-notes.docx
+++ b/output/source-notes.docx
@@ -9801,7 +9801,7 @@
                 <w:sz w:val="20"/>
                 <w:rtl/>
               </w:rPr>
-              <w:t>עיקרי הדברים לספר בענין מצוות צריכות כוונה</w:t>
+              <w:t>משקרא ק״ש אין צריך לברך שכבר נפטר באהבה רבה</w:t>
             </w:r>
           </w:p>
         </w:tc>
@@ -9822,7 +9822,7 @@
                 <w:sz w:val="20"/>
                 <w:rtl/>
               </w:rPr>
-              <w:t>סוגריים מרובעים [ ] לא מאוזנים</w:t>
+              <w:t>סוגריים עגולים ( ) לא מאוזנים</w:t>
             </w:r>
           </w:p>
         </w:tc>
@@ -9843,7 +9843,7 @@
                 <w:sz w:val="20"/>
                 <w:rtl/>
               </w:rPr>
-              <w:t>… ושורש הסוגיה מבואר בר״ה כח. כט.] ששם בעיקר אנו מוצאים מח׳ יסודית …</w:t>
+              <w:t>א) והדברים מתמיהים וצ״ע, כיצד י״ל …</w:t>
             </w:r>
           </w:p>
         </w:tc>
@@ -9887,7 +9887,7 @@
                 <w:sz w:val="20"/>
                 <w:rtl/>
               </w:rPr>
-              <w:t>עיקרי הדברים לספר בענין מצוות צריכות כוונה</w:t>
+              <w:t>משקרא ק״ש אין צריך לברך שכבר נפטר באהבה רבה</w:t>
             </w:r>
           </w:p>
         </w:tc>
@@ -9929,7 +9929,7 @@
                 <w:sz w:val="20"/>
                 <w:rtl/>
               </w:rPr>
-              <w:t>… דברי ר׳ זירא משום דס״ל דהכי הלכתא( אף על גב דרבה ורבא והנך דשלחו …</w:t>
+              <w:t>ב) ובעל המאור כתב שמברך שלשתם כנגד …</w:t>
             </w:r>
           </w:p>
         </w:tc>
@@ -9973,7 +9973,7 @@
                 <w:sz w:val="20"/>
                 <w:rtl/>
               </w:rPr>
-              <w:t>עיקרי הדברים לספר בענין מצוות צריכות כוונה</w:t>
+              <w:t>משקרא ק״ש אין צריך לברך שכבר נפטר באהבה רבה</w:t>
             </w:r>
           </w:p>
         </w:tc>
@@ -9994,7 +9994,7 @@
                 <w:sz w:val="20"/>
                 <w:rtl/>
               </w:rPr>
-              <w:t>סוגריים מרובעים [ ] לא מאוזנים</w:t>
+              <w:t>סוגריים עגולים ( ) לא מאוזנים</w:t>
             </w:r>
           </w:p>
         </w:tc>
@@ -10015,7 +10015,7 @@
                 <w:sz w:val="20"/>
                 <w:rtl/>
               </w:rPr>
-              <w:t>… לגופה כמבואר בגמ׳ בשבת כט: ועוד.] שנח׳ שם ר״י ור״ש גבי הדין של …</w:t>
+              <w:t>ג) ובכדי לבא לבירור הענין נקדים דיש …</w:t>
             </w:r>
           </w:p>
         </w:tc>
@@ -10059,7 +10059,7 @@
                 <w:sz w:val="20"/>
                 <w:rtl/>
               </w:rPr>
-              <w:t>עיקרי הדברים לספר בענין מצוות צריכות כוונה</w:t>
+              <w:t>משקרא ק״ש אין צריך לברך שכבר נפטר באהבה רבה</w:t>
             </w:r>
           </w:p>
         </w:tc>
@@ -10080,7 +10080,7 @@
                 <w:sz w:val="20"/>
                 <w:rtl/>
               </w:rPr>
-              <w:t>סוגריים מרובעים [ ] לא מאוזנים</w:t>
+              <w:t>סוגריים עגולים ( ) לא מאוזנים</w:t>
             </w:r>
           </w:p>
         </w:tc>
@@ -10101,7 +10101,7 @@
                 <w:sz w:val="20"/>
                 <w:rtl/>
               </w:rPr>
-              <w:t>… שאיתא בדברי חז״ל באיזהו מקומן [שבת [לג:] ירושלמי שביעית [ט.א] …</w:t>
+              <w:t>ד) אבל הרמב״ם (ברכות פי״א ה״א) כתב …</w:t>
             </w:r>
           </w:p>
         </w:tc>
@@ -10145,7 +10145,7 @@
                 <w:sz w:val="20"/>
                 <w:rtl/>
               </w:rPr>
-              <w:t>עיקרי הדברים לספר בענין מצוות צריכות כוונה</w:t>
+              <w:t>משקרא ק״ש אין צריך לברך שכבר נפטר באהבה רבה</w:t>
             </w:r>
           </w:p>
         </w:tc>
@@ -10166,7 +10166,7 @@
                 <w:sz w:val="20"/>
                 <w:rtl/>
               </w:rPr>
-              <w:t>סוגריים מרובעים [ ] לא מאוזנים</w:t>
+              <w:t>סוגריים עגולים ( ) לא מאוזנים</w:t>
             </w:r>
           </w:p>
         </w:tc>
@@ -10187,7 +10187,7 @@
                 <w:sz w:val="20"/>
                 <w:rtl/>
               </w:rPr>
-              <w:t>… שהוא כלל לא שיבח את מעשיהם הללו [ועיין נמי עוד בענין זה בע״ז [ג:]</w:t>
+              <w:t>ה) דמה שהקשינו כיצד יתכן לומר שאין …</w:t>
             </w:r>
           </w:p>
         </w:tc>
@@ -10231,7 +10231,7 @@
                 <w:sz w:val="20"/>
                 <w:rtl/>
               </w:rPr>
-              <w:t>עיקרי הדברים לספר בענין מצוות צריכות כוונה</w:t>
+              <w:t>משקרא ק״ש אין צריך לברך שכבר נפטר באהבה רבה</w:t>
             </w:r>
           </w:p>
         </w:tc>
@@ -10252,7 +10252,7 @@
                 <w:sz w:val="20"/>
                 <w:rtl/>
               </w:rPr>
-              <w:t>סוגריים מרובעים [ ] לא מאוזנים</w:t>
+              <w:t>סוגריים עגולים ( ) לא מאוזנים</w:t>
             </w:r>
           </w:p>
         </w:tc>
@@ -10273,7 +10273,7 @@
                 <w:sz w:val="20"/>
                 <w:rtl/>
               </w:rPr>
-              <w:t>… סימן ט. להרב אברהם יהודה שווארץ] שאכן למא״ד מצות אי״צ כוונה אנו …</w:t>
+              <w:t>ו) ואכתי יש להקשות, דאפי׳ אם נימא …</w:t>
             </w:r>
           </w:p>
         </w:tc>
@@ -10317,7 +10317,7 @@
                 <w:sz w:val="20"/>
                 <w:rtl/>
               </w:rPr>
-              <w:t>עיקרי הדברים לספר בענין מצוות צריכות כוונה</w:t>
+              <w:t>משקרא ק״ש אין צריך לברך שכבר נפטר באהבה רבה</w:t>
             </w:r>
           </w:p>
         </w:tc>
@@ -10359,7 +10359,7 @@
                 <w:sz w:val="20"/>
                 <w:rtl/>
               </w:rPr>
-              <w:t>… דברי ר׳ זירא משום דס״ל דהכי הלכתא( אף על גב דרבה ורבא והנך דשלחו …</w:t>
+              <w:t>ז) ולרמב״ן שמדאורייתא חייב בברכת …</w:t>
             </w:r>
           </w:p>
         </w:tc>
@@ -10403,7 +10403,7 @@
                 <w:sz w:val="20"/>
                 <w:rtl/>
               </w:rPr>
-              <w:t>עיקרי הדברים לספר בענין מצוות צריכות כוונה</w:t>
+              <w:t>משקרא ק״ש אין צריך לברך שכבר נפטר באהבה רבה</w:t>
             </w:r>
           </w:p>
         </w:tc>
@@ -10424,7 +10424,7 @@
                 <w:sz w:val="20"/>
                 <w:rtl/>
               </w:rPr>
-              <w:t>סוגריים מרובעים [ ] לא מאוזנים</w:t>
+              <w:t>סוגריים עגולים ( ) לא מאוזנים</w:t>
             </w:r>
           </w:p>
         </w:tc>
@@ -10445,7 +10445,7 @@
                 <w:sz w:val="20"/>
                 <w:rtl/>
               </w:rPr>
-              <w:t>… בדברי הרשב״א ברוכת יג: ד״ה שמע.] שהוא נמי עמד על עיקר הדבר בביאור …</w:t>
+              <w:t>ח) אמנם כל משנ״ת הרי אינו אלא בדרך …</w:t>
             </w:r>
           </w:p>
         </w:tc>
@@ -10489,7 +10489,7 @@
                 <w:sz w:val="20"/>
                 <w:rtl/>
               </w:rPr>
-              <w:t>עיקרי הדברים לספר בענין מצוות צריכות כוונה</w:t>
+              <w:t>משקרא ק״ש אין צריך לברך שכבר נפטר באהבה רבה</w:t>
             </w:r>
           </w:p>
         </w:tc>
@@ -10510,7 +10510,7 @@
                 <w:sz w:val="20"/>
                 <w:rtl/>
               </w:rPr>
-              <w:t>סוגריים מרובעים [ ] לא מאוזנים</w:t>
+              <w:t>סוגריים עגולים ( ) לא מאוזנים</w:t>
             </w:r>
           </w:p>
         </w:tc>
@@ -10531,7 +10531,7 @@
                 <w:sz w:val="20"/>
                 <w:rtl/>
               </w:rPr>
-              <w:t>וכן ראיתי בחידשוי הרשב״ץ ]הנד״מ ע״י מכון אהבת שלום ברכת יג. …</w:t>
+              <w:t>ט) ולפי שיטת הקרית ספר (פי״ב מהל׳ …</w:t>
             </w:r>
           </w:p>
         </w:tc>
@@ -10575,7 +10575,7 @@
                 <w:sz w:val="20"/>
                 <w:rtl/>
               </w:rPr>
-              <w:t>עיקרי הדברים לספר בענין מצוות צריכות כוונה</w:t>
+              <w:t>משקרא ק״ש אין צריך לברך שכבר נפטר באהבה רבה</w:t>
             </w:r>
           </w:p>
         </w:tc>
@@ -10596,7 +10596,7 @@
                 <w:sz w:val="20"/>
                 <w:rtl/>
               </w:rPr>
-              <w:t>סוגריים מרובעים [ ] לא מאוזנים</w:t>
+              <w:t>סוגריים עגולים ( ) לא מאוזנים</w:t>
             </w:r>
           </w:p>
         </w:tc>
@@ -10617,7 +10617,7 @@
                 <w:sz w:val="20"/>
                 <w:rtl/>
               </w:rPr>
-              <w:t>… שאז אכן מודה הרמב״ם שצריך כוונה. [ובעיקר מה שיש לדון בדבריו של הר״ן …</w:t>
+              <w:t>י) מיהו לשיטת מגילת אסתר בסה״מ, שכתב …</w:t>
             </w:r>
           </w:p>
         </w:tc>
@@ -10640,7 +10640,7 @@
                 <w:sz w:val="20"/>
                 <w:rtl/>
               </w:rPr>
-              <w:t>401</w:t>
+              <w:t>418</w:t>
             </w:r>
           </w:p>
         </w:tc>
@@ -10661,7 +10661,7 @@
                 <w:sz w:val="20"/>
                 <w:rtl/>
               </w:rPr>
-              <w:t>עיקרי הדברים לספר בענין מצוות צריכות כוונה</w:t>
+              <w:t>בענין אם השומע ברכה מאחר יש לו לחוש דיצא יד״ח</w:t>
             </w:r>
           </w:p>
         </w:tc>
@@ -10682,7 +10682,7 @@
                 <w:sz w:val="20"/>
                 <w:rtl/>
               </w:rPr>
-              <w:t>סוגריים מרובעים [ ] לא מאוזנים</w:t>
+              <w:t>סוגריים עגולים ( ) לא מאוזנים</w:t>
             </w:r>
           </w:p>
         </w:tc>
@@ -10703,7 +10703,7 @@
                 <w:sz w:val="20"/>
                 <w:rtl/>
               </w:rPr>
-              <w:t>… אי״צ כוונה וכמו שכתב בברכות יג.] ובר״ה כח.] שלהלכה מצות אי״צ כוונה …</w:t>
+              <w:t>א) כ׳ הטור בסי׳ רי״ג אין המברך מוציא …</w:t>
             </w:r>
           </w:p>
         </w:tc>
@@ -10726,7 +10726,7 @@
                 <w:sz w:val="20"/>
                 <w:rtl/>
               </w:rPr>
-              <w:t>401</w:t>
+              <w:t>418</w:t>
             </w:r>
           </w:p>
         </w:tc>
@@ -10747,7 +10747,7 @@
                 <w:sz w:val="20"/>
                 <w:rtl/>
               </w:rPr>
-              <w:t>עיקרי הדברים לספר בענין מצוות צריכות כוונה</w:t>
+              <w:t>בענין אם השומע ברכה מאחר יש לו לחוש דיצא יד״ח</w:t>
             </w:r>
           </w:p>
         </w:tc>
@@ -10768,7 +10768,7 @@
                 <w:sz w:val="20"/>
                 <w:rtl/>
               </w:rPr>
-              <w:t>סוגריים מרובעים [ ] לא מאוזנים</w:t>
+              <w:t>סוגריים עגולים ( ) לא מאוזנים</w:t>
             </w:r>
           </w:p>
         </w:tc>
@@ -10789,7 +10789,7 @@
                 <w:sz w:val="20"/>
                 <w:rtl/>
               </w:rPr>
-              <w:t>… ממה שאנו מוצאים במשנה במגילה יח.] ונפסק ברמב״ם מגילה [פרק ב. ה.] …</w:t>
+              <w:t>ב) והקשה הפרישה דבסי׳ קצ״ג ס״א הביא …</w:t>
             </w:r>
           </w:p>
         </w:tc>
@@ -10812,7 +10812,7 @@
                 <w:sz w:val="20"/>
                 <w:rtl/>
               </w:rPr>
-              <w:t>401</w:t>
+              <w:t>418</w:t>
             </w:r>
           </w:p>
         </w:tc>
@@ -10833,7 +10833,7 @@
                 <w:sz w:val="20"/>
                 <w:rtl/>
               </w:rPr>
-              <w:t>עיקרי הדברים לספר בענין מצוות צריכות כוונה</w:t>
+              <w:t>בענין אם השומע ברכה מאחר יש לו לחוש דיצא יד״ח</w:t>
             </w:r>
           </w:p>
         </w:tc>
@@ -10875,7 +10875,7 @@
                 <w:sz w:val="20"/>
                 <w:rtl/>
               </w:rPr>
-              <w:t>… דברי ר׳ זירא משום דס״ל דהכי הלכתא( אף על גב דרבה ורבא והנך דשלחו …</w:t>
+              <w:t>ג) והנה יל״ד מה כוונת הסמ״ג דבעי …</w:t>
             </w:r>
           </w:p>
         </w:tc>
@@ -10898,7 +10898,7 @@
                 <w:sz w:val="20"/>
                 <w:rtl/>
               </w:rPr>
-              <w:t>401</w:t>
+              <w:t>418</w:t>
             </w:r>
           </w:p>
         </w:tc>
@@ -10919,7 +10919,7 @@
                 <w:sz w:val="20"/>
                 <w:rtl/>
               </w:rPr>
-              <w:t>עיקרי הדברים לספר בענין מצוות צריכות כוונה</w:t>
+              <w:t>בענין אם השומע ברכה מאחר יש לו לחוש דיצא יד״ח</w:t>
             </w:r>
           </w:p>
         </w:tc>
@@ -10940,7 +10940,7 @@
                 <w:sz w:val="20"/>
                 <w:rtl/>
               </w:rPr>
-              <w:t>סוגריים מרובעים [ ] לא מאוזנים</w:t>
+              <w:t>סוגריים עגולים ( ) לא מאוזנים</w:t>
             </w:r>
           </w:p>
         </w:tc>
@@ -10961,7 +10961,7 @@
                 <w:sz w:val="20"/>
                 <w:rtl/>
               </w:rPr>
-              <w:t>וכן ראיתי בחידשוי הרשב״ץ ]הנד״מ ע״י מכון אהבת שלון ברכת יג. …</w:t>
+              <w:t>ד) אבל יש לתמוה בהבנה זו דמה שייך …</w:t>
             </w:r>
           </w:p>
         </w:tc>
@@ -10984,7 +10984,7 @@
                 <w:sz w:val="20"/>
                 <w:rtl/>
               </w:rPr>
-              <w:t>401</w:t>
+              <w:t>418</w:t>
             </w:r>
           </w:p>
         </w:tc>
@@ -11005,7 +11005,7 @@
                 <w:sz w:val="20"/>
                 <w:rtl/>
               </w:rPr>
-              <w:t>עיקרי הדברים לספר בענין מצוות צריכות כוונה</w:t>
+              <w:t>בענין אם השומע ברכה מאחר יש לו לחוש דיצא יד״ח</w:t>
             </w:r>
           </w:p>
         </w:tc>
@@ -11026,7 +11026,7 @@
                 <w:sz w:val="20"/>
                 <w:rtl/>
               </w:rPr>
-              <w:t>סוגריים מרובעים [ ] לא מאוזנים</w:t>
+              <w:t>סוגריים עגולים ( ) לא מאוזנים</w:t>
             </w:r>
           </w:p>
         </w:tc>
@@ -11047,7 +11047,7 @@
                 <w:sz w:val="20"/>
                 <w:rtl/>
               </w:rPr>
-              <w:t>… בדברי הרשב״ם בסויגה בפסחים שם קיד:] וז״ל מצוה להביא כרפס כלומר מצוה …</w:t>
+              <w:t>ה) עכ״פ אם כוונת הסמ״ג הוא רק דבעי׳ …</w:t>
             </w:r>
           </w:p>
         </w:tc>
@@ -11070,7 +11070,7 @@
                 <w:sz w:val="20"/>
                 <w:rtl/>
               </w:rPr>
-              <w:t>401</w:t>
+              <w:t>418</w:t>
             </w:r>
           </w:p>
         </w:tc>
@@ -11091,7 +11091,7 @@
                 <w:sz w:val="20"/>
                 <w:rtl/>
               </w:rPr>
-              <w:t>עיקרי הדברים לספר בענין מצוות צריכות כוונה</w:t>
+              <w:t>בענין אם השומע ברכה מאחר יש לו לחוש דיצא יד״ח</w:t>
             </w:r>
           </w:p>
         </w:tc>
@@ -11112,7 +11112,7 @@
                 <w:sz w:val="20"/>
                 <w:rtl/>
               </w:rPr>
-              <w:t>סוגריים מרובעים [ ] לא מאוזנים</w:t>
+              <w:t>סוגריים עגולים ( ) לא מאוזנים</w:t>
             </w:r>
           </w:p>
         </w:tc>
@@ -11133,7 +11133,7 @@
                 <w:sz w:val="20"/>
                 <w:rtl/>
               </w:rPr>
-              <w:t>הנה לכאו׳ מתבאר מדברי ה״ר יונה [בסדר ליל פסח הנד״מ במכון אופק</w:t>
+              <w:t>ו) אשר נת׳ לעת עתה לכאו׳ הוא דלמ״ד …</w:t>
             </w:r>
           </w:p>
         </w:tc>
@@ -11156,7 +11156,7 @@
                 <w:sz w:val="20"/>
                 <w:rtl/>
               </w:rPr>
-              <w:t>401</w:t>
+              <w:t>418</w:t>
             </w:r>
           </w:p>
         </w:tc>
@@ -11177,7 +11177,7 @@
                 <w:sz w:val="20"/>
                 <w:rtl/>
               </w:rPr>
-              <w:t>עיקרי הדברים לספר בענין מצוות צריכות כוונה</w:t>
+              <w:t>בענין אם השומע ברכה מאחר יש לו לחוש דיצא יד״ח</w:t>
             </w:r>
           </w:p>
         </w:tc>
@@ -11198,7 +11198,7 @@
                 <w:sz w:val="20"/>
                 <w:rtl/>
               </w:rPr>
-              <w:t>סוגריים מרובעים [ ] לא מאוזנים</w:t>
+              <w:t>סוגריים עגולים ( ) לא מאוזנים</w:t>
             </w:r>
           </w:p>
         </w:tc>
@@ -11219,7 +11219,7 @@
                 <w:sz w:val="20"/>
                 <w:rtl/>
               </w:rPr>
-              <w:t>… על כך ממה שמבואר גבי ספירת העומר [שפסק השו״ע [תפט.ד.] מי ששואל אותו …</w:t>
+              <w:t>ז) בב״י סי׳ תפ״ט הביא מתשו׳ הרשב״א …</w:t>
             </w:r>
           </w:p>
         </w:tc>
@@ -11242,7 +11242,7 @@
                 <w:sz w:val="20"/>
                 <w:rtl/>
               </w:rPr>
-              <w:t>401</w:t>
+              <w:t>418</w:t>
             </w:r>
           </w:p>
         </w:tc>
@@ -11263,7 +11263,7 @@
                 <w:sz w:val="20"/>
                 <w:rtl/>
               </w:rPr>
-              <w:t>עיקרי הדברים לספר בענין מצוות צריכות כוונה</w:t>
+              <w:t>בענין אם השומע ברכה מאחר יש לו לחוש דיצא יד״ח</w:t>
             </w:r>
           </w:p>
         </w:tc>
@@ -11284,7 +11284,7 @@
                 <w:sz w:val="20"/>
                 <w:rtl/>
               </w:rPr>
-              <w:t>סוגריים מרובעים [ ] לא מאוזנים</w:t>
+              <w:t>סוגריים עגולים ( ) לא מאוזנים</w:t>
             </w:r>
           </w:p>
         </w:tc>
@@ -11305,7 +11305,7 @@
                 <w:sz w:val="20"/>
                 <w:rtl/>
               </w:rPr>
-              <w:t>… והרי השו״ע עצמו [ס.ד] תקפט. יא.] פסק שמצות צריכות כוונה ולמה הכא …</w:t>
+              <w:t>ח) ונראה להתבונן מעט במקור הסוג׳ …</w:t>
             </w:r>
           </w:p>
         </w:tc>
@@ -11328,7 +11328,7 @@
                 <w:sz w:val="20"/>
                 <w:rtl/>
               </w:rPr>
-              <w:t>401</w:t>
+              <w:t>418</w:t>
             </w:r>
           </w:p>
         </w:tc>
@@ -11349,7 +11349,7 @@
                 <w:sz w:val="20"/>
                 <w:rtl/>
               </w:rPr>
-              <w:t>עיקרי הדברים לספר בענין מצוות צריכות כוונה</w:t>
+              <w:t>בענין אם השומע ברכה מאחר יש לו לחוש דיצא יד״ח</w:t>
             </w:r>
           </w:p>
         </w:tc>
@@ -11370,7 +11370,7 @@
                 <w:sz w:val="20"/>
                 <w:rtl/>
               </w:rPr>
-              <w:t>סוגריים מרובעים [ ] לא מאוזנים</w:t>
+              <w:t>סוגריים עגולים ( ) לא מאוזנים</w:t>
             </w:r>
           </w:p>
         </w:tc>
@@ -11391,7 +11391,7 @@
                 <w:sz w:val="20"/>
                 <w:rtl/>
               </w:rPr>
-              <w:t>… על האבנ״ז בתושבה או״ח סימן ס.] וכ״כ להעיר נמי הגאון בעל הפני …</w:t>
+              <w:t>ט) ובהמשך הסוג׳ התם, איתא, א״ל ר׳ …</w:t>
             </w:r>
           </w:p>
         </w:tc>
@@ -11414,7 +11414,7 @@
                 <w:sz w:val="20"/>
                 <w:rtl/>
               </w:rPr>
-              <w:t>401</w:t>
+              <w:t>418</w:t>
             </w:r>
           </w:p>
         </w:tc>
@@ -11435,7 +11435,7 @@
                 <w:sz w:val="20"/>
                 <w:rtl/>
               </w:rPr>
-              <w:t>עיקרי הדברים לספר בענין מצוות צריכות כוונה</w:t>
+              <w:t>בענין אם השומע ברכה מאחר יש לו לחוש דיצא יד״ח</w:t>
             </w:r>
           </w:p>
         </w:tc>
@@ -11456,7 +11456,7 @@
                 <w:sz w:val="20"/>
                 <w:rtl/>
               </w:rPr>
-              <w:t>סוגריים מרובעים [ ] לא מאוזנים</w:t>
+              <w:t>סוגריים עגולים ( ) לא מאוזנים</w:t>
             </w:r>
           </w:p>
         </w:tc>
@@ -11477,7 +11477,7 @@
                 <w:sz w:val="20"/>
                 <w:rtl/>
               </w:rPr>
-              <w:t>… שם בתוס׳ בזבחים ב: ד״ה קיימי בי״ד] רק יעשה העבודה ולא יחשוב כלל ואני …</w:t>
+              <w:t>י) והנה הרי״ף הביא בהלכותיו הא דר״ז …</w:t>
             </w:r>
           </w:p>
         </w:tc>
@@ -11500,7 +11500,7 @@
                 <w:sz w:val="20"/>
                 <w:rtl/>
               </w:rPr>
-              <w:t>401</w:t>
+              <w:t>418</w:t>
             </w:r>
           </w:p>
         </w:tc>
@@ -11521,7 +11521,7 @@
                 <w:sz w:val="20"/>
                 <w:rtl/>
               </w:rPr>
-              <w:t>עיקרי הדברים לספר בענין מצוות צריכות כוונה</w:t>
+              <w:t>בענין אם השומע ברכה מאחר יש לו לחוש דיצא יד״ח</w:t>
             </w:r>
           </w:p>
         </w:tc>
@@ -11542,7 +11542,7 @@
                 <w:sz w:val="20"/>
                 <w:rtl/>
               </w:rPr>
-              <w:t>סוגריים מרובעים [ ] לא מאוזנים</w:t>
+              <w:t>סוגריים עגולים ( ) לא מאוזנים</w:t>
             </w:r>
           </w:p>
         </w:tc>
@@ -11563,7 +11563,7 @@
                 <w:sz w:val="20"/>
                 <w:rtl/>
               </w:rPr>
-              <w:t>… אחריני היא בפסחים קיד: ובר״ה כח:] אלא בין לרב ובין לר׳ יוחנן בלצאת …</w:t>
+              <w:t>יא) מבו׳ דיש ראשונים שנקטו בדעת ר׳ …</w:t>
             </w:r>
           </w:p>
         </w:tc>
@@ -11586,7 +11586,7 @@
                 <w:sz w:val="20"/>
                 <w:rtl/>
               </w:rPr>
-              <w:t>401</w:t>
+              <w:t>418</w:t>
             </w:r>
           </w:p>
         </w:tc>
@@ -11607,7 +11607,7 @@
                 <w:sz w:val="20"/>
                 <w:rtl/>
               </w:rPr>
-              <w:t>עיקרי הדברים לספר בענין מצוות צריכות כוונה</w:t>
+              <w:t>בענין אם השומע ברכה מאחר יש לו לחוש דיצא יד״ח</w:t>
             </w:r>
           </w:p>
         </w:tc>
@@ -11628,7 +11628,7 @@
                 <w:sz w:val="20"/>
                 <w:rtl/>
               </w:rPr>
-              <w:t>סוגריים מרובעים [ ] לא מאוזנים</w:t>
+              <w:t>סוגריים עגולים ( ) לא מאוזנים</w:t>
             </w:r>
           </w:p>
         </w:tc>
@@ -11649,7 +11649,7 @@
                 <w:sz w:val="20"/>
                 <w:rtl/>
               </w:rPr>
-              <w:t>… קשורים שהרי מתבאר בסוגיה בר״ה שם] שאנו אומרים שאף למא״ד מצות אי״צ …</w:t>
+              <w:t>יב) והנה מבו׳ בגמ׳ דאם סבור דחמור …</w:t>
             </w:r>
           </w:p>
         </w:tc>
@@ -11672,7 +11672,7 @@
                 <w:sz w:val="20"/>
                 <w:rtl/>
               </w:rPr>
-              <w:t>401</w:t>
+              <w:t>418</w:t>
             </w:r>
           </w:p>
         </w:tc>
@@ -11693,7 +11693,7 @@
                 <w:sz w:val="20"/>
                 <w:rtl/>
               </w:rPr>
-              <w:t>עיקרי הדברים לספר בענין מצוות צריכות כוונה</w:t>
+              <w:t>בענין אם השומע ברכה מאחר יש לו לחוש דיצא יד״ח</w:t>
             </w:r>
           </w:p>
         </w:tc>
@@ -11714,7 +11714,7 @@
                 <w:sz w:val="20"/>
                 <w:rtl/>
               </w:rPr>
-              <w:t>סוגריים מרובעים [ ] לא מאוזנים</w:t>
+              <w:t>סוגריים עגולים ( ) לא מאוזנים</w:t>
             </w:r>
           </w:p>
         </w:tc>
@@ -11735,7 +11735,7 @@
                 <w:sz w:val="20"/>
                 <w:rtl/>
               </w:rPr>
-              <w:t>… התוס׳ בשבת קיא: ד״ה טובלין כדרכן] שאנו דנים שגם למא״ד טבילה בזמנה …</w:t>
+              <w:t>יג) אשר לפי הנ״ל י״ל ג״כ בשומע דאם …</w:t>
             </w:r>
           </w:p>
         </w:tc>
@@ -11758,7 +11758,7 @@
                 <w:sz w:val="20"/>
                 <w:rtl/>
               </w:rPr>
-              <w:t>467</w:t>
+              <w:t>418</w:t>
             </w:r>
           </w:p>
         </w:tc>
@@ -11821,7 +11821,7 @@
                 <w:sz w:val="20"/>
                 <w:rtl/>
               </w:rPr>
-              <w:t>א) כ׳ הטור בסי׳ רי״ג אין המברך מוציא …</w:t>
+              <w:t>יד) ונסכם הדברים שעד עתה נת׳ דיש …</w:t>
             </w:r>
           </w:p>
         </w:tc>
@@ -11844,7 +11844,7 @@
                 <w:sz w:val="20"/>
                 <w:rtl/>
               </w:rPr>
-              <w:t>467</w:t>
+              <w:t>418</w:t>
             </w:r>
           </w:p>
         </w:tc>
@@ -11907,7 +11907,7 @@
                 <w:sz w:val="20"/>
                 <w:rtl/>
               </w:rPr>
-              <w:t>ב) והקשה הפרישה דבסי׳ קצ״ג ס״א הביא …</w:t>
+              <w:t>טו) והבעה״מ פליג על דעה זו וס״ל דודאי …</w:t>
             </w:r>
           </w:p>
         </w:tc>
@@ -11930,7 +11930,7 @@
                 <w:sz w:val="20"/>
                 <w:rtl/>
               </w:rPr>
-              <w:t>467</w:t>
+              <w:t>418</w:t>
             </w:r>
           </w:p>
         </w:tc>
@@ -11972,7 +11972,7 @@
                 <w:sz w:val="20"/>
                 <w:rtl/>
               </w:rPr>
-              <w:t>סוגריים עגולים ( ) לא מאוזנים</w:t>
+              <w:t>סוגריים מרובעים [ ] לא מאוזנים</w:t>
             </w:r>
           </w:p>
         </w:tc>
@@ -11993,7 +11993,7 @@
                 <w:sz w:val="20"/>
                 <w:rtl/>
               </w:rPr>
-              <w:t>ג) והנה יל״ד מה כוונת הסמ״ג דבעי …</w:t>
+              <w:t>… לרבים מהראשונים] והוכיח זה מתרתי א] אם מצוות אי״צ כוונה לא יתכן דבעי …</w:t>
             </w:r>
           </w:p>
         </w:tc>
@@ -12016,7 +12016,7 @@
                 <w:sz w:val="20"/>
                 <w:rtl/>
               </w:rPr>
-              <w:t>467</w:t>
+              <w:t>418</w:t>
             </w:r>
           </w:p>
         </w:tc>
@@ -12079,7 +12079,7 @@
                 <w:sz w:val="20"/>
                 <w:rtl/>
               </w:rPr>
-              <w:t>ד) אבל יש לתמוה בהבנה זו דמה שייך …</w:t>
+              <w:t>טז) עלה בידינו א] הא פשיטא דלמ״ד …</w:t>
             </w:r>
           </w:p>
         </w:tc>
@@ -12102,7 +12102,7 @@
                 <w:sz w:val="20"/>
                 <w:rtl/>
               </w:rPr>
-              <w:t>467</w:t>
+              <w:t>418</w:t>
             </w:r>
           </w:p>
         </w:tc>
@@ -12144,7 +12144,7 @@
                 <w:sz w:val="20"/>
                 <w:rtl/>
               </w:rPr>
-              <w:t>סוגריים עגולים ( ) לא מאוזנים</w:t>
+              <w:t>סוגריים מרובעים [ ] לא מאוזנים</w:t>
             </w:r>
           </w:p>
         </w:tc>
@@ -12165,7 +12165,7 @@
                 <w:sz w:val="20"/>
                 <w:rtl/>
               </w:rPr>
-              <w:t>ה) עכ״פ אם כוונת הסמ״ג הוא רק דבעי׳ …</w:t>
+              <w:t>טז) עלה בידינו א] הא פשיטא דלמ״ד מצוות צריכות כוונה …</w:t>
             </w:r>
           </w:p>
         </w:tc>
@@ -12188,7 +12188,7 @@
                 <w:sz w:val="20"/>
                 <w:rtl/>
               </w:rPr>
-              <w:t>467</w:t>
+              <w:t>418</w:t>
             </w:r>
           </w:p>
         </w:tc>
@@ -12251,7 +12251,7 @@
                 <w:sz w:val="20"/>
                 <w:rtl/>
               </w:rPr>
-              <w:t>ו) אשר נת׳ לעת עתה לכאו׳ הוא דלמ״ד …</w:t>
+              <w:t>יז) ומעתה נחזור לנידון השומע ברכה …</w:t>
             </w:r>
           </w:p>
         </w:tc>
@@ -12274,7 +12274,7 @@
                 <w:sz w:val="20"/>
                 <w:rtl/>
               </w:rPr>
-              <w:t>467</w:t>
+              <w:t>418</w:t>
             </w:r>
           </w:p>
         </w:tc>
@@ -12337,7 +12337,7 @@
                 <w:sz w:val="20"/>
                 <w:rtl/>
               </w:rPr>
-              <w:t>ז) בב״י סי׳ תפ״ט הביא מתשו׳ הרשב״א …</w:t>
+              <w:t>יח) והנה באות א-ז הובא מהפוסקים דחששו …</w:t>
             </w:r>
           </w:p>
         </w:tc>
@@ -12360,7 +12360,7 @@
                 <w:sz w:val="20"/>
                 <w:rtl/>
               </w:rPr>
-              <w:t>467</w:t>
+              <w:t>418</w:t>
             </w:r>
           </w:p>
         </w:tc>
@@ -12423,7 +12423,7 @@
                 <w:sz w:val="20"/>
                 <w:rtl/>
               </w:rPr>
-              <w:t>ח) ונראה להתבונן מעט במקור הסוג׳ …</w:t>
+              <w:t>יט) ובאות א-י הובאו ד׳ הטור והב״י …</w:t>
             </w:r>
           </w:p>
         </w:tc>
@@ -12446,7 +12446,7 @@
                 <w:sz w:val="20"/>
                 <w:rtl/>
               </w:rPr>
-              <w:t>467</w:t>
+              <w:t>418</w:t>
             </w:r>
           </w:p>
         </w:tc>
@@ -12509,7 +12509,7 @@
                 <w:sz w:val="20"/>
                 <w:rtl/>
               </w:rPr>
-              <w:t>ט) ובהמשך הסוג׳ התם, איתא, א״ל ר׳ …</w:t>
+              <w:t>כ) הנה נתבאר באר היטב מחלוקת …</w:t>
             </w:r>
           </w:p>
         </w:tc>
@@ -12532,7 +12532,7 @@
                 <w:sz w:val="20"/>
                 <w:rtl/>
               </w:rPr>
-              <w:t>467</w:t>
+              <w:t>418</w:t>
             </w:r>
           </w:p>
         </w:tc>
@@ -12595,7 +12595,7 @@
                 <w:sz w:val="20"/>
                 <w:rtl/>
               </w:rPr>
-              <w:t>י) והנה הרי״ף הביא בהלכותיו הא דר״ז …</w:t>
+              <w:t>כא) ובחזו״א הוכיח כצד ב׳ (וביאר זה …</w:t>
             </w:r>
           </w:p>
         </w:tc>
@@ -12618,7 +12618,7 @@
                 <w:sz w:val="20"/>
                 <w:rtl/>
               </w:rPr>
-              <w:t>467</w:t>
+              <w:t>418</w:t>
             </w:r>
           </w:p>
         </w:tc>
@@ -12681,7 +12681,7 @@
                 <w:sz w:val="20"/>
                 <w:rtl/>
               </w:rPr>
-              <w:t>יא) מבו׳ דיש ראשונים שנקטו בדעת ר׳ …</w:t>
+              <w:t>כב) ומעתה נבוא לבי׳ השיטות, המהלך …</w:t>
             </w:r>
           </w:p>
         </w:tc>
@@ -12704,7 +12704,7 @@
                 <w:sz w:val="20"/>
                 <w:rtl/>
               </w:rPr>
-              <w:t>467</w:t>
+              <w:t>418</w:t>
             </w:r>
           </w:p>
         </w:tc>
@@ -12767,7 +12767,7 @@
                 <w:sz w:val="20"/>
                 <w:rtl/>
               </w:rPr>
-              <w:t>יב) והנה מבו׳ בגמ׳ דאם סבור דחמור …</w:t>
+              <w:t>כג) ולמהלך דהסוג׳ אזיל כמ״ד מצוות …</w:t>
             </w:r>
           </w:p>
         </w:tc>
@@ -12790,7 +12790,7 @@
                 <w:sz w:val="20"/>
                 <w:rtl/>
               </w:rPr>
-              <w:t>467</w:t>
+              <w:t>418</w:t>
             </w:r>
           </w:p>
         </w:tc>
@@ -12853,7 +12853,7 @@
                 <w:sz w:val="20"/>
                 <w:rtl/>
               </w:rPr>
-              <w:t>יג) אשר לפי הנ״ל י״ל ג״כ בשומע דאם …</w:t>
+              <w:t>כד) ויש לציין דבמלחמות מבו׳ צד נוסף …</w:t>
             </w:r>
           </w:p>
         </w:tc>
@@ -12876,7 +12876,7 @@
                 <w:sz w:val="20"/>
                 <w:rtl/>
               </w:rPr>
-              <w:t>467</w:t>
+              <w:t>418</w:t>
             </w:r>
           </w:p>
         </w:tc>
@@ -12939,7 +12939,7 @@
                 <w:sz w:val="20"/>
                 <w:rtl/>
               </w:rPr>
-              <w:t>יד) ונסכם הדברים שעד עתה נת׳ דיש …</w:t>
+              <w:t>כה) והנה נת׳ דיסוד הנידון דבכאן הוא …</w:t>
             </w:r>
           </w:p>
         </w:tc>
@@ -12962,7 +12962,7 @@
                 <w:sz w:val="20"/>
                 <w:rtl/>
               </w:rPr>
-              <w:t>467</w:t>
+              <w:t>418</w:t>
             </w:r>
           </w:p>
         </w:tc>
@@ -13025,7 +13025,7 @@
                 <w:sz w:val="20"/>
                 <w:rtl/>
               </w:rPr>
-              <w:t>טו) והבעה״מ פליג על דעה זו וס״ל דודאי …</w:t>
+              <w:t>… באבן האזל פ״ב מהלכות שופר ה״ד) שעמד בזה ומאחר שלא הבנתי כ״כ …</w:t>
             </w:r>
           </w:p>
         </w:tc>
@@ -13048,7 +13048,7 @@
                 <w:sz w:val="20"/>
                 <w:rtl/>
               </w:rPr>
-              <w:t>467</w:t>
+              <w:t>418</w:t>
             </w:r>
           </w:p>
         </w:tc>
@@ -13090,7 +13090,7 @@
                 <w:sz w:val="20"/>
                 <w:rtl/>
               </w:rPr>
-              <w:t>סוגריים מרובעים [ ] לא מאוזנים</w:t>
+              <w:t>סוגריים עגולים ( ) לא מאוזנים</w:t>
             </w:r>
           </w:p>
         </w:tc>
@@ -13111,7 +13111,7 @@
                 <w:sz w:val="20"/>
                 <w:rtl/>
               </w:rPr>
-              <w:t>… לרבים מהראשונים] והוכיח זה מתרתי א] אם מצוות אי״צ כוונה לא יתכן דבעי …</w:t>
+              <w:t>כו) וכעת נבוא לדון במשנ״ת לעיל בדין …</w:t>
             </w:r>
           </w:p>
         </w:tc>
@@ -13134,7 +13134,7 @@
                 <w:sz w:val="20"/>
                 <w:rtl/>
               </w:rPr>
-              <w:t>467</w:t>
+              <w:t>418</w:t>
             </w:r>
           </w:p>
         </w:tc>
@@ -13197,7 +13197,7 @@
                 <w:sz w:val="20"/>
                 <w:rtl/>
               </w:rPr>
-              <w:t>טז) עלה בידינו א] הא פשיטא דלמ״ד …</w:t>
+              <w:t>… ובכ״ז בשאר פרשיות יצא, וצ״ע בזה.)</w:t>
             </w:r>
           </w:p>
         </w:tc>
@@ -13220,7 +13220,7 @@
                 <w:sz w:val="20"/>
                 <w:rtl/>
               </w:rPr>
-              <w:t>467</w:t>
+              <w:t>418</w:t>
             </w:r>
           </w:p>
         </w:tc>
@@ -13262,7 +13262,7 @@
                 <w:sz w:val="20"/>
                 <w:rtl/>
               </w:rPr>
-              <w:t>סוגריים מרובעים [ ] לא מאוזנים</w:t>
+              <w:t>סוגריים עגולים ( ) לא מאוזנים</w:t>
             </w:r>
           </w:p>
         </w:tc>
@@ -13283,7 +13283,7 @@
                 <w:sz w:val="20"/>
                 <w:rtl/>
               </w:rPr>
-              <w:t>טז) עלה בידינו א] הא פשיטא דלמ״ד מצוות צריכות כוונה …</w:t>
+              <w:t>כח) אחר דנת׳ אם המשמיע בעי כוונה …</w:t>
             </w:r>
           </w:p>
         </w:tc>
@@ -13306,7 +13306,7 @@
                 <w:sz w:val="20"/>
                 <w:rtl/>
               </w:rPr>
-              <w:t>467</w:t>
+              <w:t>418</w:t>
             </w:r>
           </w:p>
         </w:tc>
@@ -13369,7 +13369,7 @@
                 <w:sz w:val="20"/>
                 <w:rtl/>
               </w:rPr>
-              <w:t>יז) ומעתה נחזור לנידון השומע ברכה …</w:t>
+              <w:t>כט) כתב הב״י סי׳ ו׳ בשם האגור וז״ל …</w:t>
             </w:r>
           </w:p>
         </w:tc>
@@ -13392,7 +13392,7 @@
                 <w:sz w:val="20"/>
                 <w:rtl/>
               </w:rPr>
-              <w:t>467</w:t>
+              <w:t>418</w:t>
             </w:r>
           </w:p>
         </w:tc>
@@ -13455,7 +13455,7 @@
                 <w:sz w:val="20"/>
                 <w:rtl/>
               </w:rPr>
-              <w:t>יח) והנה באות א-ז הובא מהפוסקים דחששו …</w:t>
+              <w:t>ל) כתב הר״ן (ר״ה כט.) בשם הרבינו …</w:t>
             </w:r>
           </w:p>
         </w:tc>
@@ -13478,7 +13478,7 @@
                 <w:sz w:val="20"/>
                 <w:rtl/>
               </w:rPr>
-              <w:t>467</w:t>
+              <w:t>418</w:t>
             </w:r>
           </w:p>
         </w:tc>
@@ -13541,7 +13541,7 @@
                 <w:sz w:val="20"/>
                 <w:rtl/>
               </w:rPr>
-              <w:t>יט) ובאות א-י הובאו ד׳ הטור והב״י …</w:t>
+              <w:t>לא) ובסברת הדבר דבמכוון שלא לצאת לא …</w:t>
             </w:r>
           </w:p>
         </w:tc>
@@ -13564,7 +13564,7 @@
                 <w:sz w:val="20"/>
                 <w:rtl/>
               </w:rPr>
-              <w:t>467</w:t>
+              <w:t>418</w:t>
             </w:r>
           </w:p>
         </w:tc>
@@ -13627,7 +13627,7 @@
                 <w:sz w:val="20"/>
                 <w:rtl/>
               </w:rPr>
-              <w:t>כ) הנה נתבאר באר היטב מחלוקת …</w:t>
+              <w:t>לב) והנה דין זה דבדעתו שלא לצאת נפסק …</w:t>
             </w:r>
           </w:p>
         </w:tc>
@@ -13650,7 +13650,7 @@
                 <w:sz w:val="20"/>
                 <w:rtl/>
               </w:rPr>
-              <w:t>467</w:t>
+              <w:t>418</w:t>
             </w:r>
           </w:p>
         </w:tc>
@@ -13713,7 +13713,7 @@
                 <w:sz w:val="20"/>
                 <w:rtl/>
               </w:rPr>
-              <w:t>כא) ובחזו״א הוכיח כצד ב׳ (וביאר זה …</w:t>
+              <w:t>לג) וילה״ק על יסוד זה דהיכא דמוכח …</w:t>
             </w:r>
           </w:p>
         </w:tc>
@@ -13736,7 +13736,7 @@
                 <w:sz w:val="20"/>
                 <w:rtl/>
               </w:rPr>
-              <w:t>467</w:t>
+              <w:t>418</w:t>
             </w:r>
           </w:p>
         </w:tc>
@@ -13799,7 +13799,7 @@
                 <w:sz w:val="20"/>
                 <w:rtl/>
               </w:rPr>
-              <w:t>כב) ומעתה נבוא לבי׳ השיטות, המהלך …</w:t>
+              <w:t>לד) והנה לפי״ד המ״ב היה מקום להקל …</w:t>
             </w:r>
           </w:p>
         </w:tc>
@@ -13822,7 +13822,7 @@
                 <w:sz w:val="20"/>
                 <w:rtl/>
               </w:rPr>
-              <w:t>467</w:t>
+              <w:t>418</w:t>
             </w:r>
           </w:p>
         </w:tc>
@@ -13885,7 +13885,7 @@
                 <w:sz w:val="20"/>
                 <w:rtl/>
               </w:rPr>
-              <w:t>כג) ולמהלך דהסוג׳ אזיל כמ״ד מצוות …</w:t>
+              <w:t>… שכבר יצא יד״ח וכן בברכת הנהנין א) עיקר הדין קיי״ל דמצוות צריכות …</w:t>
             </w:r>
           </w:p>
         </w:tc>
@@ -13908,7 +13908,7 @@
                 <w:sz w:val="20"/>
                 <w:rtl/>
               </w:rPr>
-              <w:t>467</w:t>
+              <w:t>431</w:t>
             </w:r>
           </w:p>
         </w:tc>
@@ -13929,7 +13929,7 @@
                 <w:sz w:val="20"/>
                 <w:rtl/>
               </w:rPr>
-              <w:t>בענין אם השומע ברכה מאחר יש לו לחוש דיצא יד״ח</w:t>
+              <w:t>אם בעת עשיית המצוה מכוון בעיקר לדבר אחר</w:t>
             </w:r>
           </w:p>
         </w:tc>
@@ -13950,7 +13950,7 @@
                 <w:sz w:val="20"/>
                 <w:rtl/>
               </w:rPr>
-              <w:t>סוגריים עגולים ( ) לא מאוזנים</w:t>
+              <w:t>סוגריים מרובעים [ ] לא מאוזנים</w:t>
             </w:r>
           </w:p>
         </w:tc>
@@ -13971,7 +13971,7 @@
                 <w:sz w:val="20"/>
                 <w:rtl/>
               </w:rPr>
-              <w:t>כד) ויש לציין דבמלחמות מבו׳ צד נוסף …</w:t>
+              <w:t>… למימר דכוונתו לשניהם בשווה. עי״ש].</w:t>
             </w:r>
           </w:p>
         </w:tc>
@@ -13994,7 +13994,7 @@
                 <w:sz w:val="20"/>
                 <w:rtl/>
               </w:rPr>
-              <w:t>467</w:t>
+              <w:t>435</w:t>
             </w:r>
           </w:p>
         </w:tc>
@@ -14015,7 +14015,7 @@
                 <w:sz w:val="20"/>
                 <w:rtl/>
               </w:rPr>
-              <w:t>בענין אם השומע ברכה מאחר יש לו לחוש דיצא יד״ח</w:t>
+              <w:t>ביאור הסוגיה בענין מצוות צריכות כוונה</w:t>
             </w:r>
           </w:p>
         </w:tc>
@@ -14036,7 +14036,7 @@
                 <w:sz w:val="20"/>
                 <w:rtl/>
               </w:rPr>
-              <w:t>סוגריים עגולים ( ) לא מאוזנים</w:t>
+              <w:t>סוגריים מרובעים [ ] לא מאוזנים</w:t>
             </w:r>
           </w:p>
         </w:tc>
@@ -14057,7 +14057,7 @@
                 <w:sz w:val="20"/>
                 <w:rtl/>
               </w:rPr>
-              <w:t>כה) והנה נת׳ דיסוד הנידון דבכאן הוא …</w:t>
+              <w:t>… כוונה וכמו שמתבאר בסוגיה בר״ה כח.:] שאיתא שם ״שלחו ליה לאבוה דשמואל …</w:t>
             </w:r>
           </w:p>
         </w:tc>
@@ -14080,7 +14080,7 @@
                 <w:sz w:val="20"/>
                 <w:rtl/>
               </w:rPr>
-              <w:t>467</w:t>
+              <w:t>435</w:t>
             </w:r>
           </w:p>
         </w:tc>
@@ -14101,7 +14101,7 @@
                 <w:sz w:val="20"/>
                 <w:rtl/>
               </w:rPr>
-              <w:t>בענין אם השומע ברכה מאחר יש לו לחוש דיצא יד״ח</w:t>
+              <w:t>ביאור הסוגיה בענין מצוות צריכות כוונה</w:t>
             </w:r>
           </w:p>
         </w:tc>
@@ -14122,7 +14122,7 @@
                 <w:sz w:val="20"/>
                 <w:rtl/>
               </w:rPr>
-              <w:t>סוגריים עגולים ( ) לא מאוזנים</w:t>
+              <w:t>סוגריים מרובעים [ ] לא מאוזנים</w:t>
             </w:r>
           </w:p>
         </w:tc>
@@ -14143,7 +14143,7 @@
                 <w:sz w:val="20"/>
                 <w:rtl/>
               </w:rPr>
-              <w:t>… באבן האזל פ״ב מהלכות שופר ה״ד) שעמד בזה ומאחר שלא הבנתי כ״כ …</w:t>
+              <w:t>… וכן מטו משמיה דהגר״ח וולוזין [עיין בספר כרם יהושע [עמ׳  ] שזהו …</w:t>
             </w:r>
           </w:p>
         </w:tc>
@@ -14166,7 +14166,7 @@
                 <w:sz w:val="20"/>
                 <w:rtl/>
               </w:rPr>
-              <w:t>467</w:t>
+              <w:t>435</w:t>
             </w:r>
           </w:p>
         </w:tc>
@@ -14187,7 +14187,7 @@
                 <w:sz w:val="20"/>
                 <w:rtl/>
               </w:rPr>
-              <w:t>בענין אם השומע ברכה מאחר יש לו לחוש דיצא יד״ח</w:t>
+              <w:t>ביאור הסוגיה בענין מצוות צריכות כוונה</w:t>
             </w:r>
           </w:p>
         </w:tc>
@@ -14208,7 +14208,7 @@
                 <w:sz w:val="20"/>
                 <w:rtl/>
               </w:rPr>
-              <w:t>סוגריים עגולים ( ) לא מאוזנים</w:t>
+              <w:t>סוגריים מרובעים [ ] לא מאוזנים</w:t>
             </w:r>
           </w:p>
         </w:tc>
@@ -14229,7 +14229,7 @@
                 <w:sz w:val="20"/>
                 <w:rtl/>
               </w:rPr>
-              <w:t>כו) וכעת נבוא לדון במשנ״ת לעיל בדין …</w:t>
+              <w:t>… של כוונה וכמו שרש״י כתב להלן לג:] ב. זהו מה שפירש רבו של רש״י שהוא …</w:t>
             </w:r>
           </w:p>
         </w:tc>
@@ -14252,7 +14252,7 @@
                 <w:sz w:val="20"/>
                 <w:rtl/>
               </w:rPr>
-              <w:t>467</w:t>
+              <w:t>435</w:t>
             </w:r>
           </w:p>
         </w:tc>
@@ -14273,7 +14273,7 @@
                 <w:sz w:val="20"/>
                 <w:rtl/>
               </w:rPr>
-              <w:t>בענין אם השומע ברכה מאחר יש לו לחוש דיצא יד״ח</w:t>
+              <w:t>ביאור הסוגיה בענין מצוות צריכות כוונה</w:t>
             </w:r>
           </w:p>
         </w:tc>
@@ -14294,7 +14294,7 @@
                 <w:sz w:val="20"/>
                 <w:rtl/>
               </w:rPr>
-              <w:t>סוגריים עגולים ( ) לא מאוזנים</w:t>
+              <w:t>סוגריים מרובעים [ ] לא מאוזנים</w:t>
             </w:r>
           </w:p>
         </w:tc>
@@ -14315,7 +14315,7 @@
                 <w:sz w:val="20"/>
                 <w:rtl/>
               </w:rPr>
-              <w:t>… ובכ״ז בשאר פרשיות יצא, וצ״ע בזה.)</w:t>
+              <w:t>… וכן משמע פשטי׳ דסוגיא בר״ה ד׳ כ״ח:] בגמרא אבל זכרון תרועה כתיב וכו׳ …</w:t>
             </w:r>
           </w:p>
         </w:tc>
@@ -14338,7 +14338,7 @@
                 <w:sz w:val="20"/>
                 <w:rtl/>
               </w:rPr>
-              <w:t>467</w:t>
+              <w:t>435</w:t>
             </w:r>
           </w:p>
         </w:tc>
@@ -14359,7 +14359,7 @@
                 <w:sz w:val="20"/>
                 <w:rtl/>
               </w:rPr>
-              <w:t>בענין אם השומע ברכה מאחר יש לו לחוש דיצא יד״ח</w:t>
+              <w:t>ביאור הסוגיה בענין מצוות צריכות כוונה</w:t>
             </w:r>
           </w:p>
         </w:tc>
@@ -14380,7 +14380,7 @@
                 <w:sz w:val="20"/>
                 <w:rtl/>
               </w:rPr>
-              <w:t>סוגריים עגולים ( ) לא מאוזנים</w:t>
+              <w:t>סוגריים מרובעים [ ] לא מאוזנים</w:t>
             </w:r>
           </w:p>
         </w:tc>
@@ -14401,7 +14401,7 @@
                 <w:sz w:val="20"/>
                 <w:rtl/>
               </w:rPr>
-              <w:t>כח) אחר דנת׳ אם המשמיע בעי כוונה …</w:t>
+              <w:t>… את עצמו שכן איתא בגמ׳ בברכות יג.] וז״ל  היה קורא בתורה והגיע זמן …</w:t>
             </w:r>
           </w:p>
         </w:tc>
@@ -14424,7 +14424,7 @@
                 <w:sz w:val="20"/>
                 <w:rtl/>
               </w:rPr>
-              <w:t>467</w:t>
+              <w:t>448</w:t>
             </w:r>
           </w:p>
         </w:tc>
@@ -14445,7 +14445,7 @@
                 <w:sz w:val="20"/>
                 <w:rtl/>
               </w:rPr>
-              <w:t>בענין אם השומע ברכה מאחר יש לו לחוש דיצא יד״ח</w:t>
+              <w:t>בענין הכוונה של הטעם של המצוה</w:t>
             </w:r>
           </w:p>
         </w:tc>
@@ -14466,7 +14466,7 @@
                 <w:sz w:val="20"/>
                 <w:rtl/>
               </w:rPr>
-              <w:t>סוגריים עגולים ( ) לא מאוזנים</w:t>
+              <w:t>סוגריים מרובעים [ ] לא מאוזנים</w:t>
             </w:r>
           </w:p>
         </w:tc>
@@ -14487,7 +14487,7 @@
                 <w:sz w:val="20"/>
                 <w:rtl/>
               </w:rPr>
-              <w:t>כט) כתב הב״י סי׳ ו׳ בשם האגור וז״ל …</w:t>
+              <w:t>… יח) והשענו תחת העץ אף המקום יא] נתן לבניו שבעה ענני כבוד במדבר ד׳ …</w:t>
             </w:r>
           </w:p>
         </w:tc>
@@ -14510,7 +14510,7 @@
                 <w:sz w:val="20"/>
                 <w:rtl/>
               </w:rPr>
-              <w:t>467</w:t>
+              <w:t>448</w:t>
             </w:r>
           </w:p>
         </w:tc>
@@ -14531,7 +14531,7 @@
                 <w:sz w:val="20"/>
                 <w:rtl/>
               </w:rPr>
-              <w:t>בענין אם השומע ברכה מאחר יש לו לחוש דיצא יד״ח</w:t>
+              <w:t>בענין הכוונה של הטעם של המצוה</w:t>
             </w:r>
           </w:p>
         </w:tc>
@@ -14552,7 +14552,7 @@
                 <w:sz w:val="20"/>
                 <w:rtl/>
               </w:rPr>
-              <w:t>סוגריים עגולים ( ) לא מאוזנים</w:t>
+              <w:t>סוגריים מרובעים [ ] לא מאוזנים</w:t>
             </w:r>
           </w:p>
         </w:tc>
@@ -14573,7 +14573,7 @@
                 <w:sz w:val="20"/>
                 <w:rtl/>
               </w:rPr>
-              <w:t>ל) כתב הר״ן (ר״ה כט.) בשם הרבינו …</w:t>
+              <w:t>… ר׳ ישיעה פיק במסורת הש״ס סוכה יא:] המהר״ץ חיות [שם.] ואכן מחמת …</w:t>
             </w:r>
           </w:p>
         </w:tc>
@@ -14596,7 +14596,7 @@
                 <w:sz w:val="20"/>
                 <w:rtl/>
               </w:rPr>
-              <w:t>467</w:t>
+              <w:t>448</w:t>
             </w:r>
           </w:p>
         </w:tc>
@@ -14617,7 +14617,7 @@
                 <w:sz w:val="20"/>
                 <w:rtl/>
               </w:rPr>
-              <w:t>בענין אם השומע ברכה מאחר יש לו לחוש דיצא יד״ח</w:t>
+              <w:t>בענין הכוונה של הטעם של המצוה</w:t>
             </w:r>
           </w:p>
         </w:tc>
@@ -14638,7 +14638,7 @@
                 <w:sz w:val="20"/>
                 <w:rtl/>
               </w:rPr>
-              <w:t>סוגריים עגולים ( ) לא מאוזנים</w:t>
+              <w:t>סוגריים מרובעים [ ] לא מאוזנים</w:t>
             </w:r>
           </w:p>
         </w:tc>
@@ -14659,7 +14659,7 @@
                 <w:sz w:val="20"/>
                 <w:rtl/>
               </w:rPr>
-              <w:t>לא) ובסברת הדבר דבמכוון שלא לצאת לא …</w:t>
+              <w:t>… יא] מכילתא דר׳ ישמעאל בא פרשה יד.] שאיתא שם למען ידעו דורותיכם כי …</w:t>
             </w:r>
           </w:p>
         </w:tc>
@@ -14682,7 +14682,7 @@
                 <w:sz w:val="20"/>
                 <w:rtl/>
               </w:rPr>
-              <w:t>467</w:t>
+              <w:t>448</w:t>
             </w:r>
           </w:p>
         </w:tc>
@@ -14703,7 +14703,7 @@
                 <w:sz w:val="20"/>
                 <w:rtl/>
               </w:rPr>
-              <w:t>בענין אם השומע ברכה מאחר יש לו לחוש דיצא יד״ח</w:t>
+              <w:t>בענין הכוונה של הטעם של המצוה</w:t>
             </w:r>
           </w:p>
         </w:tc>
@@ -14724,7 +14724,7 @@
                 <w:sz w:val="20"/>
                 <w:rtl/>
               </w:rPr>
-              <w:t>סוגריים עגולים ( ) לא מאוזנים</w:t>
+              <w:t>סוגריים מרובעים [ ] לא מאוזנים</w:t>
             </w:r>
           </w:p>
         </w:tc>
@@ -14745,7 +14745,7 @@
                 <w:sz w:val="20"/>
                 <w:rtl/>
               </w:rPr>
-              <w:t>לב) והנה דין זה דבדעתו שלא לצאת נפסק …</w:t>
+              <w:t>… ע״כ. וכן הוא בתרגום ירושלמי שם.]</w:t>
             </w:r>
           </w:p>
         </w:tc>
@@ -14768,7 +14768,7 @@
                 <w:sz w:val="20"/>
                 <w:rtl/>
               </w:rPr>
-              <w:t>467</w:t>
+              <w:t>448</w:t>
             </w:r>
           </w:p>
         </w:tc>
@@ -14789,7 +14789,7 @@
                 <w:sz w:val="20"/>
                 <w:rtl/>
               </w:rPr>
-              <w:t>בענין אם השומע ברכה מאחר יש לו לחוש דיצא יד״ח</w:t>
+              <w:t>בענין הכוונה של הטעם של המצוה</w:t>
             </w:r>
           </w:p>
         </w:tc>
@@ -14810,7 +14810,7 @@
                 <w:sz w:val="20"/>
                 <w:rtl/>
               </w:rPr>
-              <w:t>סוגריים עגולים ( ) לא מאוזנים</w:t>
+              <w:t>סוגריים מרובעים [ ] לא מאוזנים</w:t>
             </w:r>
           </w:p>
         </w:tc>
@@ -14831,7 +14831,7 @@
                 <w:sz w:val="20"/>
                 <w:rtl/>
               </w:rPr>
-              <w:t>לג) וילה״ק על יסוד זה דהיכא דמוכח …</w:t>
+              <w:t>… לזכור ע״י כך והנה הט״ז שם ס״ק א.] האריך הרבה בענין הזה ושם הוא ביאר …</w:t>
             </w:r>
           </w:p>
         </w:tc>
@@ -14854,7 +14854,7 @@
                 <w:sz w:val="20"/>
                 <w:rtl/>
               </w:rPr>
-              <w:t>467</w:t>
+              <w:t>448</w:t>
             </w:r>
           </w:p>
         </w:tc>
@@ -14875,7 +14875,7 @@
                 <w:sz w:val="20"/>
                 <w:rtl/>
               </w:rPr>
-              <w:t>בענין אם השומע ברכה מאחר יש לו לחוש דיצא יד״ח</w:t>
+              <w:t>בענין הכוונה של הטעם של המצוה</w:t>
             </w:r>
           </w:p>
         </w:tc>
@@ -14896,7 +14896,7 @@
                 <w:sz w:val="20"/>
                 <w:rtl/>
               </w:rPr>
-              <w:t>סוגריים עגולים ( ) לא מאוזנים</w:t>
+              <w:t>סוגריים מרובעים [ ] לא מאוזנים</w:t>
             </w:r>
           </w:p>
         </w:tc>
@@ -14917,7 +14917,7 @@
                 <w:sz w:val="20"/>
                 <w:rtl/>
               </w:rPr>
-              <w:t>לד) והנה לפי״ד המ״ב היה מקום להקל …</w:t>
+              <w:t>… זה כתבו נמי הרמב״ן בפרשת אמור שם.]</w:t>
             </w:r>
           </w:p>
         </w:tc>
@@ -14940,7 +14940,7 @@
                 <w:sz w:val="20"/>
                 <w:rtl/>
               </w:rPr>
-              <w:t>467</w:t>
+              <w:t>448</w:t>
             </w:r>
           </w:p>
         </w:tc>
@@ -14961,7 +14961,7 @@
                 <w:sz w:val="20"/>
                 <w:rtl/>
               </w:rPr>
-              <w:t>בענין אם השומע ברכה מאחר יש לו לחוש דיצא יד״ח</w:t>
+              <w:t>בענין הכוונה של הטעם של המצוה</w:t>
             </w:r>
           </w:p>
         </w:tc>
@@ -15003,7 +15003,7 @@
                 <w:sz w:val="20"/>
                 <w:rtl/>
               </w:rPr>
-              <w:t>… שכבר יצא יד״ח וכן בברכת הנהנין א) עיקר הדין קיי״ל דמצוות צריכות …</w:t>
+              <w:t>… לנו למה נכתבה דוקא זאת המצוה בטעם (ומזה ג״כ לכאורה יש לנו ראיה …</w:t>
             </w:r>
           </w:p>
         </w:tc>
@@ -15026,7 +15026,7 @@
                 <w:sz w:val="20"/>
                 <w:rtl/>
               </w:rPr>
-              <w:t>480</w:t>
+              <w:t>456</w:t>
             </w:r>
           </w:p>
         </w:tc>
@@ -15047,7 +15047,7 @@
                 <w:sz w:val="20"/>
                 <w:rtl/>
               </w:rPr>
-              <w:t>אם בעת עשיית המצוה מכוון בעיקר לדבר אחר</w:t>
+              <w:t>עיקרי הדברים לספר בענין מצוות צריכות כוונה</w:t>
             </w:r>
           </w:p>
         </w:tc>
@@ -15089,7 +15089,7 @@
                 <w:sz w:val="20"/>
                 <w:rtl/>
               </w:rPr>
-              <w:t>… למימר דכוונתו לשניהם בשווה. עי״ש].</w:t>
+              <w:t>… ושורש הסוגיה מבואר בר״ה כח. כט.] ששם בעיקר אנו מוצאים מח׳ יסודית …</w:t>
             </w:r>
           </w:p>
         </w:tc>
@@ -15112,7 +15112,7 @@
                 <w:sz w:val="20"/>
                 <w:rtl/>
               </w:rPr>
-              <w:t>485</w:t>
+              <w:t>456</w:t>
             </w:r>
           </w:p>
         </w:tc>
@@ -15133,7 +15133,7 @@
                 <w:sz w:val="20"/>
                 <w:rtl/>
               </w:rPr>
-              <w:t>ענין הכוונה בקר״ש וענין המסירות נפש בקר״ש</w:t>
+              <w:t>עיקרי הדברים לספר בענין מצוות צריכות כוונה</w:t>
             </w:r>
           </w:p>
         </w:tc>
@@ -15154,7 +15154,7 @@
                 <w:sz w:val="20"/>
                 <w:rtl/>
               </w:rPr>
-              <w:t>סוגריים מרובעים [ ] לא מאוזנים</w:t>
+              <w:t>סוגריים עגולים ( ) לא מאוזנים</w:t>
             </w:r>
           </w:p>
         </w:tc>
@@ -15175,7 +15175,7 @@
                 <w:sz w:val="20"/>
                 <w:rtl/>
               </w:rPr>
-              <w:t>… [ ]  וכן הביא בספר קב הישר פרק סג.]</w:t>
+              <w:t>… דברי ר׳ זירא משום דס״ל דהכי הלכתא( אף על גב דרבה ורבא והנך דשלחו …</w:t>
             </w:r>
           </w:p>
         </w:tc>
@@ -15198,7 +15198,7 @@
                 <w:sz w:val="20"/>
                 <w:rtl/>
               </w:rPr>
-              <w:t>485</w:t>
+              <w:t>456</w:t>
             </w:r>
           </w:p>
         </w:tc>
@@ -15219,7 +15219,7 @@
                 <w:sz w:val="20"/>
                 <w:rtl/>
               </w:rPr>
-              <w:t>ענין הכוונה בקר״ש וענין המסירות נפש בקר״ש</w:t>
+              <w:t>עיקרי הדברים לספר בענין מצוות צריכות כוונה</w:t>
             </w:r>
           </w:p>
         </w:tc>
@@ -15261,7 +15261,7 @@
                 <w:sz w:val="20"/>
                 <w:rtl/>
               </w:rPr>
-              <w:t>… שאין כל בריה יכולה לעמוד במחיצתם.] אלא אף מי שמקבל ע״ע בליבו את …</w:t>
+              <w:t>… לגופה כמבואר בגמ׳ בשבת כט: ועוד.] שנח׳ שם ר״י ור״ש גבי הדין של …</w:t>
             </w:r>
           </w:p>
         </w:tc>
@@ -15284,7 +15284,7 @@
                 <w:sz w:val="20"/>
                 <w:rtl/>
               </w:rPr>
-              <w:t>485</w:t>
+              <w:t>456</w:t>
             </w:r>
           </w:p>
         </w:tc>
@@ -15305,7 +15305,7 @@
                 <w:sz w:val="20"/>
                 <w:rtl/>
               </w:rPr>
-              <w:t>ענין הכוונה בקר״ש וענין המסירות נפש בקר״ש</w:t>
+              <w:t>עיקרי הדברים לספר בענין מצוות צריכות כוונה</w:t>
             </w:r>
           </w:p>
         </w:tc>
@@ -15347,7 +15347,7 @@
                 <w:sz w:val="20"/>
                 <w:rtl/>
               </w:rPr>
-              <w:t>… עת הוא קורה מחדש מבואר בברכות סג:] ועוד פתח ר׳ יהודה בכבוד תורה ודרש …</w:t>
+              <w:t>… שאיתא בדברי חז״ל באיזהו מקומן [שבת [לג:] ירושלמי שביעית [ט.א] …</w:t>
             </w:r>
           </w:p>
         </w:tc>
@@ -15370,7 +15370,7 @@
                 <w:sz w:val="20"/>
                 <w:rtl/>
               </w:rPr>
-              <w:t>485</w:t>
+              <w:t>456</w:t>
             </w:r>
           </w:p>
         </w:tc>
@@ -15391,7 +15391,7 @@
                 <w:sz w:val="20"/>
                 <w:rtl/>
               </w:rPr>
-              <w:t>ענין הכוונה בקר״ש וענין המסירות נפש בקר״ש</w:t>
+              <w:t>עיקרי הדברים לספר בענין מצוות צריכות כוונה</w:t>
             </w:r>
           </w:p>
         </w:tc>
@@ -15433,7 +15433,7 @@
                 <w:sz w:val="20"/>
                 <w:rtl/>
               </w:rPr>
-              <w:t>והנה כתב שם המהרש״א בחידושי אגדות.] לבאר שיש לאמר שמה שמצינו הכא על …</w:t>
+              <w:t>… שהוא כלל לא שיבח את מעשיהם הללו [ועיין נמי עוד בענין זה בע״ז [ג:]</w:t>
             </w:r>
           </w:p>
         </w:tc>
@@ -15456,7 +15456,7 @@
                 <w:sz w:val="20"/>
                 <w:rtl/>
               </w:rPr>
-              <w:t>485</w:t>
+              <w:t>456</w:t>
             </w:r>
           </w:p>
         </w:tc>
@@ -15477,7 +15477,7 @@
                 <w:sz w:val="20"/>
                 <w:rtl/>
               </w:rPr>
-              <w:t>ענין הכוונה בקר״ש וענין המסירות נפש בקר״ש</w:t>
+              <w:t>עיקרי הדברים לספר בענין מצוות צריכות כוונה</w:t>
             </w:r>
           </w:p>
         </w:tc>
@@ -15519,7 +15519,7 @@
                 <w:sz w:val="20"/>
                 <w:rtl/>
               </w:rPr>
-              <w:t>וכמו שאנו מוצאים בגמ׳ ביומא לט.] ראש בית אב אומר לו אישי כ״ג הגבה …</w:t>
+              <w:t>… סימן ט. להרב אברהם יהודה שווארץ] שאכן למא״ד מצות אי״צ כוונה אנו …</w:t>
             </w:r>
           </w:p>
         </w:tc>
@@ -15542,7 +15542,7 @@
                 <w:sz w:val="20"/>
                 <w:rtl/>
               </w:rPr>
-              <w:t>485</w:t>
+              <w:t>456</w:t>
             </w:r>
           </w:p>
         </w:tc>
@@ -15563,7 +15563,7 @@
                 <w:sz w:val="20"/>
                 <w:rtl/>
               </w:rPr>
-              <w:t>ענין הכוונה בקר״ש וענין המסירות נפש בקר״ש</w:t>
+              <w:t>עיקרי הדברים לספר בענין מצוות צריכות כוונה</w:t>
             </w:r>
           </w:p>
         </w:tc>
@@ -15584,7 +15584,7 @@
                 <w:sz w:val="20"/>
                 <w:rtl/>
               </w:rPr>
-              <w:t>סוגריים מרובעים [ ] לא מאוזנים</w:t>
+              <w:t>סוגריים עגולים ( ) לא מאוזנים</w:t>
             </w:r>
           </w:p>
         </w:tc>
@@ -15605,7 +15605,7 @@
                 <w:sz w:val="20"/>
                 <w:rtl/>
               </w:rPr>
-              <w:t>… בזה שכן עיקר המקור של הטור תריט.] שאמר שביוה״כ כן אומרים בשכמל״ו …</w:t>
+              <w:t>… דברי ר׳ זירא משום דס״ל דהכי הלכתא( אף על גב דרבה ורבא והנך דשלחו …</w:t>
             </w:r>
           </w:p>
         </w:tc>
@@ -15628,7 +15628,7 @@
                 <w:sz w:val="20"/>
                 <w:rtl/>
               </w:rPr>
-              <w:t>485</w:t>
+              <w:t>456</w:t>
             </w:r>
           </w:p>
         </w:tc>
@@ -15649,7 +15649,7 @@
                 <w:sz w:val="20"/>
                 <w:rtl/>
               </w:rPr>
-              <w:t>ענין הכוונה בקר״ש וענין המסירות נפש בקר״ש</w:t>
+              <w:t>עיקרי הדברים לספר בענין מצוות צריכות כוונה</w:t>
             </w:r>
           </w:p>
         </w:tc>
@@ -15691,7 +15691,7 @@
                 <w:sz w:val="20"/>
                 <w:rtl/>
               </w:rPr>
-              <w:t>עיין מהרש״ם ח״ה סימן ט.]</w:t>
+              <w:t>… בדברי הרשב״א ברוכת יג: ד״ה שמע.] שהוא נמי עמד על עיקר הדבר בביאור …</w:t>
             </w:r>
           </w:p>
         </w:tc>
@@ -15714,7 +15714,7 @@
                 <w:sz w:val="20"/>
                 <w:rtl/>
               </w:rPr>
-              <w:t>485</w:t>
+              <w:t>456</w:t>
             </w:r>
           </w:p>
         </w:tc>
@@ -15735,7 +15735,7 @@
                 <w:sz w:val="20"/>
                 <w:rtl/>
               </w:rPr>
-              <w:t>ענין הכוונה בקר״ש וענין המסירות נפש בקר״ש</w:t>
+              <w:t>עיקרי הדברים לספר בענין מצוות צריכות כוונה</w:t>
             </w:r>
           </w:p>
         </w:tc>
@@ -15777,7 +15777,7 @@
                 <w:sz w:val="20"/>
                 <w:rtl/>
               </w:rPr>
-              <w:t>עיין רב פעלים ג או״ח טו.]</w:t>
+              <w:t>וכן ראיתי בחידשוי הרשב״ץ ]הנד״מ ע״י מכון אהבת שלום ברכת יג. …</w:t>
             </w:r>
           </w:p>
         </w:tc>
@@ -15800,7 +15800,7 @@
                 <w:sz w:val="20"/>
                 <w:rtl/>
               </w:rPr>
-              <w:t>495</w:t>
+              <w:t>456</w:t>
             </w:r>
           </w:p>
         </w:tc>
@@ -15821,7 +15821,7 @@
                 <w:sz w:val="20"/>
                 <w:rtl/>
               </w:rPr>
-              <w:t>בענין קבלת עול מלכות שמים</w:t>
+              <w:t>עיקרי הדברים לספר בענין מצוות צריכות כוונה</w:t>
             </w:r>
           </w:p>
         </w:tc>
@@ -15863,7 +15863,7 @@
                 <w:sz w:val="20"/>
                 <w:rtl/>
               </w:rPr>
-              <w:t>א] הנה מבואר במשנה ר״פ היה קורא …</w:t>
+              <w:t>… שאז אכן מודה הרמב״ם שצריך כוונה. [ובעיקר מה שיש לדון בדבריו של הר״ן …</w:t>
             </w:r>
           </w:p>
         </w:tc>
@@ -15886,7 +15886,7 @@
                 <w:sz w:val="20"/>
                 <w:rtl/>
               </w:rPr>
-              <w:t>495</w:t>
+              <w:t>456</w:t>
             </w:r>
           </w:p>
         </w:tc>
@@ -15907,7 +15907,7 @@
                 <w:sz w:val="20"/>
                 <w:rtl/>
               </w:rPr>
-              <w:t>בענין קבלת עול מלכות שמים</w:t>
+              <w:t>עיקרי הדברים לספר בענין מצוות צריכות כוונה</w:t>
             </w:r>
           </w:p>
         </w:tc>
@@ -15949,7 +15949,7 @@
                 <w:sz w:val="20"/>
                 <w:rtl/>
               </w:rPr>
-              <w:t>ב] כתב הרמב״ם בספר המצוות (מצוות עשה …</w:t>
+              <w:t>… אי״צ כוונה וכמו שכתב בברכות יג.] ובר״ה כח.] שלהלכה מצות אי״צ כוונה …</w:t>
             </w:r>
           </w:p>
         </w:tc>
@@ -15972,7 +15972,7 @@
                 <w:sz w:val="20"/>
                 <w:rtl/>
               </w:rPr>
-              <w:t>495</w:t>
+              <w:t>456</w:t>
             </w:r>
           </w:p>
         </w:tc>
@@ -15993,7 +15993,7 @@
                 <w:sz w:val="20"/>
                 <w:rtl/>
               </w:rPr>
-              <w:t>בענין קבלת עול מלכות שמים</w:t>
+              <w:t>עיקרי הדברים לספר בענין מצוות צריכות כוונה</w:t>
             </w:r>
           </w:p>
         </w:tc>
@@ -16035,7 +16035,7 @@
                 <w:sz w:val="20"/>
                 <w:rtl/>
               </w:rPr>
-              <w:t>ג] והנה בגמ׳ ברכות יג: איתא דר׳ …</w:t>
+              <w:t>… ממה שאנו מוצאים במשנה במגילה יח.] ונפסק ברמב״ם מגילה [פרק ב. ה.] …</w:t>
             </w:r>
           </w:p>
         </w:tc>
@@ -16058,7 +16058,7 @@
                 <w:sz w:val="20"/>
                 <w:rtl/>
               </w:rPr>
-              <w:t>495</w:t>
+              <w:t>456</w:t>
             </w:r>
           </w:p>
         </w:tc>
@@ -16079,7 +16079,7 @@
                 <w:sz w:val="20"/>
                 <w:rtl/>
               </w:rPr>
-              <w:t>בענין קבלת עול מלכות שמים</w:t>
+              <w:t>עיקרי הדברים לספר בענין מצוות צריכות כוונה</w:t>
             </w:r>
           </w:p>
         </w:tc>
@@ -16100,7 +16100,7 @@
                 <w:sz w:val="20"/>
                 <w:rtl/>
               </w:rPr>
-              <w:t>סוגריים מרובעים [ ] לא מאוזנים</w:t>
+              <w:t>סוגריים עגולים ( ) לא מאוזנים</w:t>
             </w:r>
           </w:p>
         </w:tc>
@@ -16121,7 +16121,7 @@
                 <w:sz w:val="20"/>
                 <w:rtl/>
               </w:rPr>
-              <w:t>ד] ולשון החינוך (מצוה ת״כ) כלומר …</w:t>
+              <w:t>… דברי ר׳ זירא משום דס״ל דהכי הלכתא( אף על גב דרבה ורבא והנך דשלחו …</w:t>
             </w:r>
           </w:p>
         </w:tc>
@@ -16144,7 +16144,7 @@
                 <w:sz w:val="20"/>
                 <w:rtl/>
               </w:rPr>
-              <w:t>495</w:t>
+              <w:t>456</w:t>
             </w:r>
           </w:p>
         </w:tc>
@@ -16165,7 +16165,7 @@
                 <w:sz w:val="20"/>
                 <w:rtl/>
               </w:rPr>
-              <w:t>בענין קבלת עול מלכות שמים</w:t>
+              <w:t>עיקרי הדברים לספר בענין מצוות צריכות כוונה</w:t>
             </w:r>
           </w:p>
         </w:tc>
@@ -16207,7 +16207,7 @@
                 <w:sz w:val="20"/>
                 <w:rtl/>
               </w:rPr>
-              <w:t>ה] ברמב״ן על הפסוק אנכי ה׳ אלקיך אשר …</w:t>
+              <w:t>וכן ראיתי בחידשוי הרשב״ץ ]הנד״מ ע״י מכון אהבת שלון ברכת יג. …</w:t>
             </w:r>
           </w:p>
         </w:tc>
@@ -16230,7 +16230,7 @@
                 <w:sz w:val="20"/>
                 <w:rtl/>
               </w:rPr>
-              <w:t>495</w:t>
+              <w:t>456</w:t>
             </w:r>
           </w:p>
         </w:tc>
@@ -16251,7 +16251,7 @@
                 <w:sz w:val="20"/>
                 <w:rtl/>
               </w:rPr>
-              <w:t>בענין קבלת עול מלכות שמים</w:t>
+              <w:t>עיקרי הדברים לספר בענין מצוות צריכות כוונה</w:t>
             </w:r>
           </w:p>
         </w:tc>
@@ -16293,7 +16293,7 @@
                 <w:sz w:val="20"/>
                 <w:rtl/>
               </w:rPr>
-              <w:t>ו] כתב הרמ״א (סי׳ ס״א סי״ד) ויש …</w:t>
+              <w:t>… בדברי הרשב״ם בסויגה בפסחים שם קיד:] וז״ל מצוה להביא כרפס כלומר מצוה …</w:t>
             </w:r>
           </w:p>
         </w:tc>
@@ -16316,7 +16316,7 @@
                 <w:sz w:val="20"/>
                 <w:rtl/>
               </w:rPr>
-              <w:t>495</w:t>
+              <w:t>456</w:t>
             </w:r>
           </w:p>
         </w:tc>
@@ -16337,7 +16337,7 @@
                 <w:sz w:val="20"/>
                 <w:rtl/>
               </w:rPr>
-              <w:t>בענין קבלת עול מלכות שמים</w:t>
+              <w:t>עיקרי הדברים לספר בענין מצוות צריכות כוונה</w:t>
             </w:r>
           </w:p>
         </w:tc>
@@ -16379,7 +16379,7 @@
                 <w:sz w:val="20"/>
                 <w:rtl/>
               </w:rPr>
-              <w:t>ז] והנה פי׳ השם דאלוקינו יל״ע בו, …</w:t>
+              <w:t>הנה לכאו׳ מתבאר מדברי ה״ר יונה [בסדר ליל פסח הנד״מ במכון אופק</w:t>
             </w:r>
           </w:p>
         </w:tc>
@@ -16402,7 +16402,7 @@
                 <w:sz w:val="20"/>
                 <w:rtl/>
               </w:rPr>
-              <w:t>495</w:t>
+              <w:t>456</w:t>
             </w:r>
           </w:p>
         </w:tc>
@@ -16423,7 +16423,7 @@
                 <w:sz w:val="20"/>
                 <w:rtl/>
               </w:rPr>
-              <w:t>בענין קבלת עול מלכות שמים</w:t>
+              <w:t>עיקרי הדברים לספר בענין מצוות צריכות כוונה</w:t>
             </w:r>
           </w:p>
         </w:tc>
@@ -16465,7 +16465,7 @@
                 <w:sz w:val="20"/>
                 <w:rtl/>
               </w:rPr>
-              <w:t>ח] והנה לא נתבאר בדבריהם מהו אלוקינו …</w:t>
+              <w:t>… על כך ממה שמבואר גבי ספירת העומר [שפסק השו״ע [תפט.ד.] מי ששואל אותו …</w:t>
             </w:r>
           </w:p>
         </w:tc>
@@ -16488,7 +16488,7 @@
                 <w:sz w:val="20"/>
                 <w:rtl/>
               </w:rPr>
-              <w:t>495</w:t>
+              <w:t>456</w:t>
             </w:r>
           </w:p>
         </w:tc>
@@ -16509,7 +16509,7 @@
                 <w:sz w:val="20"/>
                 <w:rtl/>
               </w:rPr>
-              <w:t>בענין קבלת עול מלכות שמים</w:t>
+              <w:t>עיקרי הדברים לספר בענין מצוות צריכות כוונה</w:t>
             </w:r>
           </w:p>
         </w:tc>
@@ -16551,7 +16551,7 @@
                 <w:sz w:val="20"/>
                 <w:rtl/>
               </w:rPr>
-              <w:t>ט] סיכום, נקט ג׳ מהלכים בראשונים מהו …</w:t>
+              <w:t>… והרי השו״ע עצמו [ס.ד] תקפט. יא.] פסק שמצות צריכות כוונה ולמה הכא …</w:t>
             </w:r>
           </w:p>
         </w:tc>
@@ -16574,7 +16574,7 @@
                 <w:sz w:val="20"/>
                 <w:rtl/>
               </w:rPr>
-              <w:t>495</w:t>
+              <w:t>456</w:t>
             </w:r>
           </w:p>
         </w:tc>
@@ -16595,7 +16595,7 @@
                 <w:sz w:val="20"/>
                 <w:rtl/>
               </w:rPr>
-              <w:t>בענין קבלת עול מלכות שמים</w:t>
+              <w:t>עיקרי הדברים לספר בענין מצוות צריכות כוונה</w:t>
             </w:r>
           </w:p>
         </w:tc>
@@ -16616,7 +16616,7 @@
                 <w:sz w:val="20"/>
                 <w:rtl/>
               </w:rPr>
-              <w:t>סימני שאלה (???) בטקסט</w:t>
+              <w:t>סוגריים מרובעים [ ] לא מאוזנים</w:t>
             </w:r>
           </w:p>
         </w:tc>
@@ -16637,7 +16637,7 @@
                 <w:sz w:val="20"/>
                 <w:rtl/>
               </w:rPr>
-              <w:t>… לעבדו ולהרמב״ן כלול זה באלוקינו. ו??? דיל״ד בכוונת העל הכל שנפסק ברמ״א …</w:t>
+              <w:t>… על האבנ״ז בתושבה או״ח סימן ס.] וכ״כ להעיר נמי הגאון בעל הפני …</w:t>
             </w:r>
           </w:p>
         </w:tc>
@@ -16660,7 +16660,7 @@
                 <w:sz w:val="20"/>
                 <w:rtl/>
               </w:rPr>
-              <w:t>495</w:t>
+              <w:t>456</w:t>
             </w:r>
           </w:p>
         </w:tc>
@@ -16681,7 +16681,7 @@
                 <w:sz w:val="20"/>
                 <w:rtl/>
               </w:rPr>
-              <w:t>בענין קבלת עול מלכות שמים</w:t>
+              <w:t>עיקרי הדברים לספר בענין מצוות צריכות כוונה</w:t>
             </w:r>
           </w:p>
         </w:tc>
@@ -16723,7 +16723,7 @@
                 <w:sz w:val="20"/>
                 <w:rtl/>
               </w:rPr>
-              <w:t>י] יש להעיר הערה נוספת דבסעי׳ י״ד …</w:t>
+              <w:t>… שם בתוס׳ בזבחים ב: ד״ה קיימי בי״ד] רק יעשה העבודה ולא יחשוב כלל ואני …</w:t>
             </w:r>
           </w:p>
         </w:tc>
@@ -16746,7 +16746,7 @@
                 <w:sz w:val="20"/>
                 <w:rtl/>
               </w:rPr>
-              <w:t>498</w:t>
+              <w:t>456</w:t>
             </w:r>
           </w:p>
         </w:tc>
@@ -16767,7 +16767,7 @@
                 <w:sz w:val="20"/>
                 <w:rtl/>
               </w:rPr>
-              <w:t>בענין אמירת ברוך שם כבוד מלכותו לעולם ועד</w:t>
+              <w:t>עיקרי הדברים לספר בענין מצוות צריכות כוונה</w:t>
             </w:r>
           </w:p>
         </w:tc>
@@ -16809,7 +16809,7 @@
                 <w:sz w:val="20"/>
                 <w:rtl/>
               </w:rPr>
-              <w:t>והנה כתב שם המהרש״א בחידושי אגדות.] לבאר שיש</w:t>
+              <w:t>… אחריני היא בפסחים קיד: ובר״ה כח:] אלא בין לרב ובין לר׳ יוחנן בלצאת …</w:t>
             </w:r>
           </w:p>
         </w:tc>
@@ -16832,7 +16832,7 @@
                 <w:sz w:val="20"/>
                 <w:rtl/>
               </w:rPr>
-              <w:t>498</w:t>
+              <w:t>456</w:t>
             </w:r>
           </w:p>
         </w:tc>
@@ -16853,7 +16853,7 @@
                 <w:sz w:val="20"/>
                 <w:rtl/>
               </w:rPr>
-              <w:t>בענין אמירת ברוך שם כבוד מלכותו לעולם ועד</w:t>
+              <w:t>עיקרי הדברים לספר בענין מצוות צריכות כוונה</w:t>
             </w:r>
           </w:p>
         </w:tc>
@@ -16895,7 +16895,7 @@
                 <w:sz w:val="20"/>
                 <w:rtl/>
               </w:rPr>
-              <w:t>וכמו שאנו מוצאים בגמ׳ ביומא לט.] ראש בית אב אומר לו אישי כ״ג הגבה …</w:t>
+              <w:t>… קשורים שהרי מתבאר בסוגיה בר״ה שם] שאנו אומרים שאף למא״ד מצות אי״צ …</w:t>
             </w:r>
           </w:p>
         </w:tc>
@@ -16918,7 +16918,7 @@
                 <w:sz w:val="20"/>
                 <w:rtl/>
               </w:rPr>
-              <w:t>498</w:t>
+              <w:t>456</w:t>
             </w:r>
           </w:p>
         </w:tc>
@@ -16939,7 +16939,7 @@
                 <w:sz w:val="20"/>
                 <w:rtl/>
               </w:rPr>
-              <w:t>בענין אמירת ברוך שם כבוד מלכותו לעולם ועד</w:t>
+              <w:t>עיקרי הדברים לספר בענין מצוות צריכות כוונה</w:t>
             </w:r>
           </w:p>
         </w:tc>
@@ -16981,7 +16981,7 @@
                 <w:sz w:val="20"/>
                 <w:rtl/>
               </w:rPr>
-              <w:t>… שאין בה מפושעי ישראל אינה תענית.] ולכך ביוה״כ אנו מצרפים איתנו …</w:t>
+              <w:t>… התוס׳ בשבת קיא: ד״ה טובלין כדרכן] שאנו דנים שגם למא״ד טבילה בזמנה …</w:t>
             </w:r>
           </w:p>
         </w:tc>
@@ -17004,7 +17004,7 @@
                 <w:sz w:val="20"/>
                 <w:rtl/>
               </w:rPr>
-              <w:t>498</w:t>
+              <w:t>510</w:t>
             </w:r>
           </w:p>
         </w:tc>
@@ -17025,7 +17025,7 @@
                 <w:sz w:val="20"/>
                 <w:rtl/>
               </w:rPr>
-              <w:t>בענין אמירת ברוך שם כבוד מלכותו לעולם ועד</w:t>
+              <w:t>ענין הכוונה בקר״ש וענין המסירות נפש בקר״ש</w:t>
             </w:r>
           </w:p>
         </w:tc>
@@ -17067,7 +17067,7 @@
                 <w:sz w:val="20"/>
                 <w:rtl/>
               </w:rPr>
-              <w:t>… שמבואר בברכות יג: ושו״ע ס.ה וסג. ד] שאנו אומרים שבפס׳ ראשון צריך הוא …</w:t>
+              <w:t>… [ ]  וכן הביא בספר קב הישר פרק סג.]</w:t>
             </w:r>
           </w:p>
         </w:tc>
@@ -17090,7 +17090,7 @@
                 <w:sz w:val="20"/>
                 <w:rtl/>
               </w:rPr>
-              <w:t>498</w:t>
+              <w:t>510</w:t>
             </w:r>
           </w:p>
         </w:tc>
@@ -17111,7 +17111,7 @@
                 <w:sz w:val="20"/>
                 <w:rtl/>
               </w:rPr>
-              <w:t>בענין אמירת ברוך שם כבוד מלכותו לעולם ועד</w:t>
+              <w:t>ענין הכוונה בקר״ש וענין המסירות נפש בקר״ש</w:t>
             </w:r>
           </w:p>
         </w:tc>
@@ -17153,7 +17153,7 @@
                 <w:sz w:val="20"/>
                 <w:rtl/>
               </w:rPr>
-              <w:t>וכן אמרו במשנה בברכות יג.] אמר ר׳ יהושע בן קרחה י למה קדמה …</w:t>
+              <w:t>… שאין כל בריה יכולה לעמוד במחיצתם.] אלא אף מי שמקבל ע״ע בליבו את …</w:t>
             </w:r>
           </w:p>
         </w:tc>
@@ -17176,7 +17176,7 @@
                 <w:sz w:val="20"/>
                 <w:rtl/>
               </w:rPr>
-              <w:t>498</w:t>
+              <w:t>510</w:t>
             </w:r>
           </w:p>
         </w:tc>
@@ -17197,7 +17197,7 @@
                 <w:sz w:val="20"/>
                 <w:rtl/>
               </w:rPr>
-              <w:t>בענין אמירת ברוך שם כבוד מלכותו לעולם ועד</w:t>
+              <w:t>ענין הכוונה בקר״ש וענין המסירות נפש בקר״ש</w:t>
             </w:r>
           </w:p>
         </w:tc>
@@ -17239,7 +17239,7 @@
                 <w:sz w:val="20"/>
                 <w:rtl/>
               </w:rPr>
-              <w:t>… הזוהר בכמה דוכתי מהזוהר הקדוש [ואתחנן [רסד:] שופטים [ערה:] וכן …</w:t>
+              <w:t>… עת הוא קורה מחדש מבואר בברכות סג:] ועוד פתח ר׳ יהודה בכבוד תורה ודרש …</w:t>
             </w:r>
           </w:p>
         </w:tc>
@@ -17262,7 +17262,7 @@
                 <w:sz w:val="20"/>
                 <w:rtl/>
               </w:rPr>
-              <w:t>498</w:t>
+              <w:t>510</w:t>
             </w:r>
           </w:p>
         </w:tc>
@@ -17283,7 +17283,7 @@
                 <w:sz w:val="20"/>
                 <w:rtl/>
               </w:rPr>
-              <w:t>בענין אמירת ברוך שם כבוד מלכותו לעולם ועד</w:t>
+              <w:t>ענין הכוונה בקר״ש וענין המסירות נפש בקר״ש</w:t>
             </w:r>
           </w:p>
         </w:tc>
@@ -17325,7 +17325,7 @@
                 <w:sz w:val="20"/>
                 <w:rtl/>
               </w:rPr>
-              <w:t>… פ״ז.] וחסד לאברהם מעין ז. נהר כד.]</w:t>
+              <w:t>והנה כתב שם המהרש״א בחידושי אגדות.] לבאר שיש לאמר שמה שמצינו הכא על …</w:t>
             </w:r>
           </w:p>
         </w:tc>
@@ -17348,7 +17348,7 @@
                 <w:sz w:val="20"/>
                 <w:rtl/>
               </w:rPr>
-              <w:t>503</w:t>
+              <w:t>510</w:t>
             </w:r>
           </w:p>
         </w:tc>
@@ -17369,7 +17369,7 @@
                 <w:sz w:val="20"/>
                 <w:rtl/>
               </w:rPr>
-              <w:t>בענין השלמת רמ״ח תיבות בקר״ש</w:t>
+              <w:t>ענין הכוונה בקר״ש וענין המסירות נפש בקר״ש</w:t>
             </w:r>
           </w:p>
         </w:tc>
@@ -17411,7 +17411,7 @@
                 <w:sz w:val="20"/>
                 <w:rtl/>
               </w:rPr>
-              <w:t>א.] הנה בענין הזה של קר״ש אנו מוצאים …</w:t>
+              <w:t>וכמו שאנו מוצאים בגמ׳ ביומא לט.] ראש בית אב אומר לו אישי כ״ג הגבה …</w:t>
             </w:r>
           </w:p>
         </w:tc>
@@ -17434,7 +17434,7 @@
                 <w:sz w:val="20"/>
                 <w:rtl/>
               </w:rPr>
-              <w:t>503</w:t>
+              <w:t>510</w:t>
             </w:r>
           </w:p>
         </w:tc>
@@ -17455,7 +17455,7 @@
                 <w:sz w:val="20"/>
                 <w:rtl/>
               </w:rPr>
-              <w:t>בענין השלמת רמ״ח תיבות בקר״ש</w:t>
+              <w:t>ענין הכוונה בקר״ש וענין המסירות נפש בקר״ש</w:t>
             </w:r>
           </w:p>
         </w:tc>
@@ -17497,7 +17497,7 @@
                 <w:sz w:val="20"/>
                 <w:rtl/>
               </w:rPr>
-              <w:t>ב.] והנה בעיקר הענין של להשלים לרמ״ח …</w:t>
+              <w:t>… בזה שכן עיקר המקור של הטור תריט.] שאמר שביוה״כ כן אומרים בשכמל״ו …</w:t>
             </w:r>
           </w:p>
         </w:tc>
@@ -17520,7 +17520,7 @@
                 <w:sz w:val="20"/>
                 <w:rtl/>
               </w:rPr>
-              <w:t>503</w:t>
+              <w:t>510</w:t>
             </w:r>
           </w:p>
         </w:tc>
@@ -17541,7 +17541,7 @@
                 <w:sz w:val="20"/>
                 <w:rtl/>
               </w:rPr>
-              <w:t>בענין השלמת רמ״ח תיבות בקר״ש</w:t>
+              <w:t>ענין הכוונה בקר״ש וענין המסירות נפש בקר״ש</w:t>
             </w:r>
           </w:p>
         </w:tc>
@@ -17583,7 +17583,7 @@
                 <w:sz w:val="20"/>
                 <w:rtl/>
               </w:rPr>
-              <w:t>עיין רב פעלים ב או״ח טו.]</w:t>
+              <w:t>עיין מהרש״ם ח״ה סימן ט.]</w:t>
             </w:r>
           </w:p>
         </w:tc>
@@ -17606,7 +17606,7 @@
                 <w:sz w:val="20"/>
                 <w:rtl/>
               </w:rPr>
-              <w:t>503</w:t>
+              <w:t>510</w:t>
             </w:r>
           </w:p>
         </w:tc>
@@ -17627,7 +17627,7 @@
                 <w:sz w:val="20"/>
                 <w:rtl/>
               </w:rPr>
-              <w:t>בענין השלמת רמ״ח תיבות בקר״ש</w:t>
+              <w:t>ענין הכוונה בקר״ש וענין המסירות נפש בקר״ש</w:t>
             </w:r>
           </w:p>
         </w:tc>
@@ -17669,7 +17669,7 @@
                 <w:sz w:val="20"/>
                 <w:rtl/>
               </w:rPr>
-              <w:t>… בספרו אמת ליעקב שפת אמת שאלה נב.] ששם הוא נמי הביא את המקור הזה …</w:t>
+              <w:t>עיין רב פעלים ג או״ח טו.]</w:t>
             </w:r>
           </w:p>
         </w:tc>
@@ -17692,7 +17692,7 @@
                 <w:sz w:val="20"/>
                 <w:rtl/>
               </w:rPr>
-              <w:t>503</w:t>
+              <w:t>520</w:t>
             </w:r>
           </w:p>
         </w:tc>
@@ -17713,7 +17713,7 @@
                 <w:sz w:val="20"/>
                 <w:rtl/>
               </w:rPr>
-              <w:t>בענין השלמת רמ״ח תיבות בקר״ש</w:t>
+              <w:t>בענין קבלת עול מלכות שמים</w:t>
             </w:r>
           </w:p>
         </w:tc>
@@ -17755,7 +17755,7 @@
                 <w:sz w:val="20"/>
                 <w:rtl/>
               </w:rPr>
-              <w:t>… דף לא.] וכן נזכר בשערי תשובה כאן] בן איש חי [ש״א וארא א.]</w:t>
+              <w:t>א] הנה מבואר במשנה ר״פ היה קורא …</w:t>
             </w:r>
           </w:p>
         </w:tc>
@@ -17778,7 +17778,7 @@
                 <w:sz w:val="20"/>
                 <w:rtl/>
               </w:rPr>
-              <w:t>503</w:t>
+              <w:t>520</w:t>
             </w:r>
           </w:p>
         </w:tc>
@@ -17799,7 +17799,7 @@
                 <w:sz w:val="20"/>
                 <w:rtl/>
               </w:rPr>
-              <w:t>בענין השלמת רמ״ח תיבות בקר״ש</w:t>
+              <w:t>בענין קבלת עול מלכות שמים</w:t>
             </w:r>
           </w:p>
         </w:tc>
@@ -17841,7 +17841,7 @@
                 <w:sz w:val="20"/>
                 <w:rtl/>
               </w:rPr>
-              <w:t>… וז״ל שו״ת מהרלב״ח סימן עג.] וז״ל</w:t>
+              <w:t>ב] כתב הרמב״ם בספר המצוות (מצוות עשה …</w:t>
             </w:r>
           </w:p>
         </w:tc>
@@ -17864,7 +17864,7 @@
                 <w:sz w:val="20"/>
                 <w:rtl/>
               </w:rPr>
-              <w:t>503</w:t>
+              <w:t>520</w:t>
             </w:r>
           </w:p>
         </w:tc>
@@ -17885,7 +17885,7 @@
                 <w:sz w:val="20"/>
                 <w:rtl/>
               </w:rPr>
-              <w:t>בענין השלמת רמ״ח תיבות בקר״ש</w:t>
+              <w:t>בענין קבלת עול מלכות שמים</w:t>
             </w:r>
           </w:p>
         </w:tc>
@@ -17927,7 +17927,7 @@
                 <w:sz w:val="20"/>
                 <w:rtl/>
               </w:rPr>
-              <w:t>… דעת הב״ח וכן הוא בדברי הט״ז ס״ק ג.] וכן הפר״ח כו שציין כדברי הירושלמי …</w:t>
+              <w:t>ג] והנה בגמ׳ ברכות יג: איתא דר׳ …</w:t>
             </w:r>
           </w:p>
         </w:tc>
@@ -17950,7 +17950,7 @@
                 <w:sz w:val="20"/>
                 <w:rtl/>
               </w:rPr>
-              <w:t>503</w:t>
+              <w:t>520</w:t>
             </w:r>
           </w:p>
         </w:tc>
@@ -17971,7 +17971,7 @@
                 <w:sz w:val="20"/>
                 <w:rtl/>
               </w:rPr>
-              <w:t>בענין השלמת רמ״ח תיבות בקר״ש</w:t>
+              <w:t>בענין קבלת עול מלכות שמים</w:t>
             </w:r>
           </w:p>
         </w:tc>
@@ -18013,7 +18013,7 @@
                 <w:sz w:val="20"/>
                 <w:rtl/>
               </w:rPr>
-              <w:t>… ממה שמבואר בירושלמי דף על הדף שם.]</w:t>
+              <w:t>ד] ולשון החינוך (מצוה ת״כ) כלומר …</w:t>
             </w:r>
           </w:p>
         </w:tc>
@@ -18036,7 +18036,7 @@
                 <w:sz w:val="20"/>
                 <w:rtl/>
               </w:rPr>
-              <w:t>503</w:t>
+              <w:t>520</w:t>
             </w:r>
           </w:p>
         </w:tc>
@@ -18057,7 +18057,7 @@
                 <w:sz w:val="20"/>
                 <w:rtl/>
               </w:rPr>
-              <w:t>בענין השלמת רמ״ח תיבות בקר״ש</w:t>
+              <w:t>בענין קבלת עול מלכות שמים</w:t>
             </w:r>
           </w:p>
         </w:tc>
@@ -18078,7 +18078,7 @@
                 <w:sz w:val="20"/>
                 <w:rtl/>
               </w:rPr>
-              <w:t>סוגריים עגולים ( ) לא מאוזנים</w:t>
+              <w:t>סוגריים מרובעים [ ] לא מאוזנים</w:t>
             </w:r>
           </w:p>
         </w:tc>
@@ -18099,7 +18099,7 @@
                 <w:sz w:val="20"/>
                 <w:rtl/>
               </w:rPr>
-              <w:t>לו) והחי יתן אל לבו אם במלאכי השרת …</w:t>
+              <w:t>ה] ברמב״ן על הפסוק אנכי ה׳ אלקיך אשר …</w:t>
             </w:r>
           </w:p>
         </w:tc>
@@ -18122,7 +18122,7 @@
                 <w:sz w:val="20"/>
                 <w:rtl/>
               </w:rPr>
-              <w:t>515</w:t>
+              <w:t>520</w:t>
             </w:r>
           </w:p>
         </w:tc>
@@ -18143,7 +18143,7 @@
                 <w:sz w:val="20"/>
                 <w:rtl/>
               </w:rPr>
-              <w:t>בענין כפילת שמע שמע</w:t>
+              <w:t>בענין קבלת עול מלכות שמים</w:t>
             </w:r>
           </w:p>
         </w:tc>
@@ -18185,7 +18185,7 @@
                 <w:sz w:val="20"/>
                 <w:rtl/>
               </w:rPr>
-              <w:t>הנה מבואר בגמ׳ בברכות לג: לד.] מודים מודים משתקין אותו: אמר ר׳ …</w:t>
+              <w:t>ו] כתב הרמ״א (סי׳ ס״א סי״ד) ויש …</w:t>
             </w:r>
           </w:p>
         </w:tc>
@@ -18208,7 +18208,7 @@
                 <w:sz w:val="20"/>
                 <w:rtl/>
               </w:rPr>
-              <w:t>515</w:t>
+              <w:t>520</w:t>
             </w:r>
           </w:p>
         </w:tc>
@@ -18229,7 +18229,7 @@
                 <w:sz w:val="20"/>
                 <w:rtl/>
               </w:rPr>
-              <w:t>בענין כפילת שמע שמע</w:t>
+              <w:t>בענין קבלת עול מלכות שמים</w:t>
             </w:r>
           </w:p>
         </w:tc>
@@ -18271,7 +18271,7 @@
                 <w:sz w:val="20"/>
                 <w:rtl/>
               </w:rPr>
-              <w:t>שכן איתא בגמ׳ בסוכה נג:] על המבואר שם במשנה שהיו אומרים …</w:t>
+              <w:t>ז] והנה פי׳ השם דאלוקינו יל״ע בו, …</w:t>
             </w:r>
           </w:p>
         </w:tc>
@@ -18294,7 +18294,7 @@
                 <w:sz w:val="20"/>
                 <w:rtl/>
               </w:rPr>
-              <w:t>515</w:t>
+              <w:t>520</w:t>
             </w:r>
           </w:p>
         </w:tc>
@@ -18315,7 +18315,7 @@
                 <w:sz w:val="20"/>
                 <w:rtl/>
               </w:rPr>
-              <w:t>בענין כפילת שמע שמע</w:t>
+              <w:t>בענין קבלת עול מלכות שמים</w:t>
             </w:r>
           </w:p>
         </w:tc>
@@ -18357,7 +18357,7 @@
                 <w:sz w:val="20"/>
                 <w:rtl/>
               </w:rPr>
-              <w:t>… עמד על דבריו בחידושי החת״ס כאן] וכתב לבאר</w:t>
+              <w:t>ח] והנה לא נתבאר בדבריהם מהו אלוקינו …</w:t>
             </w:r>
           </w:p>
         </w:tc>
@@ -18380,7 +18380,7 @@
                 <w:sz w:val="20"/>
                 <w:rtl/>
               </w:rPr>
-              <w:t>515</w:t>
+              <w:t>520</w:t>
             </w:r>
           </w:p>
         </w:tc>
@@ -18401,7 +18401,7 @@
                 <w:sz w:val="20"/>
                 <w:rtl/>
               </w:rPr>
-              <w:t>בענין כפילת שמע שמע</w:t>
+              <w:t>בענין קבלת עול מלכות שמים</w:t>
             </w:r>
           </w:p>
         </w:tc>
@@ -18443,7 +18443,7 @@
                 <w:sz w:val="20"/>
                 <w:rtl/>
               </w:rPr>
-              <w:t>… הזה. וכ״כ תוס׳ הרא״ש ותוס׳ ר״פ שם.]</w:t>
+              <w:t>ט] סיכום, נקט ג׳ מהלכים בראשונים מהו …</w:t>
             </w:r>
           </w:p>
         </w:tc>
@@ -18466,7 +18466,7 @@
                 <w:sz w:val="20"/>
                 <w:rtl/>
               </w:rPr>
-              <w:t>525</w:t>
+              <w:t>520</w:t>
             </w:r>
           </w:p>
         </w:tc>
@@ -18487,7 +18487,7 @@
                 <w:sz w:val="20"/>
                 <w:rtl/>
               </w:rPr>
-              <w:t>דקדוק באותיותיה מהו</w:t>
+              <w:t>בענין קבלת עול מלכות שמים</w:t>
             </w:r>
           </w:p>
         </w:tc>
@@ -18508,7 +18508,7 @@
                 <w:sz w:val="20"/>
                 <w:rtl/>
               </w:rPr>
-              <w:t>סוגריים מרובעים [ ] לא מאוזנים</w:t>
+              <w:t>סימני שאלה (???) בטקסט</w:t>
             </w:r>
           </w:p>
         </w:tc>
@@ -18529,7 +18529,7 @@
                 <w:sz w:val="20"/>
                 <w:rtl/>
               </w:rPr>
-              <w:t>… רבי ישמעאל ברבי יוסי בשם אביו]. ועוד דאף רבי יהודה לא פליג אדרבי …</w:t>
+              <w:t>… לעבדו ולהרמב״ן כלול זה באלוקינו. ו??? דיל״ד בכוונת העל הכל שנפסק ברמ״א …</w:t>
             </w:r>
           </w:p>
         </w:tc>
@@ -18552,7 +18552,7 @@
                 <w:sz w:val="20"/>
                 <w:rtl/>
               </w:rPr>
-              <w:t>528</w:t>
+              <w:t>520</w:t>
             </w:r>
           </w:p>
         </w:tc>
@@ -18573,7 +18573,7 @@
                 <w:sz w:val="20"/>
                 <w:rtl/>
               </w:rPr>
-              <w:t>בענין תפלה וקר״ש בכל לשון</w:t>
+              <w:t>בענין קבלת עול מלכות שמים</w:t>
             </w:r>
           </w:p>
         </w:tc>
@@ -18615,7 +18615,7 @@
                 <w:sz w:val="20"/>
                 <w:rtl/>
               </w:rPr>
-              <w:t>… הבה״ל להלן קא ד״ה יכול להתפלל.] וז״ל אבל אם אינו בכי האי גוונא …</w:t>
+              <w:t>י] יש להעיר הערה נוספת דבסעי׳ י״ד …</w:t>
             </w:r>
           </w:p>
         </w:tc>
@@ -18638,7 +18638,2243 @@
                 <w:sz w:val="20"/>
                 <w:rtl/>
               </w:rPr>
-              <w:t>562</w:t>
+              <w:t>523</w:t>
+            </w:r>
+          </w:p>
+        </w:tc>
+        <w:tc>
+          <w:tcPr>
+            <w:tcW w:type="dxa" w:w="2835"/>
+          </w:tcPr>
+          <w:p>
+            <w:pPr>
+              <w:bidi/>
+              <w:jc w:val="right"/>
+            </w:pPr>
+            <w:r/>
+            <w:r>
+              <w:rPr>
+                <w:rFonts w:ascii="David" w:hAnsi="David" w:cs="David"/>
+                <w:b w:val="0"/>
+                <w:sz w:val="20"/>
+                <w:rtl/>
+              </w:rPr>
+              <w:t>בענין אמירת ברוך שם כבוד מלכותו לעולם ועד</w:t>
+            </w:r>
+          </w:p>
+        </w:tc>
+        <w:tc>
+          <w:tcPr>
+            <w:tcW w:type="dxa" w:w="2268"/>
+          </w:tcPr>
+          <w:p>
+            <w:pPr>
+              <w:bidi/>
+              <w:jc w:val="right"/>
+            </w:pPr>
+            <w:r/>
+            <w:r>
+              <w:rPr>
+                <w:rFonts w:ascii="David" w:hAnsi="David" w:cs="David"/>
+                <w:b w:val="0"/>
+                <w:sz w:val="20"/>
+                <w:rtl/>
+              </w:rPr>
+              <w:t>סוגריים מרובעים [ ] לא מאוזנים</w:t>
+            </w:r>
+          </w:p>
+        </w:tc>
+        <w:tc>
+          <w:tcPr>
+            <w:tcW w:type="dxa" w:w="3798"/>
+          </w:tcPr>
+          <w:p>
+            <w:pPr>
+              <w:bidi/>
+              <w:jc w:val="right"/>
+            </w:pPr>
+            <w:r/>
+            <w:r>
+              <w:rPr>
+                <w:rFonts w:ascii="David" w:hAnsi="David" w:cs="David"/>
+                <w:b w:val="0"/>
+                <w:sz w:val="20"/>
+                <w:rtl/>
+              </w:rPr>
+              <w:t>והנה כתב שם המהרש״א בחידושי אגדות.] לבאר שיש</w:t>
+            </w:r>
+          </w:p>
+        </w:tc>
+      </w:tr>
+      <w:tr>
+        <w:tc>
+          <w:tcPr>
+            <w:tcW w:type="dxa" w:w="850"/>
+          </w:tcPr>
+          <w:p>
+            <w:pPr>
+              <w:bidi/>
+              <w:jc w:val="right"/>
+            </w:pPr>
+            <w:r/>
+            <w:r>
+              <w:rPr>
+                <w:rFonts w:ascii="David" w:hAnsi="David" w:cs="David"/>
+                <w:b w:val="0"/>
+                <w:sz w:val="20"/>
+                <w:rtl/>
+              </w:rPr>
+              <w:t>523</w:t>
+            </w:r>
+          </w:p>
+        </w:tc>
+        <w:tc>
+          <w:tcPr>
+            <w:tcW w:type="dxa" w:w="2835"/>
+          </w:tcPr>
+          <w:p>
+            <w:pPr>
+              <w:bidi/>
+              <w:jc w:val="right"/>
+            </w:pPr>
+            <w:r/>
+            <w:r>
+              <w:rPr>
+                <w:rFonts w:ascii="David" w:hAnsi="David" w:cs="David"/>
+                <w:b w:val="0"/>
+                <w:sz w:val="20"/>
+                <w:rtl/>
+              </w:rPr>
+              <w:t>בענין אמירת ברוך שם כבוד מלכותו לעולם ועד</w:t>
+            </w:r>
+          </w:p>
+        </w:tc>
+        <w:tc>
+          <w:tcPr>
+            <w:tcW w:type="dxa" w:w="2268"/>
+          </w:tcPr>
+          <w:p>
+            <w:pPr>
+              <w:bidi/>
+              <w:jc w:val="right"/>
+            </w:pPr>
+            <w:r/>
+            <w:r>
+              <w:rPr>
+                <w:rFonts w:ascii="David" w:hAnsi="David" w:cs="David"/>
+                <w:b w:val="0"/>
+                <w:sz w:val="20"/>
+                <w:rtl/>
+              </w:rPr>
+              <w:t>סוגריים מרובעים [ ] לא מאוזנים</w:t>
+            </w:r>
+          </w:p>
+        </w:tc>
+        <w:tc>
+          <w:tcPr>
+            <w:tcW w:type="dxa" w:w="3798"/>
+          </w:tcPr>
+          <w:p>
+            <w:pPr>
+              <w:bidi/>
+              <w:jc w:val="right"/>
+            </w:pPr>
+            <w:r/>
+            <w:r>
+              <w:rPr>
+                <w:rFonts w:ascii="David" w:hAnsi="David" w:cs="David"/>
+                <w:b w:val="0"/>
+                <w:sz w:val="20"/>
+                <w:rtl/>
+              </w:rPr>
+              <w:t>וכמו שאנו מוצאים בגמ׳ ביומא לט.] ראש בית אב אומר לו אישי כ״ג הגבה …</w:t>
+            </w:r>
+          </w:p>
+        </w:tc>
+      </w:tr>
+      <w:tr>
+        <w:tc>
+          <w:tcPr>
+            <w:tcW w:type="dxa" w:w="850"/>
+          </w:tcPr>
+          <w:p>
+            <w:pPr>
+              <w:bidi/>
+              <w:jc w:val="right"/>
+            </w:pPr>
+            <w:r/>
+            <w:r>
+              <w:rPr>
+                <w:rFonts w:ascii="David" w:hAnsi="David" w:cs="David"/>
+                <w:b w:val="0"/>
+                <w:sz w:val="20"/>
+                <w:rtl/>
+              </w:rPr>
+              <w:t>523</w:t>
+            </w:r>
+          </w:p>
+        </w:tc>
+        <w:tc>
+          <w:tcPr>
+            <w:tcW w:type="dxa" w:w="2835"/>
+          </w:tcPr>
+          <w:p>
+            <w:pPr>
+              <w:bidi/>
+              <w:jc w:val="right"/>
+            </w:pPr>
+            <w:r/>
+            <w:r>
+              <w:rPr>
+                <w:rFonts w:ascii="David" w:hAnsi="David" w:cs="David"/>
+                <w:b w:val="0"/>
+                <w:sz w:val="20"/>
+                <w:rtl/>
+              </w:rPr>
+              <w:t>בענין אמירת ברוך שם כבוד מלכותו לעולם ועד</w:t>
+            </w:r>
+          </w:p>
+        </w:tc>
+        <w:tc>
+          <w:tcPr>
+            <w:tcW w:type="dxa" w:w="2268"/>
+          </w:tcPr>
+          <w:p>
+            <w:pPr>
+              <w:bidi/>
+              <w:jc w:val="right"/>
+            </w:pPr>
+            <w:r/>
+            <w:r>
+              <w:rPr>
+                <w:rFonts w:ascii="David" w:hAnsi="David" w:cs="David"/>
+                <w:b w:val="0"/>
+                <w:sz w:val="20"/>
+                <w:rtl/>
+              </w:rPr>
+              <w:t>סוגריים מרובעים [ ] לא מאוזנים</w:t>
+            </w:r>
+          </w:p>
+        </w:tc>
+        <w:tc>
+          <w:tcPr>
+            <w:tcW w:type="dxa" w:w="3798"/>
+          </w:tcPr>
+          <w:p>
+            <w:pPr>
+              <w:bidi/>
+              <w:jc w:val="right"/>
+            </w:pPr>
+            <w:r/>
+            <w:r>
+              <w:rPr>
+                <w:rFonts w:ascii="David" w:hAnsi="David" w:cs="David"/>
+                <w:b w:val="0"/>
+                <w:sz w:val="20"/>
+                <w:rtl/>
+              </w:rPr>
+              <w:t>… שאין בה מפושעי ישראל אינה תענית.] ולכך ביוה״כ אנו מצרפים איתנו …</w:t>
+            </w:r>
+          </w:p>
+        </w:tc>
+      </w:tr>
+      <w:tr>
+        <w:tc>
+          <w:tcPr>
+            <w:tcW w:type="dxa" w:w="850"/>
+          </w:tcPr>
+          <w:p>
+            <w:pPr>
+              <w:bidi/>
+              <w:jc w:val="right"/>
+            </w:pPr>
+            <w:r/>
+            <w:r>
+              <w:rPr>
+                <w:rFonts w:ascii="David" w:hAnsi="David" w:cs="David"/>
+                <w:b w:val="0"/>
+                <w:sz w:val="20"/>
+                <w:rtl/>
+              </w:rPr>
+              <w:t>523</w:t>
+            </w:r>
+          </w:p>
+        </w:tc>
+        <w:tc>
+          <w:tcPr>
+            <w:tcW w:type="dxa" w:w="2835"/>
+          </w:tcPr>
+          <w:p>
+            <w:pPr>
+              <w:bidi/>
+              <w:jc w:val="right"/>
+            </w:pPr>
+            <w:r/>
+            <w:r>
+              <w:rPr>
+                <w:rFonts w:ascii="David" w:hAnsi="David" w:cs="David"/>
+                <w:b w:val="0"/>
+                <w:sz w:val="20"/>
+                <w:rtl/>
+              </w:rPr>
+              <w:t>בענין אמירת ברוך שם כבוד מלכותו לעולם ועד</w:t>
+            </w:r>
+          </w:p>
+        </w:tc>
+        <w:tc>
+          <w:tcPr>
+            <w:tcW w:type="dxa" w:w="2268"/>
+          </w:tcPr>
+          <w:p>
+            <w:pPr>
+              <w:bidi/>
+              <w:jc w:val="right"/>
+            </w:pPr>
+            <w:r/>
+            <w:r>
+              <w:rPr>
+                <w:rFonts w:ascii="David" w:hAnsi="David" w:cs="David"/>
+                <w:b w:val="0"/>
+                <w:sz w:val="20"/>
+                <w:rtl/>
+              </w:rPr>
+              <w:t>סוגריים מרובעים [ ] לא מאוזנים</w:t>
+            </w:r>
+          </w:p>
+        </w:tc>
+        <w:tc>
+          <w:tcPr>
+            <w:tcW w:type="dxa" w:w="3798"/>
+          </w:tcPr>
+          <w:p>
+            <w:pPr>
+              <w:bidi/>
+              <w:jc w:val="right"/>
+            </w:pPr>
+            <w:r/>
+            <w:r>
+              <w:rPr>
+                <w:rFonts w:ascii="David" w:hAnsi="David" w:cs="David"/>
+                <w:b w:val="0"/>
+                <w:sz w:val="20"/>
+                <w:rtl/>
+              </w:rPr>
+              <w:t>… שמבואר בברכות יג: ושו״ע ס.ה וסג. ד] שאנו אומרים שבפס׳ ראשון צריך הוא …</w:t>
+            </w:r>
+          </w:p>
+        </w:tc>
+      </w:tr>
+      <w:tr>
+        <w:tc>
+          <w:tcPr>
+            <w:tcW w:type="dxa" w:w="850"/>
+          </w:tcPr>
+          <w:p>
+            <w:pPr>
+              <w:bidi/>
+              <w:jc w:val="right"/>
+            </w:pPr>
+            <w:r/>
+            <w:r>
+              <w:rPr>
+                <w:rFonts w:ascii="David" w:hAnsi="David" w:cs="David"/>
+                <w:b w:val="0"/>
+                <w:sz w:val="20"/>
+                <w:rtl/>
+              </w:rPr>
+              <w:t>523</w:t>
+            </w:r>
+          </w:p>
+        </w:tc>
+        <w:tc>
+          <w:tcPr>
+            <w:tcW w:type="dxa" w:w="2835"/>
+          </w:tcPr>
+          <w:p>
+            <w:pPr>
+              <w:bidi/>
+              <w:jc w:val="right"/>
+            </w:pPr>
+            <w:r/>
+            <w:r>
+              <w:rPr>
+                <w:rFonts w:ascii="David" w:hAnsi="David" w:cs="David"/>
+                <w:b w:val="0"/>
+                <w:sz w:val="20"/>
+                <w:rtl/>
+              </w:rPr>
+              <w:t>בענין אמירת ברוך שם כבוד מלכותו לעולם ועד</w:t>
+            </w:r>
+          </w:p>
+        </w:tc>
+        <w:tc>
+          <w:tcPr>
+            <w:tcW w:type="dxa" w:w="2268"/>
+          </w:tcPr>
+          <w:p>
+            <w:pPr>
+              <w:bidi/>
+              <w:jc w:val="right"/>
+            </w:pPr>
+            <w:r/>
+            <w:r>
+              <w:rPr>
+                <w:rFonts w:ascii="David" w:hAnsi="David" w:cs="David"/>
+                <w:b w:val="0"/>
+                <w:sz w:val="20"/>
+                <w:rtl/>
+              </w:rPr>
+              <w:t>סוגריים מרובעים [ ] לא מאוזנים</w:t>
+            </w:r>
+          </w:p>
+        </w:tc>
+        <w:tc>
+          <w:tcPr>
+            <w:tcW w:type="dxa" w:w="3798"/>
+          </w:tcPr>
+          <w:p>
+            <w:pPr>
+              <w:bidi/>
+              <w:jc w:val="right"/>
+            </w:pPr>
+            <w:r/>
+            <w:r>
+              <w:rPr>
+                <w:rFonts w:ascii="David" w:hAnsi="David" w:cs="David"/>
+                <w:b w:val="0"/>
+                <w:sz w:val="20"/>
+                <w:rtl/>
+              </w:rPr>
+              <w:t>וכן אמרו במשנה בברכות יג.] אמר ר׳ יהושע בן קרחה י למה קדמה …</w:t>
+            </w:r>
+          </w:p>
+        </w:tc>
+      </w:tr>
+      <w:tr>
+        <w:tc>
+          <w:tcPr>
+            <w:tcW w:type="dxa" w:w="850"/>
+          </w:tcPr>
+          <w:p>
+            <w:pPr>
+              <w:bidi/>
+              <w:jc w:val="right"/>
+            </w:pPr>
+            <w:r/>
+            <w:r>
+              <w:rPr>
+                <w:rFonts w:ascii="David" w:hAnsi="David" w:cs="David"/>
+                <w:b w:val="0"/>
+                <w:sz w:val="20"/>
+                <w:rtl/>
+              </w:rPr>
+              <w:t>523</w:t>
+            </w:r>
+          </w:p>
+        </w:tc>
+        <w:tc>
+          <w:tcPr>
+            <w:tcW w:type="dxa" w:w="2835"/>
+          </w:tcPr>
+          <w:p>
+            <w:pPr>
+              <w:bidi/>
+              <w:jc w:val="right"/>
+            </w:pPr>
+            <w:r/>
+            <w:r>
+              <w:rPr>
+                <w:rFonts w:ascii="David" w:hAnsi="David" w:cs="David"/>
+                <w:b w:val="0"/>
+                <w:sz w:val="20"/>
+                <w:rtl/>
+              </w:rPr>
+              <w:t>בענין אמירת ברוך שם כבוד מלכותו לעולם ועד</w:t>
+            </w:r>
+          </w:p>
+        </w:tc>
+        <w:tc>
+          <w:tcPr>
+            <w:tcW w:type="dxa" w:w="2268"/>
+          </w:tcPr>
+          <w:p>
+            <w:pPr>
+              <w:bidi/>
+              <w:jc w:val="right"/>
+            </w:pPr>
+            <w:r/>
+            <w:r>
+              <w:rPr>
+                <w:rFonts w:ascii="David" w:hAnsi="David" w:cs="David"/>
+                <w:b w:val="0"/>
+                <w:sz w:val="20"/>
+                <w:rtl/>
+              </w:rPr>
+              <w:t>סוגריים מרובעים [ ] לא מאוזנים</w:t>
+            </w:r>
+          </w:p>
+        </w:tc>
+        <w:tc>
+          <w:tcPr>
+            <w:tcW w:type="dxa" w:w="3798"/>
+          </w:tcPr>
+          <w:p>
+            <w:pPr>
+              <w:bidi/>
+              <w:jc w:val="right"/>
+            </w:pPr>
+            <w:r/>
+            <w:r>
+              <w:rPr>
+                <w:rFonts w:ascii="David" w:hAnsi="David" w:cs="David"/>
+                <w:b w:val="0"/>
+                <w:sz w:val="20"/>
+                <w:rtl/>
+              </w:rPr>
+              <w:t>… הזוהר בכמה דוכתי מהזוהר הקדוש [ואתחנן [רסד:] שופטים [ערה:] וכן …</w:t>
+            </w:r>
+          </w:p>
+        </w:tc>
+      </w:tr>
+      <w:tr>
+        <w:tc>
+          <w:tcPr>
+            <w:tcW w:type="dxa" w:w="850"/>
+          </w:tcPr>
+          <w:p>
+            <w:pPr>
+              <w:bidi/>
+              <w:jc w:val="right"/>
+            </w:pPr>
+            <w:r/>
+            <w:r>
+              <w:rPr>
+                <w:rFonts w:ascii="David" w:hAnsi="David" w:cs="David"/>
+                <w:b w:val="0"/>
+                <w:sz w:val="20"/>
+                <w:rtl/>
+              </w:rPr>
+              <w:t>523</w:t>
+            </w:r>
+          </w:p>
+        </w:tc>
+        <w:tc>
+          <w:tcPr>
+            <w:tcW w:type="dxa" w:w="2835"/>
+          </w:tcPr>
+          <w:p>
+            <w:pPr>
+              <w:bidi/>
+              <w:jc w:val="right"/>
+            </w:pPr>
+            <w:r/>
+            <w:r>
+              <w:rPr>
+                <w:rFonts w:ascii="David" w:hAnsi="David" w:cs="David"/>
+                <w:b w:val="0"/>
+                <w:sz w:val="20"/>
+                <w:rtl/>
+              </w:rPr>
+              <w:t>בענין אמירת ברוך שם כבוד מלכותו לעולם ועד</w:t>
+            </w:r>
+          </w:p>
+        </w:tc>
+        <w:tc>
+          <w:tcPr>
+            <w:tcW w:type="dxa" w:w="2268"/>
+          </w:tcPr>
+          <w:p>
+            <w:pPr>
+              <w:bidi/>
+              <w:jc w:val="right"/>
+            </w:pPr>
+            <w:r/>
+            <w:r>
+              <w:rPr>
+                <w:rFonts w:ascii="David" w:hAnsi="David" w:cs="David"/>
+                <w:b w:val="0"/>
+                <w:sz w:val="20"/>
+                <w:rtl/>
+              </w:rPr>
+              <w:t>סוגריים מרובעים [ ] לא מאוזנים</w:t>
+            </w:r>
+          </w:p>
+        </w:tc>
+        <w:tc>
+          <w:tcPr>
+            <w:tcW w:type="dxa" w:w="3798"/>
+          </w:tcPr>
+          <w:p>
+            <w:pPr>
+              <w:bidi/>
+              <w:jc w:val="right"/>
+            </w:pPr>
+            <w:r/>
+            <w:r>
+              <w:rPr>
+                <w:rFonts w:ascii="David" w:hAnsi="David" w:cs="David"/>
+                <w:b w:val="0"/>
+                <w:sz w:val="20"/>
+                <w:rtl/>
+              </w:rPr>
+              <w:t>… פ״ז.] וחסד לאברהם מעין ז. נהר כד.]</w:t>
+            </w:r>
+          </w:p>
+        </w:tc>
+      </w:tr>
+      <w:tr>
+        <w:tc>
+          <w:tcPr>
+            <w:tcW w:type="dxa" w:w="850"/>
+          </w:tcPr>
+          <w:p>
+            <w:pPr>
+              <w:bidi/>
+              <w:jc w:val="right"/>
+            </w:pPr>
+            <w:r/>
+            <w:r>
+              <w:rPr>
+                <w:rFonts w:ascii="David" w:hAnsi="David" w:cs="David"/>
+                <w:b w:val="0"/>
+                <w:sz w:val="20"/>
+                <w:rtl/>
+              </w:rPr>
+              <w:t>528</w:t>
+            </w:r>
+          </w:p>
+        </w:tc>
+        <w:tc>
+          <w:tcPr>
+            <w:tcW w:type="dxa" w:w="2835"/>
+          </w:tcPr>
+          <w:p>
+            <w:pPr>
+              <w:bidi/>
+              <w:jc w:val="right"/>
+            </w:pPr>
+            <w:r/>
+            <w:r>
+              <w:rPr>
+                <w:rFonts w:ascii="David" w:hAnsi="David" w:cs="David"/>
+                <w:b w:val="0"/>
+                <w:sz w:val="20"/>
+                <w:rtl/>
+              </w:rPr>
+              <w:t>בענין השלמת רמ״ח תיבות בקר״ש</w:t>
+            </w:r>
+          </w:p>
+        </w:tc>
+        <w:tc>
+          <w:tcPr>
+            <w:tcW w:type="dxa" w:w="2268"/>
+          </w:tcPr>
+          <w:p>
+            <w:pPr>
+              <w:bidi/>
+              <w:jc w:val="right"/>
+            </w:pPr>
+            <w:r/>
+            <w:r>
+              <w:rPr>
+                <w:rFonts w:ascii="David" w:hAnsi="David" w:cs="David"/>
+                <w:b w:val="0"/>
+                <w:sz w:val="20"/>
+                <w:rtl/>
+              </w:rPr>
+              <w:t>סוגריים מרובעים [ ] לא מאוזנים</w:t>
+            </w:r>
+          </w:p>
+        </w:tc>
+        <w:tc>
+          <w:tcPr>
+            <w:tcW w:type="dxa" w:w="3798"/>
+          </w:tcPr>
+          <w:p>
+            <w:pPr>
+              <w:bidi/>
+              <w:jc w:val="right"/>
+            </w:pPr>
+            <w:r/>
+            <w:r>
+              <w:rPr>
+                <w:rFonts w:ascii="David" w:hAnsi="David" w:cs="David"/>
+                <w:b w:val="0"/>
+                <w:sz w:val="20"/>
+                <w:rtl/>
+              </w:rPr>
+              <w:t>א.] הנה בענין הזה של קר״ש אנו מוצאים …</w:t>
+            </w:r>
+          </w:p>
+        </w:tc>
+      </w:tr>
+      <w:tr>
+        <w:tc>
+          <w:tcPr>
+            <w:tcW w:type="dxa" w:w="850"/>
+          </w:tcPr>
+          <w:p>
+            <w:pPr>
+              <w:bidi/>
+              <w:jc w:val="right"/>
+            </w:pPr>
+            <w:r/>
+            <w:r>
+              <w:rPr>
+                <w:rFonts w:ascii="David" w:hAnsi="David" w:cs="David"/>
+                <w:b w:val="0"/>
+                <w:sz w:val="20"/>
+                <w:rtl/>
+              </w:rPr>
+              <w:t>528</w:t>
+            </w:r>
+          </w:p>
+        </w:tc>
+        <w:tc>
+          <w:tcPr>
+            <w:tcW w:type="dxa" w:w="2835"/>
+          </w:tcPr>
+          <w:p>
+            <w:pPr>
+              <w:bidi/>
+              <w:jc w:val="right"/>
+            </w:pPr>
+            <w:r/>
+            <w:r>
+              <w:rPr>
+                <w:rFonts w:ascii="David" w:hAnsi="David" w:cs="David"/>
+                <w:b w:val="0"/>
+                <w:sz w:val="20"/>
+                <w:rtl/>
+              </w:rPr>
+              <w:t>בענין השלמת רמ״ח תיבות בקר״ש</w:t>
+            </w:r>
+          </w:p>
+        </w:tc>
+        <w:tc>
+          <w:tcPr>
+            <w:tcW w:type="dxa" w:w="2268"/>
+          </w:tcPr>
+          <w:p>
+            <w:pPr>
+              <w:bidi/>
+              <w:jc w:val="right"/>
+            </w:pPr>
+            <w:r/>
+            <w:r>
+              <w:rPr>
+                <w:rFonts w:ascii="David" w:hAnsi="David" w:cs="David"/>
+                <w:b w:val="0"/>
+                <w:sz w:val="20"/>
+                <w:rtl/>
+              </w:rPr>
+              <w:t>סוגריים מרובעים [ ] לא מאוזנים</w:t>
+            </w:r>
+          </w:p>
+        </w:tc>
+        <w:tc>
+          <w:tcPr>
+            <w:tcW w:type="dxa" w:w="3798"/>
+          </w:tcPr>
+          <w:p>
+            <w:pPr>
+              <w:bidi/>
+              <w:jc w:val="right"/>
+            </w:pPr>
+            <w:r/>
+            <w:r>
+              <w:rPr>
+                <w:rFonts w:ascii="David" w:hAnsi="David" w:cs="David"/>
+                <w:b w:val="0"/>
+                <w:sz w:val="20"/>
+                <w:rtl/>
+              </w:rPr>
+              <w:t>ב.] והנה בעיקר הענין של להשלים לרמ״ח …</w:t>
+            </w:r>
+          </w:p>
+        </w:tc>
+      </w:tr>
+      <w:tr>
+        <w:tc>
+          <w:tcPr>
+            <w:tcW w:type="dxa" w:w="850"/>
+          </w:tcPr>
+          <w:p>
+            <w:pPr>
+              <w:bidi/>
+              <w:jc w:val="right"/>
+            </w:pPr>
+            <w:r/>
+            <w:r>
+              <w:rPr>
+                <w:rFonts w:ascii="David" w:hAnsi="David" w:cs="David"/>
+                <w:b w:val="0"/>
+                <w:sz w:val="20"/>
+                <w:rtl/>
+              </w:rPr>
+              <w:t>528</w:t>
+            </w:r>
+          </w:p>
+        </w:tc>
+        <w:tc>
+          <w:tcPr>
+            <w:tcW w:type="dxa" w:w="2835"/>
+          </w:tcPr>
+          <w:p>
+            <w:pPr>
+              <w:bidi/>
+              <w:jc w:val="right"/>
+            </w:pPr>
+            <w:r/>
+            <w:r>
+              <w:rPr>
+                <w:rFonts w:ascii="David" w:hAnsi="David" w:cs="David"/>
+                <w:b w:val="0"/>
+                <w:sz w:val="20"/>
+                <w:rtl/>
+              </w:rPr>
+              <w:t>בענין השלמת רמ״ח תיבות בקר״ש</w:t>
+            </w:r>
+          </w:p>
+        </w:tc>
+        <w:tc>
+          <w:tcPr>
+            <w:tcW w:type="dxa" w:w="2268"/>
+          </w:tcPr>
+          <w:p>
+            <w:pPr>
+              <w:bidi/>
+              <w:jc w:val="right"/>
+            </w:pPr>
+            <w:r/>
+            <w:r>
+              <w:rPr>
+                <w:rFonts w:ascii="David" w:hAnsi="David" w:cs="David"/>
+                <w:b w:val="0"/>
+                <w:sz w:val="20"/>
+                <w:rtl/>
+              </w:rPr>
+              <w:t>סוגריים מרובעים [ ] לא מאוזנים</w:t>
+            </w:r>
+          </w:p>
+        </w:tc>
+        <w:tc>
+          <w:tcPr>
+            <w:tcW w:type="dxa" w:w="3798"/>
+          </w:tcPr>
+          <w:p>
+            <w:pPr>
+              <w:bidi/>
+              <w:jc w:val="right"/>
+            </w:pPr>
+            <w:r/>
+            <w:r>
+              <w:rPr>
+                <w:rFonts w:ascii="David" w:hAnsi="David" w:cs="David"/>
+                <w:b w:val="0"/>
+                <w:sz w:val="20"/>
+                <w:rtl/>
+              </w:rPr>
+              <w:t>עיין רב פעלים ב או״ח טו.]</w:t>
+            </w:r>
+          </w:p>
+        </w:tc>
+      </w:tr>
+      <w:tr>
+        <w:tc>
+          <w:tcPr>
+            <w:tcW w:type="dxa" w:w="850"/>
+          </w:tcPr>
+          <w:p>
+            <w:pPr>
+              <w:bidi/>
+              <w:jc w:val="right"/>
+            </w:pPr>
+            <w:r/>
+            <w:r>
+              <w:rPr>
+                <w:rFonts w:ascii="David" w:hAnsi="David" w:cs="David"/>
+                <w:b w:val="0"/>
+                <w:sz w:val="20"/>
+                <w:rtl/>
+              </w:rPr>
+              <w:t>528</w:t>
+            </w:r>
+          </w:p>
+        </w:tc>
+        <w:tc>
+          <w:tcPr>
+            <w:tcW w:type="dxa" w:w="2835"/>
+          </w:tcPr>
+          <w:p>
+            <w:pPr>
+              <w:bidi/>
+              <w:jc w:val="right"/>
+            </w:pPr>
+            <w:r/>
+            <w:r>
+              <w:rPr>
+                <w:rFonts w:ascii="David" w:hAnsi="David" w:cs="David"/>
+                <w:b w:val="0"/>
+                <w:sz w:val="20"/>
+                <w:rtl/>
+              </w:rPr>
+              <w:t>בענין השלמת רמ״ח תיבות בקר״ש</w:t>
+            </w:r>
+          </w:p>
+        </w:tc>
+        <w:tc>
+          <w:tcPr>
+            <w:tcW w:type="dxa" w:w="2268"/>
+          </w:tcPr>
+          <w:p>
+            <w:pPr>
+              <w:bidi/>
+              <w:jc w:val="right"/>
+            </w:pPr>
+            <w:r/>
+            <w:r>
+              <w:rPr>
+                <w:rFonts w:ascii="David" w:hAnsi="David" w:cs="David"/>
+                <w:b w:val="0"/>
+                <w:sz w:val="20"/>
+                <w:rtl/>
+              </w:rPr>
+              <w:t>סוגריים מרובעים [ ] לא מאוזנים</w:t>
+            </w:r>
+          </w:p>
+        </w:tc>
+        <w:tc>
+          <w:tcPr>
+            <w:tcW w:type="dxa" w:w="3798"/>
+          </w:tcPr>
+          <w:p>
+            <w:pPr>
+              <w:bidi/>
+              <w:jc w:val="right"/>
+            </w:pPr>
+            <w:r/>
+            <w:r>
+              <w:rPr>
+                <w:rFonts w:ascii="David" w:hAnsi="David" w:cs="David"/>
+                <w:b w:val="0"/>
+                <w:sz w:val="20"/>
+                <w:rtl/>
+              </w:rPr>
+              <w:t>… בספרו אמת ליעקב שפת אמת שאלה נב.] ששם הוא נמי הביא את המקור הזה …</w:t>
+            </w:r>
+          </w:p>
+        </w:tc>
+      </w:tr>
+      <w:tr>
+        <w:tc>
+          <w:tcPr>
+            <w:tcW w:type="dxa" w:w="850"/>
+          </w:tcPr>
+          <w:p>
+            <w:pPr>
+              <w:bidi/>
+              <w:jc w:val="right"/>
+            </w:pPr>
+            <w:r/>
+            <w:r>
+              <w:rPr>
+                <w:rFonts w:ascii="David" w:hAnsi="David" w:cs="David"/>
+                <w:b w:val="0"/>
+                <w:sz w:val="20"/>
+                <w:rtl/>
+              </w:rPr>
+              <w:t>528</w:t>
+            </w:r>
+          </w:p>
+        </w:tc>
+        <w:tc>
+          <w:tcPr>
+            <w:tcW w:type="dxa" w:w="2835"/>
+          </w:tcPr>
+          <w:p>
+            <w:pPr>
+              <w:bidi/>
+              <w:jc w:val="right"/>
+            </w:pPr>
+            <w:r/>
+            <w:r>
+              <w:rPr>
+                <w:rFonts w:ascii="David" w:hAnsi="David" w:cs="David"/>
+                <w:b w:val="0"/>
+                <w:sz w:val="20"/>
+                <w:rtl/>
+              </w:rPr>
+              <w:t>בענין השלמת רמ״ח תיבות בקר״ש</w:t>
+            </w:r>
+          </w:p>
+        </w:tc>
+        <w:tc>
+          <w:tcPr>
+            <w:tcW w:type="dxa" w:w="2268"/>
+          </w:tcPr>
+          <w:p>
+            <w:pPr>
+              <w:bidi/>
+              <w:jc w:val="right"/>
+            </w:pPr>
+            <w:r/>
+            <w:r>
+              <w:rPr>
+                <w:rFonts w:ascii="David" w:hAnsi="David" w:cs="David"/>
+                <w:b w:val="0"/>
+                <w:sz w:val="20"/>
+                <w:rtl/>
+              </w:rPr>
+              <w:t>סוגריים מרובעים [ ] לא מאוזנים</w:t>
+            </w:r>
+          </w:p>
+        </w:tc>
+        <w:tc>
+          <w:tcPr>
+            <w:tcW w:type="dxa" w:w="3798"/>
+          </w:tcPr>
+          <w:p>
+            <w:pPr>
+              <w:bidi/>
+              <w:jc w:val="right"/>
+            </w:pPr>
+            <w:r/>
+            <w:r>
+              <w:rPr>
+                <w:rFonts w:ascii="David" w:hAnsi="David" w:cs="David"/>
+                <w:b w:val="0"/>
+                <w:sz w:val="20"/>
+                <w:rtl/>
+              </w:rPr>
+              <w:t>… דף לא.] וכן נזכר בשערי תשובה כאן] בן איש חי [ש״א וארא א.]</w:t>
+            </w:r>
+          </w:p>
+        </w:tc>
+      </w:tr>
+      <w:tr>
+        <w:tc>
+          <w:tcPr>
+            <w:tcW w:type="dxa" w:w="850"/>
+          </w:tcPr>
+          <w:p>
+            <w:pPr>
+              <w:bidi/>
+              <w:jc w:val="right"/>
+            </w:pPr>
+            <w:r/>
+            <w:r>
+              <w:rPr>
+                <w:rFonts w:ascii="David" w:hAnsi="David" w:cs="David"/>
+                <w:b w:val="0"/>
+                <w:sz w:val="20"/>
+                <w:rtl/>
+              </w:rPr>
+              <w:t>528</w:t>
+            </w:r>
+          </w:p>
+        </w:tc>
+        <w:tc>
+          <w:tcPr>
+            <w:tcW w:type="dxa" w:w="2835"/>
+          </w:tcPr>
+          <w:p>
+            <w:pPr>
+              <w:bidi/>
+              <w:jc w:val="right"/>
+            </w:pPr>
+            <w:r/>
+            <w:r>
+              <w:rPr>
+                <w:rFonts w:ascii="David" w:hAnsi="David" w:cs="David"/>
+                <w:b w:val="0"/>
+                <w:sz w:val="20"/>
+                <w:rtl/>
+              </w:rPr>
+              <w:t>בענין השלמת רמ״ח תיבות בקר״ש</w:t>
+            </w:r>
+          </w:p>
+        </w:tc>
+        <w:tc>
+          <w:tcPr>
+            <w:tcW w:type="dxa" w:w="2268"/>
+          </w:tcPr>
+          <w:p>
+            <w:pPr>
+              <w:bidi/>
+              <w:jc w:val="right"/>
+            </w:pPr>
+            <w:r/>
+            <w:r>
+              <w:rPr>
+                <w:rFonts w:ascii="David" w:hAnsi="David" w:cs="David"/>
+                <w:b w:val="0"/>
+                <w:sz w:val="20"/>
+                <w:rtl/>
+              </w:rPr>
+              <w:t>סוגריים מרובעים [ ] לא מאוזנים</w:t>
+            </w:r>
+          </w:p>
+        </w:tc>
+        <w:tc>
+          <w:tcPr>
+            <w:tcW w:type="dxa" w:w="3798"/>
+          </w:tcPr>
+          <w:p>
+            <w:pPr>
+              <w:bidi/>
+              <w:jc w:val="right"/>
+            </w:pPr>
+            <w:r/>
+            <w:r>
+              <w:rPr>
+                <w:rFonts w:ascii="David" w:hAnsi="David" w:cs="David"/>
+                <w:b w:val="0"/>
+                <w:sz w:val="20"/>
+                <w:rtl/>
+              </w:rPr>
+              <w:t>… וז״ל שו״ת מהרלב״ח סימן עג.] וז״ל</w:t>
+            </w:r>
+          </w:p>
+        </w:tc>
+      </w:tr>
+      <w:tr>
+        <w:tc>
+          <w:tcPr>
+            <w:tcW w:type="dxa" w:w="850"/>
+          </w:tcPr>
+          <w:p>
+            <w:pPr>
+              <w:bidi/>
+              <w:jc w:val="right"/>
+            </w:pPr>
+            <w:r/>
+            <w:r>
+              <w:rPr>
+                <w:rFonts w:ascii="David" w:hAnsi="David" w:cs="David"/>
+                <w:b w:val="0"/>
+                <w:sz w:val="20"/>
+                <w:rtl/>
+              </w:rPr>
+              <w:t>528</w:t>
+            </w:r>
+          </w:p>
+        </w:tc>
+        <w:tc>
+          <w:tcPr>
+            <w:tcW w:type="dxa" w:w="2835"/>
+          </w:tcPr>
+          <w:p>
+            <w:pPr>
+              <w:bidi/>
+              <w:jc w:val="right"/>
+            </w:pPr>
+            <w:r/>
+            <w:r>
+              <w:rPr>
+                <w:rFonts w:ascii="David" w:hAnsi="David" w:cs="David"/>
+                <w:b w:val="0"/>
+                <w:sz w:val="20"/>
+                <w:rtl/>
+              </w:rPr>
+              <w:t>בענין השלמת רמ״ח תיבות בקר״ש</w:t>
+            </w:r>
+          </w:p>
+        </w:tc>
+        <w:tc>
+          <w:tcPr>
+            <w:tcW w:type="dxa" w:w="2268"/>
+          </w:tcPr>
+          <w:p>
+            <w:pPr>
+              <w:bidi/>
+              <w:jc w:val="right"/>
+            </w:pPr>
+            <w:r/>
+            <w:r>
+              <w:rPr>
+                <w:rFonts w:ascii="David" w:hAnsi="David" w:cs="David"/>
+                <w:b w:val="0"/>
+                <w:sz w:val="20"/>
+                <w:rtl/>
+              </w:rPr>
+              <w:t>סוגריים מרובעים [ ] לא מאוזנים</w:t>
+            </w:r>
+          </w:p>
+        </w:tc>
+        <w:tc>
+          <w:tcPr>
+            <w:tcW w:type="dxa" w:w="3798"/>
+          </w:tcPr>
+          <w:p>
+            <w:pPr>
+              <w:bidi/>
+              <w:jc w:val="right"/>
+            </w:pPr>
+            <w:r/>
+            <w:r>
+              <w:rPr>
+                <w:rFonts w:ascii="David" w:hAnsi="David" w:cs="David"/>
+                <w:b w:val="0"/>
+                <w:sz w:val="20"/>
+                <w:rtl/>
+              </w:rPr>
+              <w:t>… דעת הב״ח וכן הוא בדברי הט״ז ס״ק ג.] וכן הפר״ח כו שציין כדברי הירושלמי …</w:t>
+            </w:r>
+          </w:p>
+        </w:tc>
+      </w:tr>
+      <w:tr>
+        <w:tc>
+          <w:tcPr>
+            <w:tcW w:type="dxa" w:w="850"/>
+          </w:tcPr>
+          <w:p>
+            <w:pPr>
+              <w:bidi/>
+              <w:jc w:val="right"/>
+            </w:pPr>
+            <w:r/>
+            <w:r>
+              <w:rPr>
+                <w:rFonts w:ascii="David" w:hAnsi="David" w:cs="David"/>
+                <w:b w:val="0"/>
+                <w:sz w:val="20"/>
+                <w:rtl/>
+              </w:rPr>
+              <w:t>528</w:t>
+            </w:r>
+          </w:p>
+        </w:tc>
+        <w:tc>
+          <w:tcPr>
+            <w:tcW w:type="dxa" w:w="2835"/>
+          </w:tcPr>
+          <w:p>
+            <w:pPr>
+              <w:bidi/>
+              <w:jc w:val="right"/>
+            </w:pPr>
+            <w:r/>
+            <w:r>
+              <w:rPr>
+                <w:rFonts w:ascii="David" w:hAnsi="David" w:cs="David"/>
+                <w:b w:val="0"/>
+                <w:sz w:val="20"/>
+                <w:rtl/>
+              </w:rPr>
+              <w:t>בענין השלמת רמ״ח תיבות בקר״ש</w:t>
+            </w:r>
+          </w:p>
+        </w:tc>
+        <w:tc>
+          <w:tcPr>
+            <w:tcW w:type="dxa" w:w="2268"/>
+          </w:tcPr>
+          <w:p>
+            <w:pPr>
+              <w:bidi/>
+              <w:jc w:val="right"/>
+            </w:pPr>
+            <w:r/>
+            <w:r>
+              <w:rPr>
+                <w:rFonts w:ascii="David" w:hAnsi="David" w:cs="David"/>
+                <w:b w:val="0"/>
+                <w:sz w:val="20"/>
+                <w:rtl/>
+              </w:rPr>
+              <w:t>סוגריים מרובעים [ ] לא מאוזנים</w:t>
+            </w:r>
+          </w:p>
+        </w:tc>
+        <w:tc>
+          <w:tcPr>
+            <w:tcW w:type="dxa" w:w="3798"/>
+          </w:tcPr>
+          <w:p>
+            <w:pPr>
+              <w:bidi/>
+              <w:jc w:val="right"/>
+            </w:pPr>
+            <w:r/>
+            <w:r>
+              <w:rPr>
+                <w:rFonts w:ascii="David" w:hAnsi="David" w:cs="David"/>
+                <w:b w:val="0"/>
+                <w:sz w:val="20"/>
+                <w:rtl/>
+              </w:rPr>
+              <w:t>… ממה שמבואר בירושלמי דף על הדף שם.]</w:t>
+            </w:r>
+          </w:p>
+        </w:tc>
+      </w:tr>
+      <w:tr>
+        <w:tc>
+          <w:tcPr>
+            <w:tcW w:type="dxa" w:w="850"/>
+          </w:tcPr>
+          <w:p>
+            <w:pPr>
+              <w:bidi/>
+              <w:jc w:val="right"/>
+            </w:pPr>
+            <w:r/>
+            <w:r>
+              <w:rPr>
+                <w:rFonts w:ascii="David" w:hAnsi="David" w:cs="David"/>
+                <w:b w:val="0"/>
+                <w:sz w:val="20"/>
+                <w:rtl/>
+              </w:rPr>
+              <w:t>528</w:t>
+            </w:r>
+          </w:p>
+        </w:tc>
+        <w:tc>
+          <w:tcPr>
+            <w:tcW w:type="dxa" w:w="2835"/>
+          </w:tcPr>
+          <w:p>
+            <w:pPr>
+              <w:bidi/>
+              <w:jc w:val="right"/>
+            </w:pPr>
+            <w:r/>
+            <w:r>
+              <w:rPr>
+                <w:rFonts w:ascii="David" w:hAnsi="David" w:cs="David"/>
+                <w:b w:val="0"/>
+                <w:sz w:val="20"/>
+                <w:rtl/>
+              </w:rPr>
+              <w:t>בענין השלמת רמ״ח תיבות בקר״ש</w:t>
+            </w:r>
+          </w:p>
+        </w:tc>
+        <w:tc>
+          <w:tcPr>
+            <w:tcW w:type="dxa" w:w="2268"/>
+          </w:tcPr>
+          <w:p>
+            <w:pPr>
+              <w:bidi/>
+              <w:jc w:val="right"/>
+            </w:pPr>
+            <w:r/>
+            <w:r>
+              <w:rPr>
+                <w:rFonts w:ascii="David" w:hAnsi="David" w:cs="David"/>
+                <w:b w:val="0"/>
+                <w:sz w:val="20"/>
+                <w:rtl/>
+              </w:rPr>
+              <w:t>סוגריים עגולים ( ) לא מאוזנים</w:t>
+            </w:r>
+          </w:p>
+        </w:tc>
+        <w:tc>
+          <w:tcPr>
+            <w:tcW w:type="dxa" w:w="3798"/>
+          </w:tcPr>
+          <w:p>
+            <w:pPr>
+              <w:bidi/>
+              <w:jc w:val="right"/>
+            </w:pPr>
+            <w:r/>
+            <w:r>
+              <w:rPr>
+                <w:rFonts w:ascii="David" w:hAnsi="David" w:cs="David"/>
+                <w:b w:val="0"/>
+                <w:sz w:val="20"/>
+                <w:rtl/>
+              </w:rPr>
+              <w:t>לו) והחי יתן אל לבו אם במלאכי השרת …</w:t>
+            </w:r>
+          </w:p>
+        </w:tc>
+      </w:tr>
+      <w:tr>
+        <w:tc>
+          <w:tcPr>
+            <w:tcW w:type="dxa" w:w="850"/>
+          </w:tcPr>
+          <w:p>
+            <w:pPr>
+              <w:bidi/>
+              <w:jc w:val="right"/>
+            </w:pPr>
+            <w:r/>
+            <w:r>
+              <w:rPr>
+                <w:rFonts w:ascii="David" w:hAnsi="David" w:cs="David"/>
+                <w:b w:val="0"/>
+                <w:sz w:val="20"/>
+                <w:rtl/>
+              </w:rPr>
+              <w:t>543</w:t>
+            </w:r>
+          </w:p>
+        </w:tc>
+        <w:tc>
+          <w:tcPr>
+            <w:tcW w:type="dxa" w:w="2835"/>
+          </w:tcPr>
+          <w:p>
+            <w:pPr>
+              <w:bidi/>
+              <w:jc w:val="right"/>
+            </w:pPr>
+            <w:r/>
+            <w:r>
+              <w:rPr>
+                <w:rFonts w:ascii="David" w:hAnsi="David" w:cs="David"/>
+                <w:b w:val="0"/>
+                <w:sz w:val="20"/>
+                <w:rtl/>
+              </w:rPr>
+              <w:t>בענין כפילת שמע שמע</w:t>
+            </w:r>
+          </w:p>
+        </w:tc>
+        <w:tc>
+          <w:tcPr>
+            <w:tcW w:type="dxa" w:w="2268"/>
+          </w:tcPr>
+          <w:p>
+            <w:pPr>
+              <w:bidi/>
+              <w:jc w:val="right"/>
+            </w:pPr>
+            <w:r/>
+            <w:r>
+              <w:rPr>
+                <w:rFonts w:ascii="David" w:hAnsi="David" w:cs="David"/>
+                <w:b w:val="0"/>
+                <w:sz w:val="20"/>
+                <w:rtl/>
+              </w:rPr>
+              <w:t>סוגריים מרובעים [ ] לא מאוזנים</w:t>
+            </w:r>
+          </w:p>
+        </w:tc>
+        <w:tc>
+          <w:tcPr>
+            <w:tcW w:type="dxa" w:w="3798"/>
+          </w:tcPr>
+          <w:p>
+            <w:pPr>
+              <w:bidi/>
+              <w:jc w:val="right"/>
+            </w:pPr>
+            <w:r/>
+            <w:r>
+              <w:rPr>
+                <w:rFonts w:ascii="David" w:hAnsi="David" w:cs="David"/>
+                <w:b w:val="0"/>
+                <w:sz w:val="20"/>
+                <w:rtl/>
+              </w:rPr>
+              <w:t>הנה מבואר בגמ׳ בברכות לג: לד.] מודים מודים משתקין אותו: אמר ר׳ …</w:t>
+            </w:r>
+          </w:p>
+        </w:tc>
+      </w:tr>
+      <w:tr>
+        <w:tc>
+          <w:tcPr>
+            <w:tcW w:type="dxa" w:w="850"/>
+          </w:tcPr>
+          <w:p>
+            <w:pPr>
+              <w:bidi/>
+              <w:jc w:val="right"/>
+            </w:pPr>
+            <w:r/>
+            <w:r>
+              <w:rPr>
+                <w:rFonts w:ascii="David" w:hAnsi="David" w:cs="David"/>
+                <w:b w:val="0"/>
+                <w:sz w:val="20"/>
+                <w:rtl/>
+              </w:rPr>
+              <w:t>543</w:t>
+            </w:r>
+          </w:p>
+        </w:tc>
+        <w:tc>
+          <w:tcPr>
+            <w:tcW w:type="dxa" w:w="2835"/>
+          </w:tcPr>
+          <w:p>
+            <w:pPr>
+              <w:bidi/>
+              <w:jc w:val="right"/>
+            </w:pPr>
+            <w:r/>
+            <w:r>
+              <w:rPr>
+                <w:rFonts w:ascii="David" w:hAnsi="David" w:cs="David"/>
+                <w:b w:val="0"/>
+                <w:sz w:val="20"/>
+                <w:rtl/>
+              </w:rPr>
+              <w:t>בענין כפילת שמע שמע</w:t>
+            </w:r>
+          </w:p>
+        </w:tc>
+        <w:tc>
+          <w:tcPr>
+            <w:tcW w:type="dxa" w:w="2268"/>
+          </w:tcPr>
+          <w:p>
+            <w:pPr>
+              <w:bidi/>
+              <w:jc w:val="right"/>
+            </w:pPr>
+            <w:r/>
+            <w:r>
+              <w:rPr>
+                <w:rFonts w:ascii="David" w:hAnsi="David" w:cs="David"/>
+                <w:b w:val="0"/>
+                <w:sz w:val="20"/>
+                <w:rtl/>
+              </w:rPr>
+              <w:t>סוגריים מרובעים [ ] לא מאוזנים</w:t>
+            </w:r>
+          </w:p>
+        </w:tc>
+        <w:tc>
+          <w:tcPr>
+            <w:tcW w:type="dxa" w:w="3798"/>
+          </w:tcPr>
+          <w:p>
+            <w:pPr>
+              <w:bidi/>
+              <w:jc w:val="right"/>
+            </w:pPr>
+            <w:r/>
+            <w:r>
+              <w:rPr>
+                <w:rFonts w:ascii="David" w:hAnsi="David" w:cs="David"/>
+                <w:b w:val="0"/>
+                <w:sz w:val="20"/>
+                <w:rtl/>
+              </w:rPr>
+              <w:t>שכן איתא בגמ׳ בסוכה נג:] על המבואר שם במשנה שהיו אומרים …</w:t>
+            </w:r>
+          </w:p>
+        </w:tc>
+      </w:tr>
+      <w:tr>
+        <w:tc>
+          <w:tcPr>
+            <w:tcW w:type="dxa" w:w="850"/>
+          </w:tcPr>
+          <w:p>
+            <w:pPr>
+              <w:bidi/>
+              <w:jc w:val="right"/>
+            </w:pPr>
+            <w:r/>
+            <w:r>
+              <w:rPr>
+                <w:rFonts w:ascii="David" w:hAnsi="David" w:cs="David"/>
+                <w:b w:val="0"/>
+                <w:sz w:val="20"/>
+                <w:rtl/>
+              </w:rPr>
+              <w:t>543</w:t>
+            </w:r>
+          </w:p>
+        </w:tc>
+        <w:tc>
+          <w:tcPr>
+            <w:tcW w:type="dxa" w:w="2835"/>
+          </w:tcPr>
+          <w:p>
+            <w:pPr>
+              <w:bidi/>
+              <w:jc w:val="right"/>
+            </w:pPr>
+            <w:r/>
+            <w:r>
+              <w:rPr>
+                <w:rFonts w:ascii="David" w:hAnsi="David" w:cs="David"/>
+                <w:b w:val="0"/>
+                <w:sz w:val="20"/>
+                <w:rtl/>
+              </w:rPr>
+              <w:t>בענין כפילת שמע שמע</w:t>
+            </w:r>
+          </w:p>
+        </w:tc>
+        <w:tc>
+          <w:tcPr>
+            <w:tcW w:type="dxa" w:w="2268"/>
+          </w:tcPr>
+          <w:p>
+            <w:pPr>
+              <w:bidi/>
+              <w:jc w:val="right"/>
+            </w:pPr>
+            <w:r/>
+            <w:r>
+              <w:rPr>
+                <w:rFonts w:ascii="David" w:hAnsi="David" w:cs="David"/>
+                <w:b w:val="0"/>
+                <w:sz w:val="20"/>
+                <w:rtl/>
+              </w:rPr>
+              <w:t>סוגריים מרובעים [ ] לא מאוזנים</w:t>
+            </w:r>
+          </w:p>
+        </w:tc>
+        <w:tc>
+          <w:tcPr>
+            <w:tcW w:type="dxa" w:w="3798"/>
+          </w:tcPr>
+          <w:p>
+            <w:pPr>
+              <w:bidi/>
+              <w:jc w:val="right"/>
+            </w:pPr>
+            <w:r/>
+            <w:r>
+              <w:rPr>
+                <w:rFonts w:ascii="David" w:hAnsi="David" w:cs="David"/>
+                <w:b w:val="0"/>
+                <w:sz w:val="20"/>
+                <w:rtl/>
+              </w:rPr>
+              <w:t>… עמד על דבריו בחידושי החת״ס כאן] וכתב לבאר</w:t>
+            </w:r>
+          </w:p>
+        </w:tc>
+      </w:tr>
+      <w:tr>
+        <w:tc>
+          <w:tcPr>
+            <w:tcW w:type="dxa" w:w="850"/>
+          </w:tcPr>
+          <w:p>
+            <w:pPr>
+              <w:bidi/>
+              <w:jc w:val="right"/>
+            </w:pPr>
+            <w:r/>
+            <w:r>
+              <w:rPr>
+                <w:rFonts w:ascii="David" w:hAnsi="David" w:cs="David"/>
+                <w:b w:val="0"/>
+                <w:sz w:val="20"/>
+                <w:rtl/>
+              </w:rPr>
+              <w:t>543</w:t>
+            </w:r>
+          </w:p>
+        </w:tc>
+        <w:tc>
+          <w:tcPr>
+            <w:tcW w:type="dxa" w:w="2835"/>
+          </w:tcPr>
+          <w:p>
+            <w:pPr>
+              <w:bidi/>
+              <w:jc w:val="right"/>
+            </w:pPr>
+            <w:r/>
+            <w:r>
+              <w:rPr>
+                <w:rFonts w:ascii="David" w:hAnsi="David" w:cs="David"/>
+                <w:b w:val="0"/>
+                <w:sz w:val="20"/>
+                <w:rtl/>
+              </w:rPr>
+              <w:t>בענין כפילת שמע שמע</w:t>
+            </w:r>
+          </w:p>
+        </w:tc>
+        <w:tc>
+          <w:tcPr>
+            <w:tcW w:type="dxa" w:w="2268"/>
+          </w:tcPr>
+          <w:p>
+            <w:pPr>
+              <w:bidi/>
+              <w:jc w:val="right"/>
+            </w:pPr>
+            <w:r/>
+            <w:r>
+              <w:rPr>
+                <w:rFonts w:ascii="David" w:hAnsi="David" w:cs="David"/>
+                <w:b w:val="0"/>
+                <w:sz w:val="20"/>
+                <w:rtl/>
+              </w:rPr>
+              <w:t>סוגריים מרובעים [ ] לא מאוזנים</w:t>
+            </w:r>
+          </w:p>
+        </w:tc>
+        <w:tc>
+          <w:tcPr>
+            <w:tcW w:type="dxa" w:w="3798"/>
+          </w:tcPr>
+          <w:p>
+            <w:pPr>
+              <w:bidi/>
+              <w:jc w:val="right"/>
+            </w:pPr>
+            <w:r/>
+            <w:r>
+              <w:rPr>
+                <w:rFonts w:ascii="David" w:hAnsi="David" w:cs="David"/>
+                <w:b w:val="0"/>
+                <w:sz w:val="20"/>
+                <w:rtl/>
+              </w:rPr>
+              <w:t>… הזה. וכ״כ תוס׳ הרא״ש ותוס׳ ר״פ שם.]</w:t>
+            </w:r>
+          </w:p>
+        </w:tc>
+      </w:tr>
+      <w:tr>
+        <w:tc>
+          <w:tcPr>
+            <w:tcW w:type="dxa" w:w="850"/>
+          </w:tcPr>
+          <w:p>
+            <w:pPr>
+              <w:bidi/>
+              <w:jc w:val="right"/>
+            </w:pPr>
+            <w:r/>
+            <w:r>
+              <w:rPr>
+                <w:rFonts w:ascii="David" w:hAnsi="David" w:cs="David"/>
+                <w:b w:val="0"/>
+                <w:sz w:val="20"/>
+                <w:rtl/>
+              </w:rPr>
+              <w:t>553</w:t>
+            </w:r>
+          </w:p>
+        </w:tc>
+        <w:tc>
+          <w:tcPr>
+            <w:tcW w:type="dxa" w:w="2835"/>
+          </w:tcPr>
+          <w:p>
+            <w:pPr>
+              <w:bidi/>
+              <w:jc w:val="right"/>
+            </w:pPr>
+            <w:r/>
+            <w:r>
+              <w:rPr>
+                <w:rFonts w:ascii="David" w:hAnsi="David" w:cs="David"/>
+                <w:b w:val="0"/>
+                <w:sz w:val="20"/>
+                <w:rtl/>
+              </w:rPr>
+              <w:t>דקדוק באותיותיה מהו</w:t>
+            </w:r>
+          </w:p>
+        </w:tc>
+        <w:tc>
+          <w:tcPr>
+            <w:tcW w:type="dxa" w:w="2268"/>
+          </w:tcPr>
+          <w:p>
+            <w:pPr>
+              <w:bidi/>
+              <w:jc w:val="right"/>
+            </w:pPr>
+            <w:r/>
+            <w:r>
+              <w:rPr>
+                <w:rFonts w:ascii="David" w:hAnsi="David" w:cs="David"/>
+                <w:b w:val="0"/>
+                <w:sz w:val="20"/>
+                <w:rtl/>
+              </w:rPr>
+              <w:t>סוגריים מרובעים [ ] לא מאוזנים</w:t>
+            </w:r>
+          </w:p>
+        </w:tc>
+        <w:tc>
+          <w:tcPr>
+            <w:tcW w:type="dxa" w:w="3798"/>
+          </w:tcPr>
+          <w:p>
+            <w:pPr>
+              <w:bidi/>
+              <w:jc w:val="right"/>
+            </w:pPr>
+            <w:r/>
+            <w:r>
+              <w:rPr>
+                <w:rFonts w:ascii="David" w:hAnsi="David" w:cs="David"/>
+                <w:b w:val="0"/>
+                <w:sz w:val="20"/>
+                <w:rtl/>
+              </w:rPr>
+              <w:t>… רבי ישמעאל ברבי יוסי בשם אביו]. ועוד דאף רבי יהודה לא פליג אדרבי …</w:t>
+            </w:r>
+          </w:p>
+        </w:tc>
+      </w:tr>
+      <w:tr>
+        <w:tc>
+          <w:tcPr>
+            <w:tcW w:type="dxa" w:w="850"/>
+          </w:tcPr>
+          <w:p>
+            <w:pPr>
+              <w:bidi/>
+              <w:jc w:val="right"/>
+            </w:pPr>
+            <w:r/>
+            <w:r>
+              <w:rPr>
+                <w:rFonts w:ascii="David" w:hAnsi="David" w:cs="David"/>
+                <w:b w:val="0"/>
+                <w:sz w:val="20"/>
+                <w:rtl/>
+              </w:rPr>
+              <w:t>556</w:t>
+            </w:r>
+          </w:p>
+        </w:tc>
+        <w:tc>
+          <w:tcPr>
+            <w:tcW w:type="dxa" w:w="2835"/>
+          </w:tcPr>
+          <w:p>
+            <w:pPr>
+              <w:bidi/>
+              <w:jc w:val="right"/>
+            </w:pPr>
+            <w:r/>
+            <w:r>
+              <w:rPr>
+                <w:rFonts w:ascii="David" w:hAnsi="David" w:cs="David"/>
+                <w:b w:val="0"/>
+                <w:sz w:val="20"/>
+                <w:rtl/>
+              </w:rPr>
+              <w:t>בענין תפלה וקר״ש בכל לשון</w:t>
+            </w:r>
+          </w:p>
+        </w:tc>
+        <w:tc>
+          <w:tcPr>
+            <w:tcW w:type="dxa" w:w="2268"/>
+          </w:tcPr>
+          <w:p>
+            <w:pPr>
+              <w:bidi/>
+              <w:jc w:val="right"/>
+            </w:pPr>
+            <w:r/>
+            <w:r>
+              <w:rPr>
+                <w:rFonts w:ascii="David" w:hAnsi="David" w:cs="David"/>
+                <w:b w:val="0"/>
+                <w:sz w:val="20"/>
+                <w:rtl/>
+              </w:rPr>
+              <w:t>סוגריים מרובעים [ ] לא מאוזנים</w:t>
+            </w:r>
+          </w:p>
+        </w:tc>
+        <w:tc>
+          <w:tcPr>
+            <w:tcW w:type="dxa" w:w="3798"/>
+          </w:tcPr>
+          <w:p>
+            <w:pPr>
+              <w:bidi/>
+              <w:jc w:val="right"/>
+            </w:pPr>
+            <w:r/>
+            <w:r>
+              <w:rPr>
+                <w:rFonts w:ascii="David" w:hAnsi="David" w:cs="David"/>
+                <w:b w:val="0"/>
+                <w:sz w:val="20"/>
+                <w:rtl/>
+              </w:rPr>
+              <w:t>… הבה״ל להלן קא ד״ה יכול להתפלל.] וז״ל אבל אם אינו בכי האי גוונא …</w:t>
+            </w:r>
+          </w:p>
+        </w:tc>
+      </w:tr>
+      <w:tr>
+        <w:tc>
+          <w:tcPr>
+            <w:tcW w:type="dxa" w:w="850"/>
+          </w:tcPr>
+          <w:p>
+            <w:pPr>
+              <w:bidi/>
+              <w:jc w:val="right"/>
+            </w:pPr>
+            <w:r/>
+            <w:r>
+              <w:rPr>
+                <w:rFonts w:ascii="David" w:hAnsi="David" w:cs="David"/>
+                <w:b w:val="0"/>
+                <w:sz w:val="20"/>
+                <w:rtl/>
+              </w:rPr>
+              <w:t>575</w:t>
+            </w:r>
+          </w:p>
+        </w:tc>
+        <w:tc>
+          <w:tcPr>
+            <w:tcW w:type="dxa" w:w="2835"/>
+          </w:tcPr>
+          <w:p>
+            <w:pPr>
+              <w:bidi/>
+              <w:jc w:val="right"/>
+            </w:pPr>
+            <w:r/>
+            <w:r>
+              <w:rPr>
+                <w:rFonts w:ascii="David" w:hAnsi="David" w:cs="David"/>
+                <w:b w:val="0"/>
+                <w:sz w:val="20"/>
+                <w:rtl/>
+              </w:rPr>
+              <w:t>בדין שהה לגמור את כולה</w:t>
+            </w:r>
+          </w:p>
+        </w:tc>
+        <w:tc>
+          <w:tcPr>
+            <w:tcW w:type="dxa" w:w="2268"/>
+          </w:tcPr>
+          <w:p>
+            <w:pPr>
+              <w:bidi/>
+              <w:jc w:val="right"/>
+            </w:pPr>
+            <w:r/>
+            <w:r>
+              <w:rPr>
+                <w:rFonts w:ascii="David" w:hAnsi="David" w:cs="David"/>
+                <w:b w:val="0"/>
+                <w:sz w:val="20"/>
+                <w:rtl/>
+              </w:rPr>
+              <w:t>סוגריים מרובעים [ ] לא מאוזנים</w:t>
+            </w:r>
+          </w:p>
+        </w:tc>
+        <w:tc>
+          <w:tcPr>
+            <w:tcW w:type="dxa" w:w="3798"/>
+          </w:tcPr>
+          <w:p>
+            <w:pPr>
+              <w:bidi/>
+              <w:jc w:val="right"/>
+            </w:pPr>
+            <w:r/>
+            <w:r>
+              <w:rPr>
+                <w:rFonts w:ascii="David" w:hAnsi="David" w:cs="David"/>
+                <w:b w:val="0"/>
+                <w:sz w:val="20"/>
+                <w:rtl/>
+              </w:rPr>
+              <w:t>… הדבר הזה מוסכם שכן איתא לקמן כד:] גבי עיקר הנידון האם מותר לקרוא …</w:t>
+            </w:r>
+          </w:p>
+        </w:tc>
+      </w:tr>
+      <w:tr>
+        <w:tc>
+          <w:tcPr>
+            <w:tcW w:type="dxa" w:w="850"/>
+          </w:tcPr>
+          <w:p>
+            <w:pPr>
+              <w:bidi/>
+              <w:jc w:val="right"/>
+            </w:pPr>
+            <w:r/>
+            <w:r>
+              <w:rPr>
+                <w:rFonts w:ascii="David" w:hAnsi="David" w:cs="David"/>
+                <w:b w:val="0"/>
+                <w:sz w:val="20"/>
+                <w:rtl/>
+              </w:rPr>
+              <w:t>575</w:t>
+            </w:r>
+          </w:p>
+        </w:tc>
+        <w:tc>
+          <w:tcPr>
+            <w:tcW w:type="dxa" w:w="2835"/>
+          </w:tcPr>
+          <w:p>
+            <w:pPr>
+              <w:bidi/>
+              <w:jc w:val="right"/>
+            </w:pPr>
+            <w:r/>
+            <w:r>
+              <w:rPr>
+                <w:rFonts w:ascii="David" w:hAnsi="David" w:cs="David"/>
+                <w:b w:val="0"/>
+                <w:sz w:val="20"/>
+                <w:rtl/>
+              </w:rPr>
+              <w:t>בדין שהה לגמור את כולה</w:t>
+            </w:r>
+          </w:p>
+        </w:tc>
+        <w:tc>
+          <w:tcPr>
+            <w:tcW w:type="dxa" w:w="2268"/>
+          </w:tcPr>
+          <w:p>
+            <w:pPr>
+              <w:bidi/>
+              <w:jc w:val="right"/>
+            </w:pPr>
+            <w:r/>
+            <w:r>
+              <w:rPr>
+                <w:rFonts w:ascii="David" w:hAnsi="David" w:cs="David"/>
+                <w:b w:val="0"/>
+                <w:sz w:val="20"/>
+                <w:rtl/>
+              </w:rPr>
+              <w:t>סוגריים מרובעים [ ] לא מאוזנים</w:t>
+            </w:r>
+          </w:p>
+        </w:tc>
+        <w:tc>
+          <w:tcPr>
+            <w:tcW w:type="dxa" w:w="3798"/>
+          </w:tcPr>
+          <w:p>
+            <w:pPr>
+              <w:bidi/>
+              <w:jc w:val="right"/>
+            </w:pPr>
+            <w:r/>
+            <w:r>
+              <w:rPr>
+                <w:rFonts w:ascii="David" w:hAnsi="David" w:cs="David"/>
+                <w:b w:val="0"/>
+                <w:sz w:val="20"/>
+                <w:rtl/>
+              </w:rPr>
+              <w:t>… ששותתין על ברכיו וכן לקמן כד:] גבי מי שמהלך במבואות המטונפים …</w:t>
+            </w:r>
+          </w:p>
+        </w:tc>
+      </w:tr>
+      <w:tr>
+        <w:tc>
+          <w:tcPr>
+            <w:tcW w:type="dxa" w:w="850"/>
+          </w:tcPr>
+          <w:p>
+            <w:pPr>
+              <w:bidi/>
+              <w:jc w:val="right"/>
+            </w:pPr>
+            <w:r/>
+            <w:r>
+              <w:rPr>
+                <w:rFonts w:ascii="David" w:hAnsi="David" w:cs="David"/>
+                <w:b w:val="0"/>
+                <w:sz w:val="20"/>
+                <w:rtl/>
+              </w:rPr>
+              <w:t>575</w:t>
+            </w:r>
+          </w:p>
+        </w:tc>
+        <w:tc>
+          <w:tcPr>
+            <w:tcW w:type="dxa" w:w="2835"/>
+          </w:tcPr>
+          <w:p>
+            <w:pPr>
+              <w:bidi/>
+              <w:jc w:val="right"/>
+            </w:pPr>
+            <w:r/>
+            <w:r>
+              <w:rPr>
+                <w:rFonts w:ascii="David" w:hAnsi="David" w:cs="David"/>
+                <w:b w:val="0"/>
+                <w:sz w:val="20"/>
+                <w:rtl/>
+              </w:rPr>
+              <w:t>בדין שהה לגמור את כולה</w:t>
+            </w:r>
+          </w:p>
+        </w:tc>
+        <w:tc>
+          <w:tcPr>
+            <w:tcW w:type="dxa" w:w="2268"/>
+          </w:tcPr>
+          <w:p>
+            <w:pPr>
+              <w:bidi/>
+              <w:jc w:val="right"/>
+            </w:pPr>
+            <w:r/>
+            <w:r>
+              <w:rPr>
+                <w:rFonts w:ascii="David" w:hAnsi="David" w:cs="David"/>
+                <w:b w:val="0"/>
+                <w:sz w:val="20"/>
+                <w:rtl/>
+              </w:rPr>
+              <w:t>סוגריים מרובעים [ ] לא מאוזנים</w:t>
+            </w:r>
+          </w:p>
+        </w:tc>
+        <w:tc>
+          <w:tcPr>
+            <w:tcW w:type="dxa" w:w="3798"/>
+          </w:tcPr>
+          <w:p>
+            <w:pPr>
+              <w:bidi/>
+              <w:jc w:val="right"/>
+            </w:pPr>
+            <w:r/>
+            <w:r>
+              <w:rPr>
+                <w:rFonts w:ascii="David" w:hAnsi="David" w:cs="David"/>
+                <w:b w:val="0"/>
+                <w:sz w:val="20"/>
+                <w:rtl/>
+              </w:rPr>
+              <w:t>… מגמרא שכן מבואר בגמ׳ בר״ה שם] שדנים שם אליבא דר׳ יוחנן שס״ל שגם …</w:t>
+            </w:r>
+          </w:p>
+        </w:tc>
+      </w:tr>
+      <w:tr>
+        <w:tc>
+          <w:tcPr>
+            <w:tcW w:type="dxa" w:w="850"/>
+          </w:tcPr>
+          <w:p>
+            <w:pPr>
+              <w:bidi/>
+              <w:jc w:val="right"/>
+            </w:pPr>
+            <w:r/>
+            <w:r>
+              <w:rPr>
+                <w:rFonts w:ascii="David" w:hAnsi="David" w:cs="David"/>
+                <w:b w:val="0"/>
+                <w:sz w:val="20"/>
+                <w:rtl/>
+              </w:rPr>
+              <w:t>575</w:t>
+            </w:r>
+          </w:p>
+        </w:tc>
+        <w:tc>
+          <w:tcPr>
+            <w:tcW w:type="dxa" w:w="2835"/>
+          </w:tcPr>
+          <w:p>
+            <w:pPr>
+              <w:bidi/>
+              <w:jc w:val="right"/>
+            </w:pPr>
+            <w:r/>
+            <w:r>
+              <w:rPr>
+                <w:rFonts w:ascii="David" w:hAnsi="David" w:cs="David"/>
+                <w:b w:val="0"/>
+                <w:sz w:val="20"/>
+                <w:rtl/>
+              </w:rPr>
+              <w:t>בדין שהה לגמור את כולה</w:t>
+            </w:r>
+          </w:p>
+        </w:tc>
+        <w:tc>
+          <w:tcPr>
+            <w:tcW w:type="dxa" w:w="2268"/>
+          </w:tcPr>
+          <w:p>
+            <w:pPr>
+              <w:bidi/>
+              <w:jc w:val="right"/>
+            </w:pPr>
+            <w:r/>
+            <w:r>
+              <w:rPr>
+                <w:rFonts w:ascii="David" w:hAnsi="David" w:cs="David"/>
+                <w:b w:val="0"/>
+                <w:sz w:val="20"/>
+                <w:rtl/>
+              </w:rPr>
+              <w:t>סוגריים מרובעים [ ] לא מאוזנים</w:t>
+            </w:r>
+          </w:p>
+        </w:tc>
+        <w:tc>
+          <w:tcPr>
+            <w:tcW w:type="dxa" w:w="3798"/>
+          </w:tcPr>
+          <w:p>
+            <w:pPr>
+              <w:bidi/>
+              <w:jc w:val="right"/>
+            </w:pPr>
+            <w:r/>
+            <w:r>
+              <w:rPr>
+                <w:rFonts w:ascii="David" w:hAnsi="David" w:cs="David"/>
+                <w:b w:val="0"/>
+                <w:sz w:val="20"/>
+                <w:rtl/>
+              </w:rPr>
+              <w:t>… הגמ׳ בברכות כד: ר״ה לד: מגילה יח:] שאנו דנים שאפי׳ בשהה לגמור את …</w:t>
+            </w:r>
+          </w:p>
+        </w:tc>
+      </w:tr>
+      <w:tr>
+        <w:tc>
+          <w:tcPr>
+            <w:tcW w:type="dxa" w:w="850"/>
+          </w:tcPr>
+          <w:p>
+            <w:pPr>
+              <w:bidi/>
+              <w:jc w:val="right"/>
+            </w:pPr>
+            <w:r/>
+            <w:r>
+              <w:rPr>
+                <w:rFonts w:ascii="David" w:hAnsi="David" w:cs="David"/>
+                <w:b w:val="0"/>
+                <w:sz w:val="20"/>
+                <w:rtl/>
+              </w:rPr>
+              <w:t>594</w:t>
             </w:r>
           </w:p>
         </w:tc>

--- a/output/source-notes.docx
+++ b/output/source-notes.docx
@@ -148,7 +148,7 @@
                 <w:sz w:val="20"/>
                 <w:rtl/>
               </w:rPr>
-              <w:t>15</w:t>
+              <w:t>16</w:t>
             </w:r>
           </w:p>
         </w:tc>
@@ -234,7 +234,7 @@
                 <w:sz w:val="20"/>
                 <w:rtl/>
               </w:rPr>
-              <w:t>19</w:t>
+              <w:t>20</w:t>
             </w:r>
           </w:p>
         </w:tc>
@@ -320,7 +320,7 @@
                 <w:sz w:val="20"/>
                 <w:rtl/>
               </w:rPr>
-              <w:t>51</w:t>
+              <w:t>52</w:t>
             </w:r>
           </w:p>
         </w:tc>
@@ -406,7 +406,7 @@
                 <w:sz w:val="20"/>
                 <w:rtl/>
               </w:rPr>
-              <w:t>78</w:t>
+              <w:t>80</w:t>
             </w:r>
           </w:p>
         </w:tc>
@@ -492,7 +492,7 @@
                 <w:sz w:val="20"/>
                 <w:rtl/>
               </w:rPr>
-              <w:t>78</w:t>
+              <w:t>80</w:t>
             </w:r>
           </w:p>
         </w:tc>
@@ -578,7 +578,7 @@
                 <w:sz w:val="20"/>
                 <w:rtl/>
               </w:rPr>
-              <w:t>78</w:t>
+              <w:t>80</w:t>
             </w:r>
           </w:p>
         </w:tc>
@@ -664,7 +664,7 @@
                 <w:sz w:val="20"/>
                 <w:rtl/>
               </w:rPr>
-              <w:t>78</w:t>
+              <w:t>80</w:t>
             </w:r>
           </w:p>
         </w:tc>
@@ -750,7 +750,7 @@
                 <w:sz w:val="20"/>
                 <w:rtl/>
               </w:rPr>
-              <w:t>78</w:t>
+              <w:t>80</w:t>
             </w:r>
           </w:p>
         </w:tc>
@@ -836,7 +836,7 @@
                 <w:sz w:val="20"/>
                 <w:rtl/>
               </w:rPr>
-              <w:t>78</w:t>
+              <w:t>80</w:t>
             </w:r>
           </w:p>
         </w:tc>
@@ -922,7 +922,7 @@
                 <w:sz w:val="20"/>
                 <w:rtl/>
               </w:rPr>
-              <w:t>78</w:t>
+              <w:t>80</w:t>
             </w:r>
           </w:p>
         </w:tc>
@@ -1008,7 +1008,7 @@
                 <w:sz w:val="20"/>
                 <w:rtl/>
               </w:rPr>
-              <w:t>78</w:t>
+              <w:t>80</w:t>
             </w:r>
           </w:p>
         </w:tc>
@@ -1094,7 +1094,7 @@
                 <w:sz w:val="20"/>
                 <w:rtl/>
               </w:rPr>
-              <w:t>78</w:t>
+              <w:t>80</w:t>
             </w:r>
           </w:p>
         </w:tc>
@@ -1180,7 +1180,7 @@
                 <w:sz w:val="20"/>
                 <w:rtl/>
               </w:rPr>
-              <w:t>78</w:t>
+              <w:t>80</w:t>
             </w:r>
           </w:p>
         </w:tc>
@@ -1266,7 +1266,7 @@
                 <w:sz w:val="20"/>
                 <w:rtl/>
               </w:rPr>
-              <w:t>78</w:t>
+              <w:t>80</w:t>
             </w:r>
           </w:p>
         </w:tc>
@@ -1352,7 +1352,7 @@
                 <w:sz w:val="20"/>
                 <w:rtl/>
               </w:rPr>
-              <w:t>78</w:t>
+              <w:t>80</w:t>
             </w:r>
           </w:p>
         </w:tc>
@@ -1438,7 +1438,7 @@
                 <w:sz w:val="20"/>
                 <w:rtl/>
               </w:rPr>
-              <w:t>78</w:t>
+              <w:t>80</w:t>
             </w:r>
           </w:p>
         </w:tc>
@@ -1524,7 +1524,7 @@
                 <w:sz w:val="20"/>
                 <w:rtl/>
               </w:rPr>
-              <w:t>78</w:t>
+              <w:t>80</w:t>
             </w:r>
           </w:p>
         </w:tc>
@@ -1610,7 +1610,7 @@
                 <w:sz w:val="20"/>
                 <w:rtl/>
               </w:rPr>
-              <w:t>78</w:t>
+              <w:t>80</w:t>
             </w:r>
           </w:p>
         </w:tc>
@@ -1696,7 +1696,7 @@
                 <w:sz w:val="20"/>
                 <w:rtl/>
               </w:rPr>
-              <w:t>78</w:t>
+              <w:t>80</w:t>
             </w:r>
           </w:p>
         </w:tc>
@@ -1782,7 +1782,7 @@
                 <w:sz w:val="20"/>
                 <w:rtl/>
               </w:rPr>
-              <w:t>78</w:t>
+              <w:t>80</w:t>
             </w:r>
           </w:p>
         </w:tc>
@@ -1868,7 +1868,7 @@
                 <w:sz w:val="20"/>
                 <w:rtl/>
               </w:rPr>
-              <w:t>78</w:t>
+              <w:t>80</w:t>
             </w:r>
           </w:p>
         </w:tc>
@@ -1954,7 +1954,7 @@
                 <w:sz w:val="20"/>
                 <w:rtl/>
               </w:rPr>
-              <w:t>78</w:t>
+              <w:t>80</w:t>
             </w:r>
           </w:p>
         </w:tc>
@@ -2040,7 +2040,7 @@
                 <w:sz w:val="20"/>
                 <w:rtl/>
               </w:rPr>
-              <w:t>78</w:t>
+              <w:t>80</w:t>
             </w:r>
           </w:p>
         </w:tc>
@@ -2126,7 +2126,7 @@
                 <w:sz w:val="20"/>
                 <w:rtl/>
               </w:rPr>
-              <w:t>78</w:t>
+              <w:t>80</w:t>
             </w:r>
           </w:p>
         </w:tc>
@@ -2212,7 +2212,7 @@
                 <w:sz w:val="20"/>
                 <w:rtl/>
               </w:rPr>
-              <w:t>78</w:t>
+              <w:t>80</w:t>
             </w:r>
           </w:p>
         </w:tc>
@@ -2298,7 +2298,7 @@
                 <w:sz w:val="20"/>
                 <w:rtl/>
               </w:rPr>
-              <w:t>122</w:t>
+              <w:t>124</w:t>
             </w:r>
           </w:p>
         </w:tc>
@@ -2384,7 +2384,7 @@
                 <w:sz w:val="20"/>
                 <w:rtl/>
               </w:rPr>
-              <w:t>133</w:t>
+              <w:t>136</w:t>
             </w:r>
           </w:p>
         </w:tc>
@@ -2470,7 +2470,7 @@
                 <w:sz w:val="20"/>
                 <w:rtl/>
               </w:rPr>
-              <w:t>144</w:t>
+              <w:t>147</w:t>
             </w:r>
           </w:p>
         </w:tc>
@@ -2556,7 +2556,7 @@
                 <w:sz w:val="20"/>
                 <w:rtl/>
               </w:rPr>
-              <w:t>144</w:t>
+              <w:t>147</w:t>
             </w:r>
           </w:p>
         </w:tc>
@@ -2642,7 +2642,7 @@
                 <w:sz w:val="20"/>
                 <w:rtl/>
               </w:rPr>
-              <w:t>144</w:t>
+              <w:t>147</w:t>
             </w:r>
           </w:p>
         </w:tc>
@@ -2728,7 +2728,7 @@
                 <w:sz w:val="20"/>
                 <w:rtl/>
               </w:rPr>
-              <w:t>144</w:t>
+              <w:t>147</w:t>
             </w:r>
           </w:p>
         </w:tc>
@@ -2814,7 +2814,7 @@
                 <w:sz w:val="20"/>
                 <w:rtl/>
               </w:rPr>
-              <w:t>144</w:t>
+              <w:t>147</w:t>
             </w:r>
           </w:p>
         </w:tc>
@@ -2900,7 +2900,7 @@
                 <w:sz w:val="20"/>
                 <w:rtl/>
               </w:rPr>
-              <w:t>155</w:t>
+              <w:t>158</w:t>
             </w:r>
           </w:p>
         </w:tc>
@@ -2986,7 +2986,7 @@
                 <w:sz w:val="20"/>
                 <w:rtl/>
               </w:rPr>
-              <w:t>155</w:t>
+              <w:t>158</w:t>
             </w:r>
           </w:p>
         </w:tc>
@@ -3072,7 +3072,7 @@
                 <w:sz w:val="20"/>
                 <w:rtl/>
               </w:rPr>
-              <w:t>155</w:t>
+              <w:t>158</w:t>
             </w:r>
           </w:p>
         </w:tc>
@@ -3158,7 +3158,7 @@
                 <w:sz w:val="20"/>
                 <w:rtl/>
               </w:rPr>
-              <w:t>155</w:t>
+              <w:t>158</w:t>
             </w:r>
           </w:p>
         </w:tc>
@@ -3244,7 +3244,7 @@
                 <w:sz w:val="20"/>
                 <w:rtl/>
               </w:rPr>
-              <w:t>155</w:t>
+              <w:t>158</w:t>
             </w:r>
           </w:p>
         </w:tc>
@@ -3330,7 +3330,7 @@
                 <w:sz w:val="20"/>
                 <w:rtl/>
               </w:rPr>
-              <w:t>164</w:t>
+              <w:t>167</w:t>
             </w:r>
           </w:p>
         </w:tc>
@@ -3416,7 +3416,7 @@
                 <w:sz w:val="20"/>
                 <w:rtl/>
               </w:rPr>
-              <w:t>188</w:t>
+              <w:t>192</w:t>
             </w:r>
           </w:p>
         </w:tc>
@@ -3502,7 +3502,7 @@
                 <w:sz w:val="20"/>
                 <w:rtl/>
               </w:rPr>
-              <w:t>188</w:t>
+              <w:t>192</w:t>
             </w:r>
           </w:p>
         </w:tc>
@@ -3588,7 +3588,7 @@
                 <w:sz w:val="20"/>
                 <w:rtl/>
               </w:rPr>
-              <w:t>223</w:t>
+              <w:t>229</w:t>
             </w:r>
           </w:p>
         </w:tc>
@@ -3674,7 +3674,7 @@
                 <w:sz w:val="20"/>
                 <w:rtl/>
               </w:rPr>
-              <w:t>235</w:t>
+              <w:t>241</w:t>
             </w:r>
           </w:p>
         </w:tc>
@@ -3760,7 +3760,7 @@
                 <w:sz w:val="20"/>
                 <w:rtl/>
               </w:rPr>
-              <w:t>235</w:t>
+              <w:t>241</w:t>
             </w:r>
           </w:p>
         </w:tc>
@@ -3846,7 +3846,7 @@
                 <w:sz w:val="20"/>
                 <w:rtl/>
               </w:rPr>
-              <w:t>258</w:t>
+              <w:t>264</w:t>
             </w:r>
           </w:p>
         </w:tc>
@@ -3932,7 +3932,7 @@
                 <w:sz w:val="20"/>
                 <w:rtl/>
               </w:rPr>
-              <w:t>269</w:t>
+              <w:t>275</w:t>
             </w:r>
           </w:p>
         </w:tc>
@@ -4018,7 +4018,7 @@
                 <w:sz w:val="20"/>
                 <w:rtl/>
               </w:rPr>
-              <w:t>273</w:t>
+              <w:t>279</w:t>
             </w:r>
           </w:p>
         </w:tc>
@@ -4104,7 +4104,7 @@
                 <w:sz w:val="20"/>
                 <w:rtl/>
               </w:rPr>
-              <w:t>288</w:t>
+              <w:t>294</w:t>
             </w:r>
           </w:p>
         </w:tc>
@@ -4190,7 +4190,7 @@
                 <w:sz w:val="20"/>
                 <w:rtl/>
               </w:rPr>
-              <w:t>288</w:t>
+              <w:t>294</w:t>
             </w:r>
           </w:p>
         </w:tc>
@@ -4276,7 +4276,7 @@
                 <w:sz w:val="20"/>
                 <w:rtl/>
               </w:rPr>
-              <w:t>288</w:t>
+              <w:t>294</w:t>
             </w:r>
           </w:p>
         </w:tc>
@@ -4362,7 +4362,7 @@
                 <w:sz w:val="20"/>
                 <w:rtl/>
               </w:rPr>
-              <w:t>307</w:t>
+              <w:t>314</w:t>
             </w:r>
           </w:p>
         </w:tc>
@@ -4448,7 +4448,7 @@
                 <w:sz w:val="20"/>
                 <w:rtl/>
               </w:rPr>
-              <w:t>328</w:t>
+              <w:t>335</w:t>
             </w:r>
           </w:p>
         </w:tc>
@@ -4534,7 +4534,7 @@
                 <w:sz w:val="20"/>
                 <w:rtl/>
               </w:rPr>
-              <w:t>328</w:t>
+              <w:t>335</w:t>
             </w:r>
           </w:p>
         </w:tc>
@@ -4620,7 +4620,7 @@
                 <w:sz w:val="20"/>
                 <w:rtl/>
               </w:rPr>
-              <w:t>328</w:t>
+              <w:t>335</w:t>
             </w:r>
           </w:p>
         </w:tc>
@@ -4706,7 +4706,7 @@
                 <w:sz w:val="20"/>
                 <w:rtl/>
               </w:rPr>
-              <w:t>328</w:t>
+              <w:t>335</w:t>
             </w:r>
           </w:p>
         </w:tc>
@@ -4792,7 +4792,7 @@
                 <w:sz w:val="20"/>
                 <w:rtl/>
               </w:rPr>
-              <w:t>328</w:t>
+              <w:t>335</w:t>
             </w:r>
           </w:p>
         </w:tc>
@@ -4878,7 +4878,7 @@
                 <w:sz w:val="20"/>
                 <w:rtl/>
               </w:rPr>
-              <w:t>328</w:t>
+              <w:t>335</w:t>
             </w:r>
           </w:p>
         </w:tc>
@@ -4964,7 +4964,7 @@
                 <w:sz w:val="20"/>
                 <w:rtl/>
               </w:rPr>
-              <w:t>328</w:t>
+              <w:t>335</w:t>
             </w:r>
           </w:p>
         </w:tc>
@@ -5050,7 +5050,7 @@
                 <w:sz w:val="20"/>
                 <w:rtl/>
               </w:rPr>
-              <w:t>334</w:t>
+              <w:t>342</w:t>
             </w:r>
           </w:p>
         </w:tc>
@@ -5136,7 +5136,7 @@
                 <w:sz w:val="20"/>
                 <w:rtl/>
               </w:rPr>
-              <w:t>334</w:t>
+              <w:t>342</w:t>
             </w:r>
           </w:p>
         </w:tc>
@@ -5222,7 +5222,7 @@
                 <w:sz w:val="20"/>
                 <w:rtl/>
               </w:rPr>
-              <w:t>334</w:t>
+              <w:t>342</w:t>
             </w:r>
           </w:p>
         </w:tc>
@@ -5308,7 +5308,7 @@
                 <w:sz w:val="20"/>
                 <w:rtl/>
               </w:rPr>
-              <w:t>345</w:t>
+              <w:t>354</w:t>
             </w:r>
           </w:p>
         </w:tc>
@@ -5394,7 +5394,7 @@
                 <w:sz w:val="20"/>
                 <w:rtl/>
               </w:rPr>
-              <w:t>345</w:t>
+              <w:t>354</w:t>
             </w:r>
           </w:p>
         </w:tc>
@@ -5480,7 +5480,7 @@
                 <w:sz w:val="20"/>
                 <w:rtl/>
               </w:rPr>
-              <w:t>345</w:t>
+              <w:t>354</w:t>
             </w:r>
           </w:p>
         </w:tc>
@@ -5566,7 +5566,7 @@
                 <w:sz w:val="20"/>
                 <w:rtl/>
               </w:rPr>
-              <w:t>345</w:t>
+              <w:t>354</w:t>
             </w:r>
           </w:p>
         </w:tc>
@@ -5652,7 +5652,7 @@
                 <w:sz w:val="20"/>
                 <w:rtl/>
               </w:rPr>
-              <w:t>345</w:t>
+              <w:t>354</w:t>
             </w:r>
           </w:p>
         </w:tc>
@@ -5738,7 +5738,7 @@
                 <w:sz w:val="20"/>
                 <w:rtl/>
               </w:rPr>
-              <w:t>345</w:t>
+              <w:t>354</w:t>
             </w:r>
           </w:p>
         </w:tc>
@@ -5824,7 +5824,7 @@
                 <w:sz w:val="20"/>
                 <w:rtl/>
               </w:rPr>
-              <w:t>345</w:t>
+              <w:t>354</w:t>
             </w:r>
           </w:p>
         </w:tc>
@@ -5910,7 +5910,7 @@
                 <w:sz w:val="20"/>
                 <w:rtl/>
               </w:rPr>
-              <w:t>345</w:t>
+              <w:t>354</w:t>
             </w:r>
           </w:p>
         </w:tc>
@@ -5996,7 +5996,7 @@
                 <w:sz w:val="20"/>
                 <w:rtl/>
               </w:rPr>
-              <w:t>345</w:t>
+              <w:t>354</w:t>
             </w:r>
           </w:p>
         </w:tc>
@@ -6082,7 +6082,7 @@
                 <w:sz w:val="20"/>
                 <w:rtl/>
               </w:rPr>
-              <w:t>345</w:t>
+              <w:t>354</w:t>
             </w:r>
           </w:p>
         </w:tc>
@@ -6168,7 +6168,7 @@
                 <w:sz w:val="20"/>
                 <w:rtl/>
               </w:rPr>
-              <w:t>345</w:t>
+              <w:t>354</w:t>
             </w:r>
           </w:p>
         </w:tc>
@@ -6254,7 +6254,7 @@
                 <w:sz w:val="20"/>
                 <w:rtl/>
               </w:rPr>
-              <w:t>345</w:t>
+              <w:t>354</w:t>
             </w:r>
           </w:p>
         </w:tc>
@@ -6340,7 +6340,7 @@
                 <w:sz w:val="20"/>
                 <w:rtl/>
               </w:rPr>
-              <w:t>345</w:t>
+              <w:t>354</w:t>
             </w:r>
           </w:p>
         </w:tc>
@@ -6426,7 +6426,7 @@
                 <w:sz w:val="20"/>
                 <w:rtl/>
               </w:rPr>
-              <w:t>345</w:t>
+              <w:t>354</w:t>
             </w:r>
           </w:p>
         </w:tc>
@@ -6512,7 +6512,7 @@
                 <w:sz w:val="20"/>
                 <w:rtl/>
               </w:rPr>
-              <w:t>345</w:t>
+              <w:t>354</w:t>
             </w:r>
           </w:p>
         </w:tc>
@@ -6598,7 +6598,7 @@
                 <w:sz w:val="20"/>
                 <w:rtl/>
               </w:rPr>
-              <w:t>345</w:t>
+              <w:t>354</w:t>
             </w:r>
           </w:p>
         </w:tc>
@@ -6684,7 +6684,7 @@
                 <w:sz w:val="20"/>
                 <w:rtl/>
               </w:rPr>
-              <w:t>345</w:t>
+              <w:t>354</w:t>
             </w:r>
           </w:p>
         </w:tc>
@@ -6770,7 +6770,7 @@
                 <w:sz w:val="20"/>
                 <w:rtl/>
               </w:rPr>
-              <w:t>345</w:t>
+              <w:t>354</w:t>
             </w:r>
           </w:p>
         </w:tc>
@@ -6856,7 +6856,7 @@
                 <w:sz w:val="20"/>
                 <w:rtl/>
               </w:rPr>
-              <w:t>345</w:t>
+              <w:t>354</w:t>
             </w:r>
           </w:p>
         </w:tc>
@@ -6942,7 +6942,7 @@
                 <w:sz w:val="20"/>
                 <w:rtl/>
               </w:rPr>
-              <w:t>345</w:t>
+              <w:t>354</w:t>
             </w:r>
           </w:p>
         </w:tc>
@@ -7028,7 +7028,7 @@
                 <w:sz w:val="20"/>
                 <w:rtl/>
               </w:rPr>
-              <w:t>345</w:t>
+              <w:t>354</w:t>
             </w:r>
           </w:p>
         </w:tc>
@@ -7114,7 +7114,7 @@
                 <w:sz w:val="20"/>
                 <w:rtl/>
               </w:rPr>
-              <w:t>345</w:t>
+              <w:t>354</w:t>
             </w:r>
           </w:p>
         </w:tc>
@@ -7200,7 +7200,7 @@
                 <w:sz w:val="20"/>
                 <w:rtl/>
               </w:rPr>
-              <w:t>345</w:t>
+              <w:t>354</w:t>
             </w:r>
           </w:p>
         </w:tc>
@@ -7286,7 +7286,7 @@
                 <w:sz w:val="20"/>
                 <w:rtl/>
               </w:rPr>
-              <w:t>345</w:t>
+              <w:t>354</w:t>
             </w:r>
           </w:p>
         </w:tc>
@@ -7372,7 +7372,7 @@
                 <w:sz w:val="20"/>
                 <w:rtl/>
               </w:rPr>
-              <w:t>345</w:t>
+              <w:t>354</w:t>
             </w:r>
           </w:p>
         </w:tc>
@@ -7458,7 +7458,7 @@
                 <w:sz w:val="20"/>
                 <w:rtl/>
               </w:rPr>
-              <w:t>345</w:t>
+              <w:t>354</w:t>
             </w:r>
           </w:p>
         </w:tc>
@@ -7544,7 +7544,7 @@
                 <w:sz w:val="20"/>
                 <w:rtl/>
               </w:rPr>
-              <w:t>345</w:t>
+              <w:t>354</w:t>
             </w:r>
           </w:p>
         </w:tc>
@@ -7630,7 +7630,7 @@
                 <w:sz w:val="20"/>
                 <w:rtl/>
               </w:rPr>
-              <w:t>345</w:t>
+              <w:t>354</w:t>
             </w:r>
           </w:p>
         </w:tc>
@@ -7716,7 +7716,7 @@
                 <w:sz w:val="20"/>
                 <w:rtl/>
               </w:rPr>
-              <w:t>359</w:t>
+              <w:t>368</w:t>
             </w:r>
           </w:p>
         </w:tc>
@@ -7802,7 +7802,7 @@
                 <w:sz w:val="20"/>
                 <w:rtl/>
               </w:rPr>
-              <w:t>359</w:t>
+              <w:t>368</w:t>
             </w:r>
           </w:p>
         </w:tc>
@@ -7888,7 +7888,7 @@
                 <w:sz w:val="20"/>
                 <w:rtl/>
               </w:rPr>
-              <w:t>359</w:t>
+              <w:t>368</w:t>
             </w:r>
           </w:p>
         </w:tc>
@@ -7974,7 +7974,7 @@
                 <w:sz w:val="20"/>
                 <w:rtl/>
               </w:rPr>
-              <w:t>359</w:t>
+              <w:t>368</w:t>
             </w:r>
           </w:p>
         </w:tc>
@@ -8060,7 +8060,7 @@
                 <w:sz w:val="20"/>
                 <w:rtl/>
               </w:rPr>
-              <w:t>359</w:t>
+              <w:t>368</w:t>
             </w:r>
           </w:p>
         </w:tc>
@@ -8146,7 +8146,7 @@
                 <w:sz w:val="20"/>
                 <w:rtl/>
               </w:rPr>
-              <w:t>359</w:t>
+              <w:t>368</w:t>
             </w:r>
           </w:p>
         </w:tc>
@@ -8232,7 +8232,7 @@
                 <w:sz w:val="20"/>
                 <w:rtl/>
               </w:rPr>
-              <w:t>359</w:t>
+              <w:t>368</w:t>
             </w:r>
           </w:p>
         </w:tc>
@@ -8318,7 +8318,7 @@
                 <w:sz w:val="20"/>
                 <w:rtl/>
               </w:rPr>
-              <w:t>359</w:t>
+              <w:t>368</w:t>
             </w:r>
           </w:p>
         </w:tc>
@@ -8404,7 +8404,7 @@
                 <w:sz w:val="20"/>
                 <w:rtl/>
               </w:rPr>
-              <w:t>359</w:t>
+              <w:t>368</w:t>
             </w:r>
           </w:p>
         </w:tc>
@@ -8490,7 +8490,7 @@
                 <w:sz w:val="20"/>
                 <w:rtl/>
               </w:rPr>
-              <w:t>359</w:t>
+              <w:t>368</w:t>
             </w:r>
           </w:p>
         </w:tc>
@@ -8576,7 +8576,7 @@
                 <w:sz w:val="20"/>
                 <w:rtl/>
               </w:rPr>
-              <w:t>359</w:t>
+              <w:t>368</w:t>
             </w:r>
           </w:p>
         </w:tc>
@@ -8662,7 +8662,7 @@
                 <w:sz w:val="20"/>
                 <w:rtl/>
               </w:rPr>
-              <w:t>359</w:t>
+              <w:t>368</w:t>
             </w:r>
           </w:p>
         </w:tc>
@@ -8748,7 +8748,7 @@
                 <w:sz w:val="20"/>
                 <w:rtl/>
               </w:rPr>
-              <w:t>359</w:t>
+              <w:t>368</w:t>
             </w:r>
           </w:p>
         </w:tc>
@@ -8834,7 +8834,7 @@
                 <w:sz w:val="20"/>
                 <w:rtl/>
               </w:rPr>
-              <w:t>359</w:t>
+              <w:t>368</w:t>
             </w:r>
           </w:p>
         </w:tc>
@@ -8920,7 +8920,7 @@
                 <w:sz w:val="20"/>
                 <w:rtl/>
               </w:rPr>
-              <w:t>359</w:t>
+              <w:t>368</w:t>
             </w:r>
           </w:p>
         </w:tc>
@@ -9006,7 +9006,7 @@
                 <w:sz w:val="20"/>
                 <w:rtl/>
               </w:rPr>
-              <w:t>359</w:t>
+              <w:t>368</w:t>
             </w:r>
           </w:p>
         </w:tc>
@@ -9092,7 +9092,7 @@
                 <w:sz w:val="20"/>
                 <w:rtl/>
               </w:rPr>
-              <w:t>359</w:t>
+              <w:t>368</w:t>
             </w:r>
           </w:p>
         </w:tc>
@@ -9178,7 +9178,7 @@
                 <w:sz w:val="20"/>
                 <w:rtl/>
               </w:rPr>
-              <w:t>359</w:t>
+              <w:t>368</w:t>
             </w:r>
           </w:p>
         </w:tc>
@@ -9264,7 +9264,7 @@
                 <w:sz w:val="20"/>
                 <w:rtl/>
               </w:rPr>
-              <w:t>359</w:t>
+              <w:t>368</w:t>
             </w:r>
           </w:p>
         </w:tc>
@@ -9350,7 +9350,7 @@
                 <w:sz w:val="20"/>
                 <w:rtl/>
               </w:rPr>
-              <w:t>376</w:t>
+              <w:t>385</w:t>
             </w:r>
           </w:p>
         </w:tc>
@@ -9436,7 +9436,7 @@
                 <w:sz w:val="20"/>
                 <w:rtl/>
               </w:rPr>
-              <w:t>376</w:t>
+              <w:t>385</w:t>
             </w:r>
           </w:p>
         </w:tc>
@@ -9522,7 +9522,7 @@
                 <w:sz w:val="20"/>
                 <w:rtl/>
               </w:rPr>
-              <w:t>376</w:t>
+              <w:t>385</w:t>
             </w:r>
           </w:p>
         </w:tc>
@@ -9608,7 +9608,7 @@
                 <w:sz w:val="20"/>
                 <w:rtl/>
               </w:rPr>
-              <w:t>376</w:t>
+              <w:t>385</w:t>
             </w:r>
           </w:p>
         </w:tc>
@@ -9694,7 +9694,7 @@
                 <w:sz w:val="20"/>
                 <w:rtl/>
               </w:rPr>
-              <w:t>383</w:t>
+              <w:t>392</w:t>
             </w:r>
           </w:p>
         </w:tc>
@@ -9780,7 +9780,7 @@
                 <w:sz w:val="20"/>
                 <w:rtl/>
               </w:rPr>
-              <w:t>401</w:t>
+              <w:t>412</w:t>
             </w:r>
           </w:p>
         </w:tc>
@@ -9801,7 +9801,7 @@
                 <w:sz w:val="20"/>
                 <w:rtl/>
               </w:rPr>
-              <w:t>משקרא ק״ש אין צריך לברך שכבר נפטר באהבה רבה</w:t>
+              <w:t>ברכת אברהם</w:t>
             </w:r>
           </w:p>
         </w:tc>
@@ -9866,7 +9866,7 @@
                 <w:sz w:val="20"/>
                 <w:rtl/>
               </w:rPr>
-              <w:t>401</w:t>
+              <w:t>412</w:t>
             </w:r>
           </w:p>
         </w:tc>
@@ -9887,7 +9887,7 @@
                 <w:sz w:val="20"/>
                 <w:rtl/>
               </w:rPr>
-              <w:t>משקרא ק״ש אין צריך לברך שכבר נפטר באהבה רבה</w:t>
+              <w:t>ברכת אברהם</w:t>
             </w:r>
           </w:p>
         </w:tc>
@@ -9952,7 +9952,7 @@
                 <w:sz w:val="20"/>
                 <w:rtl/>
               </w:rPr>
-              <w:t>401</w:t>
+              <w:t>412</w:t>
             </w:r>
           </w:p>
         </w:tc>
@@ -9973,7 +9973,7 @@
                 <w:sz w:val="20"/>
                 <w:rtl/>
               </w:rPr>
-              <w:t>משקרא ק״ש אין צריך לברך שכבר נפטר באהבה רבה</w:t>
+              <w:t>ברכת אברהם</w:t>
             </w:r>
           </w:p>
         </w:tc>
@@ -10038,7 +10038,7 @@
                 <w:sz w:val="20"/>
                 <w:rtl/>
               </w:rPr>
-              <w:t>401</w:t>
+              <w:t>412</w:t>
             </w:r>
           </w:p>
         </w:tc>
@@ -10059,7 +10059,7 @@
                 <w:sz w:val="20"/>
                 <w:rtl/>
               </w:rPr>
-              <w:t>משקרא ק״ש אין צריך לברך שכבר נפטר באהבה רבה</w:t>
+              <w:t>ברכת אברהם</w:t>
             </w:r>
           </w:p>
         </w:tc>
@@ -10124,7 +10124,7 @@
                 <w:sz w:val="20"/>
                 <w:rtl/>
               </w:rPr>
-              <w:t>401</w:t>
+              <w:t>412</w:t>
             </w:r>
           </w:p>
         </w:tc>
@@ -10145,7 +10145,7 @@
                 <w:sz w:val="20"/>
                 <w:rtl/>
               </w:rPr>
-              <w:t>משקרא ק״ש אין צריך לברך שכבר נפטר באהבה רבה</w:t>
+              <w:t>ברכת אברהם</w:t>
             </w:r>
           </w:p>
         </w:tc>
@@ -10210,7 +10210,7 @@
                 <w:sz w:val="20"/>
                 <w:rtl/>
               </w:rPr>
-              <w:t>401</w:t>
+              <w:t>412</w:t>
             </w:r>
           </w:p>
         </w:tc>
@@ -10231,7 +10231,7 @@
                 <w:sz w:val="20"/>
                 <w:rtl/>
               </w:rPr>
-              <w:t>משקרא ק״ש אין צריך לברך שכבר נפטר באהבה רבה</w:t>
+              <w:t>ברכת אברהם</w:t>
             </w:r>
           </w:p>
         </w:tc>
@@ -10296,7 +10296,7 @@
                 <w:sz w:val="20"/>
                 <w:rtl/>
               </w:rPr>
-              <w:t>401</w:t>
+              <w:t>412</w:t>
             </w:r>
           </w:p>
         </w:tc>
@@ -10317,7 +10317,7 @@
                 <w:sz w:val="20"/>
                 <w:rtl/>
               </w:rPr>
-              <w:t>משקרא ק״ש אין צריך לברך שכבר נפטר באהבה רבה</w:t>
+              <w:t>ברכת אברהם</w:t>
             </w:r>
           </w:p>
         </w:tc>
@@ -10382,7 +10382,7 @@
                 <w:sz w:val="20"/>
                 <w:rtl/>
               </w:rPr>
-              <w:t>401</w:t>
+              <w:t>412</w:t>
             </w:r>
           </w:p>
         </w:tc>
@@ -10403,7 +10403,7 @@
                 <w:sz w:val="20"/>
                 <w:rtl/>
               </w:rPr>
-              <w:t>משקרא ק״ש אין צריך לברך שכבר נפטר באהבה רבה</w:t>
+              <w:t>ברכת אברהם</w:t>
             </w:r>
           </w:p>
         </w:tc>
@@ -10468,7 +10468,7 @@
                 <w:sz w:val="20"/>
                 <w:rtl/>
               </w:rPr>
-              <w:t>401</w:t>
+              <w:t>412</w:t>
             </w:r>
           </w:p>
         </w:tc>
@@ -10489,7 +10489,7 @@
                 <w:sz w:val="20"/>
                 <w:rtl/>
               </w:rPr>
-              <w:t>משקרא ק״ש אין צריך לברך שכבר נפטר באהבה רבה</w:t>
+              <w:t>ברכת אברהם</w:t>
             </w:r>
           </w:p>
         </w:tc>
@@ -10554,7 +10554,7 @@
                 <w:sz w:val="20"/>
                 <w:rtl/>
               </w:rPr>
-              <w:t>401</w:t>
+              <w:t>412</w:t>
             </w:r>
           </w:p>
         </w:tc>
@@ -10575,7 +10575,7 @@
                 <w:sz w:val="20"/>
                 <w:rtl/>
               </w:rPr>
-              <w:t>משקרא ק״ש אין צריך לברך שכבר נפטר באהבה רבה</w:t>
+              <w:t>ברכת אברהם</w:t>
             </w:r>
           </w:p>
         </w:tc>
@@ -10640,7 +10640,7 @@
                 <w:sz w:val="20"/>
                 <w:rtl/>
               </w:rPr>
-              <w:t>418</w:t>
+              <w:t>429</w:t>
             </w:r>
           </w:p>
         </w:tc>
@@ -10726,7 +10726,7 @@
                 <w:sz w:val="20"/>
                 <w:rtl/>
               </w:rPr>
-              <w:t>418</w:t>
+              <w:t>429</w:t>
             </w:r>
           </w:p>
         </w:tc>
@@ -10812,7 +10812,7 @@
                 <w:sz w:val="20"/>
                 <w:rtl/>
               </w:rPr>
-              <w:t>418</w:t>
+              <w:t>429</w:t>
             </w:r>
           </w:p>
         </w:tc>
@@ -10898,7 +10898,7 @@
                 <w:sz w:val="20"/>
                 <w:rtl/>
               </w:rPr>
-              <w:t>418</w:t>
+              <w:t>429</w:t>
             </w:r>
           </w:p>
         </w:tc>
@@ -10984,7 +10984,7 @@
                 <w:sz w:val="20"/>
                 <w:rtl/>
               </w:rPr>
-              <w:t>418</w:t>
+              <w:t>429</w:t>
             </w:r>
           </w:p>
         </w:tc>
@@ -11070,7 +11070,7 @@
                 <w:sz w:val="20"/>
                 <w:rtl/>
               </w:rPr>
-              <w:t>418</w:t>
+              <w:t>429</w:t>
             </w:r>
           </w:p>
         </w:tc>
@@ -11156,7 +11156,7 @@
                 <w:sz w:val="20"/>
                 <w:rtl/>
               </w:rPr>
-              <w:t>418</w:t>
+              <w:t>429</w:t>
             </w:r>
           </w:p>
         </w:tc>
@@ -11242,7 +11242,7 @@
                 <w:sz w:val="20"/>
                 <w:rtl/>
               </w:rPr>
-              <w:t>418</w:t>
+              <w:t>429</w:t>
             </w:r>
           </w:p>
         </w:tc>
@@ -11328,7 +11328,7 @@
                 <w:sz w:val="20"/>
                 <w:rtl/>
               </w:rPr>
-              <w:t>418</w:t>
+              <w:t>429</w:t>
             </w:r>
           </w:p>
         </w:tc>
@@ -11414,7 +11414,7 @@
                 <w:sz w:val="20"/>
                 <w:rtl/>
               </w:rPr>
-              <w:t>418</w:t>
+              <w:t>429</w:t>
             </w:r>
           </w:p>
         </w:tc>
@@ -11500,7 +11500,7 @@
                 <w:sz w:val="20"/>
                 <w:rtl/>
               </w:rPr>
-              <w:t>418</w:t>
+              <w:t>429</w:t>
             </w:r>
           </w:p>
         </w:tc>
@@ -11586,7 +11586,7 @@
                 <w:sz w:val="20"/>
                 <w:rtl/>
               </w:rPr>
-              <w:t>418</w:t>
+              <w:t>429</w:t>
             </w:r>
           </w:p>
         </w:tc>
@@ -11672,7 +11672,7 @@
                 <w:sz w:val="20"/>
                 <w:rtl/>
               </w:rPr>
-              <w:t>418</w:t>
+              <w:t>429</w:t>
             </w:r>
           </w:p>
         </w:tc>
@@ -11758,7 +11758,7 @@
                 <w:sz w:val="20"/>
                 <w:rtl/>
               </w:rPr>
-              <w:t>418</w:t>
+              <w:t>429</w:t>
             </w:r>
           </w:p>
         </w:tc>
@@ -11844,7 +11844,7 @@
                 <w:sz w:val="20"/>
                 <w:rtl/>
               </w:rPr>
-              <w:t>418</w:t>
+              <w:t>429</w:t>
             </w:r>
           </w:p>
         </w:tc>
@@ -11930,7 +11930,7 @@
                 <w:sz w:val="20"/>
                 <w:rtl/>
               </w:rPr>
-              <w:t>418</w:t>
+              <w:t>429</w:t>
             </w:r>
           </w:p>
         </w:tc>
@@ -12016,7 +12016,7 @@
                 <w:sz w:val="20"/>
                 <w:rtl/>
               </w:rPr>
-              <w:t>418</w:t>
+              <w:t>429</w:t>
             </w:r>
           </w:p>
         </w:tc>
@@ -12102,7 +12102,7 @@
                 <w:sz w:val="20"/>
                 <w:rtl/>
               </w:rPr>
-              <w:t>418</w:t>
+              <w:t>429</w:t>
             </w:r>
           </w:p>
         </w:tc>
@@ -12188,7 +12188,7 @@
                 <w:sz w:val="20"/>
                 <w:rtl/>
               </w:rPr>
-              <w:t>418</w:t>
+              <w:t>429</w:t>
             </w:r>
           </w:p>
         </w:tc>
@@ -12274,7 +12274,7 @@
                 <w:sz w:val="20"/>
                 <w:rtl/>
               </w:rPr>
-              <w:t>418</w:t>
+              <w:t>429</w:t>
             </w:r>
           </w:p>
         </w:tc>
@@ -12360,7 +12360,7 @@
                 <w:sz w:val="20"/>
                 <w:rtl/>
               </w:rPr>
-              <w:t>418</w:t>
+              <w:t>429</w:t>
             </w:r>
           </w:p>
         </w:tc>
@@ -12446,7 +12446,7 @@
                 <w:sz w:val="20"/>
                 <w:rtl/>
               </w:rPr>
-              <w:t>418</w:t>
+              <w:t>429</w:t>
             </w:r>
           </w:p>
         </w:tc>
@@ -12532,7 +12532,7 @@
                 <w:sz w:val="20"/>
                 <w:rtl/>
               </w:rPr>
-              <w:t>418</w:t>
+              <w:t>429</w:t>
             </w:r>
           </w:p>
         </w:tc>
@@ -12618,7 +12618,7 @@
                 <w:sz w:val="20"/>
                 <w:rtl/>
               </w:rPr>
-              <w:t>418</w:t>
+              <w:t>429</w:t>
             </w:r>
           </w:p>
         </w:tc>
@@ -12704,7 +12704,7 @@
                 <w:sz w:val="20"/>
                 <w:rtl/>
               </w:rPr>
-              <w:t>418</w:t>
+              <w:t>429</w:t>
             </w:r>
           </w:p>
         </w:tc>
@@ -12790,7 +12790,7 @@
                 <w:sz w:val="20"/>
                 <w:rtl/>
               </w:rPr>
-              <w:t>418</w:t>
+              <w:t>429</w:t>
             </w:r>
           </w:p>
         </w:tc>
@@ -12876,7 +12876,7 @@
                 <w:sz w:val="20"/>
                 <w:rtl/>
               </w:rPr>
-              <w:t>418</w:t>
+              <w:t>429</w:t>
             </w:r>
           </w:p>
         </w:tc>
@@ -12962,7 +12962,7 @@
                 <w:sz w:val="20"/>
                 <w:rtl/>
               </w:rPr>
-              <w:t>418</w:t>
+              <w:t>429</w:t>
             </w:r>
           </w:p>
         </w:tc>
@@ -13048,7 +13048,7 @@
                 <w:sz w:val="20"/>
                 <w:rtl/>
               </w:rPr>
-              <w:t>418</w:t>
+              <w:t>429</w:t>
             </w:r>
           </w:p>
         </w:tc>
@@ -13134,7 +13134,7 @@
                 <w:sz w:val="20"/>
                 <w:rtl/>
               </w:rPr>
-              <w:t>418</w:t>
+              <w:t>429</w:t>
             </w:r>
           </w:p>
         </w:tc>
@@ -13220,7 +13220,7 @@
                 <w:sz w:val="20"/>
                 <w:rtl/>
               </w:rPr>
-              <w:t>418</w:t>
+              <w:t>429</w:t>
             </w:r>
           </w:p>
         </w:tc>
@@ -13306,7 +13306,7 @@
                 <w:sz w:val="20"/>
                 <w:rtl/>
               </w:rPr>
-              <w:t>418</w:t>
+              <w:t>429</w:t>
             </w:r>
           </w:p>
         </w:tc>
@@ -13392,7 +13392,7 @@
                 <w:sz w:val="20"/>
                 <w:rtl/>
               </w:rPr>
-              <w:t>418</w:t>
+              <w:t>429</w:t>
             </w:r>
           </w:p>
         </w:tc>
@@ -13478,7 +13478,7 @@
                 <w:sz w:val="20"/>
                 <w:rtl/>
               </w:rPr>
-              <w:t>418</w:t>
+              <w:t>429</w:t>
             </w:r>
           </w:p>
         </w:tc>
@@ -13564,7 +13564,7 @@
                 <w:sz w:val="20"/>
                 <w:rtl/>
               </w:rPr>
-              <w:t>418</w:t>
+              <w:t>429</w:t>
             </w:r>
           </w:p>
         </w:tc>
@@ -13650,7 +13650,7 @@
                 <w:sz w:val="20"/>
                 <w:rtl/>
               </w:rPr>
-              <w:t>418</w:t>
+              <w:t>429</w:t>
             </w:r>
           </w:p>
         </w:tc>
@@ -13736,7 +13736,7 @@
                 <w:sz w:val="20"/>
                 <w:rtl/>
               </w:rPr>
-              <w:t>418</w:t>
+              <w:t>429</w:t>
             </w:r>
           </w:p>
         </w:tc>
@@ -13822,7 +13822,7 @@
                 <w:sz w:val="20"/>
                 <w:rtl/>
               </w:rPr>
-              <w:t>418</w:t>
+              <w:t>429</w:t>
             </w:r>
           </w:p>
         </w:tc>
@@ -13908,7 +13908,7 @@
                 <w:sz w:val="20"/>
                 <w:rtl/>
               </w:rPr>
-              <w:t>431</w:t>
+              <w:t>442</w:t>
             </w:r>
           </w:p>
         </w:tc>
@@ -13994,7 +13994,7 @@
                 <w:sz w:val="20"/>
                 <w:rtl/>
               </w:rPr>
-              <w:t>435</w:t>
+              <w:t>446</w:t>
             </w:r>
           </w:p>
         </w:tc>
@@ -14080,7 +14080,7 @@
                 <w:sz w:val="20"/>
                 <w:rtl/>
               </w:rPr>
-              <w:t>435</w:t>
+              <w:t>446</w:t>
             </w:r>
           </w:p>
         </w:tc>
@@ -14166,7 +14166,7 @@
                 <w:sz w:val="20"/>
                 <w:rtl/>
               </w:rPr>
-              <w:t>435</w:t>
+              <w:t>446</w:t>
             </w:r>
           </w:p>
         </w:tc>
@@ -14252,7 +14252,7 @@
                 <w:sz w:val="20"/>
                 <w:rtl/>
               </w:rPr>
-              <w:t>435</w:t>
+              <w:t>446</w:t>
             </w:r>
           </w:p>
         </w:tc>
@@ -14338,7 +14338,7 @@
                 <w:sz w:val="20"/>
                 <w:rtl/>
               </w:rPr>
-              <w:t>435</w:t>
+              <w:t>446</w:t>
             </w:r>
           </w:p>
         </w:tc>
@@ -14424,7 +14424,7 @@
                 <w:sz w:val="20"/>
                 <w:rtl/>
               </w:rPr>
-              <w:t>448</w:t>
+              <w:t>459</w:t>
             </w:r>
           </w:p>
         </w:tc>
@@ -14510,7 +14510,7 @@
                 <w:sz w:val="20"/>
                 <w:rtl/>
               </w:rPr>
-              <w:t>448</w:t>
+              <w:t>459</w:t>
             </w:r>
           </w:p>
         </w:tc>
@@ -14596,7 +14596,7 @@
                 <w:sz w:val="20"/>
                 <w:rtl/>
               </w:rPr>
-              <w:t>448</w:t>
+              <w:t>459</w:t>
             </w:r>
           </w:p>
         </w:tc>
@@ -14682,7 +14682,7 @@
                 <w:sz w:val="20"/>
                 <w:rtl/>
               </w:rPr>
-              <w:t>448</w:t>
+              <w:t>459</w:t>
             </w:r>
           </w:p>
         </w:tc>
@@ -14768,7 +14768,7 @@
                 <w:sz w:val="20"/>
                 <w:rtl/>
               </w:rPr>
-              <w:t>448</w:t>
+              <w:t>459</w:t>
             </w:r>
           </w:p>
         </w:tc>
@@ -14854,7 +14854,7 @@
                 <w:sz w:val="20"/>
                 <w:rtl/>
               </w:rPr>
-              <w:t>448</w:t>
+              <w:t>459</w:t>
             </w:r>
           </w:p>
         </w:tc>
@@ -14940,7 +14940,7 @@
                 <w:sz w:val="20"/>
                 <w:rtl/>
               </w:rPr>
-              <w:t>448</w:t>
+              <w:t>459</w:t>
             </w:r>
           </w:p>
         </w:tc>
@@ -15026,7 +15026,7 @@
                 <w:sz w:val="20"/>
                 <w:rtl/>
               </w:rPr>
-              <w:t>456</w:t>
+              <w:t>467</w:t>
             </w:r>
           </w:p>
         </w:tc>
@@ -15112,7 +15112,7 @@
                 <w:sz w:val="20"/>
                 <w:rtl/>
               </w:rPr>
-              <w:t>456</w:t>
+              <w:t>467</w:t>
             </w:r>
           </w:p>
         </w:tc>
@@ -15198,7 +15198,7 @@
                 <w:sz w:val="20"/>
                 <w:rtl/>
               </w:rPr>
-              <w:t>456</w:t>
+              <w:t>467</w:t>
             </w:r>
           </w:p>
         </w:tc>
@@ -15284,7 +15284,7 @@
                 <w:sz w:val="20"/>
                 <w:rtl/>
               </w:rPr>
-              <w:t>456</w:t>
+              <w:t>467</w:t>
             </w:r>
           </w:p>
         </w:tc>
@@ -15370,7 +15370,7 @@
                 <w:sz w:val="20"/>
                 <w:rtl/>
               </w:rPr>
-              <w:t>456</w:t>
+              <w:t>467</w:t>
             </w:r>
           </w:p>
         </w:tc>
@@ -15456,7 +15456,7 @@
                 <w:sz w:val="20"/>
                 <w:rtl/>
               </w:rPr>
-              <w:t>456</w:t>
+              <w:t>467</w:t>
             </w:r>
           </w:p>
         </w:tc>
@@ -15542,7 +15542,7 @@
                 <w:sz w:val="20"/>
                 <w:rtl/>
               </w:rPr>
-              <w:t>456</w:t>
+              <w:t>467</w:t>
             </w:r>
           </w:p>
         </w:tc>
@@ -15628,7 +15628,7 @@
                 <w:sz w:val="20"/>
                 <w:rtl/>
               </w:rPr>
-              <w:t>456</w:t>
+              <w:t>467</w:t>
             </w:r>
           </w:p>
         </w:tc>
@@ -15714,7 +15714,7 @@
                 <w:sz w:val="20"/>
                 <w:rtl/>
               </w:rPr>
-              <w:t>456</w:t>
+              <w:t>467</w:t>
             </w:r>
           </w:p>
         </w:tc>
@@ -15800,7 +15800,7 @@
                 <w:sz w:val="20"/>
                 <w:rtl/>
               </w:rPr>
-              <w:t>456</w:t>
+              <w:t>467</w:t>
             </w:r>
           </w:p>
         </w:tc>
@@ -15886,7 +15886,7 @@
                 <w:sz w:val="20"/>
                 <w:rtl/>
               </w:rPr>
-              <w:t>456</w:t>
+              <w:t>467</w:t>
             </w:r>
           </w:p>
         </w:tc>
@@ -15972,7 +15972,7 @@
                 <w:sz w:val="20"/>
                 <w:rtl/>
               </w:rPr>
-              <w:t>456</w:t>
+              <w:t>467</w:t>
             </w:r>
           </w:p>
         </w:tc>
@@ -16058,7 +16058,7 @@
                 <w:sz w:val="20"/>
                 <w:rtl/>
               </w:rPr>
-              <w:t>456</w:t>
+              <w:t>467</w:t>
             </w:r>
           </w:p>
         </w:tc>
@@ -16144,7 +16144,7 @@
                 <w:sz w:val="20"/>
                 <w:rtl/>
               </w:rPr>
-              <w:t>456</w:t>
+              <w:t>467</w:t>
             </w:r>
           </w:p>
         </w:tc>
@@ -16230,7 +16230,7 @@
                 <w:sz w:val="20"/>
                 <w:rtl/>
               </w:rPr>
-              <w:t>456</w:t>
+              <w:t>467</w:t>
             </w:r>
           </w:p>
         </w:tc>
@@ -16316,7 +16316,7 @@
                 <w:sz w:val="20"/>
                 <w:rtl/>
               </w:rPr>
-              <w:t>456</w:t>
+              <w:t>467</w:t>
             </w:r>
           </w:p>
         </w:tc>
@@ -16402,7 +16402,7 @@
                 <w:sz w:val="20"/>
                 <w:rtl/>
               </w:rPr>
-              <w:t>456</w:t>
+              <w:t>467</w:t>
             </w:r>
           </w:p>
         </w:tc>
@@ -16488,7 +16488,7 @@
                 <w:sz w:val="20"/>
                 <w:rtl/>
               </w:rPr>
-              <w:t>456</w:t>
+              <w:t>467</w:t>
             </w:r>
           </w:p>
         </w:tc>
@@ -16574,7 +16574,7 @@
                 <w:sz w:val="20"/>
                 <w:rtl/>
               </w:rPr>
-              <w:t>456</w:t>
+              <w:t>467</w:t>
             </w:r>
           </w:p>
         </w:tc>
@@ -16660,7 +16660,7 @@
                 <w:sz w:val="20"/>
                 <w:rtl/>
               </w:rPr>
-              <w:t>456</w:t>
+              <w:t>467</w:t>
             </w:r>
           </w:p>
         </w:tc>
@@ -16746,7 +16746,7 @@
                 <w:sz w:val="20"/>
                 <w:rtl/>
               </w:rPr>
-              <w:t>456</w:t>
+              <w:t>467</w:t>
             </w:r>
           </w:p>
         </w:tc>
@@ -16832,7 +16832,7 @@
                 <w:sz w:val="20"/>
                 <w:rtl/>
               </w:rPr>
-              <w:t>456</w:t>
+              <w:t>467</w:t>
             </w:r>
           </w:p>
         </w:tc>
@@ -16918,7 +16918,7 @@
                 <w:sz w:val="20"/>
                 <w:rtl/>
               </w:rPr>
-              <w:t>456</w:t>
+              <w:t>467</w:t>
             </w:r>
           </w:p>
         </w:tc>
@@ -17004,7 +17004,7 @@
                 <w:sz w:val="20"/>
                 <w:rtl/>
               </w:rPr>
-              <w:t>510</w:t>
+              <w:t>525</w:t>
             </w:r>
           </w:p>
         </w:tc>
@@ -17090,7 +17090,7 @@
                 <w:sz w:val="20"/>
                 <w:rtl/>
               </w:rPr>
-              <w:t>510</w:t>
+              <w:t>525</w:t>
             </w:r>
           </w:p>
         </w:tc>
@@ -17176,7 +17176,7 @@
                 <w:sz w:val="20"/>
                 <w:rtl/>
               </w:rPr>
-              <w:t>510</w:t>
+              <w:t>525</w:t>
             </w:r>
           </w:p>
         </w:tc>
@@ -17262,7 +17262,7 @@
                 <w:sz w:val="20"/>
                 <w:rtl/>
               </w:rPr>
-              <w:t>510</w:t>
+              <w:t>525</w:t>
             </w:r>
           </w:p>
         </w:tc>
@@ -17348,7 +17348,7 @@
                 <w:sz w:val="20"/>
                 <w:rtl/>
               </w:rPr>
-              <w:t>510</w:t>
+              <w:t>525</w:t>
             </w:r>
           </w:p>
         </w:tc>
@@ -17434,7 +17434,7 @@
                 <w:sz w:val="20"/>
                 <w:rtl/>
               </w:rPr>
-              <w:t>510</w:t>
+              <w:t>525</w:t>
             </w:r>
           </w:p>
         </w:tc>
@@ -17520,7 +17520,7 @@
                 <w:sz w:val="20"/>
                 <w:rtl/>
               </w:rPr>
-              <w:t>510</w:t>
+              <w:t>525</w:t>
             </w:r>
           </w:p>
         </w:tc>
@@ -17606,7 +17606,7 @@
                 <w:sz w:val="20"/>
                 <w:rtl/>
               </w:rPr>
-              <w:t>510</w:t>
+              <w:t>525</w:t>
             </w:r>
           </w:p>
         </w:tc>
@@ -17692,7 +17692,7 @@
                 <w:sz w:val="20"/>
                 <w:rtl/>
               </w:rPr>
-              <w:t>520</w:t>
+              <w:t>535</w:t>
             </w:r>
           </w:p>
         </w:tc>
@@ -17778,7 +17778,7 @@
                 <w:sz w:val="20"/>
                 <w:rtl/>
               </w:rPr>
-              <w:t>520</w:t>
+              <w:t>535</w:t>
             </w:r>
           </w:p>
         </w:tc>
@@ -17864,7 +17864,7 @@
                 <w:sz w:val="20"/>
                 <w:rtl/>
               </w:rPr>
-              <w:t>520</w:t>
+              <w:t>535</w:t>
             </w:r>
           </w:p>
         </w:tc>
@@ -17950,7 +17950,7 @@
                 <w:sz w:val="20"/>
                 <w:rtl/>
               </w:rPr>
-              <w:t>520</w:t>
+              <w:t>535</w:t>
             </w:r>
           </w:p>
         </w:tc>
@@ -18036,7 +18036,7 @@
                 <w:sz w:val="20"/>
                 <w:rtl/>
               </w:rPr>
-              <w:t>520</w:t>
+              <w:t>535</w:t>
             </w:r>
           </w:p>
         </w:tc>
@@ -18122,7 +18122,7 @@
                 <w:sz w:val="20"/>
                 <w:rtl/>
               </w:rPr>
-              <w:t>520</w:t>
+              <w:t>535</w:t>
             </w:r>
           </w:p>
         </w:tc>
@@ -18208,7 +18208,7 @@
                 <w:sz w:val="20"/>
                 <w:rtl/>
               </w:rPr>
-              <w:t>520</w:t>
+              <w:t>535</w:t>
             </w:r>
           </w:p>
         </w:tc>
@@ -18294,7 +18294,7 @@
                 <w:sz w:val="20"/>
                 <w:rtl/>
               </w:rPr>
-              <w:t>520</w:t>
+              <w:t>535</w:t>
             </w:r>
           </w:p>
         </w:tc>
@@ -18380,7 +18380,7 @@
                 <w:sz w:val="20"/>
                 <w:rtl/>
               </w:rPr>
-              <w:t>520</w:t>
+              <w:t>535</w:t>
             </w:r>
           </w:p>
         </w:tc>
@@ -18466,7 +18466,7 @@
                 <w:sz w:val="20"/>
                 <w:rtl/>
               </w:rPr>
-              <w:t>520</w:t>
+              <w:t>535</w:t>
             </w:r>
           </w:p>
         </w:tc>
@@ -18552,7 +18552,7 @@
                 <w:sz w:val="20"/>
                 <w:rtl/>
               </w:rPr>
-              <w:t>520</w:t>
+              <w:t>535</w:t>
             </w:r>
           </w:p>
         </w:tc>
@@ -18638,7 +18638,7 @@
                 <w:sz w:val="20"/>
                 <w:rtl/>
               </w:rPr>
-              <w:t>523</w:t>
+              <w:t>538</w:t>
             </w:r>
           </w:p>
         </w:tc>
@@ -18724,7 +18724,7 @@
                 <w:sz w:val="20"/>
                 <w:rtl/>
               </w:rPr>
-              <w:t>523</w:t>
+              <w:t>538</w:t>
             </w:r>
           </w:p>
         </w:tc>
@@ -18810,7 +18810,7 @@
                 <w:sz w:val="20"/>
                 <w:rtl/>
               </w:rPr>
-              <w:t>523</w:t>
+              <w:t>538</w:t>
             </w:r>
           </w:p>
         </w:tc>
@@ -18896,7 +18896,7 @@
                 <w:sz w:val="20"/>
                 <w:rtl/>
               </w:rPr>
-              <w:t>523</w:t>
+              <w:t>538</w:t>
             </w:r>
           </w:p>
         </w:tc>
@@ -18982,7 +18982,7 @@
                 <w:sz w:val="20"/>
                 <w:rtl/>
               </w:rPr>
-              <w:t>523</w:t>
+              <w:t>538</w:t>
             </w:r>
           </w:p>
         </w:tc>
@@ -19068,7 +19068,7 @@
                 <w:sz w:val="20"/>
                 <w:rtl/>
               </w:rPr>
-              <w:t>523</w:t>
+              <w:t>538</w:t>
             </w:r>
           </w:p>
         </w:tc>
@@ -19154,7 +19154,7 @@
                 <w:sz w:val="20"/>
                 <w:rtl/>
               </w:rPr>
-              <w:t>523</w:t>
+              <w:t>538</w:t>
             </w:r>
           </w:p>
         </w:tc>
@@ -19240,7 +19240,7 @@
                 <w:sz w:val="20"/>
                 <w:rtl/>
               </w:rPr>
-              <w:t>528</w:t>
+              <w:t>543</w:t>
             </w:r>
           </w:p>
         </w:tc>
@@ -19326,7 +19326,7 @@
                 <w:sz w:val="20"/>
                 <w:rtl/>
               </w:rPr>
-              <w:t>528</w:t>
+              <w:t>543</w:t>
             </w:r>
           </w:p>
         </w:tc>
@@ -19412,7 +19412,7 @@
                 <w:sz w:val="20"/>
                 <w:rtl/>
               </w:rPr>
-              <w:t>528</w:t>
+              <w:t>543</w:t>
             </w:r>
           </w:p>
         </w:tc>
@@ -19498,7 +19498,7 @@
                 <w:sz w:val="20"/>
                 <w:rtl/>
               </w:rPr>
-              <w:t>528</w:t>
+              <w:t>543</w:t>
             </w:r>
           </w:p>
         </w:tc>
@@ -19584,7 +19584,7 @@
                 <w:sz w:val="20"/>
                 <w:rtl/>
               </w:rPr>
-              <w:t>528</w:t>
+              <w:t>543</w:t>
             </w:r>
           </w:p>
         </w:tc>
@@ -19670,7 +19670,7 @@
                 <w:sz w:val="20"/>
                 <w:rtl/>
               </w:rPr>
-              <w:t>528</w:t>
+              <w:t>543</w:t>
             </w:r>
           </w:p>
         </w:tc>
@@ -19756,7 +19756,7 @@
                 <w:sz w:val="20"/>
                 <w:rtl/>
               </w:rPr>
-              <w:t>528</w:t>
+              <w:t>543</w:t>
             </w:r>
           </w:p>
         </w:tc>
@@ -19842,7 +19842,7 @@
                 <w:sz w:val="20"/>
                 <w:rtl/>
               </w:rPr>
-              <w:t>528</w:t>
+              <w:t>543</w:t>
             </w:r>
           </w:p>
         </w:tc>
@@ -19928,7 +19928,7 @@
                 <w:sz w:val="20"/>
                 <w:rtl/>
               </w:rPr>
-              <w:t>528</w:t>
+              <w:t>543</w:t>
             </w:r>
           </w:p>
         </w:tc>
@@ -20014,7 +20014,7 @@
                 <w:sz w:val="20"/>
                 <w:rtl/>
               </w:rPr>
-              <w:t>543</w:t>
+              <w:t>555</w:t>
             </w:r>
           </w:p>
         </w:tc>
@@ -20100,7 +20100,7 @@
                 <w:sz w:val="20"/>
                 <w:rtl/>
               </w:rPr>
-              <w:t>543</w:t>
+              <w:t>555</w:t>
             </w:r>
           </w:p>
         </w:tc>
@@ -20186,7 +20186,7 @@
                 <w:sz w:val="20"/>
                 <w:rtl/>
               </w:rPr>
-              <w:t>543</w:t>
+              <w:t>555</w:t>
             </w:r>
           </w:p>
         </w:tc>
@@ -20272,7 +20272,7 @@
                 <w:sz w:val="20"/>
                 <w:rtl/>
               </w:rPr>
-              <w:t>543</w:t>
+              <w:t>555</w:t>
             </w:r>
           </w:p>
         </w:tc>
@@ -20358,7 +20358,7 @@
                 <w:sz w:val="20"/>
                 <w:rtl/>
               </w:rPr>
-              <w:t>553</w:t>
+              <w:t>566</w:t>
             </w:r>
           </w:p>
         </w:tc>
@@ -20444,7 +20444,7 @@
                 <w:sz w:val="20"/>
                 <w:rtl/>
               </w:rPr>
-              <w:t>556</w:t>
+              <w:t>569</w:t>
             </w:r>
           </w:p>
         </w:tc>
@@ -20530,7 +20530,7 @@
                 <w:sz w:val="20"/>
                 <w:rtl/>
               </w:rPr>
-              <w:t>575</w:t>
+              <w:t>590</w:t>
             </w:r>
           </w:p>
         </w:tc>
@@ -20616,7 +20616,7 @@
                 <w:sz w:val="20"/>
                 <w:rtl/>
               </w:rPr>
-              <w:t>575</w:t>
+              <w:t>590</w:t>
             </w:r>
           </w:p>
         </w:tc>
@@ -20702,7 +20702,7 @@
                 <w:sz w:val="20"/>
                 <w:rtl/>
               </w:rPr>
-              <w:t>575</w:t>
+              <w:t>590</w:t>
             </w:r>
           </w:p>
         </w:tc>
@@ -20788,7 +20788,7 @@
                 <w:sz w:val="20"/>
                 <w:rtl/>
               </w:rPr>
-              <w:t>575</w:t>
+              <w:t>590</w:t>
             </w:r>
           </w:p>
         </w:tc>
@@ -20874,7 +20874,7 @@
                 <w:sz w:val="20"/>
                 <w:rtl/>
               </w:rPr>
-              <w:t>594</w:t>
+              <w:t>610</w:t>
             </w:r>
           </w:p>
         </w:tc>
